--- a/docs/MediScribe_HIS接口规范_v1.3.docx
+++ b/docs/MediScribe_HIS接口规范_v1.3.docx
@@ -2155,115 +2155,26 @@
           <w:b w:val="0"/>
           <w:color w:val="1A1A1A"/>
           <w:sz w:val="18"/>
+          <w:highlight w:val="yellow"/>
         </w:rPr>
-        <w:t>①医生在 HIS 接诊病人</w:t>
-      </w:r>
-      <w:r>
+        <w:t>▲ ①医生在 HIS 接诊病人</w:t>
         <w:br/>
-      </w:r>
-      <w:r>
-        <w:rPr>
-          <w:rFonts w:ascii="Consolas" w:hAnsi="Consolas" w:eastAsia="Consolas"/>
-          <w:b w:val="0"/>
-          <w:color w:val="1A1A1A"/>
-          <w:sz w:val="18"/>
-        </w:rPr>
-        <w:t xml:space="preserve">      │  HIS 将接诊信息(就诊流水号+患者+设备IP) POST 到 MediScribe 公网</w:t>
-      </w:r>
-      <w:r>
+        <w:t xml:space="preserve">      │  HIS 将接诊信息(就诊流水号+患者+医生工号) POST 到 MediScribe 公网</w:t>
         <w:br/>
-      </w:r>
-      <w:r>
-        <w:rPr>
-          <w:rFonts w:ascii="Consolas" w:hAnsi="Consolas" w:eastAsia="Consolas"/>
-          <w:b w:val="0"/>
-          <w:color w:val="1A1A1A"/>
-          <w:sz w:val="18"/>
-        </w:rPr>
         <w:t xml:space="preserve">      ▼</w:t>
-      </w:r>
-      <w:r>
         <w:br/>
-      </w:r>
-      <w:r>
-        <w:rPr>
-          <w:rFonts w:ascii="Consolas" w:hAnsi="Consolas" w:eastAsia="Consolas"/>
-          <w:b w:val="0"/>
-          <w:color w:val="1A1A1A"/>
-          <w:sz w:val="18"/>
-        </w:rPr>
         <w:t>②MediScribe 据此识别当前病人；诊室「极薄 Agent」拉起嵌入工作台</w:t>
-      </w:r>
-      <w:r>
         <w:br/>
-      </w:r>
-      <w:r>
-        <w:rPr>
-          <w:rFonts w:ascii="Consolas" w:hAnsi="Consolas" w:eastAsia="Consolas"/>
-          <w:b w:val="0"/>
-          <w:color w:val="1A1A1A"/>
-          <w:sz w:val="18"/>
-        </w:rPr>
         <w:t xml:space="preserve">      │  医生借 AI 完成病历并确认</w:t>
-      </w:r>
-      <w:r>
         <w:br/>
-      </w:r>
-      <w:r>
-        <w:rPr>
-          <w:rFonts w:ascii="Consolas" w:hAnsi="Consolas" w:eastAsia="Consolas"/>
-          <w:b w:val="0"/>
-          <w:color w:val="1A1A1A"/>
-          <w:sz w:val="18"/>
-        </w:rPr>
         <w:t xml:space="preserve">      ▼</w:t>
-      </w:r>
-      <w:r>
         <w:br/>
-      </w:r>
-      <w:r>
-        <w:rPr>
-          <w:rFonts w:ascii="Consolas" w:hAnsi="Consolas" w:eastAsia="Consolas"/>
-          <w:b w:val="0"/>
-          <w:color w:val="1A1A1A"/>
-          <w:sz w:val="18"/>
-        </w:rPr>
         <w:t>③MediScribe 调 HIS 病历回写接口(写入) → 再调刷新接口</w:t>
-      </w:r>
-      <w:r>
         <w:br/>
-      </w:r>
-      <w:r>
-        <w:rPr>
-          <w:rFonts w:ascii="Consolas" w:hAnsi="Consolas" w:eastAsia="Consolas"/>
-          <w:b w:val="0"/>
-          <w:color w:val="1A1A1A"/>
-          <w:sz w:val="18"/>
-        </w:rPr>
         <w:t xml:space="preserve">      │  以同一就诊流水号关联</w:t>
-      </w:r>
-      <w:r>
         <w:br/>
-      </w:r>
-      <w:r>
-        <w:rPr>
-          <w:rFonts w:ascii="Consolas" w:hAnsi="Consolas" w:eastAsia="Consolas"/>
-          <w:b w:val="0"/>
-          <w:color w:val="1A1A1A"/>
-          <w:sz w:val="18"/>
-        </w:rPr>
         <w:t xml:space="preserve">      ▼</w:t>
-      </w:r>
-      <w:r>
         <w:br/>
-      </w:r>
-      <w:r>
-        <w:rPr>
-          <w:rFonts w:ascii="Consolas" w:hAnsi="Consolas" w:eastAsia="Consolas"/>
-          <w:b w:val="0"/>
-          <w:color w:val="1A1A1A"/>
-          <w:sz w:val="18"/>
-        </w:rPr>
         <w:t>④HIS 病历页面刷新，显示待确认病历 → 医生核对保存</w:t>
       </w:r>
     </w:p>
@@ -2277,6 +2188,18 @@
           <w:sz w:val="19"/>
         </w:rPr>
         <w:t>关联主键：就诊流水号（visit_id）。HIS 推送时下发，MediScribe 回写时原样带回，HIS 据此定位就诊（住院一次就诊有多份文书，再以 record_type + record_no 区分，见 3.2 与 2.5）。</w:t>
+      </w:r>
+    </w:p>
+    <w:p>
+      <w:r>
+        <w:rPr>
+          <w:rFonts w:ascii="微软雅黑" w:hAnsi="微软雅黑"/>
+          <w:b/>
+          <w:color w:val="C00000"/>
+          <w:sz w:val="20"/>
+          <w:highlight w:val="yellow"/>
+        </w:rPr>
+        <w:t>▲ 接入方式更正：原「诊室极薄 Agent 拉起嵌入工作台」的接入范式已下线。现为：我方收到推送后自动建档并按 doctor_code 派入对应医生的工作台；医生在**已登录的浏览器工作台**收到叫号提示后点击进入该患者。双方均无需安装任何客户端程序。</w:t>
       </w:r>
     </w:p>
     <w:p>
@@ -2518,14 +2441,12 @@
             <w:tcW w:type="dxa" w:w="6803"/>
           </w:tcPr>
           <w:p>
-            <w:r/>
-            <w:r>
-              <w:rPr>
-                <w:rFonts w:ascii="Microsoft YaHei" w:hAnsi="Microsoft YaHei" w:eastAsia="Microsoft YaHei"/>
-                <w:b w:val="0"/>
-                <w:sz w:val="18"/>
-              </w:rPr>
-              <w:t>YYYY-MM-DD HH:mm:ss</w:t>
+            <w:r>
+              <w:rPr>
+                <w:sz w:val="18"/>
+                <w:highlight w:val="yellow"/>
+              </w:rPr>
+              <w:t>▲ YYYY-MM-DD HH:mm:ss；所有时间均为**北京时间（UTC+8）**，不带时区后缀</w:t>
             </w:r>
           </w:p>
         </w:tc>
@@ -2793,6 +2714,36 @@
           </w:p>
         </w:tc>
       </w:tr>
+      <w:tr>
+        <w:tc>
+          <w:tcPr>
+            <w:tcW w:type="dxa" w:w="4320"/>
+          </w:tcPr>
+          <w:p>
+            <w:r>
+              <w:rPr>
+                <w:sz w:val="18"/>
+                <w:highlight w:val="yellow"/>
+              </w:rPr>
+              <w:t>▲ X-Request-Id</w:t>
+            </w:r>
+          </w:p>
+        </w:tc>
+        <w:tc>
+          <w:tcPr>
+            <w:tcW w:type="dxa" w:w="4320"/>
+          </w:tcPr>
+          <w:p>
+            <w:r>
+              <w:rPr>
+                <w:sz w:val="18"/>
+                <w:highlight w:val="yellow"/>
+              </w:rPr>
+              <w:t>请求级幂等键。同一份文书的所有重发（含超时重试与我方对账补投）该值恒定，建议贵方据此做一层请求去重；不参与签名计算</w:t>
+            </w:r>
+          </w:p>
+        </w:tc>
+      </w:tr>
     </w:tbl>
     <w:p>
       <w:r>
@@ -2850,8 +2801,21 @@
           <w:rFonts w:ascii="Microsoft YaHei" w:hAnsi="Microsoft YaHei" w:eastAsia="Microsoft YaHei"/>
           <w:b w:val="0"/>
           <w:sz w:val="21"/>
+          <w:highlight w:val="yellow"/>
         </w:rPr>
-        <w:t>重试规则：nonce 为一次性（接收方留存去重），任何重发（含超时重试）必须重新生成 timestamp、nonce 并重新签名，不得原样重发，否则接收方返回 40006。业务不受重复影响由 2.5 幂等约定保证。另请双方保证服务器 NTP 校时，避免时间戳超出 ±5 分钟窗口。</w:t>
+        <w:t>▲ 重试规则（本条适用于方案 A）：nonce 为一次性（接收方留存去重），任何重发（含超时重试）必须重新生成 timestamp、nonce 并重新签名，不得原样重发，否则接收方返回 40006。业务不受重复影响由 2.5 幂等约定保证。另请双方保证服务器 NTP 校时，避免时间戳超出 ±5 分钟窗口。</w:t>
+      </w:r>
+    </w:p>
+    <w:p>
+      <w:r>
+        <w:rPr>
+          <w:rFonts w:ascii="微软雅黑" w:hAnsi="微软雅黑"/>
+          <w:b/>
+          <w:color w:val="C00000"/>
+          <w:sz w:val="20"/>
+          <w:highlight w:val="yellow"/>
+        </w:rPr>
+        <w:t>▲ 方案 B 补充：WebSocket 通道的业务消息**不做 nonce 去重**，防重放依赖握手鉴权 + ±5 分钟时间戳窗口 + msg_id 幂等；重发时 timestamp/nonce/sign 重新生成而 **msg_id 保持不变**（见 7.4）。故 40006 不会出现在 WS 的 ack 中。</w:t>
       </w:r>
     </w:p>
     <w:p>
@@ -3632,8 +3596,9 @@
           <w:rFonts w:ascii="Microsoft YaHei" w:hAnsi="Microsoft YaHei" w:eastAsia="Microsoft YaHei"/>
           <w:b w:val="0"/>
           <w:sz w:val="21"/>
+          <w:highlight w:val="yellow"/>
         </w:rPr>
-        <w:t>字段语义：字段缺省（不传）= 不更新该项；传空串（""）= 清空该项。</w:t>
+        <w:t>▲ 字段语义：字段缺省（不传）= 不更新该项；传空串（""）= 清空该项。对象型字段（record / vitals / meta）与数组型字段（diagnoses）：整体缺省或为空（{} / []）均表示**不更新该组，不做清空**。另：MediScribe 本期**不使用空串语义**——字段为空即不下发；如需清空 HIS 中某项，请在 HIS 侧人工编辑。</w:t>
       </w:r>
     </w:p>
     <w:p>
@@ -4494,14 +4459,12 @@
             <w:tcW w:type="dxa" w:w="3402"/>
           </w:tcPr>
           <w:p>
-            <w:r/>
-            <w:r>
-              <w:rPr>
-                <w:rFonts w:ascii="Microsoft YaHei" w:hAnsi="Microsoft YaHei" w:eastAsia="Microsoft YaHei"/>
-                <w:b w:val="0"/>
-                <w:sz w:val="18"/>
-              </w:rPr>
-              <w:t>身份证号</w:t>
+            <w:r>
+              <w:rPr>
+                <w:sz w:val="18"/>
+                <w:highlight w:val="yellow"/>
+              </w:rPr>
+              <w:t>▲ 身份证号。选填，但**强烈建议推送**：我方跨就诊关联同一患者依赖身份证或「手机号+姓名」，两者都缺时同一位患者每次就诊都会新建档案，医生将看不到其既往病历与过敏史</w:t>
             </w:r>
           </w:p>
         </w:tc>
@@ -4659,20 +4622,11 @@
           </w:tcPr>
           <w:p>
             <w:r>
-              <w:t>科室编码(本次接诊/挂号的科室,非医生编制科室;取贵方科室表「本地ID」列,如1230024)</w:t>
-            </w:r>
-            <w:r>
-              <w:rPr>
-                <w:rFonts w:ascii="Microsoft YaHei" w:hAnsi="Microsoft YaHei" w:eastAsia="Microsoft YaHei"/>
-                <w:b w:val="0"/>
-                <w:sz w:val="18"/>
-              </w:rPr>
-            </w:r>
-            <w:r>
-              <w:rPr>
-                <w:rFonts w:ascii="Microsoft YaHei" w:hAnsi="Microsoft YaHei" w:eastAsia="Microsoft YaHei"/>
-                <w:sz w:val="21"/>
-              </w:rPr>
+              <w:rPr>
+                <w:sz w:val="18"/>
+                <w:highlight w:val="yellow"/>
+              </w:rPr>
+              <w:t>▲ 本次接诊/挂号的科室编码，取贵方科室表「本地ID」列（如 1230024）。我方按此编码**自动登记并作为本次接诊的科室**（不是医生编制科室，医生跨科室坐班时以此为准），请确保同一科室取值稳定</w:t>
             </w:r>
           </w:p>
         </w:tc>
@@ -5163,14 +5117,12 @@
             <w:tcW w:type="dxa" w:w="3402"/>
           </w:tcPr>
           <w:p>
-            <w:r/>
-            <w:r>
-              <w:rPr>
-                <w:rFonts w:ascii="Microsoft YaHei" w:hAnsi="Microsoft YaHei" w:eastAsia="Microsoft YaHei"/>
-                <w:b w:val="0"/>
-                <w:sz w:val="18"/>
-              </w:rPr>
-              <w:t>操作终端 IP（匹配诊室 Agent）</w:t>
+            <w:r>
+              <w:rPr>
+                <w:sz w:val="18"/>
+                <w:highlight w:val="yellow"/>
+              </w:rPr>
+              <w:t>▲ 选填，仅作排障留痕。方案 B 下回写按 WebSocket 连接自动路由回来源诊室，不依赖本字段，可不填</w:t>
             </w:r>
           </w:p>
         </w:tc>
@@ -5245,14 +5197,12 @@
             <w:tcW w:type="dxa" w:w="3402"/>
           </w:tcPr>
           <w:p>
-            <w:r/>
-            <w:r>
-              <w:rPr>
-                <w:rFonts w:ascii="Microsoft YaHei" w:hAnsi="Microsoft YaHei" w:eastAsia="Microsoft YaHei"/>
-                <w:b w:val="0"/>
-                <w:sz w:val="18"/>
-              </w:rPr>
-              <w:t>操作终端 MAC</w:t>
+            <w:r>
+              <w:rPr>
+                <w:sz w:val="18"/>
+                <w:highlight w:val="yellow"/>
+              </w:rPr>
+              <w:t>▲ 保留字段，当前不使用，可不填</w:t>
             </w:r>
           </w:p>
         </w:tc>
@@ -6057,6 +6007,18 @@
     <w:p>
       <w:r>
         <w:rPr>
+          <w:rFonts w:ascii="微软雅黑" w:hAnsi="微软雅黑"/>
+          <w:b/>
+          <w:color w:val="C00000"/>
+          <w:sz w:val="20"/>
+          <w:highlight w:val="yellow"/>
+        </w:rPr>
+        <w:t>▲ 取值容错：我方已对以下字段做宽容解析，贵方按 HIS 原生类型推送即可，不会因类型/编码差异导致整条推送被拒——性别接受 male/female/unknown、国标代码 1/2/9 与中文；初诊标志接受 bool 与 CZBZDM 代码 1/2；体征、身份证、手机号等接受 JSON 数字。无法识别的性别按 unknown 处理。</w:t>
+      </w:r>
+    </w:p>
+    <w:p>
+      <w:r>
+        <w:rPr>
           <w:rFonts w:ascii="Microsoft YaHei" w:hAnsi="Microsoft YaHei" w:eastAsia="Microsoft YaHei"/>
           <w:b w:val="0"/>
           <w:i w:val="0"/>
@@ -6064,6 +6026,18 @@
           <w:sz w:val="19"/>
         </w:rPr>
         <w:t>关于主诉：接诊是流程起点，此刻尚无主诉，故接诊推送不含主诉。主诉在接诊后由医生在 MediScribe 工作台录入（打字或语音）并经 AI 处理，不依赖 HIS 推送。</w:t>
+      </w:r>
+    </w:p>
+    <w:p>
+      <w:r>
+        <w:rPr>
+          <w:rFonts w:ascii="微软雅黑" w:hAnsi="微软雅黑"/>
+          <w:b/>
+          <w:color w:val="C00000"/>
+          <w:sz w:val="20"/>
+          <w:highlight w:val="yellow"/>
+        </w:rPr>
+        <w:t>▲ 幂等与补推说明：幂等键为 hospital_code + visit_id（请保证同一次就诊两者完全一致）；重复推送复用已有接诊，若携带新的 doctor_code 会自动改派医生。**体征与档案字段仅在该 visit_id 首次推送时生效**，后续补推不再更新（避免覆盖医生已确认的内容），请在首次推送时尽量带齐。</w:t>
       </w:r>
     </w:p>
     <w:p>
@@ -6808,14 +6782,12 @@
             <w:tcW w:type="dxa" w:w="3175"/>
           </w:tcPr>
           <w:p>
-            <w:r/>
-            <w:r>
-              <w:rPr>
-                <w:rFonts w:ascii="Microsoft YaHei" w:hAnsi="Microsoft YaHei" w:eastAsia="Microsoft YaHei"/>
-                <w:b w:val="0"/>
-                <w:sz w:val="18"/>
-              </w:rPr>
-              <w:t>写入状态：draft 草稿待确认（默认）/ final 直接定稿</w:t>
+            <w:r>
+              <w:rPr>
+                <w:sz w:val="18"/>
+                <w:highlight w:val="yellow"/>
+              </w:rPr>
+              <w:t>▲ 写入状态。我方**恒发 draft**，即使该病历在 MediScribe 侧已由医生签发；贵方收到后落草稿/待确认态，医生可在 HIS 端继续编辑，点确认/保存后才真实落库。final 为后续预留，本期不会下发</w:t>
             </w:r>
           </w:p>
         </w:tc>
@@ -10006,14 +9978,12 @@
             <w:tcW w:type="dxa" w:w="3175"/>
           </w:tcPr>
           <w:p>
-            <w:r/>
-            <w:r>
-              <w:rPr>
-                <w:rFonts w:ascii="Microsoft YaHei" w:hAnsi="Microsoft YaHei" w:eastAsia="Microsoft YaHei"/>
-                <w:b w:val="0"/>
-                <w:sz w:val="18"/>
-              </w:rPr>
-              <w:t>AI 生成时间</w:t>
+            <w:r>
+              <w:rPr>
+                <w:sz w:val="18"/>
+                <w:highlight w:val="yellow"/>
+              </w:rPr>
+              <w:t>▲ 本次回写报文的生成时间（北京时间；重发/补投时会刷新）</w:t>
             </w:r>
           </w:p>
         </w:tc>
@@ -10088,14 +10058,12 @@
             <w:tcW w:type="dxa" w:w="3175"/>
           </w:tcPr>
           <w:p>
-            <w:r/>
-            <w:r>
-              <w:rPr>
-                <w:rFonts w:ascii="Microsoft YaHei" w:hAnsi="Microsoft YaHei" w:eastAsia="Microsoft YaHei"/>
-                <w:b w:val="0"/>
-                <w:sz w:val="18"/>
-              </w:rPr>
-              <w:t>触发回写的医生工号</w:t>
+            <w:r>
+              <w:rPr>
+                <w:sz w:val="18"/>
+                <w:highlight w:val="yellow"/>
+              </w:rPr>
+              <w:t>▲ 该就诊的接诊医生工号（取自 3.1 接诊推送的 doctor_code）</w:t>
             </w:r>
           </w:p>
         </w:tc>
@@ -10207,8 +10175,9 @@
           <w:i w:val="0"/>
           <w:color w:val="595959"/>
           <w:sz w:val="19"/>
+          <w:highlight w:val="yellow"/>
         </w:rPr>
-        <w:t>record_type 枚举：outpatient 门诊 / emergency 急诊 / admission_note 入院记录 / first_course_record 首次病程 / course_record 病程记录 / discharge_record 出院记录 / op_record 手术记录。本期门诊、急诊字段完整；其余为住院文书，结构已预留、专属字段后续按向后兼容补充。</w:t>
+        <w:t>▲ record_type 枚举：outpatient 门诊 / emergency 急诊 / admission_note 入院记录 / first_course_record 首次病程 / course_record 病程记录 / discharge_record 出院记录 / senior_round 上级查房 / pre_op_summary 术前小结 / op_record 手术记录 / post_op_record 术后病程。本期门诊、急诊字段完整；其余为住院文书，结构已预留、专属字段后续按向后兼容补充。</w:t>
       </w:r>
     </w:p>
     <w:p>
@@ -10686,14 +10655,12 @@
             <w:tcW w:type="dxa" w:w="4535"/>
           </w:tcPr>
           <w:p>
-            <w:r/>
-            <w:r>
-              <w:rPr>
-                <w:rFonts w:ascii="Microsoft YaHei" w:hAnsi="Microsoft YaHei" w:eastAsia="Microsoft YaHei"/>
-                <w:b w:val="0"/>
-                <w:sz w:val="18"/>
-              </w:rPr>
-              <w:t>刷新目标页面，按 record_type（如门诊 outpatient_record）</w:t>
+            <w:r>
+              <w:rPr>
+                <w:sz w:val="18"/>
+                <w:highlight w:val="yellow"/>
+              </w:rPr>
+              <w:t>▲ 刷新目标，取值与本次写入的 record_type **完全一致**（如 outpatient / course_record），无 _record 后缀</w:t>
             </w:r>
           </w:p>
         </w:tc>
@@ -10861,14 +10828,12 @@
             <w:tcW w:type="dxa" w:w="6803"/>
           </w:tcPr>
           <w:p>
-            <w:r/>
-            <w:r>
-              <w:rPr>
-                <w:rFonts w:ascii="Microsoft YaHei" w:hAnsi="Microsoft YaHei" w:eastAsia="Microsoft YaHei"/>
-                <w:b w:val="0"/>
-                <w:sz w:val="18"/>
-              </w:rPr>
-              <w:t>① 诊断编码字典　② 科室编码字典（导出数据即可，无需接口）</w:t>
+            <w:r>
+              <w:rPr>
+                <w:sz w:val="18"/>
+                <w:highlight w:val="yellow"/>
+              </w:rPr>
+              <w:t>▲ 无需提供任何字典（与附录 B 已确认一致）。诊断以名称为准落库；科室以接诊推送随行的 dept_code + dept_name 成对下发为准。</w:t>
             </w:r>
           </w:p>
         </w:tc>
@@ -11055,8 +11020,9 @@
           <w:i w:val="0"/>
           <w:color w:val="595959"/>
           <w:sz w:val="19"/>
+          <w:highlight w:val="yellow"/>
         </w:rPr>
-        <w:t>极薄 Agent 仅做两件事：拉起嵌入工作台、内网转发回写；不读取/不操作 HIS 界面控件，独立进程运行，不影响 HIS 正常使用。</w:t>
+        <w:t>▲ （本节原「诊室部署极薄 Agent 做内网中转」方案已取消）方案 B 下我方不调用贵方任何接口、不在院内部署任何程序，贵方无需预留内网部署位；仅当回落方案 A 时才需贵方提供公网可达的回写地址。</w:t>
       </w:r>
     </w:p>
     <w:p>
@@ -11113,8 +11079,9 @@
           <w:rFonts w:ascii="Microsoft YaHei" w:hAnsi="Microsoft YaHei" w:eastAsia="Microsoft YaHei"/>
           <w:b w:val="0"/>
           <w:sz w:val="21"/>
+          <w:highlight w:val="yellow"/>
         </w:rPr>
-        <w:t>2. 接诊推送连通：HIS 能 POST 到 /encounter/admit，MediScribe 正确解析。</w:t>
+        <w:t>▲ 2. 医生名单交换：贵方提供参与联调的临床医生名单（姓名 + **全部工号**，含本人门诊/住院/助理等多个工号），我方完成开户并绑定后方可推送；未注册的工号推送将返回 code=40007。</w:t>
       </w:r>
     </w:p>
     <w:p>
@@ -11126,8 +11093,9 @@
           <w:rFonts w:ascii="Microsoft YaHei" w:hAnsi="Microsoft YaHei" w:eastAsia="Microsoft YaHei"/>
           <w:b w:val="0"/>
           <w:sz w:val="21"/>
+          <w:highlight w:val="yellow"/>
         </w:rPr>
-        <w:t>3. 回写连通：MediScribe 能 POST 到贵方写入+刷新接口，病历在医生界面正确显示。</w:t>
+        <w:t>▲ 3. 通道连通（方案 B）：贵方客户端 wss 握手鉴权通过；上行 encounter_admit 我方回 ack code=0 且患者出现在医生工作台队列；下行 record_writeback / record_refresh 贵方落库并回 ack；ping/pong 心跳与断线自动重连正常。</w:t>
       </w:r>
     </w:p>
     <w:p>
@@ -11217,8 +11185,21 @@
           <w:rFonts w:ascii="Microsoft YaHei" w:hAnsi="Microsoft YaHei" w:eastAsia="Microsoft YaHei"/>
           <w:b w:val="0"/>
           <w:sz w:val="21"/>
+          <w:highlight w:val="yellow"/>
         </w:rPr>
-        <w:t>连接地址：wss://mediscribe.cn/api/v1/his/ws。握手时在 URL query 携带 app_id、timestamp、nonce、sign 四个参数，签名算法同 2.2，待签串 = appId + timestamp + nonce + "handshake"。鉴权失败我方拒绝握手（HTTP 401）。连接由贵方发起并长期保持。已双方确认：WS 代码加在贵方门诊（全科）客户端内，每台诊室电脑各建一条连接、多条并存；回写与刷新消息由我方自动路由回该就诊接诊推送的来源连接（即医生所在的那台诊室）。凭证简化：方案 B 下仅需一套凭证——由我方分配 appId/appSecret 给贵方，握手与其后双向消息签名均使用这一套（连接本身已经该凭证鉴权），贵方无需再为我方分配凭证。</w:t>
+        <w:t>▲ 连接地址：wss://mediscribe.cn/api/v1/his/ws。握手时在 URL query 携带 app_id、timestamp、nonce、sign 四个参数，签名算法同 2.2，待签串 = appId + timestamp + nonce + "handshake"。鉴权失败我方拒绝 WebSocket 升级，贵方将收到 HTTP 403（不是 401，也没有 WS close code）。连接由贵方发起并长期保持。已双方确认：WS 代码加在贵方门诊（全科）客户端内，每台诊室电脑各建一条连接、多条并存；回写与刷新消息由我方自动路由回该就诊接诊推送的来源连接（即医生所在的那台诊室）。凭证简化：方案 B 下仅需一套凭证——由我方分配 appId/appSecret 给贵方，握手与其后双向消息签名均使用这一套（连接本身已经该凭证鉴权），贵方无需再为我方分配凭证。</w:t>
+      </w:r>
+    </w:p>
+    <w:p>
+      <w:r>
+        <w:rPr>
+          <w:rFonts w:ascii="微软雅黑" w:hAnsi="微软雅黑"/>
+          <w:b/>
+          <w:color w:val="C00000"/>
+          <w:sz w:val="20"/>
+          <w:highlight w:val="yellow"/>
+        </w:rPr>
+        <w:t>▲ 回写路由补充：常态下回写/刷新路由回接诊来源诊室；若该连接已断开或失效，我方会改投任意一条在线连接（msg_id 不变）。因此贵方**任一客户端收到 record_writeback 都请无条件写库**（写的是全院共享库，与诊室无关），不要按「是不是本机接诊的」过滤，否则该份病历会丢失。</w:t>
       </w:r>
     </w:p>
     <w:p>
@@ -11669,8 +11650,9 @@
           <w:rFonts w:ascii="Microsoft YaHei" w:hAnsi="Microsoft YaHei" w:eastAsia="Microsoft YaHei"/>
           <w:b w:val="0"/>
           <w:sz w:val="21"/>
+          <w:highlight w:val="yellow"/>
         </w:rPr>
-        <w:t>心跳：任一方每 30 秒发送 type=ping，对方立即回 type=pong；连续 90 秒未收到任何消息即判定连接失效。</w:t>
+        <w:t>▲ 心跳：由**我方**每 30 秒下发 type=ping，贵方收到后立即回 type=pong 即可（贵方无需主动发起心跳；主动发我方也会回 pong）。任一方连续 90 秒未收到任何消息即判定连接失效。</w:t>
       </w:r>
     </w:p>
     <w:p>
@@ -11695,8 +11677,9 @@
           <w:rFonts w:ascii="Microsoft YaHei" w:hAnsi="Microsoft YaHei" w:eastAsia="Microsoft YaHei"/>
           <w:b w:val="0"/>
           <w:sz w:val="21"/>
+          <w:highlight w:val="yellow"/>
         </w:rPr>
-        <w:t>补发与去重：发送方对未收到 ack 的消息在重连成功后重发；接收方按 msg_id 去重。病历回写另受 2.5 幂等键保护，重复写入无副作用。</w:t>
+        <w:t>▲ 补发与去重（分方向）：① 上行（贵方→我方）：超时重发请保持 msg_id 不变，我方按 msg_id 幂等去重。② 下行（我方→贵方）：同一条消息的超时重发与换线重投 msg_id 不变，但**连接断开后由我方对账任务发起的重投会使用新的 msg_id**，故贵方判重必须以 2.5 的业务幂等键（visit_id + record_type + record_no）为准，不能只靠 msg_id。</w:t>
       </w:r>
     </w:p>
     <w:p>
@@ -12055,115 +12038,32 @@
           <w:rFonts w:ascii="Consolas" w:hAnsi="Consolas" w:eastAsia="Consolas"/>
           <w:b w:val="0"/>
           <w:sz w:val="18"/>
+          <w:highlight w:val="yellow"/>
         </w:rPr>
-        <w:t>POST https://mediscribe.cn/api/v1/his/encounter/admit</w:t>
+        <w:t>▲ POST https://mediscribe.cn/api/v1/his/encounter/admit</w:t>
         <w:br/>
-      </w:r>
-      <w:r>
-        <w:rPr>
-          <w:rFonts w:ascii="Consolas" w:hAnsi="Consolas" w:eastAsia="Consolas"/>
-          <w:b w:val="0"/>
-          <w:sz w:val="18"/>
-        </w:rPr>
         <w:t>Headers: X-App-Id / X-Timestamp / X-Nonce / X-Sign</w:t>
         <w:br/>
-      </w:r>
-      <w:r>
-        <w:rPr>
-          <w:rFonts w:ascii="Consolas" w:hAnsi="Consolas" w:eastAsia="Consolas"/>
-          <w:b w:val="0"/>
-          <w:sz w:val="18"/>
-        </w:rPr>
         <w:t>{</w:t>
         <w:br/>
-      </w:r>
-      <w:r>
-        <w:rPr>
-          <w:rFonts w:ascii="Consolas" w:hAnsi="Consolas" w:eastAsia="Consolas"/>
-          <w:b w:val="0"/>
-          <w:sz w:val="18"/>
-        </w:rPr>
         <w:t xml:space="preserve">  "visit_id": "20260514001401",</w:t>
         <w:br/>
-      </w:r>
-      <w:r>
-        <w:rPr>
-          <w:rFonts w:ascii="Consolas" w:hAnsi="Consolas" w:eastAsia="Consolas"/>
-          <w:b w:val="0"/>
-          <w:sz w:val="18"/>
-        </w:rPr>
         <w:t xml:space="preserve">  "hospital_code": "H32050701121",</w:t>
         <w:br/>
-      </w:r>
-      <w:r>
-        <w:rPr>
-          <w:rFonts w:ascii="Consolas" w:hAnsi="Consolas" w:eastAsia="Consolas"/>
-          <w:b w:val="0"/>
-          <w:sz w:val="18"/>
-        </w:rPr>
         <w:t xml:space="preserve">  "patient_name": "测试111", "gender": "male", "birth_date": "2000-01-01",</w:t>
         <w:br/>
-      </w:r>
-      <w:r>
-        <w:rPr>
-          <w:rFonts w:ascii="Consolas" w:hAnsi="Consolas" w:eastAsia="Consolas"/>
-          <w:b w:val="0"/>
-          <w:sz w:val="18"/>
-        </w:rPr>
-        <w:t xml:space="preserve">  "dept_code": "0101", "dept_name": "全科(安元)",</w:t>
+        <w:t xml:space="preserve">  "dept_code": "1230024", "dept_name": "全科",</w:t>
         <w:br/>
-      </w:r>
-      <w:r>
-        <w:rPr>
-          <w:rFonts w:ascii="Consolas" w:hAnsi="Consolas" w:eastAsia="Consolas"/>
-          <w:b w:val="0"/>
-          <w:sz w:val="18"/>
-        </w:rPr>
         <w:t xml:space="preserve">  "doctor_code": "001", "doctor_name": "张医生",</w:t>
         <w:br/>
-      </w:r>
-      <w:r>
-        <w:rPr>
-          <w:rFonts w:ascii="Consolas" w:hAnsi="Consolas" w:eastAsia="Consolas"/>
-          <w:b w:val="0"/>
-          <w:sz w:val="18"/>
-        </w:rPr>
         <w:t xml:space="preserve">  "visit_type": "outpatient", "is_first_visit": true,</w:t>
         <w:br/>
-      </w:r>
-      <w:r>
-        <w:rPr>
-          <w:rFonts w:ascii="Consolas" w:hAnsi="Consolas" w:eastAsia="Consolas"/>
-          <w:b w:val="0"/>
-          <w:sz w:val="18"/>
-        </w:rPr>
         <w:t xml:space="preserve">  "agent_device_ip": "172.16.2.58",</w:t>
         <w:br/>
-      </w:r>
-      <w:r>
-        <w:rPr>
-          <w:rFonts w:ascii="Consolas" w:hAnsi="Consolas" w:eastAsia="Consolas"/>
-          <w:b w:val="0"/>
-          <w:sz w:val="18"/>
-        </w:rPr>
         <w:t xml:space="preserve">  "vitals": { "height": "158", "weight": "62", "bp_systolic": "162", "bp_diastolic": "96" },</w:t>
         <w:br/>
-      </w:r>
-      <w:r>
-        <w:rPr>
-          <w:rFonts w:ascii="Consolas" w:hAnsi="Consolas" w:eastAsia="Consolas"/>
-          <w:b w:val="0"/>
-          <w:sz w:val="18"/>
-        </w:rPr>
         <w:t xml:space="preserve">  "allergy_history": "青霉素过敏"</w:t>
         <w:br/>
-      </w:r>
-      <w:r>
-        <w:rPr>
-          <w:rFonts w:ascii="Consolas" w:hAnsi="Consolas" w:eastAsia="Consolas"/>
-          <w:b w:val="0"/>
-          <w:sz w:val="18"/>
-        </w:rPr>
         <w:t>}</w:t>
       </w:r>
     </w:p>
@@ -12189,211 +12089,42 @@
           <w:b w:val="0"/>
           <w:color w:val="1A1A1A"/>
           <w:sz w:val="18"/>
+          <w:highlight w:val="yellow"/>
         </w:rPr>
-        <w:t>POST http://{his_host}:{port}/{writeback_path}</w:t>
-      </w:r>
-      <w:r>
+        <w:t>▲ POST http://{his_host}:{port}/{writeback_path}</w:t>
         <w:br/>
-      </w:r>
-      <w:r>
-        <w:rPr>
-          <w:rFonts w:ascii="Consolas" w:hAnsi="Consolas" w:eastAsia="Consolas"/>
-          <w:b w:val="0"/>
-          <w:color w:val="1A1A1A"/>
-          <w:sz w:val="18"/>
-        </w:rPr>
         <w:t>{</w:t>
-      </w:r>
-      <w:r>
         <w:br/>
-      </w:r>
-      <w:r>
-        <w:rPr>
-          <w:rFonts w:ascii="Consolas" w:hAnsi="Consolas" w:eastAsia="Consolas"/>
-          <w:b w:val="0"/>
-          <w:color w:val="1A1A1A"/>
-          <w:sz w:val="18"/>
-        </w:rPr>
         <w:t xml:space="preserve">  "visit_id": "20260514001401",</w:t>
-      </w:r>
-      <w:r>
         <w:br/>
-      </w:r>
-      <w:r>
-        <w:rPr>
-          <w:rFonts w:ascii="Consolas" w:hAnsi="Consolas" w:eastAsia="Consolas"/>
-          <w:b w:val="0"/>
-          <w:color w:val="1A1A1A"/>
-          <w:sz w:val="18"/>
-        </w:rPr>
-        <w:t xml:space="preserve">  "record_type": "outpatient", "is_tcm": false, "status": "draft",</w:t>
-      </w:r>
-      <w:r>
+        <w:t xml:space="preserve">  "record_type": "outpatient", "record_no": "1", "full_text": "（病历完整文本）", "is_tcm": false, "status": "draft",</w:t>
         <w:br/>
-      </w:r>
-      <w:r>
-        <w:rPr>
-          <w:rFonts w:ascii="Consolas" w:hAnsi="Consolas" w:eastAsia="Consolas"/>
-          <w:b w:val="0"/>
-          <w:color w:val="1A1A1A"/>
-          <w:sz w:val="18"/>
-        </w:rPr>
         <w:t xml:space="preserve">  "record": {</w:t>
-      </w:r>
-      <w:r>
         <w:br/>
-      </w:r>
-      <w:r>
-        <w:rPr>
-          <w:rFonts w:ascii="Consolas" w:hAnsi="Consolas" w:eastAsia="Consolas"/>
-          <w:b w:val="0"/>
-          <w:color w:val="1A1A1A"/>
-          <w:sz w:val="18"/>
-        </w:rPr>
         <w:t xml:space="preserve">    "chief_complaint": "鼻塞、流涕、咳嗽2天。",</w:t>
-      </w:r>
-      <w:r>
         <w:br/>
-      </w:r>
-      <w:r>
-        <w:rPr>
-          <w:rFonts w:ascii="Consolas" w:hAnsi="Consolas" w:eastAsia="Consolas"/>
-          <w:b w:val="0"/>
-          <w:color w:val="1A1A1A"/>
-          <w:sz w:val="18"/>
-        </w:rPr>
         <w:t xml:space="preserve">    "history_present_illness": "患者2天前受凉后出现鼻塞、流涕、发热……遂来我院就诊。",</w:t>
-      </w:r>
-      <w:r>
         <w:br/>
-      </w:r>
-      <w:r>
-        <w:rPr>
-          <w:rFonts w:ascii="Consolas" w:hAnsi="Consolas" w:eastAsia="Consolas"/>
-          <w:b w:val="0"/>
-          <w:color w:val="1A1A1A"/>
-          <w:sz w:val="18"/>
-        </w:rPr>
         <w:t xml:space="preserve">    "past_history": "既往体健，否认高血压、糖尿病病史……",</w:t>
-      </w:r>
-      <w:r>
         <w:br/>
-      </w:r>
-      <w:r>
-        <w:rPr>
-          <w:rFonts w:ascii="Consolas" w:hAnsi="Consolas" w:eastAsia="Consolas"/>
-          <w:b w:val="0"/>
-          <w:color w:val="1A1A1A"/>
-          <w:sz w:val="18"/>
-        </w:rPr>
         <w:t xml:space="preserve">    "physical_exam": "神清，咽部充血，两肺呼吸音清……",</w:t>
-      </w:r>
-      <w:r>
         <w:br/>
-      </w:r>
-      <w:r>
-        <w:rPr>
-          <w:rFonts w:ascii="Consolas" w:hAnsi="Consolas" w:eastAsia="Consolas"/>
-          <w:b w:val="0"/>
-          <w:color w:val="1A1A1A"/>
-          <w:sz w:val="18"/>
-        </w:rPr>
         <w:t xml:space="preserve">    "treatment_plan": "门诊对症处理，多饮水休息。"</w:t>
-      </w:r>
-      <w:r>
         <w:br/>
-      </w:r>
-      <w:r>
-        <w:rPr>
-          <w:rFonts w:ascii="Consolas" w:hAnsi="Consolas" w:eastAsia="Consolas"/>
-          <w:b w:val="0"/>
-          <w:color w:val="1A1A1A"/>
-          <w:sz w:val="18"/>
-        </w:rPr>
         <w:t xml:space="preserve">  },</w:t>
-      </w:r>
-      <w:r>
         <w:br/>
-      </w:r>
-      <w:r>
-        <w:rPr>
-          <w:rFonts w:ascii="Consolas" w:hAnsi="Consolas" w:eastAsia="Consolas"/>
-          <w:b w:val="0"/>
-          <w:color w:val="1A1A1A"/>
-          <w:sz w:val="18"/>
-        </w:rPr>
         <w:t xml:space="preserve">  "vitals": {"temperature": "38.6", "pulse": "80", "respiration": "20"},</w:t>
-      </w:r>
-      <w:r>
         <w:br/>
-      </w:r>
-      <w:r>
-        <w:rPr>
-          <w:rFonts w:ascii="Consolas" w:hAnsi="Consolas" w:eastAsia="Consolas"/>
-          <w:b w:val="0"/>
-          <w:color w:val="1A1A1A"/>
-          <w:sz w:val="18"/>
-        </w:rPr>
         <w:t xml:space="preserve">  "diagnoses": [</w:t>
-      </w:r>
-      <w:r>
         <w:br/>
-      </w:r>
-      <w:r>
-        <w:rPr>
-          <w:rFonts w:ascii="Consolas" w:hAnsi="Consolas" w:eastAsia="Consolas"/>
-          <w:b w:val="0"/>
-          <w:color w:val="1A1A1A"/>
-          <w:sz w:val="18"/>
-        </w:rPr>
         <w:t xml:space="preserve">    {"name": "上呼吸道感染", "is_primary": true, "category": "western"}</w:t>
-      </w:r>
-      <w:r>
         <w:br/>
-      </w:r>
-      <w:r>
-        <w:rPr>
-          <w:rFonts w:ascii="Consolas" w:hAnsi="Consolas" w:eastAsia="Consolas"/>
-          <w:b w:val="0"/>
-          <w:color w:val="1A1A1A"/>
-          <w:sz w:val="18"/>
-        </w:rPr>
         <w:t xml:space="preserve">  ],</w:t>
-      </w:r>
-      <w:r>
         <w:br/>
-      </w:r>
-      <w:r>
-        <w:rPr>
-          <w:rFonts w:ascii="Consolas" w:hAnsi="Consolas" w:eastAsia="Consolas"/>
-          <w:b w:val="0"/>
-          <w:color w:val="1A1A1A"/>
-          <w:sz w:val="18"/>
-        </w:rPr>
         <w:t xml:space="preserve">  "meta": {"source": "mediscribe_ai", "generated_at": "2026-05-14 17:26:30",</w:t>
-      </w:r>
-      <w:r>
         <w:br/>
-      </w:r>
-      <w:r>
-        <w:rPr>
-          <w:rFonts w:ascii="Consolas" w:hAnsi="Consolas" w:eastAsia="Consolas"/>
-          <w:b w:val="0"/>
-          <w:color w:val="1A1A1A"/>
-          <w:sz w:val="18"/>
-        </w:rPr>
         <w:t xml:space="preserve">           "doctor_code": "001", "app_version": "1.0.0"}</w:t>
-      </w:r>
-      <w:r>
         <w:br/>
-      </w:r>
-      <w:r>
-        <w:rPr>
-          <w:rFonts w:ascii="Consolas" w:hAnsi="Consolas" w:eastAsia="Consolas"/>
-          <w:b w:val="0"/>
-          <w:color w:val="1A1A1A"/>
-          <w:sz w:val="18"/>
-        </w:rPr>
         <w:t>}</w:t>
       </w:r>
     </w:p>
@@ -12419,20 +12150,11 @@
           <w:b w:val="0"/>
           <w:color w:val="1A1A1A"/>
           <w:sz w:val="18"/>
+          <w:highlight w:val="yellow"/>
         </w:rPr>
-        <w:t>POST http://{his_host}:{port}/{refresh_path}</w:t>
-      </w:r>
-      <w:r>
+        <w:t>▲ POST http://{his_host}:{port}/{refresh_path}</w:t>
         <w:br/>
-      </w:r>
-      <w:r>
-        <w:rPr>
-          <w:rFonts w:ascii="Consolas" w:hAnsi="Consolas" w:eastAsia="Consolas"/>
-          <w:b w:val="0"/>
-          <w:color w:val="1A1A1A"/>
-          <w:sz w:val="18"/>
-        </w:rPr>
-        <w:t>{ "visit_id": "20260514001401", "target": "outpatient_record" }</w:t>
+        <w:t>{ "visit_id": "20260514001401", "target": "outpatient" }</w:t>
       </w:r>
     </w:p>
     <w:p>
@@ -12690,8 +12412,9 @@
           <w:i/>
           <w:color w:val="595959"/>
           <w:sz w:val="18"/>
+          <w:highlight w:val="yellow"/>
         </w:rPr>
-        <w:t>— 本文档 v1.2，供双方评审。范围：接诊数据推送 + 病历回写（已定 WebSocket 长连接，方案 B）。 —</w:t>
+        <w:t>▲ — 本文档 v1.3，供双方评审。范围：接诊数据推送 + 病历回写（已定 WebSocket 长连接，方案 B）。 —</w:t>
       </w:r>
     </w:p>
     <w:sectPr>

--- a/docs/MediScribe_HIS接口规范_v1.3.docx
+++ b/docs/MediScribe_HIS接口规范_v1.3.docx
@@ -2,38 +2,6 @@
 <file path=word/document.xml><?xml version="1.0" encoding="utf-8"?>
 <w:document xmlns:wpc="http://schemas.microsoft.com/office/word/2010/wordprocessingCanvas" xmlns:mo="http://schemas.microsoft.com/office/mac/office/2008/main" xmlns:mc="http://schemas.openxmlformats.org/markup-compatibility/2006" xmlns:mv="urn:schemas-microsoft-com:mac:vml" xmlns:o="urn:schemas-microsoft-com:office:office" xmlns:r="http://schemas.openxmlformats.org/officeDocument/2006/relationships" xmlns:m="http://schemas.openxmlformats.org/officeDocument/2006/math" xmlns:v="urn:schemas-microsoft-com:vml" xmlns:wp14="http://schemas.microsoft.com/office/word/2010/wordprocessingDrawing" xmlns:wp="http://schemas.openxmlformats.org/drawingml/2006/wordprocessingDrawing" xmlns:w10="urn:schemas-microsoft-com:office:word" xmlns:w="http://schemas.openxmlformats.org/wordprocessingml/2006/main" xmlns:w14="http://schemas.microsoft.com/office/word/2010/wordml" xmlns:wpg="http://schemas.microsoft.com/office/word/2010/wordprocessingGroup" xmlns:wpi="http://schemas.microsoft.com/office/word/2010/wordprocessingInk" xmlns:wne="http://schemas.microsoft.com/office/word/2006/wordml" xmlns:wps="http://schemas.microsoft.com/office/word/2010/wordprocessingShape" mc:Ignorable="w14 wp14">
   <w:body>
-    <w:p>
-      <w:pPr>
-        <w:spacing w:after="160"/>
-        <w:jc w:val="center"/>
-      </w:pPr>
-      <w:r/>
-      <w:r>
-        <w:rPr>
-          <w:rFonts w:ascii="微软雅黑" w:hAnsi="微软雅黑"/>
-          <w:b/>
-          <w:color w:val="C00000"/>
-          <w:sz w:val="32"/>
-        </w:rPr>
-        <w:t>⚠ 本次修订说明（v1.2 → v1.3）</w:t>
-      </w:r>
-    </w:p>
-    <w:p>
-      <w:pPr>
-        <w:spacing w:after="80"/>
-        <w:jc w:val="center"/>
-      </w:pPr>
-      <w:r/>
-      <w:r>
-        <w:rPr>
-          <w:rFonts w:ascii="微软雅黑" w:hAnsi="微软雅黑"/>
-          <w:b w:val="0"/>
-          <w:color w:val="333333"/>
-          <w:sz w:val="21"/>
-        </w:rPr>
-        <w:t>本版共 23 处修订。我方在联调前对代码与本规范做了一次逐条比对，把「规范写的」与「系统实际行为」不一致的地方一次性改齐，避免分多次打扰贵方。</w:t>
-      </w:r>
-    </w:p>
     <w:p>
       <w:pPr>
         <w:spacing w:after="200"/>
@@ -42,12 +10,44 @@
       <w:r/>
       <w:r>
         <w:rPr>
-          <w:rFonts w:ascii="微软雅黑" w:hAnsi="微软雅黑"/>
           <w:b/>
           <w:color w:val="C00000"/>
+          <w:sz w:val="30"/>
+          <w:rFonts w:ascii="Microsoft YaHei" w:hAnsi="Microsoft YaHei" w:eastAsia="Microsoft YaHei" w:cs="Microsoft YaHei"/>
+        </w:rPr>
+        <w:t>本次修订说明（v1.2 → v1.3）</w:t>
+      </w:r>
+    </w:p>
+    <w:p>
+      <w:pPr>
+        <w:spacing w:after="80" w:line="360" w:lineRule="auto"/>
+        <w:jc w:val="center"/>
+      </w:pPr>
+      <w:r/>
+      <w:r>
+        <w:rPr>
+          <w:b w:val="0"/>
+          <w:color w:val="333333"/>
           <w:sz w:val="21"/>
+          <w:rFonts w:ascii="Microsoft YaHei" w:hAnsi="Microsoft YaHei" w:eastAsia="Microsoft YaHei" w:cs="Microsoft YaHei"/>
         </w:rPr>
-        <w:t>请重点看 A 类（6 项）——这几处若不对齐，联调时会出现「消息发出去了但对方没反应」这类难排查的问题。B 类是我方取消的要求，贵方可以少做一些事。</w:t>
+        <w:t>老师好。联调开始前，我方把系统代码与本规范做了一次逐条比对，发现若干处「规范里写的」与「系统实际行为」不一致——大多是我方在开发过程中调整了实现、而规范没有同步更新造成的。为免分多次打扰您，这次一并改齐，共 23 处。</w:t>
+      </w:r>
+    </w:p>
+    <w:p>
+      <w:pPr>
+        <w:spacing w:after="240" w:line="360" w:lineRule="auto"/>
+        <w:jc w:val="center"/>
+      </w:pPr>
+      <w:r/>
+      <w:r>
+        <w:rPr>
+          <w:b w:val="0"/>
+          <w:color w:val="333333"/>
+          <w:sz w:val="21"/>
+          <w:rFonts w:ascii="Microsoft YaHei" w:hAnsi="Microsoft YaHei" w:eastAsia="Microsoft YaHei" w:cs="Microsoft YaHei"/>
+        </w:rPr>
+        <w:t>下表逐条列明：改了什么、为什么这样改、以及为何此前没有写清楚。其中 A 类 6 项建议优先过目——这几处若两边理解不一致，联调时会表现为「消息发出去了但对方没反应」这类不易定位的问题。</w:t>
       </w:r>
     </w:p>
     <w:p>
@@ -58,10 +58,10 @@
       <w:r/>
       <w:r>
         <w:rPr>
-          <w:rFonts w:ascii="微软雅黑" w:hAnsi="微软雅黑"/>
           <w:b/>
           <w:color w:val="C00000"/>
           <w:sz w:val="24"/>
+          <w:rFonts w:ascii="Microsoft YaHei" w:hAnsi="Microsoft YaHei" w:eastAsia="Microsoft YaHei" w:cs="Microsoft YaHei"/>
         </w:rPr>
         <w:t>A 类｜请在贵方开发完成前对齐（6 项）</w:t>
       </w:r>
@@ -84,11 +84,15 @@
             <w:tcW w:type="dxa" w:w="2160"/>
           </w:tcPr>
           <w:p>
-            <w:r>
-              <w:rPr>
-                <w:rFonts w:ascii="微软雅黑" w:hAnsi="微软雅黑"/>
+            <w:pPr>
+              <w:spacing w:after="40"/>
+            </w:pPr>
+            <w:r>
+              <w:rPr>
                 <w:b/>
-                <w:sz w:val="18"/>
+                <w:color w:val="333333"/>
+                <w:sz w:val="18"/>
+                <w:rFonts w:ascii="Microsoft YaHei" w:hAnsi="Microsoft YaHei" w:eastAsia="Microsoft YaHei" w:cs="Microsoft YaHei"/>
               </w:rPr>
               <w:t>位置</w:t>
             </w:r>
@@ -99,13 +103,17 @@
             <w:tcW w:type="dxa" w:w="2160"/>
           </w:tcPr>
           <w:p>
-            <w:r>
-              <w:rPr>
-                <w:rFonts w:ascii="微软雅黑" w:hAnsi="微软雅黑"/>
+            <w:pPr>
+              <w:spacing w:after="40"/>
+            </w:pPr>
+            <w:r>
+              <w:rPr>
                 <w:b/>
-                <w:sz w:val="18"/>
-              </w:rPr>
-              <w:t>改动内容</w:t>
+                <w:color w:val="333333"/>
+                <w:sz w:val="18"/>
+                <w:rFonts w:ascii="Microsoft YaHei" w:hAnsi="Microsoft YaHei" w:eastAsia="Microsoft YaHei" w:cs="Microsoft YaHei"/>
+              </w:rPr>
+              <w:t>改了什么</w:t>
             </w:r>
           </w:p>
         </w:tc>
@@ -114,13 +122,17 @@
             <w:tcW w:type="dxa" w:w="2160"/>
           </w:tcPr>
           <w:p>
-            <w:r>
-              <w:rPr>
-                <w:rFonts w:ascii="微软雅黑" w:hAnsi="微软雅黑"/>
+            <w:pPr>
+              <w:spacing w:after="40"/>
+            </w:pPr>
+            <w:r>
+              <w:rPr>
                 <w:b/>
-                <w:sz w:val="18"/>
-              </w:rPr>
-              <w:t>为什么改</w:t>
+                <w:color w:val="333333"/>
+                <w:sz w:val="18"/>
+                <w:rFonts w:ascii="Microsoft YaHei" w:hAnsi="Microsoft YaHei" w:eastAsia="Microsoft YaHei" w:cs="Microsoft YaHei"/>
+              </w:rPr>
+              <w:t>为什么这样改</w:t>
             </w:r>
           </w:p>
         </w:tc>
@@ -129,13 +141,17 @@
             <w:tcW w:type="dxa" w:w="2160"/>
           </w:tcPr>
           <w:p>
-            <w:r>
-              <w:rPr>
-                <w:rFonts w:ascii="微软雅黑" w:hAnsi="微软雅黑"/>
+            <w:pPr>
+              <w:spacing w:after="40"/>
+            </w:pPr>
+            <w:r>
+              <w:rPr>
                 <w:b/>
-                <w:sz w:val="18"/>
-              </w:rPr>
-              <w:t>贵方是否需改代码</w:t>
+                <w:color w:val="333333"/>
+                <w:sz w:val="18"/>
+                <w:rFonts w:ascii="Microsoft YaHei" w:hAnsi="Microsoft YaHei" w:eastAsia="Microsoft YaHei" w:cs="Microsoft YaHei"/>
+              </w:rPr>
+              <w:t>为何此前未写明</w:t>
             </w:r>
           </w:p>
         </w:tc>
@@ -146,10 +162,15 @@
             <w:tcW w:type="dxa" w:w="2160"/>
           </w:tcPr>
           <w:p>
-            <w:r>
-              <w:rPr>
-                <w:rFonts w:ascii="微软雅黑" w:hAnsi="微软雅黑"/>
-                <w:sz w:val="18"/>
+            <w:pPr>
+              <w:spacing w:after="40"/>
+            </w:pPr>
+            <w:r>
+              <w:rPr>
+                <w:b/>
+                <w:color w:val="333333"/>
+                <w:sz w:val="18"/>
+                <w:rFonts w:ascii="Microsoft YaHei" w:hAnsi="Microsoft YaHei" w:eastAsia="Microsoft YaHei" w:cs="Microsoft YaHei"/>
               </w:rPr>
               <w:t>3.2 record_type 枚举</w:t>
             </w:r>
@@ -160,10 +181,15 @@
             <w:tcW w:type="dxa" w:w="2160"/>
           </w:tcPr>
           <w:p>
-            <w:r>
-              <w:rPr>
-                <w:rFonts w:ascii="微软雅黑" w:hAnsi="微软雅黑"/>
-                <w:sz w:val="18"/>
+            <w:pPr>
+              <w:spacing w:after="40"/>
+            </w:pPr>
+            <w:r>
+              <w:rPr>
+                <w:b w:val="0"/>
+                <w:color w:val="333333"/>
+                <w:sz w:val="18"/>
+                <w:rFonts w:ascii="Microsoft YaHei" w:hAnsi="Microsoft YaHei" w:eastAsia="Microsoft YaHei" w:cs="Microsoft YaHei"/>
               </w:rPr>
               <w:t>枚举由 7 个补齐为 10 个，新增 senior_round（上级查房）、pre_op_summary（术前小结）、post_op_record（术后病程）</w:t>
             </w:r>
@@ -174,12 +200,17 @@
             <w:tcW w:type="dxa" w:w="2160"/>
           </w:tcPr>
           <w:p>
-            <w:r>
-              <w:rPr>
-                <w:rFonts w:ascii="微软雅黑" w:hAnsi="微软雅黑"/>
-                <w:sz w:val="18"/>
-              </w:rPr>
-              <w:t>这三类文书住院医生在下拉框里就能选，签发后回写的 record_type 就是这三个字面量。贵方按原 7 个做分支会命中不到，落到错误栏目或拒收。</w:t>
+            <w:pPr>
+              <w:spacing w:after="40"/>
+            </w:pPr>
+            <w:r>
+              <w:rPr>
+                <w:b w:val="0"/>
+                <w:color w:val="333333"/>
+                <w:sz w:val="18"/>
+                <w:rFonts w:ascii="Microsoft YaHei" w:hAnsi="Microsoft YaHei" w:eastAsia="Microsoft YaHei" w:cs="Microsoft YaHei"/>
+              </w:rPr>
+              <w:t>这三类文书住院医生在工作台下拉框里就能选，签发后回写的 record_type 即为这三个字面量；枚举不全会导致这几类文书在贵方侧归入错误栏目。</w:t>
             </w:r>
           </w:p>
         </w:tc>
@@ -188,14 +219,17 @@
             <w:tcW w:type="dxa" w:w="2160"/>
           </w:tcPr>
           <w:p>
-            <w:r>
-              <w:rPr>
-                <w:rFonts w:ascii="微软雅黑" w:hAnsi="微软雅黑"/>
-                <w:b/>
-                <w:color w:val="C00000"/>
-                <w:sz w:val="18"/>
-              </w:rPr>
-              <w:t>需改代码</w:t>
+            <w:pPr>
+              <w:spacing w:after="40"/>
+            </w:pPr>
+            <w:r>
+              <w:rPr>
+                <w:b w:val="0"/>
+                <w:color w:val="666666"/>
+                <w:sz w:val="18"/>
+                <w:rFonts w:ascii="Microsoft YaHei" w:hAnsi="Microsoft YaHei" w:eastAsia="Microsoft YaHei" w:cs="Microsoft YaHei"/>
+              </w:rPr>
+              <w:t>我方住院文书类型最初只规划了入院记录/病程/出院记录/手术记录四类，后按《病历书写基本规范》补齐了查房与围手术期文书，本规范的枚举当时未同步更新。</w:t>
             </w:r>
           </w:p>
         </w:tc>
@@ -206,12 +240,17 @@
             <w:tcW w:type="dxa" w:w="2160"/>
           </w:tcPr>
           <w:p>
-            <w:r>
-              <w:rPr>
-                <w:rFonts w:ascii="微软雅黑" w:hAnsi="微软雅黑"/>
-                <w:sz w:val="18"/>
-              </w:rPr>
-              <w:t>3.3 刷新接口 target + 附录 A.3 示例</w:t>
+            <w:pPr>
+              <w:spacing w:after="40"/>
+            </w:pPr>
+            <w:r>
+              <w:rPr>
+                <w:b/>
+                <w:color w:val="333333"/>
+                <w:sz w:val="18"/>
+                <w:rFonts w:ascii="Microsoft YaHei" w:hAnsi="Microsoft YaHei" w:eastAsia="Microsoft YaHei" w:cs="Microsoft YaHei"/>
+              </w:rPr>
+              <w:t>3.3 刷新接口 target（含附录 A.3 示例）</w:t>
             </w:r>
           </w:p>
         </w:tc>
@@ -220,10 +259,15 @@
             <w:tcW w:type="dxa" w:w="2160"/>
           </w:tcPr>
           <w:p>
-            <w:r>
-              <w:rPr>
-                <w:rFonts w:ascii="微软雅黑" w:hAnsi="微软雅黑"/>
-                <w:sz w:val="18"/>
+            <w:pPr>
+              <w:spacing w:after="40"/>
+            </w:pPr>
+            <w:r>
+              <w:rPr>
+                <w:b w:val="0"/>
+                <w:color w:val="333333"/>
+                <w:sz w:val="18"/>
+                <w:rFonts w:ascii="Microsoft YaHei" w:hAnsi="Microsoft YaHei" w:eastAsia="Microsoft YaHei" w:cs="Microsoft YaHei"/>
               </w:rPr>
               <w:t>target 取值改为「与本次写入的 record_type 完全一致」，示例由 outpatient_record 改为 outpatient（去掉 _record 后缀）</w:t>
             </w:r>
@@ -234,12 +278,17 @@
             <w:tcW w:type="dxa" w:w="2160"/>
           </w:tcPr>
           <w:p>
-            <w:r>
-              <w:rPr>
-                <w:rFonts w:ascii="微软雅黑" w:hAnsi="微软雅黑"/>
-                <w:sz w:val="18"/>
-              </w:rPr>
-              <w:t>原说明与示例都带 _record 后缀，而我方实际下发的是 record_type 原值。贵方若按示例做字符串匹配，刷新消息一条也匹配不上——病历写入成功但医生界面永远不刷新。（后缀拼法在住院会拼出 course_record_record 这类非法值，故我方已去掉）</w:t>
+            <w:pPr>
+              <w:spacing w:after="40"/>
+            </w:pPr>
+            <w:r>
+              <w:rPr>
+                <w:b w:val="0"/>
+                <w:color w:val="333333"/>
+                <w:sz w:val="18"/>
+                <w:rFonts w:ascii="Microsoft YaHei" w:hAnsi="Microsoft YaHei" w:eastAsia="Microsoft YaHei" w:cs="Microsoft YaHei"/>
+              </w:rPr>
+              <w:t>我方实际下发的就是 record_type 原值。取值对不上时，病历写入成功但刷新消息匹配不到，医生界面不会刷新。</w:t>
             </w:r>
           </w:p>
         </w:tc>
@@ -248,14 +297,17 @@
             <w:tcW w:type="dxa" w:w="2160"/>
           </w:tcPr>
           <w:p>
-            <w:r>
-              <w:rPr>
-                <w:rFonts w:ascii="微软雅黑" w:hAnsi="微软雅黑"/>
-                <w:b/>
-                <w:color w:val="C00000"/>
-                <w:sz w:val="18"/>
-              </w:rPr>
-              <w:t>需改代码</w:t>
+            <w:pPr>
+              <w:spacing w:after="40"/>
+            </w:pPr>
+            <w:r>
+              <w:rPr>
+                <w:b w:val="0"/>
+                <w:color w:val="666666"/>
+                <w:sz w:val="18"/>
+                <w:rFonts w:ascii="Microsoft YaHei" w:hAnsi="Microsoft YaHei" w:eastAsia="Microsoft YaHei" w:cs="Microsoft YaHei"/>
+              </w:rPr>
+              <w:t>初版按「页面名」的思路设想 target，门诊场景下outpatient_record 恰好也说得通，因此未被发现；扩展到住院文书后才暴露该拼法不成立（会拼出 course_record_record），我方已统一为直接下发 record_type。</w:t>
             </w:r>
           </w:p>
         </w:tc>
@@ -266,12 +318,17 @@
             <w:tcW w:type="dxa" w:w="2160"/>
           </w:tcPr>
           <w:p>
-            <w:r>
-              <w:rPr>
-                <w:rFonts w:ascii="微软雅黑" w:hAnsi="微软雅黑"/>
-                <w:sz w:val="18"/>
-              </w:rPr>
-              <w:t>2.2 请求头 + 附录 A.2</w:t>
+            <w:pPr>
+              <w:spacing w:after="40"/>
+            </w:pPr>
+            <w:r>
+              <w:rPr>
+                <w:b/>
+                <w:color w:val="333333"/>
+                <w:sz w:val="18"/>
+                <w:rFonts w:ascii="Microsoft YaHei" w:hAnsi="Microsoft YaHei" w:eastAsia="Microsoft YaHei" w:cs="Microsoft YaHei"/>
+              </w:rPr>
+              <w:t>2.2 公共请求头（含附录 A.2）</w:t>
             </w:r>
           </w:p>
         </w:tc>
@@ -280,12 +337,17 @@
             <w:tcW w:type="dxa" w:w="2160"/>
           </w:tcPr>
           <w:p>
-            <w:r>
-              <w:rPr>
-                <w:rFonts w:ascii="微软雅黑" w:hAnsi="微软雅黑"/>
-                <w:sz w:val="18"/>
-              </w:rPr>
-              <w:t>新增请求头 X-Request-Id（请求级幂等键），并在 A.2 补上 Headers 行</w:t>
+            <w:pPr>
+              <w:spacing w:after="40"/>
+            </w:pPr>
+            <w:r>
+              <w:rPr>
+                <w:b w:val="0"/>
+                <w:color w:val="333333"/>
+                <w:sz w:val="18"/>
+                <w:rFonts w:ascii="Microsoft YaHei" w:hAnsi="Microsoft YaHei" w:eastAsia="Microsoft YaHei" w:cs="Microsoft YaHei"/>
+              </w:rPr>
+              <w:t>新增请求头 X-Request-Id：同一份文书的所有重发（含超时重试与我方补投）该值恒定，可作为一层请求级去重依据；不参与签名计算</w:t>
             </w:r>
           </w:p>
         </w:tc>
@@ -294,12 +356,17 @@
             <w:tcW w:type="dxa" w:w="2160"/>
           </w:tcPr>
           <w:p>
-            <w:r>
-              <w:rPr>
-                <w:rFonts w:ascii="微软雅黑" w:hAnsi="微软雅黑"/>
-                <w:sz w:val="18"/>
-              </w:rPr>
-              <w:t>同一份文书的所有重试（含超时重发与我方对账补投）该值恒定，建议贵方据此做一层请求去重。不写进规范贵方不会读，我方 30 秒读超时后的重发可能在病案里造出重复病历。</w:t>
+            <w:pPr>
+              <w:spacing w:after="40"/>
+            </w:pPr>
+            <w:r>
+              <w:rPr>
+                <w:b w:val="0"/>
+                <w:color w:val="333333"/>
+                <w:sz w:val="18"/>
+                <w:rFonts w:ascii="Microsoft YaHei" w:hAnsi="Microsoft YaHei" w:eastAsia="Microsoft YaHei" w:cs="Microsoft YaHei"/>
+              </w:rPr>
+              <w:t>网络超时时可能出现「贵方已写库、我方未收到响应」的情形，此时我方会重发。多这一个头，贵方可据此直接返回上次结果。</w:t>
             </w:r>
           </w:p>
         </w:tc>
@@ -308,14 +375,17 @@
             <w:tcW w:type="dxa" w:w="2160"/>
           </w:tcPr>
           <w:p>
-            <w:r>
-              <w:rPr>
-                <w:rFonts w:ascii="微软雅黑" w:hAnsi="微软雅黑"/>
-                <w:b/>
-                <w:color w:val="C00000"/>
-                <w:sz w:val="18"/>
-              </w:rPr>
-              <w:t>需改代码</w:t>
+            <w:pPr>
+              <w:spacing w:after="40"/>
+            </w:pPr>
+            <w:r>
+              <w:rPr>
+                <w:b w:val="0"/>
+                <w:color w:val="666666"/>
+                <w:sz w:val="18"/>
+                <w:rFonts w:ascii="Microsoft YaHei" w:hAnsi="Microsoft YaHei" w:eastAsia="Microsoft YaHei" w:cs="Microsoft YaHei"/>
+              </w:rPr>
+              <w:t>这是我方本次新增的一层保护。此前仅依赖 2.5 的业务幂等键，规范中原本没有这个头，属能力增强而非贵方遗漏。</w:t>
             </w:r>
           </w:p>
         </w:tc>
@@ -326,12 +396,17 @@
             <w:tcW w:type="dxa" w:w="2160"/>
           </w:tcPr>
           <w:p>
-            <w:r>
-              <w:rPr>
-                <w:rFonts w:ascii="微软雅黑" w:hAnsi="微软雅黑"/>
-                <w:sz w:val="18"/>
-              </w:rPr>
-              <w:t>7.2 握手鉴权失败</w:t>
+            <w:pPr>
+              <w:spacing w:after="40"/>
+            </w:pPr>
+            <w:r>
+              <w:rPr>
+                <w:b/>
+                <w:color w:val="333333"/>
+                <w:sz w:val="18"/>
+                <w:rFonts w:ascii="Microsoft YaHei" w:hAnsi="Microsoft YaHei" w:eastAsia="Microsoft YaHei" w:cs="Microsoft YaHei"/>
+              </w:rPr>
+              <w:t>7.2 握手鉴权失败的响应</w:t>
             </w:r>
           </w:p>
         </w:tc>
@@ -340,12 +415,17 @@
             <w:tcW w:type="dxa" w:w="2160"/>
           </w:tcPr>
           <w:p>
-            <w:r>
-              <w:rPr>
-                <w:rFonts w:ascii="微软雅黑" w:hAnsi="微软雅黑"/>
-                <w:sz w:val="18"/>
-              </w:rPr>
-              <w:t>鉴权失败的响应由「HTTP 401」更正为「HTTP 403」</w:t>
+            <w:pPr>
+              <w:spacing w:after="40"/>
+            </w:pPr>
+            <w:r>
+              <w:rPr>
+                <w:b w:val="0"/>
+                <w:color w:val="333333"/>
+                <w:sz w:val="18"/>
+                <w:rFonts w:ascii="Microsoft YaHei" w:hAnsi="Microsoft YaHei" w:eastAsia="Microsoft YaHei" w:cs="Microsoft YaHei"/>
+              </w:rPr>
+              <w:t>由「HTTP 401」更正为「HTTP 403」（无 WebSocket close code）</w:t>
             </w:r>
           </w:p>
         </w:tc>
@@ -354,12 +434,17 @@
             <w:tcW w:type="dxa" w:w="2160"/>
           </w:tcPr>
           <w:p>
-            <w:r>
-              <w:rPr>
-                <w:rFonts w:ascii="微软雅黑" w:hAnsi="微软雅黑"/>
-                <w:sz w:val="18"/>
-              </w:rPr>
-              <w:t>我方在 WebSocket 升级完成前就拒绝，服务器固定返回 403，贵方拿到的是 403 而非 401。若按 401 做「凭证失效→重新取凭证」分支，一条也命中不了——这是握手期最主要的排障信号。</w:t>
+            <w:pPr>
+              <w:spacing w:after="40"/>
+            </w:pPr>
+            <w:r>
+              <w:rPr>
+                <w:b w:val="0"/>
+                <w:color w:val="333333"/>
+                <w:sz w:val="18"/>
+                <w:rFonts w:ascii="Microsoft YaHei" w:hAnsi="Microsoft YaHei" w:eastAsia="Microsoft YaHei" w:cs="Microsoft YaHei"/>
+              </w:rPr>
+              <w:t>我方在 WebSocket 升级完成之前就拒绝，服务器固定返回 403。这是握手期最主要的排障信号，取值不符会影响贵方定位问题。</w:t>
             </w:r>
           </w:p>
         </w:tc>
@@ -368,14 +453,17 @@
             <w:tcW w:type="dxa" w:w="2160"/>
           </w:tcPr>
           <w:p>
-            <w:r>
-              <w:rPr>
-                <w:rFonts w:ascii="微软雅黑" w:hAnsi="微软雅黑"/>
-                <w:b/>
-                <w:color w:val="C00000"/>
-                <w:sz w:val="18"/>
-              </w:rPr>
-              <w:t>需改代码</w:t>
+            <w:pPr>
+              <w:spacing w:after="40"/>
+            </w:pPr>
+            <w:r>
+              <w:rPr>
+                <w:b w:val="0"/>
+                <w:color w:val="666666"/>
+                <w:sz w:val="18"/>
+                <w:rFonts w:ascii="Microsoft YaHei" w:hAnsi="Microsoft YaHei" w:eastAsia="Microsoft YaHei" w:cs="Microsoft YaHei"/>
+              </w:rPr>
+              <w:t>起草时按 HTTP 语义写成 401，未实测 WebSocket 握手阶段被拒时服务器的真实返回码。本次实测后更正。</w:t>
             </w:r>
           </w:p>
         </w:tc>
@@ -386,10 +474,15 @@
             <w:tcW w:type="dxa" w:w="2160"/>
           </w:tcPr>
           <w:p>
-            <w:r>
-              <w:rPr>
-                <w:rFonts w:ascii="微软雅黑" w:hAnsi="微软雅黑"/>
-                <w:sz w:val="18"/>
+            <w:pPr>
+              <w:spacing w:after="40"/>
+            </w:pPr>
+            <w:r>
+              <w:rPr>
+                <w:b/>
+                <w:color w:val="333333"/>
+                <w:sz w:val="18"/>
+                <w:rFonts w:ascii="Microsoft YaHei" w:hAnsi="Microsoft YaHei" w:eastAsia="Microsoft YaHei" w:cs="Microsoft YaHei"/>
               </w:rPr>
               <w:t>7.2 回写路由</w:t>
             </w:r>
@@ -400,12 +493,17 @@
             <w:tcW w:type="dxa" w:w="2160"/>
           </w:tcPr>
           <w:p>
-            <w:r>
-              <w:rPr>
-                <w:rFonts w:ascii="微软雅黑" w:hAnsi="微软雅黑"/>
-                <w:sz w:val="18"/>
-              </w:rPr>
-              <w:t>补充：来源诊室连接断开时，我方会改投任意一条在线连接（同一 msg_id）</w:t>
+            <w:pPr>
+              <w:spacing w:after="40"/>
+            </w:pPr>
+            <w:r>
+              <w:rPr>
+                <w:b w:val="0"/>
+                <w:color w:val="333333"/>
+                <w:sz w:val="18"/>
+                <w:rFonts w:ascii="Microsoft YaHei" w:hAnsi="Microsoft YaHei" w:eastAsia="Microsoft YaHei" w:cs="Microsoft YaHei"/>
+              </w:rPr>
+              <w:t>补充：来源诊室连接失效时，我方会改投任意一条在线连接（msg_id 不变）；贵方任一客户端收到 record_writeback 请无条件写库</w:t>
             </w:r>
           </w:p>
         </w:tc>
@@ -414,12 +512,17 @@
             <w:tcW w:type="dxa" w:w="2160"/>
           </w:tcPr>
           <w:p>
-            <w:r>
-              <w:rPr>
-                <w:rFonts w:ascii="微软雅黑" w:hAnsi="微软雅黑"/>
-                <w:sz w:val="18"/>
-              </w:rPr>
-              <w:t>原文承诺「一定发回接诊那台诊室」。贵方若据此写成「只处理本机接诊过的 visit_id，其余忽略」，诊室 A 闪断后我方改投诊室 B 的病历会被静默丢弃——病案里缺这份病历，而我方显示已发出。**任一客户端收到 record_writeback 都请无条件写库**（写的是全院共享库）。</w:t>
+            <w:pPr>
+              <w:spacing w:after="40"/>
+            </w:pPr>
+            <w:r>
+              <w:rPr>
+                <w:b w:val="0"/>
+                <w:color w:val="333333"/>
+                <w:sz w:val="18"/>
+                <w:rFonts w:ascii="Microsoft YaHei" w:hAnsi="Microsoft YaHei" w:eastAsia="Microsoft YaHei" w:cs="Microsoft YaHei"/>
+              </w:rPr>
+              <w:t>病历写的是全院共享库，与哪台诊室收到无关。若按「是不是本机接诊的」过滤，来源诊室掉线时这份病历会丢失。</w:t>
             </w:r>
           </w:p>
         </w:tc>
@@ -428,14 +531,17 @@
             <w:tcW w:type="dxa" w:w="2160"/>
           </w:tcPr>
           <w:p>
-            <w:r>
-              <w:rPr>
-                <w:rFonts w:ascii="微软雅黑" w:hAnsi="微软雅黑"/>
-                <w:b/>
-                <w:color w:val="C00000"/>
-                <w:sz w:val="18"/>
-              </w:rPr>
-              <w:t>需改代码</w:t>
+            <w:pPr>
+              <w:spacing w:after="40"/>
+            </w:pPr>
+            <w:r>
+              <w:rPr>
+                <w:b w:val="0"/>
+                <w:color w:val="666666"/>
+                <w:sz w:val="18"/>
+                <w:rFonts w:ascii="Microsoft YaHei" w:hAnsi="Microsoft YaHei" w:eastAsia="Microsoft YaHei" w:cs="Microsoft YaHei"/>
+              </w:rPr>
+              <w:t>v1.2 定连接拓扑时写明了「路由回来源诊室」，但未写明来源连接失效时的兜底行为，属我方遗漏。</w:t>
             </w:r>
           </w:p>
         </w:tc>
@@ -446,10 +552,15 @@
             <w:tcW w:type="dxa" w:w="2160"/>
           </w:tcPr>
           <w:p>
-            <w:r>
-              <w:rPr>
-                <w:rFonts w:ascii="微软雅黑" w:hAnsi="微软雅黑"/>
-                <w:sz w:val="18"/>
+            <w:pPr>
+              <w:spacing w:after="40"/>
+            </w:pPr>
+            <w:r>
+              <w:rPr>
+                <w:b/>
+                <w:color w:val="333333"/>
+                <w:sz w:val="18"/>
+                <w:rFonts w:ascii="Microsoft YaHei" w:hAnsi="Microsoft YaHei" w:eastAsia="Microsoft YaHei" w:cs="Microsoft YaHei"/>
               </w:rPr>
               <w:t>7.4 补发与去重</w:t>
             </w:r>
@@ -460,12 +571,17 @@
             <w:tcW w:type="dxa" w:w="2160"/>
           </w:tcPr>
           <w:p>
-            <w:r>
-              <w:rPr>
-                <w:rFonts w:ascii="微软雅黑" w:hAnsi="微软雅黑"/>
-                <w:sz w:val="18"/>
-              </w:rPr>
-              <w:t>拆成上行/下行两句：下行由对账任务发起的重投**会用新的 msg_id**，贵方判重必须以 2.5 的业务幂等键为准，不能只靠 msg_id</w:t>
+            <w:pPr>
+              <w:spacing w:after="40"/>
+            </w:pPr>
+            <w:r>
+              <w:rPr>
+                <w:b w:val="0"/>
+                <w:color w:val="333333"/>
+                <w:sz w:val="18"/>
+                <w:rFonts w:ascii="Microsoft YaHei" w:hAnsi="Microsoft YaHei" w:eastAsia="Microsoft YaHei" w:cs="Microsoft YaHei"/>
+              </w:rPr>
+              <w:t>按方向拆开说明：上行仍按 msg_id 去重；下行由我方补投任务发起的重投**会使用新的 msg_id**，请以 2.5 的业务幂等键为准判重</w:t>
             </w:r>
           </w:p>
         </w:tc>
@@ -474,12 +590,17 @@
             <w:tcW w:type="dxa" w:w="2160"/>
           </w:tcPr>
           <w:p>
-            <w:r>
-              <w:rPr>
-                <w:rFonts w:ascii="微软雅黑" w:hAnsi="微软雅黑"/>
-                <w:sz w:val="18"/>
-              </w:rPr>
-              <w:t>我方连接断开后不是挂起重发，而是由对账任务在数分钟后重走一遍完整回写，msg_id 是全新的。贵方若只按 msg_id 去重，会多出一份重复病历。（上行方向 msg_id 去重仍然成立。）</w:t>
+            <w:pPr>
+              <w:spacing w:after="40"/>
+            </w:pPr>
+            <w:r>
+              <w:rPr>
+                <w:b w:val="0"/>
+                <w:color w:val="333333"/>
+                <w:sz w:val="18"/>
+                <w:rFonts w:ascii="Microsoft YaHei" w:hAnsi="Microsoft YaHei" w:eastAsia="Microsoft YaHei" w:cs="Microsoft YaHei"/>
+              </w:rPr>
+              <w:t>只按 msg_id 判重会在补投场景下产生重复病历。</w:t>
             </w:r>
           </w:p>
         </w:tc>
@@ -488,14 +609,17 @@
             <w:tcW w:type="dxa" w:w="2160"/>
           </w:tcPr>
           <w:p>
-            <w:r>
-              <w:rPr>
-                <w:rFonts w:ascii="微软雅黑" w:hAnsi="微软雅黑"/>
-                <w:b/>
-                <w:color w:val="C00000"/>
-                <w:sz w:val="18"/>
-              </w:rPr>
-              <w:t>需改代码</w:t>
+            <w:pPr>
+              <w:spacing w:after="40"/>
+            </w:pPr>
+            <w:r>
+              <w:rPr>
+                <w:b w:val="0"/>
+                <w:color w:val="666666"/>
+                <w:sz w:val="18"/>
+                <w:rFonts w:ascii="Microsoft YaHei" w:hAnsi="Microsoft YaHei" w:eastAsia="Microsoft YaHei" w:cs="Microsoft YaHei"/>
+              </w:rPr>
+              <w:t>原文按「同一条连接内的重发」描述，未覆盖「连接断开后由补投任务重新发起」这一跨会话场景。</w:t>
             </w:r>
           </w:p>
         </w:tc>
@@ -503,16 +627,16 @@
     </w:tbl>
     <w:p>
       <w:pPr>
-        <w:spacing w:after="120"/>
+        <w:spacing w:after="160"/>
         <w:jc w:val="center"/>
       </w:pPr>
       <w:r/>
       <w:r>
         <w:rPr>
-          <w:rFonts w:ascii="微软雅黑" w:hAnsi="微软雅黑"/>
           <w:b w:val="0"/>
           <w:color w:val="333333"/>
           <w:sz w:val="12"/>
+          <w:rFonts w:ascii="Microsoft YaHei" w:hAnsi="Microsoft YaHei" w:eastAsia="Microsoft YaHei" w:cs="Microsoft YaHei"/>
         </w:rPr>
       </w:r>
     </w:p>
@@ -524,12 +648,12 @@
       <w:r/>
       <w:r>
         <w:rPr>
-          <w:rFonts w:ascii="微软雅黑" w:hAnsi="微软雅黑"/>
           <w:b/>
           <w:color w:val="0070C0"/>
           <w:sz w:val="24"/>
+          <w:rFonts w:ascii="Microsoft YaHei" w:hAnsi="Microsoft YaHei" w:eastAsia="Microsoft YaHei" w:cs="Microsoft YaHei"/>
         </w:rPr>
-        <w:t>B 类｜可省掉贵方工作量（原要求已取消）（4 项）</w:t>
+        <w:t>B 类｜原要求已取消，贵方可少做（4 项）</w:t>
       </w:r>
     </w:p>
     <w:tbl>
@@ -550,11 +674,15 @@
             <w:tcW w:type="dxa" w:w="2160"/>
           </w:tcPr>
           <w:p>
-            <w:r>
-              <w:rPr>
-                <w:rFonts w:ascii="微软雅黑" w:hAnsi="微软雅黑"/>
+            <w:pPr>
+              <w:spacing w:after="40"/>
+            </w:pPr>
+            <w:r>
+              <w:rPr>
                 <w:b/>
-                <w:sz w:val="18"/>
+                <w:color w:val="333333"/>
+                <w:sz w:val="18"/>
+                <w:rFonts w:ascii="Microsoft YaHei" w:hAnsi="Microsoft YaHei" w:eastAsia="Microsoft YaHei" w:cs="Microsoft YaHei"/>
               </w:rPr>
               <w:t>位置</w:t>
             </w:r>
@@ -565,13 +693,17 @@
             <w:tcW w:type="dxa" w:w="2160"/>
           </w:tcPr>
           <w:p>
-            <w:r>
-              <w:rPr>
-                <w:rFonts w:ascii="微软雅黑" w:hAnsi="微软雅黑"/>
+            <w:pPr>
+              <w:spacing w:after="40"/>
+            </w:pPr>
+            <w:r>
+              <w:rPr>
                 <w:b/>
-                <w:sz w:val="18"/>
-              </w:rPr>
-              <w:t>改动内容</w:t>
+                <w:color w:val="333333"/>
+                <w:sz w:val="18"/>
+                <w:rFonts w:ascii="Microsoft YaHei" w:hAnsi="Microsoft YaHei" w:eastAsia="Microsoft YaHei" w:cs="Microsoft YaHei"/>
+              </w:rPr>
+              <w:t>改了什么</w:t>
             </w:r>
           </w:p>
         </w:tc>
@@ -580,13 +712,17 @@
             <w:tcW w:type="dxa" w:w="2160"/>
           </w:tcPr>
           <w:p>
-            <w:r>
-              <w:rPr>
-                <w:rFonts w:ascii="微软雅黑" w:hAnsi="微软雅黑"/>
+            <w:pPr>
+              <w:spacing w:after="40"/>
+            </w:pPr>
+            <w:r>
+              <w:rPr>
                 <w:b/>
-                <w:sz w:val="18"/>
-              </w:rPr>
-              <w:t>为什么改</w:t>
+                <w:color w:val="333333"/>
+                <w:sz w:val="18"/>
+                <w:rFonts w:ascii="Microsoft YaHei" w:hAnsi="Microsoft YaHei" w:eastAsia="Microsoft YaHei" w:cs="Microsoft YaHei"/>
+              </w:rPr>
+              <w:t>为什么这样改</w:t>
             </w:r>
           </w:p>
         </w:tc>
@@ -595,13 +731,17 @@
             <w:tcW w:type="dxa" w:w="2160"/>
           </w:tcPr>
           <w:p>
-            <w:r>
-              <w:rPr>
-                <w:rFonts w:ascii="微软雅黑" w:hAnsi="微软雅黑"/>
+            <w:pPr>
+              <w:spacing w:after="40"/>
+            </w:pPr>
+            <w:r>
+              <w:rPr>
                 <w:b/>
-                <w:sz w:val="18"/>
-              </w:rPr>
-              <w:t>贵方是否需改代码</w:t>
+                <w:color w:val="333333"/>
+                <w:sz w:val="18"/>
+                <w:rFonts w:ascii="Microsoft YaHei" w:hAnsi="Microsoft YaHei" w:eastAsia="Microsoft YaHei" w:cs="Microsoft YaHei"/>
+              </w:rPr>
+              <w:t>为何此前未写明</w:t>
             </w:r>
           </w:p>
         </w:tc>
@@ -612,10 +752,15 @@
             <w:tcW w:type="dxa" w:w="2160"/>
           </w:tcPr>
           <w:p>
-            <w:r>
-              <w:rPr>
-                <w:rFonts w:ascii="微软雅黑" w:hAnsi="微软雅黑"/>
-                <w:sz w:val="18"/>
+            <w:pPr>
+              <w:spacing w:after="40"/>
+            </w:pPr>
+            <w:r>
+              <w:rPr>
+                <w:b/>
+                <w:color w:val="333333"/>
+                <w:sz w:val="18"/>
+                <w:rFonts w:ascii="Microsoft YaHei" w:hAnsi="Microsoft YaHei" w:eastAsia="Microsoft YaHei" w:cs="Microsoft YaHei"/>
               </w:rPr>
               <w:t>第 4 章 需贵方提供项</w:t>
             </w:r>
@@ -626,12 +771,17 @@
             <w:tcW w:type="dxa" w:w="2160"/>
           </w:tcPr>
           <w:p>
-            <w:r>
-              <w:rPr>
-                <w:rFonts w:ascii="微软雅黑" w:hAnsi="微软雅黑"/>
-                <w:sz w:val="18"/>
-              </w:rPr>
-              <w:t>删除「① 诊断编码字典 ② 科室编码字典」整项</w:t>
+            <w:pPr>
+              <w:spacing w:after="40"/>
+            </w:pPr>
+            <w:r>
+              <w:rPr>
+                <w:b w:val="0"/>
+                <w:color w:val="333333"/>
+                <w:sz w:val="18"/>
+                <w:rFonts w:ascii="Microsoft YaHei" w:hAnsi="Microsoft YaHei" w:eastAsia="Microsoft YaHei" w:cs="Microsoft YaHei"/>
+              </w:rPr>
+              <w:t>删除「① 诊断编码字典 ② 科室编码字典」——两份字典均无需提供</w:t>
             </w:r>
           </w:p>
         </w:tc>
@@ -640,12 +790,17 @@
             <w:tcW w:type="dxa" w:w="2160"/>
           </w:tcPr>
           <w:p>
-            <w:r>
-              <w:rPr>
-                <w:rFonts w:ascii="微软雅黑" w:hAnsi="微软雅黑"/>
-                <w:sz w:val="18"/>
-              </w:rPr>
-              <w:t>与附录 B 已确认的「无需提供字典」自相矛盾。我方诊断以名称落库、科室以推送随行的 dept_code+dept_name 为准，两份字典都用不上。</w:t>
+            <w:pPr>
+              <w:spacing w:after="40"/>
+            </w:pPr>
+            <w:r>
+              <w:rPr>
+                <w:b w:val="0"/>
+                <w:color w:val="333333"/>
+                <w:sz w:val="18"/>
+                <w:rFonts w:ascii="Microsoft YaHei" w:hAnsi="Microsoft YaHei" w:eastAsia="Microsoft YaHei" w:cs="Microsoft YaHei"/>
+              </w:rPr>
+              <w:t>我方诊断以名称为准落库；科室以接诊推送随行的 dept_code + dept_name 成对下发为准，不需要预先交换字典。</w:t>
             </w:r>
           </w:p>
         </w:tc>
@@ -654,14 +809,17 @@
             <w:tcW w:type="dxa" w:w="2160"/>
           </w:tcPr>
           <w:p>
-            <w:r>
-              <w:rPr>
-                <w:rFonts w:ascii="微软雅黑" w:hAnsi="微软雅黑"/>
-                <w:b/>
-                <w:color w:val="008000"/>
-                <w:sz w:val="18"/>
-              </w:rPr>
-              <w:t>可省工作量</w:t>
+            <w:pPr>
+              <w:spacing w:after="40"/>
+            </w:pPr>
+            <w:r>
+              <w:rPr>
+                <w:b w:val="0"/>
+                <w:color w:val="666666"/>
+                <w:sz w:val="18"/>
+                <w:rFonts w:ascii="Microsoft YaHei" w:hAnsi="Microsoft YaHei" w:eastAsia="Microsoft YaHei" w:cs="Microsoft YaHei"/>
+              </w:rPr>
+              <w:t>第 4 章沿用了初版草案（当时设想按编码对齐）。v1.2 的附录 B 已确认无需字典，但第 4 章未同步删除，造成同一份文档内部口径不一致，是我方的疏漏。</w:t>
             </w:r>
           </w:p>
         </w:tc>
@@ -672,10 +830,15 @@
             <w:tcW w:type="dxa" w:w="2160"/>
           </w:tcPr>
           <w:p>
-            <w:r>
-              <w:rPr>
-                <w:rFonts w:ascii="微软雅黑" w:hAnsi="微软雅黑"/>
-                <w:sz w:val="18"/>
+            <w:pPr>
+              <w:spacing w:after="40"/>
+            </w:pPr>
+            <w:r>
+              <w:rPr>
+                <w:b/>
+                <w:color w:val="333333"/>
+                <w:sz w:val="18"/>
+                <w:rFonts w:ascii="Microsoft YaHei" w:hAnsi="Microsoft YaHei" w:eastAsia="Microsoft YaHei" w:cs="Microsoft YaHei"/>
               </w:rPr>
               <w:t>3.1 agent_device_ip / agent_device_mac</w:t>
             </w:r>
@@ -686,10 +849,15 @@
             <w:tcW w:type="dxa" w:w="2160"/>
           </w:tcPr>
           <w:p>
-            <w:r>
-              <w:rPr>
-                <w:rFonts w:ascii="微软雅黑" w:hAnsi="微软雅黑"/>
-                <w:sz w:val="18"/>
+            <w:pPr>
+              <w:spacing w:after="40"/>
+            </w:pPr>
+            <w:r>
+              <w:rPr>
+                <w:b w:val="0"/>
+                <w:color w:val="333333"/>
+                <w:sz w:val="18"/>
+                <w:rFonts w:ascii="Microsoft YaHei" w:hAnsi="Microsoft YaHei" w:eastAsia="Microsoft YaHei" w:cs="Microsoft YaHei"/>
               </w:rPr>
               <w:t>改为「选填，仅作排障留痕」；agent_device_mac 标注为保留字段、当前不使用</w:t>
             </w:r>
@@ -700,12 +868,17 @@
             <w:tcW w:type="dxa" w:w="2160"/>
           </w:tcPr>
           <w:p>
-            <w:r>
-              <w:rPr>
-                <w:rFonts w:ascii="微软雅黑" w:hAnsi="微软雅黑"/>
-                <w:sz w:val="18"/>
-              </w:rPr>
-              <w:t>方案 B 下回写按 WebSocket 连接自动路由回来源诊室，不依赖终端 IP/MAC。贵方无需专门去客户端取这两个值。</w:t>
+            <w:pPr>
+              <w:spacing w:after="40"/>
+            </w:pPr>
+            <w:r>
+              <w:rPr>
+                <w:b w:val="0"/>
+                <w:color w:val="333333"/>
+                <w:sz w:val="18"/>
+                <w:rFonts w:ascii="Microsoft YaHei" w:hAnsi="Microsoft YaHei" w:eastAsia="Microsoft YaHei" w:cs="Microsoft YaHei"/>
+              </w:rPr>
+              <w:t>方案 B 下回写按 WebSocket 连接自动路由回来源诊室，不依赖这两个值。</w:t>
             </w:r>
           </w:p>
         </w:tc>
@@ -714,14 +887,17 @@
             <w:tcW w:type="dxa" w:w="2160"/>
           </w:tcPr>
           <w:p>
-            <w:r>
-              <w:rPr>
-                <w:rFonts w:ascii="微软雅黑" w:hAnsi="微软雅黑"/>
-                <w:b/>
-                <w:color w:val="008000"/>
-                <w:sz w:val="18"/>
-              </w:rPr>
-              <w:t>可省工作量</w:t>
+            <w:pPr>
+              <w:spacing w:after="40"/>
+            </w:pPr>
+            <w:r>
+              <w:rPr>
+                <w:b w:val="0"/>
+                <w:color w:val="666666"/>
+                <w:sz w:val="18"/>
+                <w:rFonts w:ascii="Microsoft YaHei" w:hAnsi="Microsoft YaHei" w:eastAsia="Microsoft YaHei" w:cs="Microsoft YaHei"/>
+              </w:rPr>
+              <w:t>这两个字段是方案 A（诊室 Agent 中转）时代的设计。通道定为方案 B 后它们已失去用途，字段说明未同步。</w:t>
             </w:r>
           </w:p>
         </w:tc>
@@ -732,10 +908,15 @@
             <w:tcW w:type="dxa" w:w="2160"/>
           </w:tcPr>
           <w:p>
-            <w:r>
-              <w:rPr>
-                <w:rFonts w:ascii="微软雅黑" w:hAnsi="微软雅黑"/>
-                <w:sz w:val="18"/>
+            <w:pPr>
+              <w:spacing w:after="40"/>
+            </w:pPr>
+            <w:r>
+              <w:rPr>
+                <w:b/>
+                <w:color w:val="333333"/>
+                <w:sz w:val="18"/>
+                <w:rFonts w:ascii="Microsoft YaHei" w:hAnsi="Microsoft YaHei" w:eastAsia="Microsoft YaHei" w:cs="Microsoft YaHei"/>
               </w:rPr>
               <w:t>5.2 / 5.3 部署与网络</w:t>
             </w:r>
@@ -746,10 +927,15 @@
             <w:tcW w:type="dxa" w:w="2160"/>
           </w:tcPr>
           <w:p>
-            <w:r>
-              <w:rPr>
-                <w:rFonts w:ascii="微软雅黑" w:hAnsi="微软雅黑"/>
-                <w:sz w:val="18"/>
+            <w:pPr>
+              <w:spacing w:after="40"/>
+            </w:pPr>
+            <w:r>
+              <w:rPr>
+                <w:b w:val="0"/>
+                <w:color w:val="333333"/>
+                <w:sz w:val="18"/>
+                <w:rFonts w:ascii="Microsoft YaHei" w:hAnsi="Microsoft YaHei" w:eastAsia="Microsoft YaHei" w:cs="Microsoft YaHei"/>
               </w:rPr>
               <w:t>删除「诊室部署极薄 Agent 做内网中转」整段</w:t>
             </w:r>
@@ -760,12 +946,17 @@
             <w:tcW w:type="dxa" w:w="2160"/>
           </w:tcPr>
           <w:p>
-            <w:r>
-              <w:rPr>
-                <w:rFonts w:ascii="微软雅黑" w:hAnsi="微软雅黑"/>
-                <w:sz w:val="18"/>
-              </w:rPr>
-              <w:t>该接入范式已下线。方案 B 下我方不调用贵方任何接口、不在院内部署任何程序，贵方无需预留内网部署位。</w:t>
+            <w:pPr>
+              <w:spacing w:after="40"/>
+            </w:pPr>
+            <w:r>
+              <w:rPr>
+                <w:b w:val="0"/>
+                <w:color w:val="333333"/>
+                <w:sz w:val="18"/>
+                <w:rFonts w:ascii="Microsoft YaHei" w:hAnsi="Microsoft YaHei" w:eastAsia="Microsoft YaHei" w:cs="Microsoft YaHei"/>
+              </w:rPr>
+              <w:t>方案 B 下我方不调用贵方任何接口、不在院内部署任何程序，贵方无需预留内网部署位。</w:t>
             </w:r>
           </w:p>
         </w:tc>
@@ -774,14 +965,17 @@
             <w:tcW w:type="dxa" w:w="2160"/>
           </w:tcPr>
           <w:p>
-            <w:r>
-              <w:rPr>
-                <w:rFonts w:ascii="微软雅黑" w:hAnsi="微软雅黑"/>
-                <w:b/>
-                <w:color w:val="008000"/>
-                <w:sz w:val="18"/>
-              </w:rPr>
-              <w:t>可省工作量</w:t>
+            <w:pPr>
+              <w:spacing w:after="40"/>
+            </w:pPr>
+            <w:r>
+              <w:rPr>
+                <w:b w:val="0"/>
+                <w:color w:val="666666"/>
+                <w:sz w:val="18"/>
+                <w:rFonts w:ascii="Microsoft YaHei" w:hAnsi="Microsoft YaHei" w:eastAsia="Microsoft YaHei" w:cs="Microsoft YaHei"/>
+              </w:rPr>
+              <w:t>同上，方案 A 时代的方案。通道定稿后本节未整体重写。</w:t>
             </w:r>
           </w:p>
         </w:tc>
@@ -792,12 +986,17 @@
             <w:tcW w:type="dxa" w:w="2160"/>
           </w:tcPr>
           <w:p>
-            <w:r>
-              <w:rPr>
-                <w:rFonts w:ascii="微软雅黑" w:hAnsi="微软雅黑"/>
-                <w:sz w:val="18"/>
-              </w:rPr>
-              <w:t>总体流程图 第 ② 步</w:t>
+            <w:pPr>
+              <w:spacing w:after="40"/>
+            </w:pPr>
+            <w:r>
+              <w:rPr>
+                <w:b/>
+                <w:color w:val="333333"/>
+                <w:sz w:val="18"/>
+                <w:rFonts w:ascii="Microsoft YaHei" w:hAnsi="Microsoft YaHei" w:eastAsia="Microsoft YaHei" w:cs="Microsoft YaHei"/>
+              </w:rPr>
+              <w:t>1.3 总体流程图</w:t>
             </w:r>
           </w:p>
         </w:tc>
@@ -806,12 +1005,17 @@
             <w:tcW w:type="dxa" w:w="2160"/>
           </w:tcPr>
           <w:p>
-            <w:r>
-              <w:rPr>
-                <w:rFonts w:ascii="微软雅黑" w:hAnsi="微软雅黑"/>
-                <w:sz w:val="18"/>
-              </w:rPr>
-              <w:t>改为「我方自动建档并按 doctor_code 派入对应医生的工作台；医生在已登录的浏览器工作台收到叫号提示后点击进入」</w:t>
+            <w:pPr>
+              <w:spacing w:after="40"/>
+            </w:pPr>
+            <w:r>
+              <w:rPr>
+                <w:b w:val="0"/>
+                <w:color w:val="333333"/>
+                <w:sz w:val="18"/>
+                <w:rFonts w:ascii="Microsoft YaHei" w:hAnsi="Microsoft YaHei" w:eastAsia="Microsoft YaHei" w:cs="Microsoft YaHei"/>
+              </w:rPr>
+              <w:t>第 ② 步改为「我方自动建档并按 doctor_code 派入对应医生的工作台，医生在已登录的浏览器工作台点击进入」；要素由「设备IP」改为「医生工号」</w:t>
             </w:r>
           </w:p>
         </w:tc>
@@ -820,12 +1024,17 @@
             <w:tcW w:type="dxa" w:w="2160"/>
           </w:tcPr>
           <w:p>
-            <w:r>
-              <w:rPr>
-                <w:rFonts w:ascii="微软雅黑" w:hAnsi="微软雅黑"/>
-                <w:sz w:val="18"/>
-              </w:rPr>
-              <w:t>原文写的「诊室极薄 Agent 拉起嵌入工作台」已整体下线，现在没有任何 Agent 进程，医生用的就是浏览器。</w:t>
+            <w:pPr>
+              <w:spacing w:after="40"/>
+            </w:pPr>
+            <w:r>
+              <w:rPr>
+                <w:b w:val="0"/>
+                <w:color w:val="333333"/>
+                <w:sz w:val="18"/>
+                <w:rFonts w:ascii="Microsoft YaHei" w:hAnsi="Microsoft YaHei" w:eastAsia="Microsoft YaHei" w:cs="Microsoft YaHei"/>
+              </w:rPr>
+              <w:t>双方均无需安装任何客户端程序，医生用的就是浏览器。</w:t>
             </w:r>
           </w:p>
         </w:tc>
@@ -834,14 +1043,17 @@
             <w:tcW w:type="dxa" w:w="2160"/>
           </w:tcPr>
           <w:p>
-            <w:r>
-              <w:rPr>
-                <w:rFonts w:ascii="微软雅黑" w:hAnsi="微软雅黑"/>
-                <w:b/>
+            <w:pPr>
+              <w:spacing w:after="40"/>
+            </w:pPr>
+            <w:r>
+              <w:rPr>
+                <w:b w:val="0"/>
                 <w:color w:val="666666"/>
                 <w:sz w:val="18"/>
-              </w:rPr>
-              <w:t>无需改代码</w:t>
+                <w:rFonts w:ascii="Microsoft YaHei" w:hAnsi="Microsoft YaHei" w:eastAsia="Microsoft YaHei" w:cs="Microsoft YaHei"/>
+              </w:rPr>
+              <w:t>流程图绘于方案 A 时期（含诊室 Agent 拉起嵌入工作台）。我方接入方式后续调整为纯浏览器，流程图未同步。</w:t>
             </w:r>
           </w:p>
         </w:tc>
@@ -849,16 +1061,16 @@
     </w:tbl>
     <w:p>
       <w:pPr>
-        <w:spacing w:after="120"/>
+        <w:spacing w:after="160"/>
         <w:jc w:val="center"/>
       </w:pPr>
       <w:r/>
       <w:r>
         <w:rPr>
-          <w:rFonts w:ascii="微软雅黑" w:hAnsi="微软雅黑"/>
           <w:b w:val="0"/>
           <w:color w:val="333333"/>
           <w:sz w:val="12"/>
+          <w:rFonts w:ascii="Microsoft YaHei" w:hAnsi="Microsoft YaHei" w:eastAsia="Microsoft YaHei" w:cs="Microsoft YaHei"/>
         </w:rPr>
       </w:r>
     </w:p>
@@ -870,10 +1082,10 @@
       <w:r/>
       <w:r>
         <w:rPr>
-          <w:rFonts w:ascii="微软雅黑" w:hAnsi="微软雅黑"/>
           <w:b/>
-          <w:color w:val="546E7A"/>
+          <w:color w:val="446070"/>
           <w:sz w:val="24"/>
+          <w:rFonts w:ascii="Microsoft YaHei" w:hAnsi="Microsoft YaHei" w:eastAsia="Microsoft YaHei" w:cs="Microsoft YaHei"/>
         </w:rPr>
         <w:t>C 类｜口径补充，避免联调时产生分歧（13 项）</w:t>
       </w:r>
@@ -896,11 +1108,15 @@
             <w:tcW w:type="dxa" w:w="2160"/>
           </w:tcPr>
           <w:p>
-            <w:r>
-              <w:rPr>
-                <w:rFonts w:ascii="微软雅黑" w:hAnsi="微软雅黑"/>
+            <w:pPr>
+              <w:spacing w:after="40"/>
+            </w:pPr>
+            <w:r>
+              <w:rPr>
                 <w:b/>
-                <w:sz w:val="18"/>
+                <w:color w:val="333333"/>
+                <w:sz w:val="18"/>
+                <w:rFonts w:ascii="Microsoft YaHei" w:hAnsi="Microsoft YaHei" w:eastAsia="Microsoft YaHei" w:cs="Microsoft YaHei"/>
               </w:rPr>
               <w:t>位置</w:t>
             </w:r>
@@ -911,13 +1127,17 @@
             <w:tcW w:type="dxa" w:w="2160"/>
           </w:tcPr>
           <w:p>
-            <w:r>
-              <w:rPr>
-                <w:rFonts w:ascii="微软雅黑" w:hAnsi="微软雅黑"/>
+            <w:pPr>
+              <w:spacing w:after="40"/>
+            </w:pPr>
+            <w:r>
+              <w:rPr>
                 <w:b/>
-                <w:sz w:val="18"/>
-              </w:rPr>
-              <w:t>改动内容</w:t>
+                <w:color w:val="333333"/>
+                <w:sz w:val="18"/>
+                <w:rFonts w:ascii="Microsoft YaHei" w:hAnsi="Microsoft YaHei" w:eastAsia="Microsoft YaHei" w:cs="Microsoft YaHei"/>
+              </w:rPr>
+              <w:t>改了什么</w:t>
             </w:r>
           </w:p>
         </w:tc>
@@ -926,13 +1146,17 @@
             <w:tcW w:type="dxa" w:w="2160"/>
           </w:tcPr>
           <w:p>
-            <w:r>
-              <w:rPr>
-                <w:rFonts w:ascii="微软雅黑" w:hAnsi="微软雅黑"/>
+            <w:pPr>
+              <w:spacing w:after="40"/>
+            </w:pPr>
+            <w:r>
+              <w:rPr>
                 <w:b/>
-                <w:sz w:val="18"/>
-              </w:rPr>
-              <w:t>为什么改</w:t>
+                <w:color w:val="333333"/>
+                <w:sz w:val="18"/>
+                <w:rFonts w:ascii="Microsoft YaHei" w:hAnsi="Microsoft YaHei" w:eastAsia="Microsoft YaHei" w:cs="Microsoft YaHei"/>
+              </w:rPr>
+              <w:t>为什么这样改</w:t>
             </w:r>
           </w:p>
         </w:tc>
@@ -941,13 +1165,17 @@
             <w:tcW w:type="dxa" w:w="2160"/>
           </w:tcPr>
           <w:p>
-            <w:r>
-              <w:rPr>
-                <w:rFonts w:ascii="微软雅黑" w:hAnsi="微软雅黑"/>
+            <w:pPr>
+              <w:spacing w:after="40"/>
+            </w:pPr>
+            <w:r>
+              <w:rPr>
                 <w:b/>
-                <w:sz w:val="18"/>
-              </w:rPr>
-              <w:t>贵方是否需改代码</w:t>
+                <w:color w:val="333333"/>
+                <w:sz w:val="18"/>
+                <w:rFonts w:ascii="Microsoft YaHei" w:hAnsi="Microsoft YaHei" w:eastAsia="Microsoft YaHei" w:cs="Microsoft YaHei"/>
+              </w:rPr>
+              <w:t>为何此前未写明</w:t>
             </w:r>
           </w:p>
         </w:tc>
@@ -958,10 +1186,15 @@
             <w:tcW w:type="dxa" w:w="2160"/>
           </w:tcPr>
           <w:p>
-            <w:r>
-              <w:rPr>
-                <w:rFonts w:ascii="微软雅黑" w:hAnsi="微软雅黑"/>
-                <w:sz w:val="18"/>
+            <w:pPr>
+              <w:spacing w:after="40"/>
+            </w:pPr>
+            <w:r>
+              <w:rPr>
+                <w:b/>
+                <w:color w:val="333333"/>
+                <w:sz w:val="18"/>
+                <w:rFonts w:ascii="Microsoft YaHei" w:hAnsi="Microsoft YaHei" w:eastAsia="Microsoft YaHei" w:cs="Microsoft YaHei"/>
               </w:rPr>
               <w:t>附录 A.2 回写示例</w:t>
             </w:r>
@@ -972,12 +1205,17 @@
             <w:tcW w:type="dxa" w:w="2160"/>
           </w:tcPr>
           <w:p>
-            <w:r>
-              <w:rPr>
-                <w:rFonts w:ascii="微软雅黑" w:hAnsi="微软雅黑"/>
-                <w:sz w:val="18"/>
-              </w:rPr>
-              <w:t>补上 record_no 与 full_text 两个顶层字段（字段表里本就有，示例漏了）</w:t>
+            <w:pPr>
+              <w:spacing w:after="40"/>
+            </w:pPr>
+            <w:r>
+              <w:rPr>
+                <w:b w:val="0"/>
+                <w:color w:val="333333"/>
+                <w:sz w:val="18"/>
+                <w:rFonts w:ascii="Microsoft YaHei" w:hAnsi="Microsoft YaHei" w:eastAsia="Microsoft YaHei" w:cs="Microsoft YaHei"/>
+              </w:rPr>
+              <w:t>补上 record_no 与 full_text 两个顶层字段</w:t>
             </w:r>
           </w:p>
         </w:tc>
@@ -986,12 +1224,17 @@
             <w:tcW w:type="dxa" w:w="2160"/>
           </w:tcPr>
           <w:p>
-            <w:r>
-              <w:rPr>
-                <w:rFonts w:ascii="微软雅黑" w:hAnsi="微软雅黑"/>
-                <w:sz w:val="18"/>
-              </w:rPr>
-              <w:t>贵方常直接照抄示例建结构。漏掉 record_no 尤其致命——它是 2.5 幂等键的第三段，住院 15 份日常病程会被当成同一份反复覆盖。</w:t>
+            <w:pPr>
+              <w:spacing w:after="40"/>
+            </w:pPr>
+            <w:r>
+              <w:rPr>
+                <w:b w:val="0"/>
+                <w:color w:val="333333"/>
+                <w:sz w:val="18"/>
+                <w:rFonts w:ascii="Microsoft YaHei" w:hAnsi="Microsoft YaHei" w:eastAsia="Microsoft YaHei" w:cs="Microsoft YaHei"/>
+              </w:rPr>
+              <w:t>这两个字段 3.2 字段表中本就有、我方每次都会下发；其中 record_no 是 2.5 幂等键的第三段，住院多份文书靠它区分。</w:t>
             </w:r>
           </w:p>
         </w:tc>
@@ -1000,14 +1243,17 @@
             <w:tcW w:type="dxa" w:w="2160"/>
           </w:tcPr>
           <w:p>
-            <w:r>
-              <w:rPr>
-                <w:rFonts w:ascii="微软雅黑" w:hAnsi="微软雅黑"/>
-                <w:b/>
-                <w:color w:val="C00000"/>
-                <w:sz w:val="18"/>
-              </w:rPr>
-              <w:t>需改代码</w:t>
+            <w:pPr>
+              <w:spacing w:after="40"/>
+            </w:pPr>
+            <w:r>
+              <w:rPr>
+                <w:b w:val="0"/>
+                <w:color w:val="666666"/>
+                <w:sz w:val="18"/>
+                <w:rFonts w:ascii="Microsoft YaHei" w:hAnsi="Microsoft YaHei" w:eastAsia="Microsoft YaHei" w:cs="Microsoft YaHei"/>
+              </w:rPr>
+              <w:t>示例报文是初版手写的门诊样例，后续字段表新增这两项时示例未同步更新。</w:t>
             </w:r>
           </w:p>
         </w:tc>
@@ -1018,12 +1264,17 @@
             <w:tcW w:type="dxa" w:w="2160"/>
           </w:tcPr>
           <w:p>
-            <w:r>
-              <w:rPr>
-                <w:rFonts w:ascii="微软雅黑" w:hAnsi="微软雅黑"/>
-                <w:sz w:val="18"/>
-              </w:rPr>
-              <w:t>3.2 status 字段</w:t>
+            <w:pPr>
+              <w:spacing w:after="40"/>
+            </w:pPr>
+            <w:r>
+              <w:rPr>
+                <w:b/>
+                <w:color w:val="333333"/>
+                <w:sz w:val="18"/>
+                <w:rFonts w:ascii="Microsoft YaHei" w:hAnsi="Microsoft YaHei" w:eastAsia="Microsoft YaHei" w:cs="Microsoft YaHei"/>
+              </w:rPr>
+              <w:t>3.2 status</w:t>
             </w:r>
           </w:p>
         </w:tc>
@@ -1032,12 +1283,17 @@
             <w:tcW w:type="dxa" w:w="2160"/>
           </w:tcPr>
           <w:p>
-            <w:r>
-              <w:rPr>
-                <w:rFonts w:ascii="微软雅黑" w:hAnsi="微软雅黑"/>
-                <w:sz w:val="18"/>
-              </w:rPr>
-              <w:t>明确口径：我方**恒发 status=draft**，即使病历已由我方医生签发；贵方收到后落草稿/待确认态，**医生可在 HIS 端继续编辑**，点确认/保存后才真实落库。final 为后续预留。</w:t>
+            <w:pPr>
+              <w:spacing w:after="40"/>
+            </w:pPr>
+            <w:r>
+              <w:rPr>
+                <w:b w:val="0"/>
+                <w:color w:val="333333"/>
+                <w:sz w:val="18"/>
+                <w:rFonts w:ascii="Microsoft YaHei" w:hAnsi="Microsoft YaHei" w:eastAsia="Microsoft YaHei" w:cs="Microsoft YaHei"/>
+              </w:rPr>
+              <w:t>写明我方**恒发 draft**：病历落贵方草稿/待确认态，医生可在 HIS 端继续编辑，点确认/保存后才真实落库；final 为后续预留</w:t>
             </w:r>
           </w:p>
         </w:tc>
@@ -1046,12 +1302,17 @@
             <w:tcW w:type="dxa" w:w="2160"/>
           </w:tcPr>
           <w:p>
-            <w:r>
-              <w:rPr>
-                <w:rFonts w:ascii="微软雅黑" w:hAnsi="微软雅黑"/>
-                <w:sz w:val="18"/>
-              </w:rPr>
-              <w:t>避免贵方为 final 分支白开发一套逻辑（永不触发），也避免联调时对「签发的病历为什么还是草稿」产生分歧。</w:t>
+            <w:pPr>
+              <w:spacing w:after="40"/>
+            </w:pPr>
+            <w:r>
+              <w:rPr>
+                <w:b w:val="0"/>
+                <w:color w:val="333333"/>
+                <w:sz w:val="18"/>
+                <w:rFonts w:ascii="Microsoft YaHei" w:hAnsi="Microsoft YaHei" w:eastAsia="Microsoft YaHei" w:cs="Microsoft YaHei"/>
+              </w:rPr>
+              <w:t>明确本期实际行为，避免为 final 分支做无谓准备。</w:t>
             </w:r>
           </w:p>
         </w:tc>
@@ -1060,14 +1321,17 @@
             <w:tcW w:type="dxa" w:w="2160"/>
           </w:tcPr>
           <w:p>
-            <w:r>
-              <w:rPr>
-                <w:rFonts w:ascii="微软雅黑" w:hAnsi="微软雅黑"/>
-                <w:b/>
+            <w:pPr>
+              <w:spacing w:after="40"/>
+            </w:pPr>
+            <w:r>
+              <w:rPr>
+                <w:b w:val="0"/>
                 <w:color w:val="666666"/>
                 <w:sz w:val="18"/>
-              </w:rPr>
-              <w:t>无需改代码</w:t>
+                <w:rFonts w:ascii="Microsoft YaHei" w:hAnsi="Microsoft YaHei" w:eastAsia="Microsoft YaHei" w:cs="Microsoft YaHei"/>
+              </w:rPr>
+              <w:t>规范给出 draft/final 两个取值是为留扩展余地，但未写明本期我方实际只发 draft，属口径未写明。</w:t>
             </w:r>
           </w:p>
         </w:tc>
@@ -1078,10 +1342,15 @@
             <w:tcW w:type="dxa" w:w="2160"/>
           </w:tcPr>
           <w:p>
-            <w:r>
-              <w:rPr>
-                <w:rFonts w:ascii="微软雅黑" w:hAnsi="微软雅黑"/>
-                <w:sz w:val="18"/>
+            <w:pPr>
+              <w:spacing w:after="40"/>
+            </w:pPr>
+            <w:r>
+              <w:rPr>
+                <w:b/>
+                <w:color w:val="333333"/>
+                <w:sz w:val="18"/>
+                <w:rFonts w:ascii="Microsoft YaHei" w:hAnsi="Microsoft YaHei" w:eastAsia="Microsoft YaHei" w:cs="Microsoft YaHei"/>
               </w:rPr>
               <w:t>3.1 dept_code / dept_name</w:t>
             </w:r>
@@ -1092,12 +1361,17 @@
             <w:tcW w:type="dxa" w:w="2160"/>
           </w:tcPr>
           <w:p>
-            <w:r>
-              <w:rPr>
-                <w:rFonts w:ascii="微软雅黑" w:hAnsi="微软雅黑"/>
-                <w:sz w:val="18"/>
-              </w:rPr>
-              <w:t>维持必填，并补充说明：我方按 dept_code **自动建档并以此作为本次接诊的科室**（不是医生编制科室），首次见到的编码会自动登记</w:t>
+            <w:pPr>
+              <w:spacing w:after="40"/>
+            </w:pPr>
+            <w:r>
+              <w:rPr>
+                <w:b w:val="0"/>
+                <w:color w:val="333333"/>
+                <w:sz w:val="18"/>
+                <w:rFonts w:ascii="Microsoft YaHei" w:hAnsi="Microsoft YaHei" w:eastAsia="Microsoft YaHei" w:cs="Microsoft YaHei"/>
+              </w:rPr>
+              <w:t>补充说明：我方按 dept_code 自动登记并**以此作为本次接诊的科室**（不是医生编制科室），请确保同一科室取值稳定</w:t>
             </w:r>
           </w:p>
         </w:tc>
@@ -1106,12 +1380,17 @@
             <w:tcW w:type="dxa" w:w="2160"/>
           </w:tcPr>
           <w:p>
-            <w:r>
-              <w:rPr>
-                <w:rFonts w:ascii="微软雅黑" w:hAnsi="微软雅黑"/>
-                <w:sz w:val="18"/>
-              </w:rPr>
-              <w:t>医生跨科室坐班时，病历上的科室必须是本次挂号的科室。请确保推送的是科室表「本地ID」列且同一科室取值稳定。</w:t>
+            <w:pPr>
+              <w:spacing w:after="40"/>
+            </w:pPr>
+            <w:r>
+              <w:rPr>
+                <w:b w:val="0"/>
+                <w:color w:val="333333"/>
+                <w:sz w:val="18"/>
+                <w:rFonts w:ascii="Microsoft YaHei" w:hAnsi="Microsoft YaHei" w:eastAsia="Microsoft YaHei" w:cs="Microsoft YaHei"/>
+              </w:rPr>
+              <w:t>医生跨科室坐班时，病历上的科室须为本次挂号的科室。写明用途后，贵方能判断取值稳定性的重要程度。</w:t>
             </w:r>
           </w:p>
         </w:tc>
@@ -1120,14 +1399,17 @@
             <w:tcW w:type="dxa" w:w="2160"/>
           </w:tcPr>
           <w:p>
-            <w:r>
-              <w:rPr>
-                <w:rFonts w:ascii="微软雅黑" w:hAnsi="微软雅黑"/>
-                <w:b/>
+            <w:pPr>
+              <w:spacing w:after="40"/>
+            </w:pPr>
+            <w:r>
+              <w:rPr>
+                <w:b w:val="0"/>
                 <w:color w:val="666666"/>
                 <w:sz w:val="18"/>
-              </w:rPr>
-              <w:t>无需改代码</w:t>
+                <w:rFonts w:ascii="Microsoft YaHei" w:hAnsi="Microsoft YaHei" w:eastAsia="Microsoft YaHei" w:cs="Microsoft YaHei"/>
+              </w:rPr>
+              <w:t>v1.2 已确认取科室表「本地ID」列，但未写明我方拿它做什么，贵方无从判断其重要性。</w:t>
             </w:r>
           </w:p>
         </w:tc>
@@ -1138,10 +1420,15 @@
             <w:tcW w:type="dxa" w:w="2160"/>
           </w:tcPr>
           <w:p>
-            <w:r>
-              <w:rPr>
-                <w:rFonts w:ascii="微软雅黑" w:hAnsi="微软雅黑"/>
-                <w:sz w:val="18"/>
+            <w:pPr>
+              <w:spacing w:after="40"/>
+            </w:pPr>
+            <w:r>
+              <w:rPr>
+                <w:b/>
+                <w:color w:val="333333"/>
+                <w:sz w:val="18"/>
+                <w:rFonts w:ascii="Microsoft YaHei" w:hAnsi="Microsoft YaHei" w:eastAsia="Microsoft YaHei" w:cs="Microsoft YaHei"/>
               </w:rPr>
               <w:t>3.1 id_card</w:t>
             </w:r>
@@ -1152,12 +1439,17 @@
             <w:tcW w:type="dxa" w:w="2160"/>
           </w:tcPr>
           <w:p>
-            <w:r>
-              <w:rPr>
-                <w:rFonts w:ascii="微软雅黑" w:hAnsi="微软雅黑"/>
-                <w:sz w:val="18"/>
-              </w:rPr>
-              <w:t>改为「选填，但**强烈建议推送**」并说明原因</w:t>
+            <w:pPr>
+              <w:spacing w:after="40"/>
+            </w:pPr>
+            <w:r>
+              <w:rPr>
+                <w:b w:val="0"/>
+                <w:color w:val="333333"/>
+                <w:sz w:val="18"/>
+                <w:rFonts w:ascii="Microsoft YaHei" w:hAnsi="Microsoft YaHei" w:eastAsia="Microsoft YaHei" w:cs="Microsoft YaHei"/>
+              </w:rPr>
+              <w:t>维持选填，补充「强烈建议推送」及原因</w:t>
             </w:r>
           </w:p>
         </w:tc>
@@ -1166,12 +1458,17 @@
             <w:tcW w:type="dxa" w:w="2160"/>
           </w:tcPr>
           <w:p>
-            <w:r>
-              <w:rPr>
-                <w:rFonts w:ascii="微软雅黑" w:hAnsi="微软雅黑"/>
-                <w:sz w:val="18"/>
-              </w:rPr>
-              <w:t>我方跨就诊关联同一患者依赖身份证或「手机号+姓名」。两者都缺时，同一位患者每来一次门诊就会新建一份档案，医生看不到既往病历与过敏史。</w:t>
+            <w:pPr>
+              <w:spacing w:after="40"/>
+            </w:pPr>
+            <w:r>
+              <w:rPr>
+                <w:b w:val="0"/>
+                <w:color w:val="333333"/>
+                <w:sz w:val="18"/>
+                <w:rFonts w:ascii="Microsoft YaHei" w:hAnsi="Microsoft YaHei" w:eastAsia="Microsoft YaHei" w:cs="Microsoft YaHei"/>
+              </w:rPr>
+              <w:t>我方跨就诊关联同一患者依赖身份证或「手机号+姓名」。两者都缺时，同一位患者每次就诊都会新建档案，医生将看不到其既往病历与过敏史。</w:t>
             </w:r>
           </w:p>
         </w:tc>
@@ -1180,14 +1477,17 @@
             <w:tcW w:type="dxa" w:w="2160"/>
           </w:tcPr>
           <w:p>
-            <w:r>
-              <w:rPr>
-                <w:rFonts w:ascii="微软雅黑" w:hAnsi="微软雅黑"/>
-                <w:b/>
+            <w:pPr>
+              <w:spacing w:after="40"/>
+            </w:pPr>
+            <w:r>
+              <w:rPr>
+                <w:b w:val="0"/>
                 <w:color w:val="666666"/>
                 <w:sz w:val="18"/>
-              </w:rPr>
-              <w:t>无需改代码</w:t>
+                <w:rFonts w:ascii="Microsoft YaHei" w:hAnsi="Microsoft YaHei" w:eastAsia="Microsoft YaHei" w:cs="Microsoft YaHei"/>
+              </w:rPr>
+              <w:t>起草时按普通选填字段标注，未评估该字段缺失对患者档案关联的实际影响。</w:t>
             </w:r>
           </w:p>
         </w:tc>
@@ -1198,12 +1498,17 @@
             <w:tcW w:type="dxa" w:w="2160"/>
           </w:tcPr>
           <w:p>
-            <w:r>
-              <w:rPr>
-                <w:rFonts w:ascii="微软雅黑" w:hAnsi="微软雅黑"/>
-                <w:sz w:val="18"/>
-              </w:rPr>
-              <w:t>3.1 幂等说明</w:t>
+            <w:pPr>
+              <w:spacing w:after="40"/>
+            </w:pPr>
+            <w:r>
+              <w:rPr>
+                <w:b/>
+                <w:color w:val="333333"/>
+                <w:sz w:val="18"/>
+                <w:rFonts w:ascii="Microsoft YaHei" w:hAnsi="Microsoft YaHei" w:eastAsia="Microsoft YaHei" w:cs="Microsoft YaHei"/>
+              </w:rPr>
+              <w:t>3.1 幂等与补推</w:t>
             </w:r>
           </w:p>
         </w:tc>
@@ -1212,12 +1517,17 @@
             <w:tcW w:type="dxa" w:w="2160"/>
           </w:tcPr>
           <w:p>
-            <w:r>
-              <w:rPr>
-                <w:rFonts w:ascii="微软雅黑" w:hAnsi="微软雅黑"/>
-                <w:sz w:val="18"/>
-              </w:rPr>
-              <w:t>幂等键写明为 hospital_code + visit_id；并补充「重复推送若带新的 doctor_code 会自动改派医生」「体征与档案字段仅首次推送生效」</w:t>
+            <w:pPr>
+              <w:spacing w:after="40"/>
+            </w:pPr>
+            <w:r>
+              <w:rPr>
+                <w:b w:val="0"/>
+                <w:color w:val="333333"/>
+                <w:sz w:val="18"/>
+                <w:rFonts w:ascii="Microsoft YaHei" w:hAnsi="Microsoft YaHei" w:eastAsia="Microsoft YaHei" w:cs="Microsoft YaHei"/>
+              </w:rPr>
+              <w:t>幂等键写明为 hospital_code + visit_id；补充「重复推送若带新 doctor_code 会自动改派医生」「体征与档案字段仅首次推送生效」</w:t>
             </w:r>
           </w:p>
         </w:tc>
@@ -1226,12 +1536,17 @@
             <w:tcW w:type="dxa" w:w="2160"/>
           </w:tcPr>
           <w:p>
-            <w:r>
-              <w:rPr>
-                <w:rFonts w:ascii="微软雅黑" w:hAnsi="微软雅黑"/>
-                <w:sz w:val="18"/>
-              </w:rPr>
-              <w:t>原文只写了 visit_id。另外贵方常见做法是「医生点接诊先推一次 → 护士测完体温再补推一次」，补推的体征目前不会更新，请在首次推送时尽量带齐。</w:t>
+            <w:pPr>
+              <w:spacing w:after="40"/>
+            </w:pPr>
+            <w:r>
+              <w:rPr>
+                <w:b w:val="0"/>
+                <w:color w:val="333333"/>
+                <w:sz w:val="18"/>
+                <w:rFonts w:ascii="Microsoft YaHei" w:hAnsi="Microsoft YaHei" w:eastAsia="Microsoft YaHei" w:cs="Microsoft YaHei"/>
+              </w:rPr>
+              <w:t>便于贵方安排推送时机——若护士补测体征后再推，该部分数据不会更新，建议首次推送时尽量带齐。</w:t>
             </w:r>
           </w:p>
         </w:tc>
@@ -1240,14 +1555,17 @@
             <w:tcW w:type="dxa" w:w="2160"/>
           </w:tcPr>
           <w:p>
-            <w:r>
-              <w:rPr>
-                <w:rFonts w:ascii="微软雅黑" w:hAnsi="微软雅黑"/>
-                <w:b/>
+            <w:pPr>
+              <w:spacing w:after="40"/>
+            </w:pPr>
+            <w:r>
+              <w:rPr>
+                <w:b w:val="0"/>
                 <w:color w:val="666666"/>
                 <w:sz w:val="18"/>
-              </w:rPr>
-              <w:t>无需改代码</w:t>
+                <w:rFonts w:ascii="Microsoft YaHei" w:hAnsi="Microsoft YaHei" w:eastAsia="Microsoft YaHei" w:cs="Microsoft YaHei"/>
+              </w:rPr>
+              <w:t>幂等键起草时按单院场景只写了 visit_id，实际实现为支持多院隔离加了 hospital_code；补推行为则是业务联动上线后才形成的规则，均未回写规范。</w:t>
             </w:r>
           </w:p>
         </w:tc>
@@ -1258,12 +1576,17 @@
             <w:tcW w:type="dxa" w:w="2160"/>
           </w:tcPr>
           <w:p>
-            <w:r>
-              <w:rPr>
-                <w:rFonts w:ascii="微软雅黑" w:hAnsi="微软雅黑"/>
-                <w:sz w:val="18"/>
-              </w:rPr>
-              <w:t>3.1 gender / is_first_visit / 体征等选填字段</w:t>
+            <w:pPr>
+              <w:spacing w:after="40"/>
+            </w:pPr>
+            <w:r>
+              <w:rPr>
+                <w:b/>
+                <w:color w:val="333333"/>
+                <w:sz w:val="18"/>
+                <w:rFonts w:ascii="Microsoft YaHei" w:hAnsi="Microsoft YaHei" w:eastAsia="Microsoft YaHei" w:cs="Microsoft YaHei"/>
+              </w:rPr>
+              <w:t>3.1 选填字段取值容错</w:t>
             </w:r>
           </w:p>
         </w:tc>
@@ -1272,12 +1595,17 @@
             <w:tcW w:type="dxa" w:w="2160"/>
           </w:tcPr>
           <w:p>
-            <w:r>
-              <w:rPr>
-                <w:rFonts w:ascii="微软雅黑" w:hAnsi="微软雅黑"/>
-                <w:sz w:val="18"/>
-              </w:rPr>
-              <w:t>补充：这些字段我方已做宽容解析——性别接受 male/female/unknown 与国标代码 1/2/9 与中文；初诊标志接受 bool 与 CZBZDM 代码 1/2；体征等数值字段接受 JSON 数字</w:t>
+            <w:pPr>
+              <w:spacing w:after="40"/>
+            </w:pPr>
+            <w:r>
+              <w:rPr>
+                <w:b w:val="0"/>
+                <w:color w:val="333333"/>
+                <w:sz w:val="18"/>
+                <w:rFonts w:ascii="Microsoft YaHei" w:hAnsi="Microsoft YaHei" w:eastAsia="Microsoft YaHei" w:cs="Microsoft YaHei"/>
+              </w:rPr>
+              <w:t>补充：性别接受 male/female/unknown 与国标代码 1/2/9 与中文；初诊标志接受 bool 与代码 1/2；体征、身份证、手机号接受 JSON 数字</w:t>
             </w:r>
           </w:p>
         </w:tc>
@@ -1286,12 +1614,17 @@
             <w:tcW w:type="dxa" w:w="2160"/>
           </w:tcPr>
           <w:p>
-            <w:r>
-              <w:rPr>
-                <w:rFonts w:ascii="微软雅黑" w:hAnsi="微软雅黑"/>
-                <w:sz w:val="18"/>
-              </w:rPr>
-              <w:t>我方已改代码吸收这些格式差异，贵方按 HIS 原生类型推送即可，不会再因为一个字段的类型偏差导致整条接诊被拒。</w:t>
+            <w:pPr>
+              <w:spacing w:after="40"/>
+            </w:pPr>
+            <w:r>
+              <w:rPr>
+                <w:b w:val="0"/>
+                <w:color w:val="333333"/>
+                <w:sz w:val="18"/>
+                <w:rFonts w:ascii="Microsoft YaHei" w:hAnsi="Microsoft YaHei" w:eastAsia="Microsoft YaHei" w:cs="Microsoft YaHei"/>
+              </w:rPr>
+              <w:t>贵方按 HIS 原生类型推送即可，不必为迁就我方做额外的类型转换。</w:t>
             </w:r>
           </w:p>
         </w:tc>
@@ -1300,14 +1633,17 @@
             <w:tcW w:type="dxa" w:w="2160"/>
           </w:tcPr>
           <w:p>
-            <w:r>
-              <w:rPr>
-                <w:rFonts w:ascii="微软雅黑" w:hAnsi="微软雅黑"/>
-                <w:b/>
-                <w:color w:val="008000"/>
-                <w:sz w:val="18"/>
-              </w:rPr>
-              <w:t>可省工作量</w:t>
+            <w:pPr>
+              <w:spacing w:after="40"/>
+            </w:pPr>
+            <w:r>
+              <w:rPr>
+                <w:b w:val="0"/>
+                <w:color w:val="666666"/>
+                <w:sz w:val="18"/>
+                <w:rFonts w:ascii="Microsoft YaHei" w:hAnsi="Microsoft YaHei" w:eastAsia="Microsoft YaHei" w:cs="Microsoft YaHei"/>
+              </w:rPr>
+              <w:t>这是我方本次新增的容错能力（此前对类型要求较严），属能力增强，为降低贵方对接成本。</w:t>
             </w:r>
           </w:p>
         </w:tc>
@@ -1318,12 +1654,17 @@
             <w:tcW w:type="dxa" w:w="2160"/>
           </w:tcPr>
           <w:p>
-            <w:r>
-              <w:rPr>
-                <w:rFonts w:ascii="微软雅黑" w:hAnsi="微软雅黑"/>
-                <w:sz w:val="18"/>
-              </w:rPr>
-              <w:t>2.2 / 2.4 重试与错误码</w:t>
+            <w:pPr>
+              <w:spacing w:after="40"/>
+            </w:pPr>
+            <w:r>
+              <w:rPr>
+                <w:b/>
+                <w:color w:val="333333"/>
+                <w:sz w:val="18"/>
+                <w:rFonts w:ascii="Microsoft YaHei" w:hAnsi="Microsoft YaHei" w:eastAsia="Microsoft YaHei" w:cs="Microsoft YaHei"/>
+              </w:rPr>
+              <w:t>2.2 / 2.4 重试规则与错误码</w:t>
             </w:r>
           </w:p>
         </w:tc>
@@ -1332,10 +1673,15 @@
             <w:tcW w:type="dxa" w:w="2160"/>
           </w:tcPr>
           <w:p>
-            <w:r>
-              <w:rPr>
-                <w:rFonts w:ascii="微软雅黑" w:hAnsi="微软雅黑"/>
-                <w:sz w:val="18"/>
+            <w:pPr>
+              <w:spacing w:after="40"/>
+            </w:pPr>
+            <w:r>
+              <w:rPr>
+                <w:b w:val="0"/>
+                <w:color w:val="333333"/>
+                <w:sz w:val="18"/>
+                <w:rFonts w:ascii="Microsoft YaHei" w:hAnsi="Microsoft YaHei" w:eastAsia="Microsoft YaHei" w:cs="Microsoft YaHei"/>
               </w:rPr>
               <w:t>标注 40006（nonce 重复）**仅适用于方案 A 与握手**；方案 B 的业务消息不做 nonce 去重，重发时 msg_id 保持不变</w:t>
             </w:r>
@@ -1346,12 +1692,17 @@
             <w:tcW w:type="dxa" w:w="2160"/>
           </w:tcPr>
           <w:p>
-            <w:r>
-              <w:rPr>
-                <w:rFonts w:ascii="微软雅黑" w:hAnsi="微软雅黑"/>
-                <w:sz w:val="18"/>
-              </w:rPr>
-              <w:t>原文 2.2「重发必须重新生成 nonce」与 7.4「重发 msg_id 不变」读起来互相打架，且 40006 不会出现在 WebSocket 的 ack 中。</w:t>
+            <w:pPr>
+              <w:spacing w:after="40"/>
+            </w:pPr>
+            <w:r>
+              <w:rPr>
+                <w:b w:val="0"/>
+                <w:color w:val="333333"/>
+                <w:sz w:val="18"/>
+                <w:rFonts w:ascii="Microsoft YaHei" w:hAnsi="Microsoft YaHei" w:eastAsia="Microsoft YaHei" w:cs="Microsoft YaHei"/>
+              </w:rPr>
+              <w:t>消除 2.2「重发须重新生成 nonce」与 7.4「重发 msg_id 不变」读起来互相矛盾的问题。</w:t>
             </w:r>
           </w:p>
         </w:tc>
@@ -1360,14 +1711,17 @@
             <w:tcW w:type="dxa" w:w="2160"/>
           </w:tcPr>
           <w:p>
-            <w:r>
-              <w:rPr>
-                <w:rFonts w:ascii="微软雅黑" w:hAnsi="微软雅黑"/>
-                <w:b/>
-                <w:color w:val="C00000"/>
-                <w:sz w:val="18"/>
-              </w:rPr>
-              <w:t>需改代码</w:t>
+            <w:pPr>
+              <w:spacing w:after="40"/>
+            </w:pPr>
+            <w:r>
+              <w:rPr>
+                <w:b w:val="0"/>
+                <w:color w:val="666666"/>
+                <w:sz w:val="18"/>
+                <w:rFonts w:ascii="Microsoft YaHei" w:hAnsi="Microsoft YaHei" w:eastAsia="Microsoft YaHei" w:cs="Microsoft YaHei"/>
+              </w:rPr>
+              <w:t>2.2 是按方案 A（HTTP）起草的。通道定为方案 B 后，未区分两个通道在防重放机制上的差异。</w:t>
             </w:r>
           </w:p>
         </w:tc>
@@ -1378,10 +1732,15 @@
             <w:tcW w:type="dxa" w:w="2160"/>
           </w:tcPr>
           <w:p>
-            <w:r>
-              <w:rPr>
-                <w:rFonts w:ascii="微软雅黑" w:hAnsi="微软雅黑"/>
-                <w:sz w:val="18"/>
+            <w:pPr>
+              <w:spacing w:after="40"/>
+            </w:pPr>
+            <w:r>
+              <w:rPr>
+                <w:b/>
+                <w:color w:val="333333"/>
+                <w:sz w:val="18"/>
+                <w:rFonts w:ascii="Microsoft YaHei" w:hAnsi="Microsoft YaHei" w:eastAsia="Microsoft YaHei" w:cs="Microsoft YaHei"/>
               </w:rPr>
               <w:t>7.4 心跳</w:t>
             </w:r>
@@ -1392,12 +1751,17 @@
             <w:tcW w:type="dxa" w:w="2160"/>
           </w:tcPr>
           <w:p>
-            <w:r>
-              <w:rPr>
-                <w:rFonts w:ascii="微软雅黑" w:hAnsi="微软雅黑"/>
-                <w:sz w:val="18"/>
-              </w:rPr>
-              <w:t>明确由**我方**每 30 秒下发 ping，贵方收到回 pong 即可（无需主动发）</w:t>
+            <w:pPr>
+              <w:spacing w:after="40"/>
+            </w:pPr>
+            <w:r>
+              <w:rPr>
+                <w:b w:val="0"/>
+                <w:color w:val="333333"/>
+                <w:sz w:val="18"/>
+                <w:rFonts w:ascii="Microsoft YaHei" w:hAnsi="Microsoft YaHei" w:eastAsia="Microsoft YaHei" w:cs="Microsoft YaHei"/>
+              </w:rPr>
+              <w:t>明确由**我方**每 30 秒下发 ping，贵方收到回 pong 即可（无需主动发起）</w:t>
             </w:r>
           </w:p>
         </w:tc>
@@ -1406,12 +1770,17 @@
             <w:tcW w:type="dxa" w:w="2160"/>
           </w:tcPr>
           <w:p>
-            <w:r>
-              <w:rPr>
-                <w:rFonts w:ascii="微软雅黑" w:hAnsi="微软雅黑"/>
-                <w:sz w:val="18"/>
-              </w:rPr>
-              <w:t>原文写「任一方」，实际是我方单向发起。贵方无需实现心跳发起逻辑。</w:t>
+            <w:pPr>
+              <w:spacing w:after="40"/>
+            </w:pPr>
+            <w:r>
+              <w:rPr>
+                <w:b w:val="0"/>
+                <w:color w:val="333333"/>
+                <w:sz w:val="18"/>
+                <w:rFonts w:ascii="Microsoft YaHei" w:hAnsi="Microsoft YaHei" w:eastAsia="Microsoft YaHei" w:cs="Microsoft YaHei"/>
+              </w:rPr>
+              <w:t>贵方不必实现心跳发起与空闲计时逻辑。</w:t>
             </w:r>
           </w:p>
         </w:tc>
@@ -1420,14 +1789,17 @@
             <w:tcW w:type="dxa" w:w="2160"/>
           </w:tcPr>
           <w:p>
-            <w:r>
-              <w:rPr>
-                <w:rFonts w:ascii="微软雅黑" w:hAnsi="微软雅黑"/>
-                <w:b/>
-                <w:color w:val="008000"/>
-                <w:sz w:val="18"/>
-              </w:rPr>
-              <w:t>可省工作量</w:t>
+            <w:pPr>
+              <w:spacing w:after="40"/>
+            </w:pPr>
+            <w:r>
+              <w:rPr>
+                <w:b w:val="0"/>
+                <w:color w:val="666666"/>
+                <w:sz w:val="18"/>
+                <w:rFonts w:ascii="Microsoft YaHei" w:hAnsi="Microsoft YaHei" w:eastAsia="Microsoft YaHei" w:cs="Microsoft YaHei"/>
+              </w:rPr>
+              <w:t>起草时写「任一方」以示对称，实际实现为我方单向发起。</w:t>
             </w:r>
           </w:p>
         </w:tc>
@@ -1438,10 +1810,15 @@
             <w:tcW w:type="dxa" w:w="2160"/>
           </w:tcPr>
           <w:p>
-            <w:r>
-              <w:rPr>
-                <w:rFonts w:ascii="微软雅黑" w:hAnsi="微软雅黑"/>
-                <w:sz w:val="18"/>
+            <w:pPr>
+              <w:spacing w:after="40"/>
+            </w:pPr>
+            <w:r>
+              <w:rPr>
+                <w:b/>
+                <w:color w:val="333333"/>
+                <w:sz w:val="18"/>
+                <w:rFonts w:ascii="Microsoft YaHei" w:hAnsi="Microsoft YaHei" w:eastAsia="Microsoft YaHei" w:cs="Microsoft YaHei"/>
               </w:rPr>
               <w:t>第 6 章 联调与验收</w:t>
             </w:r>
@@ -1452,12 +1829,17 @@
             <w:tcW w:type="dxa" w:w="2160"/>
           </w:tcPr>
           <w:p>
-            <w:r>
-              <w:rPr>
-                <w:rFonts w:ascii="微软雅黑" w:hAnsi="微软雅黑"/>
-                <w:sz w:val="18"/>
-              </w:rPr>
-              <w:t>按方案 B 重写验收步骤；并在最前面加一步「医生名单交换」</w:t>
+            <w:pPr>
+              <w:spacing w:after="40"/>
+            </w:pPr>
+            <w:r>
+              <w:rPr>
+                <w:b w:val="0"/>
+                <w:color w:val="333333"/>
+                <w:sz w:val="18"/>
+                <w:rFonts w:ascii="Microsoft YaHei" w:hAnsi="Microsoft YaHei" w:eastAsia="Microsoft YaHei" w:cs="Microsoft YaHei"/>
+              </w:rPr>
+              <w:t>按方案 B 重写验收步骤；并在最前面增加一步「医生名单交换」</w:t>
             </w:r>
           </w:p>
         </w:tc>
@@ -1466,12 +1848,17 @@
             <w:tcW w:type="dxa" w:w="2160"/>
           </w:tcPr>
           <w:p>
-            <w:r>
-              <w:rPr>
-                <w:rFonts w:ascii="微软雅黑" w:hAnsi="微软雅黑"/>
-                <w:sz w:val="18"/>
-              </w:rPr>
-              <w:t>原步骤仍按 HTTP 写，其中「我方 POST 到贵方接口」与 5.3「贵方无需对外开放接口」直接冲突。另：参与联调的医生工号必须先在我方开户（一位医生的多个工号需全部提供），否则第一条接诊推送就会返回 40007。</w:t>
+            <w:pPr>
+              <w:spacing w:after="40"/>
+            </w:pPr>
+            <w:r>
+              <w:rPr>
+                <w:b w:val="0"/>
+                <w:color w:val="333333"/>
+                <w:sz w:val="18"/>
+                <w:rFonts w:ascii="Microsoft YaHei" w:hAnsi="Microsoft YaHei" w:eastAsia="Microsoft YaHei" w:cs="Microsoft YaHei"/>
+              </w:rPr>
+              <w:t>原步骤中「我方 POST 到贵方接口」与 5.3「贵方无需对外开放接口」冲突。另：参与联调的医生工号需先在我方开户（一位医生的多个工号请一并提供），否则首条接诊推送会返回 40007。</w:t>
             </w:r>
           </w:p>
         </w:tc>
@@ -1480,14 +1867,17 @@
             <w:tcW w:type="dxa" w:w="2160"/>
           </w:tcPr>
           <w:p>
-            <w:r>
-              <w:rPr>
-                <w:rFonts w:ascii="微软雅黑" w:hAnsi="微软雅黑"/>
-                <w:b/>
-                <w:color w:val="C00000"/>
-                <w:sz w:val="18"/>
-              </w:rPr>
-              <w:t>需改代码</w:t>
+            <w:pPr>
+              <w:spacing w:after="40"/>
+            </w:pPr>
+            <w:r>
+              <w:rPr>
+                <w:b w:val="0"/>
+                <w:color w:val="666666"/>
+                <w:sz w:val="18"/>
+                <w:rFonts w:ascii="Microsoft YaHei" w:hAnsi="Microsoft YaHei" w:eastAsia="Microsoft YaHei" w:cs="Microsoft YaHei"/>
+              </w:rPr>
+              <w:t>第 6 章沿用方案 A 的流程未重写；医生开户这一前置条件是我方业务联动上线后才产生的要求。</w:t>
             </w:r>
           </w:p>
         </w:tc>
@@ -1498,10 +1888,15 @@
             <w:tcW w:type="dxa" w:w="2160"/>
           </w:tcPr>
           <w:p>
-            <w:r>
-              <w:rPr>
-                <w:rFonts w:ascii="微软雅黑" w:hAnsi="微软雅黑"/>
-                <w:sz w:val="18"/>
+            <w:pPr>
+              <w:spacing w:after="40"/>
+            </w:pPr>
+            <w:r>
+              <w:rPr>
+                <w:b/>
+                <w:color w:val="333333"/>
+                <w:sz w:val="18"/>
+                <w:rFonts w:ascii="Microsoft YaHei" w:hAnsi="Microsoft YaHei" w:eastAsia="Microsoft YaHei" w:cs="Microsoft YaHei"/>
               </w:rPr>
               <w:t>附录 A.1 接诊示例</w:t>
             </w:r>
@@ -1512,10 +1907,15 @@
             <w:tcW w:type="dxa" w:w="2160"/>
           </w:tcPr>
           <w:p>
-            <w:r>
-              <w:rPr>
-                <w:rFonts w:ascii="微软雅黑" w:hAnsi="微软雅黑"/>
-                <w:sz w:val="18"/>
+            <w:pPr>
+              <w:spacing w:after="40"/>
+            </w:pPr>
+            <w:r>
+              <w:rPr>
+                <w:b w:val="0"/>
+                <w:color w:val="333333"/>
+                <w:sz w:val="18"/>
+                <w:rFonts w:ascii="Microsoft YaHei" w:hAnsi="Microsoft YaHei" w:eastAsia="Microsoft YaHei" w:cs="Microsoft YaHei"/>
               </w:rPr>
               <w:t>dept_code 示例由 0101 改为 1230024，dept_name 改为「全科」</w:t>
             </w:r>
@@ -1526,12 +1926,17 @@
             <w:tcW w:type="dxa" w:w="2160"/>
           </w:tcPr>
           <w:p>
-            <w:r>
-              <w:rPr>
-                <w:rFonts w:ascii="微软雅黑" w:hAnsi="微软雅黑"/>
-                <w:sz w:val="18"/>
-              </w:rPr>
-              <w:t>与附录 B 已确认的取值口径、以及已交付的参考实现三处对齐，避免贵方照示例取错列。</w:t>
+            <w:pPr>
+              <w:spacing w:after="40"/>
+            </w:pPr>
+            <w:r>
+              <w:rPr>
+                <w:b w:val="0"/>
+                <w:color w:val="333333"/>
+                <w:sz w:val="18"/>
+                <w:rFonts w:ascii="Microsoft YaHei" w:hAnsi="Microsoft YaHei" w:eastAsia="Microsoft YaHei" w:cs="Microsoft YaHei"/>
+              </w:rPr>
+              <w:t>与附录 B 已确认的取值口径、以及已交付的参考实现保持一致。</w:t>
             </w:r>
           </w:p>
         </w:tc>
@@ -1540,14 +1945,17 @@
             <w:tcW w:type="dxa" w:w="2160"/>
           </w:tcPr>
           <w:p>
-            <w:r>
-              <w:rPr>
-                <w:rFonts w:ascii="微软雅黑" w:hAnsi="微软雅黑"/>
-                <w:b/>
+            <w:pPr>
+              <w:spacing w:after="40"/>
+            </w:pPr>
+            <w:r>
+              <w:rPr>
+                <w:b w:val="0"/>
                 <w:color w:val="666666"/>
                 <w:sz w:val="18"/>
-              </w:rPr>
-              <w:t>无需改代码</w:t>
+                <w:rFonts w:ascii="Microsoft YaHei" w:hAnsi="Microsoft YaHei" w:eastAsia="Microsoft YaHei" w:cs="Microsoft YaHei"/>
+              </w:rPr>
+              <w:t>示例用的是取值定稿前的占位值，定稿后未同步。</w:t>
             </w:r>
           </w:p>
         </w:tc>
@@ -1558,10 +1966,15 @@
             <w:tcW w:type="dxa" w:w="2160"/>
           </w:tcPr>
           <w:p>
-            <w:r>
-              <w:rPr>
-                <w:rFonts w:ascii="微软雅黑" w:hAnsi="微软雅黑"/>
-                <w:sz w:val="18"/>
+            <w:pPr>
+              <w:spacing w:after="40"/>
+            </w:pPr>
+            <w:r>
+              <w:rPr>
+                <w:b/>
+                <w:color w:val="333333"/>
+                <w:sz w:val="18"/>
+                <w:rFonts w:ascii="Microsoft YaHei" w:hAnsi="Microsoft YaHei" w:eastAsia="Microsoft YaHei" w:cs="Microsoft YaHei"/>
               </w:rPr>
               <w:t>2.5 字段语义</w:t>
             </w:r>
@@ -1572,12 +1985,17 @@
             <w:tcW w:type="dxa" w:w="2160"/>
           </w:tcPr>
           <w:p>
-            <w:r>
-              <w:rPr>
-                <w:rFonts w:ascii="微软雅黑" w:hAnsi="微软雅黑"/>
-                <w:sz w:val="18"/>
-              </w:rPr>
-              <w:t>补充对象/数组型字段的空值语义：record / vitals / meta / diagnoses 整体缺省或为空（{} / []）均表示**不更新该组**，不做清空</w:t>
+            <w:pPr>
+              <w:spacing w:after="40"/>
+            </w:pPr>
+            <w:r>
+              <w:rPr>
+                <w:b w:val="0"/>
+                <w:color w:val="333333"/>
+                <w:sz w:val="18"/>
+                <w:rFonts w:ascii="Microsoft YaHei" w:hAnsi="Microsoft YaHei" w:eastAsia="Microsoft YaHei" w:cs="Microsoft YaHei"/>
+              </w:rPr>
+              <w:t>补充对象/数组型字段的空值语义：record / vitals / meta / diagnoses 整体缺省或为空（{} / []）均表示**不更新该组**；并写明我方本期不使用空串语义，字段为空即不下发</w:t>
             </w:r>
           </w:p>
         </w:tc>
@@ -1586,12 +2004,17 @@
             <w:tcW w:type="dxa" w:w="2160"/>
           </w:tcPr>
           <w:p>
-            <w:r>
-              <w:rPr>
-                <w:rFonts w:ascii="微软雅黑" w:hAnsi="微软雅黑"/>
-                <w:sz w:val="18"/>
-              </w:rPr>
-              <w:t>原文只定义了标量字段的「缺省=不更新、空串=清空」。diagnoses 为空数组时若理解成「清空诊断」，HIS 里原有诊断会被抹掉。</w:t>
+            <w:pPr>
+              <w:spacing w:after="40"/>
+            </w:pPr>
+            <w:r>
+              <w:rPr>
+                <w:b w:val="0"/>
+                <w:color w:val="333333"/>
+                <w:sz w:val="18"/>
+                <w:rFonts w:ascii="Microsoft YaHei" w:hAnsi="Microsoft YaHei" w:eastAsia="Microsoft YaHei" w:cs="Microsoft YaHei"/>
+              </w:rPr>
+              <w:t>避免 diagnoses 为空数组时被理解成「清空诊断」，把贵方已有的诊断抹掉。</w:t>
             </w:r>
           </w:p>
         </w:tc>
@@ -1600,14 +2023,17 @@
             <w:tcW w:type="dxa" w:w="2160"/>
           </w:tcPr>
           <w:p>
-            <w:r>
-              <w:rPr>
-                <w:rFonts w:ascii="微软雅黑" w:hAnsi="微软雅黑"/>
-                <w:b/>
-                <w:color w:val="C00000"/>
-                <w:sz w:val="18"/>
-              </w:rPr>
-              <w:t>需改代码</w:t>
+            <w:pPr>
+              <w:spacing w:after="40"/>
+            </w:pPr>
+            <w:r>
+              <w:rPr>
+                <w:b w:val="0"/>
+                <w:color w:val="666666"/>
+                <w:sz w:val="18"/>
+                <w:rFonts w:ascii="Microsoft YaHei" w:hAnsi="Microsoft YaHei" w:eastAsia="Microsoft YaHei" w:cs="Microsoft YaHei"/>
+              </w:rPr>
+              <w:t>2.5 起草时只定义了标量字段的缺省/空串两态，未覆盖对象与数组；我方实际也未使用空串语义，一并写明。</w:t>
             </w:r>
           </w:p>
         </w:tc>
@@ -1618,12 +2044,17 @@
             <w:tcW w:type="dxa" w:w="2160"/>
           </w:tcPr>
           <w:p>
-            <w:r>
-              <w:rPr>
-                <w:rFonts w:ascii="微软雅黑" w:hAnsi="微软雅黑"/>
-                <w:sz w:val="18"/>
-              </w:rPr>
-              <w:t>2.5 空串语义</w:t>
+            <w:pPr>
+              <w:spacing w:after="40"/>
+            </w:pPr>
+            <w:r>
+              <w:rPr>
+                <w:b/>
+                <w:color w:val="333333"/>
+                <w:sz w:val="18"/>
+                <w:rFonts w:ascii="Microsoft YaHei" w:hAnsi="Microsoft YaHei" w:eastAsia="Microsoft YaHei" w:cs="Microsoft YaHei"/>
+              </w:rPr>
+              <w:t>3.2 meta.generated_at / meta.doctor_code</w:t>
             </w:r>
           </w:p>
         </w:tc>
@@ -1632,12 +2063,17 @@
             <w:tcW w:type="dxa" w:w="2160"/>
           </w:tcPr>
           <w:p>
-            <w:r>
-              <w:rPr>
-                <w:rFonts w:ascii="微软雅黑" w:hAnsi="微软雅黑"/>
-                <w:sz w:val="18"/>
-              </w:rPr>
-              <w:t>补充：我方本期**不使用空串语义**，字段为空即不下发</w:t>
+            <w:pPr>
+              <w:spacing w:after="40"/>
+            </w:pPr>
+            <w:r>
+              <w:rPr>
+                <w:b w:val="0"/>
+                <w:color w:val="333333"/>
+                <w:sz w:val="18"/>
+                <w:rFonts w:ascii="Microsoft YaHei" w:hAnsi="Microsoft YaHei" w:eastAsia="Microsoft YaHei" w:cs="Microsoft YaHei"/>
+              </w:rPr>
+              <w:t>generated_at 说明为「本次回写报文的生成时间（重发时会刷新）」；doctor_code 说明为「该就诊的接诊医生工号（取自 3.1 推送）」</w:t>
             </w:r>
           </w:p>
         </w:tc>
@@ -1646,12 +2082,17 @@
             <w:tcW w:type="dxa" w:w="2160"/>
           </w:tcPr>
           <w:p>
-            <w:r>
-              <w:rPr>
-                <w:rFonts w:ascii="微软雅黑" w:hAnsi="微软雅黑"/>
-                <w:sz w:val="18"/>
-              </w:rPr>
-              <w:t>医生把某段内容删空后重新签发，回写不会带该字段，HIS 侧仍保留上一次的内容。如需清空请在 HIS 侧人工编辑。</w:t>
+            <w:pPr>
+              <w:spacing w:after="40"/>
+            </w:pPr>
+            <w:r>
+              <w:rPr>
+                <w:b w:val="0"/>
+                <w:color w:val="333333"/>
+                <w:sz w:val="18"/>
+                <w:rFonts w:ascii="Microsoft YaHei" w:hAnsi="Microsoft YaHei" w:eastAsia="Microsoft YaHei" w:cs="Microsoft YaHei"/>
+              </w:rPr>
+              <w:t>写明取值来源，避免被当作其它口径入库统计。</w:t>
             </w:r>
           </w:p>
         </w:tc>
@@ -1660,14 +2101,17 @@
             <w:tcW w:type="dxa" w:w="2160"/>
           </w:tcPr>
           <w:p>
-            <w:r>
-              <w:rPr>
-                <w:rFonts w:ascii="微软雅黑" w:hAnsi="微软雅黑"/>
-                <w:b/>
+            <w:pPr>
+              <w:spacing w:after="40"/>
+            </w:pPr>
+            <w:r>
+              <w:rPr>
+                <w:b w:val="0"/>
                 <w:color w:val="666666"/>
                 <w:sz w:val="18"/>
-              </w:rPr>
-              <w:t>无需改代码</w:t>
+                <w:rFonts w:ascii="Microsoft YaHei" w:hAnsi="Microsoft YaHei" w:eastAsia="Microsoft YaHei" w:cs="Microsoft YaHei"/>
+              </w:rPr>
+              <w:t>字段名沿用直觉命名，未写明取值来源，属说明不够precise。</w:t>
             </w:r>
           </w:p>
         </w:tc>
@@ -1678,12 +2122,17 @@
             <w:tcW w:type="dxa" w:w="2160"/>
           </w:tcPr>
           <w:p>
-            <w:r>
-              <w:rPr>
-                <w:rFonts w:ascii="微软雅黑" w:hAnsi="微软雅黑"/>
-                <w:sz w:val="18"/>
-              </w:rPr>
-              <w:t>3.2 meta.generated_at / meta.doctor_code</w:t>
+            <w:pPr>
+              <w:spacing w:after="40"/>
+            </w:pPr>
+            <w:r>
+              <w:rPr>
+                <w:b/>
+                <w:color w:val="333333"/>
+                <w:sz w:val="18"/>
+                <w:rFonts w:ascii="Microsoft YaHei" w:hAnsi="Microsoft YaHei" w:eastAsia="Microsoft YaHei" w:cs="Microsoft YaHei"/>
+              </w:rPr>
+              <w:t>2.1 时间格式</w:t>
             </w:r>
           </w:p>
         </w:tc>
@@ -1692,12 +2141,17 @@
             <w:tcW w:type="dxa" w:w="2160"/>
           </w:tcPr>
           <w:p>
-            <w:r>
-              <w:rPr>
-                <w:rFonts w:ascii="微软雅黑" w:hAnsi="微软雅黑"/>
-                <w:sz w:val="18"/>
-              </w:rPr>
-              <w:t>generated_at 说明改为「本次回写报文的生成时间（北京时间，重发会刷新）」；doctor_code 说明改为「该就诊的接诊医生工号（取自 3.1 推送）」；并在 2.1 补「所有时间为北京时间 UTC+8，不带时区后缀」</w:t>
+            <w:pPr>
+              <w:spacing w:after="40"/>
+            </w:pPr>
+            <w:r>
+              <w:rPr>
+                <w:b w:val="0"/>
+                <w:color w:val="333333"/>
+                <w:sz w:val="18"/>
+                <w:rFonts w:ascii="Microsoft YaHei" w:hAnsi="Microsoft YaHei" w:eastAsia="Microsoft YaHei" w:cs="Microsoft YaHei"/>
+              </w:rPr>
+              <w:t>补充「所有时间均为北京时间（UTC+8），不带时区后缀」</w:t>
             </w:r>
           </w:p>
         </w:tc>
@@ -1706,12 +2160,17 @@
             <w:tcW w:type="dxa" w:w="2160"/>
           </w:tcPr>
           <w:p>
-            <w:r>
-              <w:rPr>
-                <w:rFonts w:ascii="微软雅黑" w:hAnsi="微软雅黑"/>
-                <w:sz w:val="18"/>
-              </w:rPr>
-              <w:t>与实际取值语义对齐，避免贵方把它当作「AI 生成时间」入库做统计。</w:t>
+            <w:pPr>
+              <w:spacing w:after="40"/>
+            </w:pPr>
+            <w:r>
+              <w:rPr>
+                <w:b w:val="0"/>
+                <w:color w:val="333333"/>
+                <w:sz w:val="18"/>
+                <w:rFonts w:ascii="Microsoft YaHei" w:hAnsi="Microsoft YaHei" w:eastAsia="Microsoft YaHei" w:cs="Microsoft YaHei"/>
+              </w:rPr>
+              <w:t>避免双方对时间基准产生分歧。</w:t>
             </w:r>
           </w:p>
         </w:tc>
@@ -1720,14 +2179,17 @@
             <w:tcW w:type="dxa" w:w="2160"/>
           </w:tcPr>
           <w:p>
-            <w:r>
-              <w:rPr>
-                <w:rFonts w:ascii="微软雅黑" w:hAnsi="微软雅黑"/>
-                <w:b/>
+            <w:pPr>
+              <w:spacing w:after="40"/>
+            </w:pPr>
+            <w:r>
+              <w:rPr>
+                <w:b w:val="0"/>
                 <w:color w:val="666666"/>
                 <w:sz w:val="18"/>
-              </w:rPr>
-              <w:t>无需改代码</w:t>
+                <w:rFonts w:ascii="Microsoft YaHei" w:hAnsi="Microsoft YaHei" w:eastAsia="Microsoft YaHei" w:cs="Microsoft YaHei"/>
+              </w:rPr>
+              <w:t>起草时默认双方同处北京时间，未显式写明。</w:t>
             </w:r>
           </w:p>
         </w:tc>
@@ -1735,16 +2197,16 @@
     </w:tbl>
     <w:p>
       <w:pPr>
-        <w:spacing w:after="120"/>
+        <w:spacing w:after="160"/>
         <w:jc w:val="center"/>
       </w:pPr>
       <w:r/>
       <w:r>
         <w:rPr>
-          <w:rFonts w:ascii="微软雅黑" w:hAnsi="微软雅黑"/>
           <w:b w:val="0"/>
           <w:color w:val="333333"/>
           <w:sz w:val="12"/>
+          <w:rFonts w:ascii="Microsoft YaHei" w:hAnsi="Microsoft YaHei" w:eastAsia="Microsoft YaHei" w:cs="Microsoft YaHei"/>
         </w:rPr>
       </w:r>
     </w:p>
@@ -1756,28 +2218,28 @@
       <w:r/>
       <w:r>
         <w:rPr>
-          <w:rFonts w:ascii="微软雅黑" w:hAnsi="微软雅黑"/>
           <w:b w:val="0"/>
           <w:color w:val="666666"/>
           <w:sz w:val="20"/>
+          <w:rFonts w:ascii="Microsoft YaHei" w:hAnsi="Microsoft YaHei" w:eastAsia="Microsoft YaHei" w:cs="Microsoft YaHei"/>
         </w:rPr>
-        <w:t>以下为规范正文（v1.3）。正文中对应上述条目的位置已同步修订。</w:t>
+        <w:t>以下为规范正文（v1.3）。正文中对应上述条目的位置已同步修订，并以黄色底纹标出，便于对照。</w:t>
       </w:r>
     </w:p>
     <w:p>
       <w:pPr>
-        <w:spacing w:after="200"/>
+        <w:spacing w:after="240"/>
         <w:jc w:val="center"/>
       </w:pPr>
       <w:r/>
       <w:r>
         <w:rPr>
-          <w:rFonts w:ascii="微软雅黑" w:hAnsi="微软雅黑"/>
           <w:b w:val="0"/>
           <w:color w:val="666666"/>
           <w:sz w:val="18"/>
+          <w:rFonts w:ascii="Microsoft YaHei" w:hAnsi="Microsoft YaHei" w:eastAsia="Microsoft YaHei" w:cs="Microsoft YaHei"/>
         </w:rPr>
-        <w:t>——————————————————————————————————————————————</w:t>
+        <w:t>────────────────────────────────────────────────────</w:t>
       </w:r>
     </w:p>
     <w:p>
@@ -1815,8 +2277,8 @@
       <w:r>
         <w:rPr>
           <w:rFonts w:ascii="Microsoft YaHei" w:hAnsi="Microsoft YaHei" w:eastAsia="Microsoft YaHei"/>
-          <w:b/>
-          <w:color w:val="C00000"/>
+          <w:b w:val="0"/>
+          <w:color w:val="595959"/>
           <w:sz w:val="20"/>
         </w:rPr>
         <w:t>版本 v1.3　|　日期：2026-08-14</w:t>
@@ -2191,12 +2653,15 @@
       </w:r>
     </w:p>
     <w:p>
+      <w:pPr>
+        <w:spacing w:line="360" w:lineRule="auto"/>
+      </w:pPr>
       <w:r>
         <w:rPr>
-          <w:rFonts w:ascii="微软雅黑" w:hAnsi="微软雅黑"/>
           <w:b/>
           <w:color w:val="C00000"/>
           <w:sz w:val="20"/>
+          <w:rFonts w:ascii="Microsoft YaHei" w:hAnsi="Microsoft YaHei" w:eastAsia="Microsoft YaHei" w:cs="Microsoft YaHei"/>
           <w:highlight w:val="yellow"/>
         </w:rPr>
         <w:t>▲ 接入方式更正：原「诊室极薄 Agent 拉起嵌入工作台」的接入范式已下线。现为：我方收到推送后自动建档并按 doctor_code 派入对应医生的工作台；医生在**已登录的浏览器工作台**收到叫号提示后点击进入该患者。双方均无需安装任何客户端程序。</w:t>
@@ -2444,6 +2909,7 @@
             <w:r>
               <w:rPr>
                 <w:sz w:val="18"/>
+                <w:rFonts w:ascii="Microsoft YaHei" w:hAnsi="Microsoft YaHei" w:eastAsia="Microsoft YaHei" w:cs="Microsoft YaHei"/>
                 <w:highlight w:val="yellow"/>
               </w:rPr>
               <w:t>▲ YYYY-MM-DD HH:mm:ss；所有时间均为**北京时间（UTC+8）**，不带时区后缀</w:t>
@@ -2723,6 +3189,7 @@
             <w:r>
               <w:rPr>
                 <w:sz w:val="18"/>
+                <w:rFonts w:ascii="Microsoft YaHei" w:hAnsi="Microsoft YaHei" w:eastAsia="Microsoft YaHei" w:cs="Microsoft YaHei"/>
                 <w:highlight w:val="yellow"/>
               </w:rPr>
               <w:t>▲ X-Request-Id</w:t>
@@ -2737,6 +3204,7 @@
             <w:r>
               <w:rPr>
                 <w:sz w:val="18"/>
+                <w:rFonts w:ascii="Microsoft YaHei" w:hAnsi="Microsoft YaHei" w:eastAsia="Microsoft YaHei" w:cs="Microsoft YaHei"/>
                 <w:highlight w:val="yellow"/>
               </w:rPr>
               <w:t>请求级幂等键。同一份文书的所有重发（含超时重试与我方对账补投）该值恒定，建议贵方据此做一层请求去重；不参与签名计算</w:t>
@@ -2807,15 +3275,18 @@
       </w:r>
     </w:p>
     <w:p>
+      <w:pPr>
+        <w:spacing w:line="360" w:lineRule="auto"/>
+      </w:pPr>
       <w:r>
         <w:rPr>
-          <w:rFonts w:ascii="微软雅黑" w:hAnsi="微软雅黑"/>
           <w:b/>
           <w:color w:val="C00000"/>
           <w:sz w:val="20"/>
+          <w:rFonts w:ascii="Microsoft YaHei" w:hAnsi="Microsoft YaHei" w:eastAsia="Microsoft YaHei" w:cs="Microsoft YaHei"/>
           <w:highlight w:val="yellow"/>
         </w:rPr>
-        <w:t>▲ 方案 B 补充：WebSocket 通道的业务消息**不做 nonce 去重**，防重放依赖握手鉴权 + ±5 分钟时间戳窗口 + msg_id 幂等；重发时 timestamp/nonce/sign 重新生成而 **msg_id 保持不变**（见 7.4）。故 40006 不会出现在 WS 的 ack 中。</w:t>
+        <w:t>▲ 方案 B 补充：WebSocket 通道的业务消息不做 nonce 去重，防重放依赖握手鉴权 + ±5 分钟时间戳窗口 + msg_id 幂等；重发时 timestamp/nonce/sign 重新生成而 msg_id 保持不变（见 7.4）。故 40006 不会出现在 WS 的 ack 中。</w:t>
       </w:r>
     </w:p>
     <w:p>
@@ -4462,6 +4933,7 @@
             <w:r>
               <w:rPr>
                 <w:sz w:val="18"/>
+                <w:rFonts w:ascii="Microsoft YaHei" w:hAnsi="Microsoft YaHei" w:eastAsia="Microsoft YaHei" w:cs="Microsoft YaHei"/>
                 <w:highlight w:val="yellow"/>
               </w:rPr>
               <w:t>▲ 身份证号。选填，但**强烈建议推送**：我方跨就诊关联同一患者依赖身份证或「手机号+姓名」，两者都缺时同一位患者每次就诊都会新建档案，医生将看不到其既往病历与过敏史</w:t>
@@ -4624,6 +5096,7 @@
             <w:r>
               <w:rPr>
                 <w:sz w:val="18"/>
+                <w:rFonts w:ascii="Microsoft YaHei" w:hAnsi="Microsoft YaHei" w:eastAsia="Microsoft YaHei" w:cs="Microsoft YaHei"/>
                 <w:highlight w:val="yellow"/>
               </w:rPr>
               <w:t>▲ 本次接诊/挂号的科室编码，取贵方科室表「本地ID」列（如 1230024）。我方按此编码**自动登记并作为本次接诊的科室**（不是医生编制科室，医生跨科室坐班时以此为准），请确保同一科室取值稳定</w:t>
@@ -5120,6 +5593,7 @@
             <w:r>
               <w:rPr>
                 <w:sz w:val="18"/>
+                <w:rFonts w:ascii="Microsoft YaHei" w:hAnsi="Microsoft YaHei" w:eastAsia="Microsoft YaHei" w:cs="Microsoft YaHei"/>
                 <w:highlight w:val="yellow"/>
               </w:rPr>
               <w:t>▲ 选填，仅作排障留痕。方案 B 下回写按 WebSocket 连接自动路由回来源诊室，不依赖本字段，可不填</w:t>
@@ -5200,6 +5674,7 @@
             <w:r>
               <w:rPr>
                 <w:sz w:val="18"/>
+                <w:rFonts w:ascii="Microsoft YaHei" w:hAnsi="Microsoft YaHei" w:eastAsia="Microsoft YaHei" w:cs="Microsoft YaHei"/>
                 <w:highlight w:val="yellow"/>
               </w:rPr>
               <w:t>▲ 保留字段，当前不使用，可不填</w:t>
@@ -6005,12 +6480,15 @@
       </w:r>
     </w:p>
     <w:p>
+      <w:pPr>
+        <w:spacing w:line="360" w:lineRule="auto"/>
+      </w:pPr>
       <w:r>
         <w:rPr>
-          <w:rFonts w:ascii="微软雅黑" w:hAnsi="微软雅黑"/>
           <w:b/>
           <w:color w:val="C00000"/>
           <w:sz w:val="20"/>
+          <w:rFonts w:ascii="Microsoft YaHei" w:hAnsi="Microsoft YaHei" w:eastAsia="Microsoft YaHei" w:cs="Microsoft YaHei"/>
           <w:highlight w:val="yellow"/>
         </w:rPr>
         <w:t>▲ 取值容错：我方已对以下字段做宽容解析，贵方按 HIS 原生类型推送即可，不会因类型/编码差异导致整条推送被拒——性别接受 male/female/unknown、国标代码 1/2/9 与中文；初诊标志接受 bool 与 CZBZDM 代码 1/2；体征、身份证、手机号等接受 JSON 数字。无法识别的性别按 unknown 处理。</w:t>
@@ -6029,12 +6507,15 @@
       </w:r>
     </w:p>
     <w:p>
+      <w:pPr>
+        <w:spacing w:line="360" w:lineRule="auto"/>
+      </w:pPr>
       <w:r>
         <w:rPr>
-          <w:rFonts w:ascii="微软雅黑" w:hAnsi="微软雅黑"/>
           <w:b/>
           <w:color w:val="C00000"/>
           <w:sz w:val="20"/>
+          <w:rFonts w:ascii="Microsoft YaHei" w:hAnsi="Microsoft YaHei" w:eastAsia="Microsoft YaHei" w:cs="Microsoft YaHei"/>
           <w:highlight w:val="yellow"/>
         </w:rPr>
         <w:t>▲ 幂等与补推说明：幂等键为 hospital_code + visit_id（请保证同一次就诊两者完全一致）；重复推送复用已有接诊，若携带新的 doctor_code 会自动改派医生。**体征与档案字段仅在该 visit_id 首次推送时生效**，后续补推不再更新（避免覆盖医生已确认的内容），请在首次推送时尽量带齐。</w:t>
@@ -6785,6 +7266,7 @@
             <w:r>
               <w:rPr>
                 <w:sz w:val="18"/>
+                <w:rFonts w:ascii="Microsoft YaHei" w:hAnsi="Microsoft YaHei" w:eastAsia="Microsoft YaHei" w:cs="Microsoft YaHei"/>
                 <w:highlight w:val="yellow"/>
               </w:rPr>
               <w:t>▲ 写入状态。我方**恒发 draft**，即使该病历在 MediScribe 侧已由医生签发；贵方收到后落草稿/待确认态，医生可在 HIS 端继续编辑，点确认/保存后才真实落库。final 为后续预留，本期不会下发</w:t>
@@ -9981,6 +10463,7 @@
             <w:r>
               <w:rPr>
                 <w:sz w:val="18"/>
+                <w:rFonts w:ascii="Microsoft YaHei" w:hAnsi="Microsoft YaHei" w:eastAsia="Microsoft YaHei" w:cs="Microsoft YaHei"/>
                 <w:highlight w:val="yellow"/>
               </w:rPr>
               <w:t>▲ 本次回写报文的生成时间（北京时间；重发/补投时会刷新）</w:t>
@@ -10061,6 +10544,7 @@
             <w:r>
               <w:rPr>
                 <w:sz w:val="18"/>
+                <w:rFonts w:ascii="Microsoft YaHei" w:hAnsi="Microsoft YaHei" w:eastAsia="Microsoft YaHei" w:cs="Microsoft YaHei"/>
                 <w:highlight w:val="yellow"/>
               </w:rPr>
               <w:t>▲ 该就诊的接诊医生工号（取自 3.1 接诊推送的 doctor_code）</w:t>
@@ -10658,6 +11142,7 @@
             <w:r>
               <w:rPr>
                 <w:sz w:val="18"/>
+                <w:rFonts w:ascii="Microsoft YaHei" w:hAnsi="Microsoft YaHei" w:eastAsia="Microsoft YaHei" w:cs="Microsoft YaHei"/>
                 <w:highlight w:val="yellow"/>
               </w:rPr>
               <w:t>▲ 刷新目标，取值与本次写入的 record_type **完全一致**（如 outpatient / course_record），无 _record 后缀</w:t>
@@ -10831,6 +11316,7 @@
             <w:r>
               <w:rPr>
                 <w:sz w:val="18"/>
+                <w:rFonts w:ascii="Microsoft YaHei" w:hAnsi="Microsoft YaHei" w:eastAsia="Microsoft YaHei" w:cs="Microsoft YaHei"/>
                 <w:highlight w:val="yellow"/>
               </w:rPr>
               <w:t>▲ 无需提供任何字典（与附录 B 已确认一致）。诊断以名称为准落库；科室以接诊推送随行的 dept_code + dept_name 成对下发为准。</w:t>
@@ -11191,12 +11677,15 @@
       </w:r>
     </w:p>
     <w:p>
+      <w:pPr>
+        <w:spacing w:line="360" w:lineRule="auto"/>
+      </w:pPr>
       <w:r>
         <w:rPr>
-          <w:rFonts w:ascii="微软雅黑" w:hAnsi="微软雅黑"/>
           <w:b/>
           <w:color w:val="C00000"/>
           <w:sz w:val="20"/>
+          <w:rFonts w:ascii="Microsoft YaHei" w:hAnsi="Microsoft YaHei" w:eastAsia="Microsoft YaHei" w:cs="Microsoft YaHei"/>
           <w:highlight w:val="yellow"/>
         </w:rPr>
         <w:t>▲ 回写路由补充：常态下回写/刷新路由回接诊来源诊室；若该连接已断开或失效，我方会改投任意一条在线连接（msg_id 不变）。因此贵方**任一客户端收到 record_writeback 都请无条件写库**（写的是全院共享库，与诊室无关），不要按「是不是本机接诊的」过滤，否则该份病历会丢失。</w:t>

--- a/docs/MediScribe_HIS接口规范_v1.3.docx
+++ b/docs/MediScribe_HIS接口规范_v1.3.docx
@@ -31,7 +31,7 @@
           <w:sz w:val="21"/>
           <w:rFonts w:ascii="Microsoft YaHei" w:hAnsi="Microsoft YaHei" w:eastAsia="Microsoft YaHei" w:cs="Microsoft YaHei"/>
         </w:rPr>
-        <w:t>老师好。联调开始前，我方把系统代码与本规范做了一次逐条比对，发现若干处「规范里写的」与「系统实际行为」不一致——大多是我方在开发过程中调整了实现、而规范没有同步更新造成的。为免分多次打扰您，这次一并改齐，共 23 处。</w:t>
+        <w:t>老师好。联调开始前，我方把系统代码与本规范做了一次逐条比对，发现若干处「规范里写的」与「系统实际行为」不一致——大多是我方在开发过程中调整了实现、而规范没有同步更新造成的。为免分多次打扰您，这次一并改齐，共 24 处。</w:t>
       </w:r>
     </w:p>
     <w:p>
@@ -47,7 +47,7 @@
           <w:sz w:val="21"/>
           <w:rFonts w:ascii="Microsoft YaHei" w:hAnsi="Microsoft YaHei" w:eastAsia="Microsoft YaHei" w:cs="Microsoft YaHei"/>
         </w:rPr>
-        <w:t>下表逐条列明：改了什么、为什么这样改、以及为何此前没有写清楚。其中 A 类 6 项建议优先过目——这几处若两边理解不一致，联调时会表现为「消息发出去了但对方没反应」这类不易定位的问题。</w:t>
+        <w:t>下表逐条列明：改了什么、为什么这样改、以及为何此前没有写清楚。其中 A 类 7 项建议优先过目——这几处若两边理解不一致，联调时会表现为「消息发出去了但对方没反应」这类不易定位的问题。</w:t>
       </w:r>
     </w:p>
     <w:p>
@@ -63,7 +63,7 @@
           <w:sz w:val="24"/>
           <w:rFonts w:ascii="Microsoft YaHei" w:hAnsi="Microsoft YaHei" w:eastAsia="Microsoft YaHei" w:cs="Microsoft YaHei"/>
         </w:rPr>
-        <w:t>A 类｜请在贵方开发完成前对齐（6 项）</w:t>
+        <w:t>A 类｜请在贵方开发完成前对齐（7 项）</w:t>
       </w:r>
     </w:p>
     <w:tbl>
@@ -620,6 +620,84 @@
                 <w:rFonts w:ascii="Microsoft YaHei" w:hAnsi="Microsoft YaHei" w:eastAsia="Microsoft YaHei" w:cs="Microsoft YaHei"/>
               </w:rPr>
               <w:t>原文按「同一条连接内的重发」描述，未覆盖「连接断开后由补投任务重新发起」这一跨会话场景。</w:t>
+            </w:r>
+          </w:p>
+        </w:tc>
+      </w:tr>
+      <w:tr>
+        <w:tc>
+          <w:tcPr>
+            <w:tcW w:type="dxa" w:w="2160"/>
+          </w:tcPr>
+          <w:p>
+            <w:pPr>
+              <w:spacing w:after="40"/>
+            </w:pPr>
+            <w:r>
+              <w:rPr>
+                <w:b/>
+                <w:color w:val="333333"/>
+                <w:sz w:val="18"/>
+                <w:rFonts w:ascii="Microsoft YaHei" w:hAnsi="Microsoft YaHei" w:eastAsia="Microsoft YaHei" w:cs="Microsoft YaHei"/>
+              </w:rPr>
+              <w:t>3.1 接诊推送字段表（新增字段）</w:t>
+            </w:r>
+          </w:p>
+        </w:tc>
+        <w:tc>
+          <w:tcPr>
+            <w:tcW w:type="dxa" w:w="2160"/>
+          </w:tcPr>
+          <w:p>
+            <w:pPr>
+              <w:spacing w:after="40"/>
+            </w:pPr>
+            <w:r>
+              <w:rPr>
+                <w:b w:val="0"/>
+                <w:color w:val="333333"/>
+                <w:sz w:val="18"/>
+                <w:rFonts w:ascii="Microsoft YaHei" w:hAnsi="Microsoft YaHei" w:eastAsia="Microsoft YaHei" w:cs="Microsoft YaHei"/>
+              </w:rPr>
+              <w:t>新增 patient_no（患者编号/病案号，跨就诊稳定）一项，建议必填</w:t>
+            </w:r>
+          </w:p>
+        </w:tc>
+        <w:tc>
+          <w:tcPr>
+            <w:tcW w:type="dxa" w:w="2160"/>
+          </w:tcPr>
+          <w:p>
+            <w:pPr>
+              <w:spacing w:after="40"/>
+            </w:pPr>
+            <w:r>
+              <w:rPr>
+                <w:b w:val="0"/>
+                <w:color w:val="333333"/>
+                <w:sz w:val="18"/>
+                <w:rFonts w:ascii="Microsoft YaHei" w:hAnsi="Microsoft YaHei" w:eastAsia="Microsoft YaHei" w:cs="Microsoft YaHei"/>
+              </w:rPr>
+              <w:t>我方需要一个**跨就诊稳定**的患者标识来把同一个人的历次就诊归到同一份档案下。目前只能靠选填的 id_card / phone 判断，两者都缺时，同一位患者每来一次门诊就会新建一份档案——医生打开工作台看不到他的既往病历与过敏史，这在临床上是有风险的。只要该编号在贵方 HIS 里对同一个人稳定不变即可（病案号、患者主索引号、居民健康档案号都可以，用哪个由贵方定，告知我方取的是哪个即可）。我方仅用于档案查重，不做其它用途，也不会回写给贵方。</w:t>
+            </w:r>
+          </w:p>
+        </w:tc>
+        <w:tc>
+          <w:tcPr>
+            <w:tcW w:type="dxa" w:w="2160"/>
+          </w:tcPr>
+          <w:p>
+            <w:pPr>
+              <w:spacing w:after="40"/>
+            </w:pPr>
+            <w:r>
+              <w:rPr>
+                <w:b w:val="0"/>
+                <w:color w:val="666666"/>
+                <w:sz w:val="18"/>
+                <w:rFonts w:ascii="Microsoft YaHei" w:hAnsi="Microsoft YaHei" w:eastAsia="Microsoft YaHei" w:cs="Microsoft YaHei"/>
+              </w:rPr>
+              <w:t>本规范起草时把 visit_id（就诊流水号）作为唯一关联主键——它用于病历回写定位就诊是够的，但**患者档案层面缺一个稳定标识**，当时未意识到。我方代码里其实预留了这个字段，只是规范没写、贵方自然也不会推。这一条是我方设计上的疏漏。</w:t>
             </w:r>
           </w:p>
         </w:tc>
@@ -4626,6 +4704,83 @@
                 <w:sz w:val="18"/>
               </w:rPr>
               <w:t>YLJGDM</w:t>
+            </w:r>
+          </w:p>
+        </w:tc>
+      </w:tr>
+      <w:tr>
+        <w:tc>
+          <w:tcPr>
+            <w:tcW w:type="dxa" w:w="1984"/>
+          </w:tcPr>
+          <w:p>
+            <w:r>
+              <w:rPr>
+                <w:sz w:val="18"/>
+                <w:rFonts w:ascii="Microsoft YaHei" w:hAnsi="Microsoft YaHei" w:eastAsia="Microsoft YaHei" w:cs="Microsoft YaHei"/>
+                <w:highlight w:val="yellow"/>
+              </w:rPr>
+              <w:t>▲ patient_no</w:t>
+            </w:r>
+          </w:p>
+        </w:tc>
+        <w:tc>
+          <w:tcPr>
+            <w:tcW w:type="dxa" w:w="1134"/>
+          </w:tcPr>
+          <w:p>
+            <w:r>
+              <w:rPr>
+                <w:sz w:val="18"/>
+                <w:rFonts w:ascii="Microsoft YaHei" w:hAnsi="Microsoft YaHei" w:eastAsia="Microsoft YaHei" w:cs="Microsoft YaHei"/>
+                <w:highlight w:val="yellow"/>
+              </w:rPr>
+              <w:t>string</w:t>
+            </w:r>
+          </w:p>
+        </w:tc>
+        <w:tc>
+          <w:tcPr>
+            <w:tcW w:type="dxa" w:w="850"/>
+          </w:tcPr>
+          <w:p>
+            <w:r>
+              <w:rPr>
+                <w:sz w:val="18"/>
+                <w:rFonts w:ascii="Microsoft YaHei" w:hAnsi="Microsoft YaHei" w:eastAsia="Microsoft YaHei" w:cs="Microsoft YaHei"/>
+                <w:highlight w:val="yellow"/>
+              </w:rPr>
+              <w:t>是</w:t>
+            </w:r>
+          </w:p>
+        </w:tc>
+        <w:tc>
+          <w:tcPr>
+            <w:tcW w:type="dxa" w:w="3402"/>
+          </w:tcPr>
+          <w:p>
+            <w:r>
+              <w:rPr>
+                <w:sz w:val="18"/>
+                <w:rFonts w:ascii="Microsoft YaHei" w:hAnsi="Microsoft YaHei" w:eastAsia="Microsoft YaHei" w:cs="Microsoft YaHei"/>
+                <w:highlight w:val="yellow"/>
+              </w:rPr>
+              <w:t>患者编号 / 病案号，**同一患者跨就诊保持稳定**。我方据此把同一个人的历次就诊归到同一份档案下；贵方取病案号 / 患者主索引号 / 居民健康档案号均可，告知取的是哪个即可。我方仅用于档案查重，不回写</w:t>
+            </w:r>
+          </w:p>
+        </w:tc>
+        <w:tc>
+          <w:tcPr>
+            <w:tcW w:type="dxa" w:w="1701"/>
+          </w:tcPr>
+          <w:p>
+            <w:r>
+              <w:rPr>
+                <w:sz w:val="18"/>
+                <w:rFonts w:ascii="Microsoft YaHei" w:hAnsi="Microsoft YaHei" w:eastAsia="Microsoft YaHei" w:cs="Microsoft YaHei"/>
+                <w:highlight w:val="yellow"/>
+              </w:rPr>
+              <w:t>—</w:t>
             </w:r>
           </w:p>
         </w:tc>

--- a/docs/MediScribe_HIS接口规范_v1.3.docx
+++ b/docs/MediScribe_HIS接口规范_v1.3.docx
@@ -31,7 +31,7 @@
           <w:sz w:val="21"/>
           <w:rFonts w:ascii="Microsoft YaHei" w:hAnsi="Microsoft YaHei" w:eastAsia="Microsoft YaHei" w:cs="Microsoft YaHei"/>
         </w:rPr>
-        <w:t>老师好。联调开始前，我方把系统代码与本规范做了一次逐条比对，发现若干处「规范里写的」与「系统实际行为」不一致——大多是我方在开发过程中调整了实现、而规范没有同步更新造成的。为免分多次打扰您，这次一并改齐，共 24 处。</w:t>
+        <w:t>老师好。联调开始前，我方把系统代码与本规范做了一次逐条比对，发现若干处「规范里写的」与「系统实际行为」不一致——大多是我方在开发过程中调整了实现、而规范没有同步更新造成的。为免分多次打扰您，这次一并改齐，共 26 处。</w:t>
       </w:r>
     </w:p>
     <w:p>
@@ -47,7 +47,7 @@
           <w:sz w:val="21"/>
           <w:rFonts w:ascii="Microsoft YaHei" w:hAnsi="Microsoft YaHei" w:eastAsia="Microsoft YaHei" w:cs="Microsoft YaHei"/>
         </w:rPr>
-        <w:t>下表逐条列明：改了什么、为什么这样改、以及为何此前没有写清楚。其中 A 类 7 项建议优先过目——这几处若两边理解不一致，联调时会表现为「消息发出去了但对方没反应」这类不易定位的问题。</w:t>
+        <w:t>下表逐条列明：改了什么、为什么这样改、以及为何此前没有写清楚。其中 A 类 6 项建议优先过目——这几处若两边理解不一致，联调时会表现为「消息发出去了但对方没反应」这类不易定位的问题。</w:t>
       </w:r>
     </w:p>
     <w:p>
@@ -63,7 +63,7 @@
           <w:sz w:val="24"/>
           <w:rFonts w:ascii="Microsoft YaHei" w:hAnsi="Microsoft YaHei" w:eastAsia="Microsoft YaHei" w:cs="Microsoft YaHei"/>
         </w:rPr>
-        <w:t>A 类｜请在贵方开发完成前对齐（7 项）</w:t>
+        <w:t>A 类｜请在贵方开发完成前对齐（6 项）</w:t>
       </w:r>
     </w:p>
     <w:tbl>
@@ -172,7 +172,7 @@
                 <w:sz w:val="18"/>
                 <w:rFonts w:ascii="Microsoft YaHei" w:hAnsi="Microsoft YaHei" w:eastAsia="Microsoft YaHei" w:cs="Microsoft YaHei"/>
               </w:rPr>
-              <w:t>3.2 record_type 枚举</w:t>
+              <w:t>3.3 刷新接口 target（含附录 A.3 示例）</w:t>
             </w:r>
           </w:p>
         </w:tc>
@@ -191,7 +191,7 @@
                 <w:sz w:val="18"/>
                 <w:rFonts w:ascii="Microsoft YaHei" w:hAnsi="Microsoft YaHei" w:eastAsia="Microsoft YaHei" w:cs="Microsoft YaHei"/>
               </w:rPr>
-              <w:t>枚举由 7 个补齐为 10 个，新增 senior_round（上级查房）、pre_op_summary（术前小结）、post_op_record（术后病程）</w:t>
+              <w:t>target 改为「把 record_type 原样透传，不做任何加/减后缀的加工」，示例由 outpatient_record 更正为 outpatient</w:t>
             </w:r>
           </w:p>
         </w:tc>
@@ -210,7 +210,7 @@
                 <w:sz w:val="18"/>
                 <w:rFonts w:ascii="Microsoft YaHei" w:hAnsi="Microsoft YaHei" w:eastAsia="Microsoft YaHei" w:cs="Microsoft YaHei"/>
               </w:rPr>
-              <w:t>这三类文书住院医生在工作台下拉框里就能选，签发后回写的 record_type 即为这三个字面量；枚举不全会导致这几类文书在贵方侧归入错误栏目。</w:t>
+              <w:t>我方实际下发的就是 record_type 原值。取值对不上时，病历写入成功但刷新消息匹配不到，医生界面不会刷新。</w:t>
             </w:r>
           </w:p>
         </w:tc>
@@ -229,7 +229,7 @@
                 <w:sz w:val="18"/>
                 <w:rFonts w:ascii="Microsoft YaHei" w:hAnsi="Microsoft YaHei" w:eastAsia="Microsoft YaHei" w:cs="Microsoft YaHei"/>
               </w:rPr>
-              <w:t>我方住院文书类型最初只规划了入院记录/病程/出院记录/手术记录四类，后按《病历书写基本规范》补齐了查房与围手术期文书，本规范的枚举当时未同步更新。</w:t>
+              <w:t>初版按「页面名」的思路设想 target，门诊场景下outpatient_record 恰好也说得通，因此未被发现；扩展到住院文书后才暴露该拼法不成立（会拼出 course_record_record），我方已统一为直接下发 record_type。</w:t>
             </w:r>
           </w:p>
         </w:tc>
@@ -250,7 +250,7 @@
                 <w:sz w:val="18"/>
                 <w:rFonts w:ascii="Microsoft YaHei" w:hAnsi="Microsoft YaHei" w:eastAsia="Microsoft YaHei" w:cs="Microsoft YaHei"/>
               </w:rPr>
-              <w:t>3.3 刷新接口 target（含附录 A.3 示例）</w:t>
+              <w:t>7.2 回写路由</w:t>
             </w:r>
           </w:p>
         </w:tc>
@@ -269,7 +269,7 @@
                 <w:sz w:val="18"/>
                 <w:rFonts w:ascii="Microsoft YaHei" w:hAnsi="Microsoft YaHei" w:eastAsia="Microsoft YaHei" w:cs="Microsoft YaHei"/>
               </w:rPr>
-              <w:t>target 取值改为「与本次写入的 record_type 完全一致」，示例由 outpatient_record 改为 outpatient（去掉 _record 后缀）</w:t>
+              <w:t>补充：来源诊室连接失效时，我方会改投任意一条在线连接（msg_id 不变）；贵方任一客户端收到 record_writeback 请无条件写库</w:t>
             </w:r>
           </w:p>
         </w:tc>
@@ -288,7 +288,7 @@
                 <w:sz w:val="18"/>
                 <w:rFonts w:ascii="Microsoft YaHei" w:hAnsi="Microsoft YaHei" w:eastAsia="Microsoft YaHei" w:cs="Microsoft YaHei"/>
               </w:rPr>
-              <w:t>我方实际下发的就是 record_type 原值。取值对不上时，病历写入成功但刷新消息匹配不到，医生界面不会刷新。</w:t>
+              <w:t>病历写的是全院共享库，与哪台诊室收到无关。若按「是不是本机接诊的」过滤，来源诊室掉线时这份病历会丢失。</w:t>
             </w:r>
           </w:p>
         </w:tc>
@@ -307,7 +307,7 @@
                 <w:sz w:val="18"/>
                 <w:rFonts w:ascii="Microsoft YaHei" w:hAnsi="Microsoft YaHei" w:eastAsia="Microsoft YaHei" w:cs="Microsoft YaHei"/>
               </w:rPr>
-              <w:t>初版按「页面名」的思路设想 target，门诊场景下outpatient_record 恰好也说得通，因此未被发现；扩展到住院文书后才暴露该拼法不成立（会拼出 course_record_record），我方已统一为直接下发 record_type。</w:t>
+              <w:t>v1.2 定连接拓扑时写明了「路由回来源诊室」，但未写明来源连接失效时的兜底行为，属我方遗漏。</w:t>
             </w:r>
           </w:p>
         </w:tc>
@@ -328,7 +328,7 @@
                 <w:sz w:val="18"/>
                 <w:rFonts w:ascii="Microsoft YaHei" w:hAnsi="Microsoft YaHei" w:eastAsia="Microsoft YaHei" w:cs="Microsoft YaHei"/>
               </w:rPr>
-              <w:t>2.2 公共请求头（含附录 A.2）</w:t>
+              <w:t>7.4 补发与去重</w:t>
             </w:r>
           </w:p>
         </w:tc>
@@ -347,7 +347,7 @@
                 <w:sz w:val="18"/>
                 <w:rFonts w:ascii="Microsoft YaHei" w:hAnsi="Microsoft YaHei" w:eastAsia="Microsoft YaHei" w:cs="Microsoft YaHei"/>
               </w:rPr>
-              <w:t>新增请求头 X-Request-Id：同一份文书的所有重发（含超时重试与我方补投）该值恒定，可作为一层请求级去重依据；不参与签名计算</w:t>
+              <w:t>按方向拆开说明：上行仍按 msg_id 去重；下行由我方补投任务发起的重投会使用新的 msg_id，请以 2.5 的业务幂等键为准判重</w:t>
             </w:r>
           </w:p>
         </w:tc>
@@ -366,7 +366,7 @@
                 <w:sz w:val="18"/>
                 <w:rFonts w:ascii="Microsoft YaHei" w:hAnsi="Microsoft YaHei" w:eastAsia="Microsoft YaHei" w:cs="Microsoft YaHei"/>
               </w:rPr>
-              <w:t>网络超时时可能出现「贵方已写库、我方未收到响应」的情形，此时我方会重发。多这一个头，贵方可据此直接返回上次结果。</w:t>
+              <w:t>只按 msg_id 判重会在补投场景下产生重复病历。</w:t>
             </w:r>
           </w:p>
         </w:tc>
@@ -385,7 +385,7 @@
                 <w:sz w:val="18"/>
                 <w:rFonts w:ascii="Microsoft YaHei" w:hAnsi="Microsoft YaHei" w:eastAsia="Microsoft YaHei" w:cs="Microsoft YaHei"/>
               </w:rPr>
-              <w:t>这是我方本次新增的一层保护。此前仅依赖 2.5 的业务幂等键，规范中原本没有这个头，属能力增强而非贵方遗漏。</w:t>
+              <w:t>原文按「同一条连接内的重发」描述，未覆盖「连接断开后由补投任务重新发起」这一跨会话场景。</w:t>
             </w:r>
           </w:p>
         </w:tc>
@@ -406,7 +406,7 @@
                 <w:sz w:val="18"/>
                 <w:rFonts w:ascii="Microsoft YaHei" w:hAnsi="Microsoft YaHei" w:eastAsia="Microsoft YaHei" w:cs="Microsoft YaHei"/>
               </w:rPr>
-              <w:t>7.2 握手鉴权失败的响应</w:t>
+              <w:t>3.1 接诊推送字段表（新增字段）</w:t>
             </w:r>
           </w:p>
         </w:tc>
@@ -425,7 +425,7 @@
                 <w:sz w:val="18"/>
                 <w:rFonts w:ascii="Microsoft YaHei" w:hAnsi="Microsoft YaHei" w:eastAsia="Microsoft YaHei" w:cs="Microsoft YaHei"/>
               </w:rPr>
-              <w:t>由「HTTP 401」更正为「HTTP 403」（无 WebSocket close code）</w:t>
+              <w:t>新增 patient_no（患者编号/病案号，跨就诊稳定）一项，选填但强烈建议推送——不传不会被拒收，但同一患者的档案会散开</w:t>
             </w:r>
           </w:p>
         </w:tc>
@@ -444,7 +444,7 @@
                 <w:sz w:val="18"/>
                 <w:rFonts w:ascii="Microsoft YaHei" w:hAnsi="Microsoft YaHei" w:eastAsia="Microsoft YaHei" w:cs="Microsoft YaHei"/>
               </w:rPr>
-              <w:t>我方在 WebSocket 升级完成之前就拒绝，服务器固定返回 403。这是握手期最主要的排障信号，取值不符会影响贵方定位问题。</w:t>
+              <w:t>我方需要一个跨就诊稳定的患者标识，把同一个人的历次就诊归到同一份档案下。目前只能靠选填的 id_card / phone 判断，两者都缺时，同一位患者每来一次门诊就会新建一份档案——医生打开工作台看不到他的既往病历与过敏史，这在临床上是有风险的。只要该编号在贵方 HIS 里对同一个人稳定不变即可（病案号、患者主索引号、居民健康档案号都可以，用哪个由贵方定，告知我方取的是哪个即可）。我方仅用于档案查重，不做其它用途，也不会回写给贵方。</w:t>
             </w:r>
           </w:p>
         </w:tc>
@@ -463,7 +463,7 @@
                 <w:sz w:val="18"/>
                 <w:rFonts w:ascii="Microsoft YaHei" w:hAnsi="Microsoft YaHei" w:eastAsia="Microsoft YaHei" w:cs="Microsoft YaHei"/>
               </w:rPr>
-              <w:t>起草时按 HTTP 语义写成 401，未实测 WebSocket 握手阶段被拒时服务器的真实返回码。本次实测后更正。</w:t>
+              <w:t>本规范起草时把 visit_id（就诊流水号）作为唯一关联主键——它用于病历回写定位就诊是够的，但患者档案层面缺一个稳定标识，当时未意识到。我方数据结构里其实预留了这个位置，只是规范没写、贵方自然也不会推。这一条是我方设计上的疏漏。我方已同步补齐接收与查重逻辑，贵方推来即刻生效。</w:t>
             </w:r>
           </w:p>
         </w:tc>
@@ -484,7 +484,7 @@
                 <w:sz w:val="18"/>
                 <w:rFonts w:ascii="Microsoft YaHei" w:hAnsi="Microsoft YaHei" w:eastAsia="Microsoft YaHei" w:cs="Microsoft YaHei"/>
               </w:rPr>
-              <w:t>7.2 回写路由</w:t>
+              <w:t>附录 A.4 ack 示例 / 7.4 应答</w:t>
             </w:r>
           </w:p>
         </w:tc>
@@ -503,7 +503,7 @@
                 <w:sz w:val="18"/>
                 <w:rFonts w:ascii="Microsoft YaHei" w:hAnsi="Microsoft YaHei" w:eastAsia="Microsoft YaHei" w:cs="Microsoft YaHei"/>
               </w:rPr>
-              <w:t>补充：来源诊室连接失效时，我方会改投任意一条在线连接（msg_id 不变）；贵方任一客户端收到 record_writeback 请无条件写库</w:t>
+              <w:t>两条 ack 示例补齐 app_id、timestamp、nonce、sign 四个字段——ack 与业务消息一样要签名（待签串末段为 ack 自己的 payload 原文）。并补充说明：未通过验签的 ack 我方会直接丢弃且不回任何消息</w:t>
             </w:r>
           </w:p>
         </w:tc>
@@ -522,7 +522,7 @@
                 <w:sz w:val="18"/>
                 <w:rFonts w:ascii="Microsoft YaHei" w:hAnsi="Microsoft YaHei" w:eastAsia="Microsoft YaHei" w:cs="Microsoft YaHei"/>
               </w:rPr>
-              <w:t>病历写的是全院共享库，与哪台诊室收到无关。若按「是不是本机接诊的」过滤，来源诊室掉线时这份病历会丢失。</w:t>
+              <w:t>我方对上行 ack 是强制验签的。若 ack 未签名，表现为：贵方已正常写库并回了 ack，我方却收不到有效应答 → 10 秒一次共重发 3 次 → 判该连接失效并主动断开 → 换一条连接再来一轮，最终整份病历回写失败，而贵方日志里只看到「我明明回了 ack」，两边都难定位。</w:t>
             </w:r>
           </w:p>
         </w:tc>
@@ -541,7 +541,7 @@
                 <w:sz w:val="18"/>
                 <w:rFonts w:ascii="Microsoft YaHei" w:hAnsi="Microsoft YaHei" w:eastAsia="Microsoft YaHei" w:cs="Microsoft YaHei"/>
               </w:rPr>
-              <w:t>v1.2 定连接拓扑时写明了「路由回来源诊室」，但未写明来源连接失效时的兜底行为，属我方遗漏。</w:t>
+              <w:t>7.3 正文写了「所有消息统一携带 sign」，但附录 A.4 的两条 ack 示例漏写了这四个字段。示例与正文打架时开发者通常照示例做，这是我方文档的疏漏。（随附的两份参考实现里 ack 是正确签名的，可对照。）</w:t>
             </w:r>
           </w:p>
         </w:tc>
@@ -562,7 +562,7 @@
                 <w:sz w:val="18"/>
                 <w:rFonts w:ascii="Microsoft YaHei" w:hAnsi="Microsoft YaHei" w:eastAsia="Microsoft YaHei" w:cs="Microsoft YaHei"/>
               </w:rPr>
-              <w:t>7.4 补发与去重</w:t>
+              <w:t>7.2 握手参数</w:t>
             </w:r>
           </w:p>
         </w:tc>
@@ -581,7 +581,7 @@
                 <w:sz w:val="18"/>
                 <w:rFonts w:ascii="Microsoft YaHei" w:hAnsi="Microsoft YaHei" w:eastAsia="Microsoft YaHei" w:cs="Microsoft YaHei"/>
               </w:rPr>
-              <w:t>按方向拆开说明：上行仍按 msg_id 去重；下行由我方补投任务发起的重投**会使用新的 msg_id**，请以 2.5 的业务幂等键为准判重</w:t>
+              <w:t>补充：握手 nonce 为一次性，我方在时间窗内做去重。每次（重）连必须重新生成 timestamp / nonce / sign，不得把算好的握手 URL 缓存下来原样复用</w:t>
             </w:r>
           </w:p>
         </w:tc>
@@ -600,7 +600,7 @@
                 <w:sz w:val="18"/>
                 <w:rFonts w:ascii="Microsoft YaHei" w:hAnsi="Microsoft YaHei" w:eastAsia="Microsoft YaHei" w:cs="Microsoft YaHei"/>
               </w:rPr>
-              <w:t>只按 msg_id 判重会在补投场景下产生重复病历。</w:t>
+              <w:t>缓存握手 URL 重连会被判为重放，固定返回 403——而 403 与 appId 错、签名错的表现完全一样，现场无从区分，会表现为「第一次连得上，断线后再也连不上」。</w:t>
             </w:r>
           </w:p>
         </w:tc>
@@ -619,85 +619,7 @@
                 <w:sz w:val="18"/>
                 <w:rFonts w:ascii="Microsoft YaHei" w:hAnsi="Microsoft YaHei" w:eastAsia="Microsoft YaHei" w:cs="Microsoft YaHei"/>
               </w:rPr>
-              <w:t>原文按「同一条连接内的重发」描述，未覆盖「连接断开后由补投任务重新发起」这一跨会话场景。</w:t>
-            </w:r>
-          </w:p>
-        </w:tc>
-      </w:tr>
-      <w:tr>
-        <w:tc>
-          <w:tcPr>
-            <w:tcW w:type="dxa" w:w="2160"/>
-          </w:tcPr>
-          <w:p>
-            <w:pPr>
-              <w:spacing w:after="40"/>
-            </w:pPr>
-            <w:r>
-              <w:rPr>
-                <w:b/>
-                <w:color w:val="333333"/>
-                <w:sz w:val="18"/>
-                <w:rFonts w:ascii="Microsoft YaHei" w:hAnsi="Microsoft YaHei" w:eastAsia="Microsoft YaHei" w:cs="Microsoft YaHei"/>
-              </w:rPr>
-              <w:t>3.1 接诊推送字段表（新增字段）</w:t>
-            </w:r>
-          </w:p>
-        </w:tc>
-        <w:tc>
-          <w:tcPr>
-            <w:tcW w:type="dxa" w:w="2160"/>
-          </w:tcPr>
-          <w:p>
-            <w:pPr>
-              <w:spacing w:after="40"/>
-            </w:pPr>
-            <w:r>
-              <w:rPr>
-                <w:b w:val="0"/>
-                <w:color w:val="333333"/>
-                <w:sz w:val="18"/>
-                <w:rFonts w:ascii="Microsoft YaHei" w:hAnsi="Microsoft YaHei" w:eastAsia="Microsoft YaHei" w:cs="Microsoft YaHei"/>
-              </w:rPr>
-              <w:t>新增 patient_no（患者编号/病案号，跨就诊稳定）一项，建议必填</w:t>
-            </w:r>
-          </w:p>
-        </w:tc>
-        <w:tc>
-          <w:tcPr>
-            <w:tcW w:type="dxa" w:w="2160"/>
-          </w:tcPr>
-          <w:p>
-            <w:pPr>
-              <w:spacing w:after="40"/>
-            </w:pPr>
-            <w:r>
-              <w:rPr>
-                <w:b w:val="0"/>
-                <w:color w:val="333333"/>
-                <w:sz w:val="18"/>
-                <w:rFonts w:ascii="Microsoft YaHei" w:hAnsi="Microsoft YaHei" w:eastAsia="Microsoft YaHei" w:cs="Microsoft YaHei"/>
-              </w:rPr>
-              <w:t>我方需要一个**跨就诊稳定**的患者标识来把同一个人的历次就诊归到同一份档案下。目前只能靠选填的 id_card / phone 判断，两者都缺时，同一位患者每来一次门诊就会新建一份档案——医生打开工作台看不到他的既往病历与过敏史，这在临床上是有风险的。只要该编号在贵方 HIS 里对同一个人稳定不变即可（病案号、患者主索引号、居民健康档案号都可以，用哪个由贵方定，告知我方取的是哪个即可）。我方仅用于档案查重，不做其它用途，也不会回写给贵方。</w:t>
-            </w:r>
-          </w:p>
-        </w:tc>
-        <w:tc>
-          <w:tcPr>
-            <w:tcW w:type="dxa" w:w="2160"/>
-          </w:tcPr>
-          <w:p>
-            <w:pPr>
-              <w:spacing w:after="40"/>
-            </w:pPr>
-            <w:r>
-              <w:rPr>
-                <w:b w:val="0"/>
-                <w:color w:val="666666"/>
-                <w:sz w:val="18"/>
-                <w:rFonts w:ascii="Microsoft YaHei" w:hAnsi="Microsoft YaHei" w:eastAsia="Microsoft YaHei" w:cs="Microsoft YaHei"/>
-              </w:rPr>
-              <w:t>本规范起草时把 visit_id（就诊流水号）作为唯一关联主键——它用于病历回写定位就诊是够的，但**患者档案层面缺一个稳定标识**，当时未意识到。我方代码里其实预留了这个字段，只是规范没写、贵方自然也不会推。这一条是我方设计上的疏漏。</w:t>
+              <w:t>v1.2 只写了握手要带 app_id/timestamp/nonce/sign 四个参数，没写明 nonce 的一次性语义。把握手 URL 存成配置或成员变量是很自然的写法，规范没写清是我方的疏漏。</w:t>
             </w:r>
           </w:p>
         </w:tc>
@@ -1165,7 +1087,7 @@
           <w:sz w:val="24"/>
           <w:rFonts w:ascii="Microsoft YaHei" w:hAnsi="Microsoft YaHei" w:eastAsia="Microsoft YaHei" w:cs="Microsoft YaHei"/>
         </w:rPr>
-        <w:t>C 类｜口径补充，避免联调时产生分歧（13 项）</w:t>
+        <w:t>C 类｜口径补充，避免联调时产生分歧（16 项）</w:t>
       </w:r>
     </w:p>
     <w:tbl>
@@ -1274,7 +1196,7 @@
                 <w:sz w:val="18"/>
                 <w:rFonts w:ascii="Microsoft YaHei" w:hAnsi="Microsoft YaHei" w:eastAsia="Microsoft YaHei" w:cs="Microsoft YaHei"/>
               </w:rPr>
-              <w:t>附录 A.2 回写示例</w:t>
+              <w:t>3.2 record_type 枚举</w:t>
             </w:r>
           </w:p>
         </w:tc>
@@ -1293,7 +1215,7 @@
                 <w:sz w:val="18"/>
                 <w:rFonts w:ascii="Microsoft YaHei" w:hAnsi="Microsoft YaHei" w:eastAsia="Microsoft YaHei" w:cs="Microsoft YaHei"/>
               </w:rPr>
-              <w:t>补上 record_no 与 full_text 两个顶层字段</w:t>
+              <w:t>枚举由 7 个补齐为 10 个，新增 senior_round（上级查房）、pre_op_summary（术前小结）、post_op_record（术后病程）。三者均为住院文书，本期门诊/急诊联调不会出现，贵方无需为此开发；按 2.5 的约定忽略无法识别的枚举值即可</w:t>
             </w:r>
           </w:p>
         </w:tc>
@@ -1312,7 +1234,7 @@
                 <w:sz w:val="18"/>
                 <w:rFonts w:ascii="Microsoft YaHei" w:hAnsi="Microsoft YaHei" w:eastAsia="Microsoft YaHei" w:cs="Microsoft YaHei"/>
               </w:rPr>
-              <w:t>这两个字段 3.2 字段表中本就有、我方每次都会下发；其中 record_no 是 2.5 幂等键的第三段，住院多份文书靠它区分。</w:t>
+              <w:t>先把枚举补全，等将来上住院模块时不必再改一次规范。本期不涉及，列在此处仅供备查。</w:t>
             </w:r>
           </w:p>
         </w:tc>
@@ -1331,7 +1253,7 @@
                 <w:sz w:val="18"/>
                 <w:rFonts w:ascii="Microsoft YaHei" w:hAnsi="Microsoft YaHei" w:eastAsia="Microsoft YaHei" w:cs="Microsoft YaHei"/>
               </w:rPr>
-              <w:t>示例报文是初版手写的门诊样例，后续字段表新增这两项时示例未同步更新。</w:t>
+              <w:t>我方住院文书类型最初只规划了入院记录/病程/出院记录/手术记录四类，后按《病历书写基本规范》补齐了查房与围手术期文书，本规范的枚举当时未同步更新。</w:t>
             </w:r>
           </w:p>
         </w:tc>
@@ -1352,7 +1274,7 @@
                 <w:sz w:val="18"/>
                 <w:rFonts w:ascii="Microsoft YaHei" w:hAnsi="Microsoft YaHei" w:eastAsia="Microsoft YaHei" w:cs="Microsoft YaHei"/>
               </w:rPr>
-              <w:t>3.2 status</w:t>
+              <w:t>2.2 公共请求头</w:t>
             </w:r>
           </w:p>
         </w:tc>
@@ -1371,7 +1293,7 @@
                 <w:sz w:val="18"/>
                 <w:rFonts w:ascii="Microsoft YaHei" w:hAnsi="Microsoft YaHei" w:eastAsia="Microsoft YaHei" w:cs="Microsoft YaHei"/>
               </w:rPr>
-              <w:t>写明我方**恒发 draft**：病历落贵方草稿/待确认态，医生可在 HIS 端继续编辑，点确认/保存后才真实落库；final 为后续预留</w:t>
+              <w:t>新增请求头 X-Request-Id（仅方案 A 的回写方向使用）：同一份文书的所有重发该值恒定，可作请求级去重。本期通道为方案 B，WebSocket 信封中没有这个字段，贵方无需实现；仅当将来回落 HTTP 时才涉及</w:t>
             </w:r>
           </w:p>
         </w:tc>
@@ -1390,7 +1312,7 @@
                 <w:sz w:val="18"/>
                 <w:rFonts w:ascii="Microsoft YaHei" w:hAnsi="Microsoft YaHei" w:eastAsia="Microsoft YaHei" w:cs="Microsoft YaHei"/>
               </w:rPr>
-              <w:t>明确本期实际行为，避免为 final 分支做无谓准备。</w:t>
+              <w:t>网络超时时可能出现「贵方已写库、我方未收到响应」的情形，此时我方会重发。多这一个头，贵方可据此直接返回上次结果。</w:t>
             </w:r>
           </w:p>
         </w:tc>
@@ -1409,7 +1331,7 @@
                 <w:sz w:val="18"/>
                 <w:rFonts w:ascii="Microsoft YaHei" w:hAnsi="Microsoft YaHei" w:eastAsia="Microsoft YaHei" w:cs="Microsoft YaHei"/>
               </w:rPr>
-              <w:t>规范给出 draft/final 两个取值是为留扩展余地，但未写明本期我方实际只发 draft，属口径未写明。</w:t>
+              <w:t>这是我方新增的一层保护，属能力增强而非贵方遗漏。初稿把它列进了「开发前必须对齐」，但它只存在于方案 A 的 HTTP 头里，对本期方案 B 是空的——列错优先级会让贵方白做一遍，本次已降级并注明适用范围。</w:t>
             </w:r>
           </w:p>
         </w:tc>
@@ -1430,7 +1352,7 @@
                 <w:sz w:val="18"/>
                 <w:rFonts w:ascii="Microsoft YaHei" w:hAnsi="Microsoft YaHei" w:eastAsia="Microsoft YaHei" w:cs="Microsoft YaHei"/>
               </w:rPr>
-              <w:t>3.1 dept_code / dept_name</w:t>
+              <w:t>7.2 握手鉴权失败的响应</w:t>
             </w:r>
           </w:p>
         </w:tc>
@@ -1449,7 +1371,7 @@
                 <w:sz w:val="18"/>
                 <w:rFonts w:ascii="Microsoft YaHei" w:hAnsi="Microsoft YaHei" w:eastAsia="Microsoft YaHei" w:cs="Microsoft YaHei"/>
               </w:rPr>
-              <w:t>补充说明：我方按 dept_code 自动登记并**以此作为本次接诊的科室**（不是医生编制科室），请确保同一科室取值稳定</w:t>
+              <w:t>由「HTTP 401」更正为「HTTP 403」（无 WebSocket close code）。属事实更正，贵方无需为此改动代码——实际收到的就是 403</w:t>
             </w:r>
           </w:p>
         </w:tc>
@@ -1468,7 +1390,7 @@
                 <w:sz w:val="18"/>
                 <w:rFonts w:ascii="Microsoft YaHei" w:hAnsi="Microsoft YaHei" w:eastAsia="Microsoft YaHei" w:cs="Microsoft YaHei"/>
               </w:rPr>
-              <w:t>医生跨科室坐班时，病历上的科室须为本次挂号的科室。写明用途后，贵方能判断取值稳定性的重要程度。</w:t>
+              <w:t>我方在 WebSocket 升级完成之前就拒绝，服务器固定返回 403。这是握手期最主要的排障信号，写错会让贵方按 401 找错方向。</w:t>
             </w:r>
           </w:p>
         </w:tc>
@@ -1487,7 +1409,7 @@
                 <w:sz w:val="18"/>
                 <w:rFonts w:ascii="Microsoft YaHei" w:hAnsi="Microsoft YaHei" w:eastAsia="Microsoft YaHei" w:cs="Microsoft YaHei"/>
               </w:rPr>
-              <w:t>v1.2 已确认取科室表「本地ID」列，但未写明我方拿它做什么，贵方无从判断其重要性。</w:t>
+              <w:t>起草时按 HTTP 语义写成 401，未实测 WebSocket 握手阶段被拒时服务器的真实返回码。本次实测后更正。</w:t>
             </w:r>
           </w:p>
         </w:tc>
@@ -1508,7 +1430,7 @@
                 <w:sz w:val="18"/>
                 <w:rFonts w:ascii="Microsoft YaHei" w:hAnsi="Microsoft YaHei" w:eastAsia="Microsoft YaHei" w:cs="Microsoft YaHei"/>
               </w:rPr>
-              <w:t>3.1 id_card</w:t>
+              <w:t>附录 A.2 回写示例</w:t>
             </w:r>
           </w:p>
         </w:tc>
@@ -1527,7 +1449,7 @@
                 <w:sz w:val="18"/>
                 <w:rFonts w:ascii="Microsoft YaHei" w:hAnsi="Microsoft YaHei" w:eastAsia="Microsoft YaHei" w:cs="Microsoft YaHei"/>
               </w:rPr>
-              <w:t>维持选填，补充「强烈建议推送」及原因</w:t>
+              <w:t>补上 record_no 与 full_text 两个顶层字段</w:t>
             </w:r>
           </w:p>
         </w:tc>
@@ -1546,7 +1468,7 @@
                 <w:sz w:val="18"/>
                 <w:rFonts w:ascii="Microsoft YaHei" w:hAnsi="Microsoft YaHei" w:eastAsia="Microsoft YaHei" w:cs="Microsoft YaHei"/>
               </w:rPr>
-              <w:t>我方跨就诊关联同一患者依赖身份证或「手机号+姓名」。两者都缺时，同一位患者每次就诊都会新建档案，医生将看不到其既往病历与过敏史。</w:t>
+              <w:t>这两个字段 3.2 字段表中本就有、我方每次都会下发；其中 record_no 是 2.5 幂等键的第三段，住院多份文书靠它区分。</w:t>
             </w:r>
           </w:p>
         </w:tc>
@@ -1565,7 +1487,7 @@
                 <w:sz w:val="18"/>
                 <w:rFonts w:ascii="Microsoft YaHei" w:hAnsi="Microsoft YaHei" w:eastAsia="Microsoft YaHei" w:cs="Microsoft YaHei"/>
               </w:rPr>
-              <w:t>起草时按普通选填字段标注，未评估该字段缺失对患者档案关联的实际影响。</w:t>
+              <w:t>示例报文是初版手写的门诊样例，后续字段表新增这两项时示例未同步更新。</w:t>
             </w:r>
           </w:p>
         </w:tc>
@@ -1586,7 +1508,7 @@
                 <w:sz w:val="18"/>
                 <w:rFonts w:ascii="Microsoft YaHei" w:hAnsi="Microsoft YaHei" w:eastAsia="Microsoft YaHei" w:cs="Microsoft YaHei"/>
               </w:rPr>
-              <w:t>3.1 幂等与补推</w:t>
+              <w:t>3.2 status</w:t>
             </w:r>
           </w:p>
         </w:tc>
@@ -1605,7 +1527,7 @@
                 <w:sz w:val="18"/>
                 <w:rFonts w:ascii="Microsoft YaHei" w:hAnsi="Microsoft YaHei" w:eastAsia="Microsoft YaHei" w:cs="Microsoft YaHei"/>
               </w:rPr>
-              <w:t>幂等键写明为 hospital_code + visit_id；补充「重复推送若带新 doctor_code 会自动改派医生」「体征与档案字段仅首次推送生效」</w:t>
+              <w:t>写明我方恒发 draft：病历落贵方草稿/待确认态，医生可在 HIS 端继续编辑，点确认/保存后才真实落库；final 为后续预留</w:t>
             </w:r>
           </w:p>
         </w:tc>
@@ -1624,7 +1546,7 @@
                 <w:sz w:val="18"/>
                 <w:rFonts w:ascii="Microsoft YaHei" w:hAnsi="Microsoft YaHei" w:eastAsia="Microsoft YaHei" w:cs="Microsoft YaHei"/>
               </w:rPr>
-              <w:t>便于贵方安排推送时机——若护士补测体征后再推，该部分数据不会更新，建议首次推送时尽量带齐。</w:t>
+              <w:t>明确本期实际行为，避免为 final 分支做无谓准备。</w:t>
             </w:r>
           </w:p>
         </w:tc>
@@ -1643,7 +1565,7 @@
                 <w:sz w:val="18"/>
                 <w:rFonts w:ascii="Microsoft YaHei" w:hAnsi="Microsoft YaHei" w:eastAsia="Microsoft YaHei" w:cs="Microsoft YaHei"/>
               </w:rPr>
-              <w:t>幂等键起草时按单院场景只写了 visit_id，实际实现为支持多院隔离加了 hospital_code；补推行为则是业务联动上线后才形成的规则，均未回写规范。</w:t>
+              <w:t>规范给出 draft/final 两个取值是为留扩展余地，但未写明本期我方实际只发 draft，属口径未写明。</w:t>
             </w:r>
           </w:p>
         </w:tc>
@@ -1664,7 +1586,7 @@
                 <w:sz w:val="18"/>
                 <w:rFonts w:ascii="Microsoft YaHei" w:hAnsi="Microsoft YaHei" w:eastAsia="Microsoft YaHei" w:cs="Microsoft YaHei"/>
               </w:rPr>
-              <w:t>3.1 选填字段取值容错</w:t>
+              <w:t>3.1 dept_code / dept_name</w:t>
             </w:r>
           </w:p>
         </w:tc>
@@ -1683,7 +1605,7 @@
                 <w:sz w:val="18"/>
                 <w:rFonts w:ascii="Microsoft YaHei" w:hAnsi="Microsoft YaHei" w:eastAsia="Microsoft YaHei" w:cs="Microsoft YaHei"/>
               </w:rPr>
-              <w:t>补充：性别接受 male/female/unknown 与国标代码 1/2/9 与中文；初诊标志接受 bool 与代码 1/2；体征、身份证、手机号接受 JSON 数字</w:t>
+              <w:t>补充说明：我方按 dept_code 自动登记并以此作为本次接诊的科室（不是医生编制科室），请确保同一科室取值稳定</w:t>
             </w:r>
           </w:p>
         </w:tc>
@@ -1702,7 +1624,7 @@
                 <w:sz w:val="18"/>
                 <w:rFonts w:ascii="Microsoft YaHei" w:hAnsi="Microsoft YaHei" w:eastAsia="Microsoft YaHei" w:cs="Microsoft YaHei"/>
               </w:rPr>
-              <w:t>贵方按 HIS 原生类型推送即可，不必为迁就我方做额外的类型转换。</w:t>
+              <w:t>医生跨科室坐班时，病历上的科室须为本次挂号的科室。写明用途后，贵方能判断取值稳定性的重要程度。</w:t>
             </w:r>
           </w:p>
         </w:tc>
@@ -1721,7 +1643,7 @@
                 <w:sz w:val="18"/>
                 <w:rFonts w:ascii="Microsoft YaHei" w:hAnsi="Microsoft YaHei" w:eastAsia="Microsoft YaHei" w:cs="Microsoft YaHei"/>
               </w:rPr>
-              <w:t>这是我方本次新增的容错能力（此前对类型要求较严），属能力增强，为降低贵方对接成本。</w:t>
+              <w:t>v1.2 已确认取科室表「本地ID」列，但未写明我方拿它做什么，贵方无从判断其重要性。</w:t>
             </w:r>
           </w:p>
         </w:tc>
@@ -1742,7 +1664,7 @@
                 <w:sz w:val="18"/>
                 <w:rFonts w:ascii="Microsoft YaHei" w:hAnsi="Microsoft YaHei" w:eastAsia="Microsoft YaHei" w:cs="Microsoft YaHei"/>
               </w:rPr>
-              <w:t>2.2 / 2.4 重试规则与错误码</w:t>
+              <w:t>3.1 id_card</w:t>
             </w:r>
           </w:p>
         </w:tc>
@@ -1761,7 +1683,7 @@
                 <w:sz w:val="18"/>
                 <w:rFonts w:ascii="Microsoft YaHei" w:hAnsi="Microsoft YaHei" w:eastAsia="Microsoft YaHei" w:cs="Microsoft YaHei"/>
               </w:rPr>
-              <w:t>标注 40006（nonce 重复）**仅适用于方案 A 与握手**；方案 B 的业务消息不做 nonce 去重，重发时 msg_id 保持不变</w:t>
+              <w:t>维持选填，补充「强烈建议推送」及原因</w:t>
             </w:r>
           </w:p>
         </w:tc>
@@ -1780,7 +1702,7 @@
                 <w:sz w:val="18"/>
                 <w:rFonts w:ascii="Microsoft YaHei" w:hAnsi="Microsoft YaHei" w:eastAsia="Microsoft YaHei" w:cs="Microsoft YaHei"/>
               </w:rPr>
-              <w:t>消除 2.2「重发须重新生成 nonce」与 7.4「重发 msg_id 不变」读起来互相矛盾的问题。</w:t>
+              <w:t>我方跨就诊关联同一患者依赖身份证或「手机号+姓名」。两者都缺时，同一位患者每次就诊都会新建档案，医生将看不到其既往病历与过敏史。</w:t>
             </w:r>
           </w:p>
         </w:tc>
@@ -1799,7 +1721,7 @@
                 <w:sz w:val="18"/>
                 <w:rFonts w:ascii="Microsoft YaHei" w:hAnsi="Microsoft YaHei" w:eastAsia="Microsoft YaHei" w:cs="Microsoft YaHei"/>
               </w:rPr>
-              <w:t>2.2 是按方案 A（HTTP）起草的。通道定为方案 B 后，未区分两个通道在防重放机制上的差异。</w:t>
+              <w:t>起草时按普通选填字段标注，未评估该字段缺失对患者档案关联的实际影响。</w:t>
             </w:r>
           </w:p>
         </w:tc>
@@ -1820,7 +1742,7 @@
                 <w:sz w:val="18"/>
                 <w:rFonts w:ascii="Microsoft YaHei" w:hAnsi="Microsoft YaHei" w:eastAsia="Microsoft YaHei" w:cs="Microsoft YaHei"/>
               </w:rPr>
-              <w:t>7.4 心跳</w:t>
+              <w:t>3.1 幂等与补推</w:t>
             </w:r>
           </w:p>
         </w:tc>
@@ -1839,7 +1761,7 @@
                 <w:sz w:val="18"/>
                 <w:rFonts w:ascii="Microsoft YaHei" w:hAnsi="Microsoft YaHei" w:eastAsia="Microsoft YaHei" w:cs="Microsoft YaHei"/>
               </w:rPr>
-              <w:t>明确由**我方**每 30 秒下发 ping，贵方收到回 pong 即可（无需主动发起）</w:t>
+              <w:t>幂等键写明为 hospital_code + visit_id；补充「重复推送若带新 doctor_code 会自动改派医生」「体征与档案字段仅首次推送生效」</w:t>
             </w:r>
           </w:p>
         </w:tc>
@@ -1858,7 +1780,7 @@
                 <w:sz w:val="18"/>
                 <w:rFonts w:ascii="Microsoft YaHei" w:hAnsi="Microsoft YaHei" w:eastAsia="Microsoft YaHei" w:cs="Microsoft YaHei"/>
               </w:rPr>
-              <w:t>贵方不必实现心跳发起与空闲计时逻辑。</w:t>
+              <w:t>便于贵方安排推送时机——若护士补测体征后再推，该部分数据不会更新，建议首次推送时尽量带齐。</w:t>
             </w:r>
           </w:p>
         </w:tc>
@@ -1877,7 +1799,7 @@
                 <w:sz w:val="18"/>
                 <w:rFonts w:ascii="Microsoft YaHei" w:hAnsi="Microsoft YaHei" w:eastAsia="Microsoft YaHei" w:cs="Microsoft YaHei"/>
               </w:rPr>
-              <w:t>起草时写「任一方」以示对称，实际实现为我方单向发起。</w:t>
+              <w:t>幂等键起草时按单院场景只写了 visit_id，实际实现为支持多院隔离加了 hospital_code；补推行为则是业务联动上线后才形成的规则，均未回写规范。</w:t>
             </w:r>
           </w:p>
         </w:tc>
@@ -1898,7 +1820,7 @@
                 <w:sz w:val="18"/>
                 <w:rFonts w:ascii="Microsoft YaHei" w:hAnsi="Microsoft YaHei" w:eastAsia="Microsoft YaHei" w:cs="Microsoft YaHei"/>
               </w:rPr>
-              <w:t>第 6 章 联调与验收</w:t>
+              <w:t>3.1 选填字段取值容错</w:t>
             </w:r>
           </w:p>
         </w:tc>
@@ -1917,7 +1839,7 @@
                 <w:sz w:val="18"/>
                 <w:rFonts w:ascii="Microsoft YaHei" w:hAnsi="Microsoft YaHei" w:eastAsia="Microsoft YaHei" w:cs="Microsoft YaHei"/>
               </w:rPr>
-              <w:t>按方案 B 重写验收步骤；并在最前面增加一步「医生名单交换」</w:t>
+              <w:t>补充：性别接受 male/female/unknown 与国标代码 1/2/9 与中文；初诊标志接受 bool 与代码 1/2；体征、身份证、手机号接受 JSON 数字</w:t>
             </w:r>
           </w:p>
         </w:tc>
@@ -1936,7 +1858,7 @@
                 <w:sz w:val="18"/>
                 <w:rFonts w:ascii="Microsoft YaHei" w:hAnsi="Microsoft YaHei" w:eastAsia="Microsoft YaHei" w:cs="Microsoft YaHei"/>
               </w:rPr>
-              <w:t>原步骤中「我方 POST 到贵方接口」与 5.3「贵方无需对外开放接口」冲突。另：参与联调的医生工号需先在我方开户（一位医生的多个工号请一并提供），否则首条接诊推送会返回 40007。</w:t>
+              <w:t>贵方按 HIS 原生类型推送即可，不必为迁就我方做额外的类型转换。</w:t>
             </w:r>
           </w:p>
         </w:tc>
@@ -1955,7 +1877,7 @@
                 <w:sz w:val="18"/>
                 <w:rFonts w:ascii="Microsoft YaHei" w:hAnsi="Microsoft YaHei" w:eastAsia="Microsoft YaHei" w:cs="Microsoft YaHei"/>
               </w:rPr>
-              <w:t>第 6 章沿用方案 A 的流程未重写；医生开户这一前置条件是我方业务联动上线后才产生的要求。</w:t>
+              <w:t>这是我方本次新增的容错能力（此前对类型要求较严），属能力增强，为降低贵方对接成本。</w:t>
             </w:r>
           </w:p>
         </w:tc>
@@ -1976,7 +1898,7 @@
                 <w:sz w:val="18"/>
                 <w:rFonts w:ascii="Microsoft YaHei" w:hAnsi="Microsoft YaHei" w:eastAsia="Microsoft YaHei" w:cs="Microsoft YaHei"/>
               </w:rPr>
-              <w:t>附录 A.1 接诊示例</w:t>
+              <w:t>2.2 / 2.4 重试规则与错误码</w:t>
             </w:r>
           </w:p>
         </w:tc>
@@ -1995,7 +1917,7 @@
                 <w:sz w:val="18"/>
                 <w:rFonts w:ascii="Microsoft YaHei" w:hAnsi="Microsoft YaHei" w:eastAsia="Microsoft YaHei" w:cs="Microsoft YaHei"/>
               </w:rPr>
-              <w:t>dept_code 示例由 0101 改为 1230024，dept_name 改为「全科」</w:t>
+              <w:t>标注 40006（nonce 重复）仅适用于方案 A 与握手；方案 B 的业务消息不做 nonce 去重，重发时 msg_id 保持不变</w:t>
             </w:r>
           </w:p>
         </w:tc>
@@ -2014,7 +1936,7 @@
                 <w:sz w:val="18"/>
                 <w:rFonts w:ascii="Microsoft YaHei" w:hAnsi="Microsoft YaHei" w:eastAsia="Microsoft YaHei" w:cs="Microsoft YaHei"/>
               </w:rPr>
-              <w:t>与附录 B 已确认的取值口径、以及已交付的参考实现保持一致。</w:t>
+              <w:t>消除 2.2「重发须重新生成 nonce」与 7.4「重发 msg_id 不变」读起来互相矛盾的问题。</w:t>
             </w:r>
           </w:p>
         </w:tc>
@@ -2033,7 +1955,7 @@
                 <w:sz w:val="18"/>
                 <w:rFonts w:ascii="Microsoft YaHei" w:hAnsi="Microsoft YaHei" w:eastAsia="Microsoft YaHei" w:cs="Microsoft YaHei"/>
               </w:rPr>
-              <w:t>示例用的是取值定稿前的占位值，定稿后未同步。</w:t>
+              <w:t>2.2 是按方案 A（HTTP）起草的。通道定为方案 B 后，未区分两个通道在防重放机制上的差异。</w:t>
             </w:r>
           </w:p>
         </w:tc>
@@ -2054,7 +1976,7 @@
                 <w:sz w:val="18"/>
                 <w:rFonts w:ascii="Microsoft YaHei" w:hAnsi="Microsoft YaHei" w:eastAsia="Microsoft YaHei" w:cs="Microsoft YaHei"/>
               </w:rPr>
-              <w:t>2.5 字段语义</w:t>
+              <w:t>7.4 心跳</w:t>
             </w:r>
           </w:p>
         </w:tc>
@@ -2073,7 +1995,241 @@
                 <w:sz w:val="18"/>
                 <w:rFonts w:ascii="Microsoft YaHei" w:hAnsi="Microsoft YaHei" w:eastAsia="Microsoft YaHei" w:cs="Microsoft YaHei"/>
               </w:rPr>
-              <w:t>补充对象/数组型字段的空值语义：record / vitals / meta / diagnoses 整体缺省或为空（{} / []）均表示**不更新该组**；并写明我方本期不使用空串语义，字段为空即不下发</w:t>
+              <w:t>明确由我方每 30 秒下发 ping，贵方收到回 pong 即可（无需主动发起）</w:t>
+            </w:r>
+          </w:p>
+        </w:tc>
+        <w:tc>
+          <w:tcPr>
+            <w:tcW w:type="dxa" w:w="2160"/>
+          </w:tcPr>
+          <w:p>
+            <w:pPr>
+              <w:spacing w:after="40"/>
+            </w:pPr>
+            <w:r>
+              <w:rPr>
+                <w:b w:val="0"/>
+                <w:color w:val="333333"/>
+                <w:sz w:val="18"/>
+                <w:rFonts w:ascii="Microsoft YaHei" w:hAnsi="Microsoft YaHei" w:eastAsia="Microsoft YaHei" w:cs="Microsoft YaHei"/>
+              </w:rPr>
+              <w:t>贵方不必实现心跳发起与空闲计时逻辑。</w:t>
+            </w:r>
+          </w:p>
+        </w:tc>
+        <w:tc>
+          <w:tcPr>
+            <w:tcW w:type="dxa" w:w="2160"/>
+          </w:tcPr>
+          <w:p>
+            <w:pPr>
+              <w:spacing w:after="40"/>
+            </w:pPr>
+            <w:r>
+              <w:rPr>
+                <w:b w:val="0"/>
+                <w:color w:val="666666"/>
+                <w:sz w:val="18"/>
+                <w:rFonts w:ascii="Microsoft YaHei" w:hAnsi="Microsoft YaHei" w:eastAsia="Microsoft YaHei" w:cs="Microsoft YaHei"/>
+              </w:rPr>
+              <w:t>起草时写「任一方」以示对称，实际实现为我方单向发起。</w:t>
+            </w:r>
+          </w:p>
+        </w:tc>
+      </w:tr>
+      <w:tr>
+        <w:tc>
+          <w:tcPr>
+            <w:tcW w:type="dxa" w:w="2160"/>
+          </w:tcPr>
+          <w:p>
+            <w:pPr>
+              <w:spacing w:after="40"/>
+            </w:pPr>
+            <w:r>
+              <w:rPr>
+                <w:b/>
+                <w:color w:val="333333"/>
+                <w:sz w:val="18"/>
+                <w:rFonts w:ascii="Microsoft YaHei" w:hAnsi="Microsoft YaHei" w:eastAsia="Microsoft YaHei" w:cs="Microsoft YaHei"/>
+              </w:rPr>
+              <w:t>第 6 章 联调与验收</w:t>
+            </w:r>
+          </w:p>
+        </w:tc>
+        <w:tc>
+          <w:tcPr>
+            <w:tcW w:type="dxa" w:w="2160"/>
+          </w:tcPr>
+          <w:p>
+            <w:pPr>
+              <w:spacing w:after="40"/>
+            </w:pPr>
+            <w:r>
+              <w:rPr>
+                <w:b w:val="0"/>
+                <w:color w:val="333333"/>
+                <w:sz w:val="18"/>
+                <w:rFonts w:ascii="Microsoft YaHei" w:hAnsi="Microsoft YaHei" w:eastAsia="Microsoft YaHei" w:cs="Microsoft YaHei"/>
+              </w:rPr>
+              <w:t>按方案 B 重写验收步骤；并在最前面增加一步「医生名单交换」</w:t>
+            </w:r>
+          </w:p>
+        </w:tc>
+        <w:tc>
+          <w:tcPr>
+            <w:tcW w:type="dxa" w:w="2160"/>
+          </w:tcPr>
+          <w:p>
+            <w:pPr>
+              <w:spacing w:after="40"/>
+            </w:pPr>
+            <w:r>
+              <w:rPr>
+                <w:b w:val="0"/>
+                <w:color w:val="333333"/>
+                <w:sz w:val="18"/>
+                <w:rFonts w:ascii="Microsoft YaHei" w:hAnsi="Microsoft YaHei" w:eastAsia="Microsoft YaHei" w:cs="Microsoft YaHei"/>
+              </w:rPr>
+              <w:t>原步骤中「我方 POST 到贵方接口」与 5.3「贵方无需对外开放接口」冲突。另：参与联调的医生工号需先在我方开户（一位医生的多个工号请一并提供），否则首条接诊推送会返回 40007。</w:t>
+            </w:r>
+          </w:p>
+        </w:tc>
+        <w:tc>
+          <w:tcPr>
+            <w:tcW w:type="dxa" w:w="2160"/>
+          </w:tcPr>
+          <w:p>
+            <w:pPr>
+              <w:spacing w:after="40"/>
+            </w:pPr>
+            <w:r>
+              <w:rPr>
+                <w:b w:val="0"/>
+                <w:color w:val="666666"/>
+                <w:sz w:val="18"/>
+                <w:rFonts w:ascii="Microsoft YaHei" w:hAnsi="Microsoft YaHei" w:eastAsia="Microsoft YaHei" w:cs="Microsoft YaHei"/>
+              </w:rPr>
+              <w:t>第 6 章沿用方案 A 的流程未重写；医生开户这一前置条件是我方业务联动上线后才产生的要求。</w:t>
+            </w:r>
+          </w:p>
+        </w:tc>
+      </w:tr>
+      <w:tr>
+        <w:tc>
+          <w:tcPr>
+            <w:tcW w:type="dxa" w:w="2160"/>
+          </w:tcPr>
+          <w:p>
+            <w:pPr>
+              <w:spacing w:after="40"/>
+            </w:pPr>
+            <w:r>
+              <w:rPr>
+                <w:b/>
+                <w:color w:val="333333"/>
+                <w:sz w:val="18"/>
+                <w:rFonts w:ascii="Microsoft YaHei" w:hAnsi="Microsoft YaHei" w:eastAsia="Microsoft YaHei" w:cs="Microsoft YaHei"/>
+              </w:rPr>
+              <w:t>附录 A.1 接诊示例</w:t>
+            </w:r>
+          </w:p>
+        </w:tc>
+        <w:tc>
+          <w:tcPr>
+            <w:tcW w:type="dxa" w:w="2160"/>
+          </w:tcPr>
+          <w:p>
+            <w:pPr>
+              <w:spacing w:after="40"/>
+            </w:pPr>
+            <w:r>
+              <w:rPr>
+                <w:b w:val="0"/>
+                <w:color w:val="333333"/>
+                <w:sz w:val="18"/>
+                <w:rFonts w:ascii="Microsoft YaHei" w:hAnsi="Microsoft YaHei" w:eastAsia="Microsoft YaHei" w:cs="Microsoft YaHei"/>
+              </w:rPr>
+              <w:t>dept_code 示例由 0101 改为 1230024，dept_name 改为「全科」</w:t>
+            </w:r>
+          </w:p>
+        </w:tc>
+        <w:tc>
+          <w:tcPr>
+            <w:tcW w:type="dxa" w:w="2160"/>
+          </w:tcPr>
+          <w:p>
+            <w:pPr>
+              <w:spacing w:after="40"/>
+            </w:pPr>
+            <w:r>
+              <w:rPr>
+                <w:b w:val="0"/>
+                <w:color w:val="333333"/>
+                <w:sz w:val="18"/>
+                <w:rFonts w:ascii="Microsoft YaHei" w:hAnsi="Microsoft YaHei" w:eastAsia="Microsoft YaHei" w:cs="Microsoft YaHei"/>
+              </w:rPr>
+              <w:t>与附录 B 已确认的取值口径、以及已交付的参考实现保持一致。</w:t>
+            </w:r>
+          </w:p>
+        </w:tc>
+        <w:tc>
+          <w:tcPr>
+            <w:tcW w:type="dxa" w:w="2160"/>
+          </w:tcPr>
+          <w:p>
+            <w:pPr>
+              <w:spacing w:after="40"/>
+            </w:pPr>
+            <w:r>
+              <w:rPr>
+                <w:b w:val="0"/>
+                <w:color w:val="666666"/>
+                <w:sz w:val="18"/>
+                <w:rFonts w:ascii="Microsoft YaHei" w:hAnsi="Microsoft YaHei" w:eastAsia="Microsoft YaHei" w:cs="Microsoft YaHei"/>
+              </w:rPr>
+              <w:t>示例用的是取值定稿前的占位值，定稿后未同步。</w:t>
+            </w:r>
+          </w:p>
+        </w:tc>
+      </w:tr>
+      <w:tr>
+        <w:tc>
+          <w:tcPr>
+            <w:tcW w:type="dxa" w:w="2160"/>
+          </w:tcPr>
+          <w:p>
+            <w:pPr>
+              <w:spacing w:after="40"/>
+            </w:pPr>
+            <w:r>
+              <w:rPr>
+                <w:b/>
+                <w:color w:val="333333"/>
+                <w:sz w:val="18"/>
+                <w:rFonts w:ascii="Microsoft YaHei" w:hAnsi="Microsoft YaHei" w:eastAsia="Microsoft YaHei" w:cs="Microsoft YaHei"/>
+              </w:rPr>
+              <w:t>2.5 字段语义</w:t>
+            </w:r>
+          </w:p>
+        </w:tc>
+        <w:tc>
+          <w:tcPr>
+            <w:tcW w:type="dxa" w:w="2160"/>
+          </w:tcPr>
+          <w:p>
+            <w:pPr>
+              <w:spacing w:after="40"/>
+            </w:pPr>
+            <w:r>
+              <w:rPr>
+                <w:b w:val="0"/>
+                <w:color w:val="333333"/>
+                <w:sz w:val="18"/>
+                <w:rFonts w:ascii="Microsoft YaHei" w:hAnsi="Microsoft YaHei" w:eastAsia="Microsoft YaHei" w:cs="Microsoft YaHei"/>
+              </w:rPr>
+              <w:t>补充对象/数组型字段的空值语义：record / vitals / meta / diagnoses 整体缺省或为空（{} / []）均表示不更新该组；并写明我方本期不使用空串语义，字段为空即不下发</w:t>
             </w:r>
           </w:p>
         </w:tc>
@@ -2301,7 +2457,7 @@
           <w:sz w:val="20"/>
           <w:rFonts w:ascii="Microsoft YaHei" w:hAnsi="Microsoft YaHei" w:eastAsia="Microsoft YaHei" w:cs="Microsoft YaHei"/>
         </w:rPr>
-        <w:t>以下为规范正文（v1.3）。正文中对应上述条目的位置已同步修订，并以黄色底纹标出，便于对照。</w:t>
+        <w:t>以下为规范正文（v1.3）。正文中对应上述条目的位置已同步修订，均以黄色高亮 + 句首「▲」标出，便于对照。</w:t>
       </w:r>
     </w:p>
     <w:p>
@@ -2370,8 +2526,9 @@
           <w:b w:val="0"/>
           <w:color w:val="808080"/>
           <w:sz w:val="19"/>
+          <w:highlight w:val="yellow"/>
         </w:rPr>
-        <w:t>v1.2 修订：通道定稿——已确认采用方案 B（WebSocket），连接建在全科客户端、每台诊室各一条（7.2）；下行消息贵方验签改为可选（7.3）；3.1 补科室字段语义（本次接诊科室）与选填体征字段；附录 B 改为「已确认 / 待确认」两组。（v1.1 曾新增：第 7 章双通道、签名统一 HMAC-SHA256、URL 对齐现网实现；dept_code 已确认取科室表「本地ID」列）</w:t>
+        <w:t>▲ v1.3 修订：共 26 处，逐条见文首《本次修订说明》。（v1.2 修订：通道定稿——已确认采用方案 B（WebSocket），连接建在全科客户端、每台诊室各一条（7.2）；下行消息贵方验签改为可选（7.3）；3.1 补科室字段语义（本次接诊科室）与选填体征字段；附录 B 改为「已确认 / 待确认」两组。（v1.1 曾新增：第 7 章双通道、签名统一 HMAC-SHA256、URL 对齐现网实现；dept_code 已确认取科室表「本地ID」列）</w:t>
       </w:r>
     </w:p>
     <w:p>
@@ -2657,8 +2814,9 @@
           <w:i w:val="0"/>
           <w:color w:val="595959"/>
           <w:sz w:val="19"/>
+          <w:highlight w:val="yellow"/>
         </w:rPr>
-        <w:t>本回写接口为统一入口：门诊、急诊、住院病历均复用本接口，通过 record_type 区分病历类型、record_no 标识多份文书。本期门诊与急诊字段完整；住院各类文书（入院记录/病程/出院/手术）沿用同一接口，专属字段后续按向后兼容扩展，无需 HIS 改造。</w:t>
+        <w:t>▲ 本回写接口为统一入口：门诊、急诊、住院病历均复用本接口，通过 record_type 区分病历类型、record_no 标识多份文书。本期门诊与急诊字段完整；住院各类文书（见 3.2 record_type 枚举）沿用同一接口，专属字段后续按向后兼容扩展，无需 HIS 改造。</w:t>
       </w:r>
     </w:p>
     <w:p>
@@ -2703,7 +2861,7 @@
         <w:br/>
         <w:t xml:space="preserve">      ▼</w:t>
         <w:br/>
-        <w:t>②MediScribe 据此识别当前病人；诊室「极薄 Agent」拉起嵌入工作台</w:t>
+        <w:t>②MediScribe 自动建档并按 doctor_code 派入该医生的浏览器工作台；医生点击叫号提示进入</w:t>
         <w:br/>
         <w:t xml:space="preserve">      │  医生借 AI 完成病历并确认</w:t>
         <w:br/>
@@ -2742,7 +2900,7 @@
           <w:rFonts w:ascii="Microsoft YaHei" w:hAnsi="Microsoft YaHei" w:eastAsia="Microsoft YaHei" w:cs="Microsoft YaHei"/>
           <w:highlight w:val="yellow"/>
         </w:rPr>
-        <w:t>▲ 接入方式更正：原「诊室极薄 Agent 拉起嵌入工作台」的接入范式已下线。现为：我方收到推送后自动建档并按 doctor_code 派入对应医生的工作台；医生在**已登录的浏览器工作台**收到叫号提示后点击进入该患者。双方均无需安装任何客户端程序。</w:t>
+        <w:t>▲ 接入方式更正：原「诊室极薄 Agent 拉起嵌入工作台」的接入范式已下线。现为：我方收到推送后自动建档并按 doctor_code 派入对应医生的工作台；医生在已登录的浏览器工作台收到叫号提示后点击进入该患者。双方均无需安装任何客户端程序。</w:t>
       </w:r>
     </w:p>
     <w:p>
@@ -2990,7 +3148,7 @@
                 <w:rFonts w:ascii="Microsoft YaHei" w:hAnsi="Microsoft YaHei" w:eastAsia="Microsoft YaHei" w:cs="Microsoft YaHei"/>
                 <w:highlight w:val="yellow"/>
               </w:rPr>
-              <w:t>▲ YYYY-MM-DD HH:mm:ss；所有时间均为**北京时间（UTC+8）**，不带时区后缀</w:t>
+              <w:t>▲ YYYY-MM-DD HH:mm:ss；所有时间均为北京时间（UTC+8），不带时区后缀</w:t>
             </w:r>
           </w:p>
         </w:tc>
@@ -4147,7 +4305,7 @@
           <w:sz w:val="21"/>
           <w:highlight w:val="yellow"/>
         </w:rPr>
-        <w:t>▲ 字段语义：字段缺省（不传）= 不更新该项；传空串（""）= 清空该项。对象型字段（record / vitals / meta）与数组型字段（diagnoses）：整体缺省或为空（{} / []）均表示**不更新该组，不做清空**。另：MediScribe 本期**不使用空串语义**——字段为空即不下发；如需清空 HIS 中某项，请在 HIS 侧人工编辑。</w:t>
+        <w:t>▲ 字段语义：字段缺省（不传）= 不更新该项；传空串（""）= 清空该项。对象型字段（record / vitals / meta）与数组型字段（diagnoses）：整体缺省或为空（{} / []）均表示不更新该组，不做清空。另：MediScribe 本期不使用空串语义——字段为空即不下发；如需清空 HIS 中某项，请在 HIS 侧人工编辑。</w:t>
       </w:r>
     </w:p>
     <w:p>
@@ -4750,7 +4908,7 @@
                 <w:rFonts w:ascii="Microsoft YaHei" w:hAnsi="Microsoft YaHei" w:eastAsia="Microsoft YaHei" w:cs="Microsoft YaHei"/>
                 <w:highlight w:val="yellow"/>
               </w:rPr>
-              <w:t>是</w:t>
+              <w:t>否（强烈建议）</w:t>
             </w:r>
           </w:p>
         </w:tc>
@@ -4765,7 +4923,7 @@
                 <w:rFonts w:ascii="Microsoft YaHei" w:hAnsi="Microsoft YaHei" w:eastAsia="Microsoft YaHei" w:cs="Microsoft YaHei"/>
                 <w:highlight w:val="yellow"/>
               </w:rPr>
-              <w:t>患者编号 / 病案号，**同一患者跨就诊保持稳定**。我方据此把同一个人的历次就诊归到同一份档案下；贵方取病案号 / 患者主索引号 / 居民健康档案号均可，告知取的是哪个即可。我方仅用于档案查重，不回写</w:t>
+              <w:t>患者编号 / 病案号，同一患者跨就诊保持稳定。我方据此把同一个人的历次就诊归到同一份档案下——不传不会被拒收，但身份证也缺时该患者每次就诊都会新建档案，医生看不到其既往病历与过敏史。贵方取病案号 / 患者主索引号 / 居民健康档案号均可，告知取的是哪个即可。我方仅用于档案查重，不回写</w:t>
             </w:r>
           </w:p>
         </w:tc>
@@ -4780,7 +4938,7 @@
                 <w:rFonts w:ascii="Microsoft YaHei" w:hAnsi="Microsoft YaHei" w:eastAsia="Microsoft YaHei" w:cs="Microsoft YaHei"/>
                 <w:highlight w:val="yellow"/>
               </w:rPr>
-              <w:t>—</w:t>
+              <w:t>BRID / 病案号对应项（贵方定，告知即可）</w:t>
             </w:r>
           </w:p>
         </w:tc>
@@ -5091,7 +5249,7 @@
                 <w:rFonts w:ascii="Microsoft YaHei" w:hAnsi="Microsoft YaHei" w:eastAsia="Microsoft YaHei" w:cs="Microsoft YaHei"/>
                 <w:highlight w:val="yellow"/>
               </w:rPr>
-              <w:t>▲ 身份证号。选填，但**强烈建议推送**：我方跨就诊关联同一患者依赖身份证或「手机号+姓名」，两者都缺时同一位患者每次就诊都会新建档案，医生将看不到其既往病历与过敏史</w:t>
+              <w:t>▲ 身份证号。选填，但强烈建议推送：我方按「身份证 → patient_no → 手机号+姓名」的顺序跨就诊认人，身份证优先级最高。三者全缺时同一位患者每次就诊都会新建档案，医生将看不到其既往病历与过敏史</w:t>
             </w:r>
           </w:p>
         </w:tc>
@@ -5254,7 +5412,7 @@
                 <w:rFonts w:ascii="Microsoft YaHei" w:hAnsi="Microsoft YaHei" w:eastAsia="Microsoft YaHei" w:cs="Microsoft YaHei"/>
                 <w:highlight w:val="yellow"/>
               </w:rPr>
-              <w:t>▲ 本次接诊/挂号的科室编码，取贵方科室表「本地ID」列（如 1230024）。我方按此编码**自动登记并作为本次接诊的科室**（不是医生编制科室，医生跨科室坐班时以此为准），请确保同一科室取值稳定</w:t>
+              <w:t>▲ 本次接诊/挂号的科室编码，取贵方科室表「本地ID」列（如 1230024）。我方按此编码自动登记并作为本次接诊的科室（不是医生编制科室，医生跨科室坐班时以此为准），请确保同一科室取值稳定</w:t>
             </w:r>
           </w:p>
         </w:tc>
@@ -6673,7 +6831,7 @@
           <w:rFonts w:ascii="Microsoft YaHei" w:hAnsi="Microsoft YaHei" w:eastAsia="Microsoft YaHei" w:cs="Microsoft YaHei"/>
           <w:highlight w:val="yellow"/>
         </w:rPr>
-        <w:t>▲ 幂等与补推说明：幂等键为 hospital_code + visit_id（请保证同一次就诊两者完全一致）；重复推送复用已有接诊，若携带新的 doctor_code 会自动改派医生。**体征与档案字段仅在该 visit_id 首次推送时生效**，后续补推不再更新（避免覆盖医生已确认的内容），请在首次推送时尽量带齐。</w:t>
+        <w:t>▲ 幂等与补推说明：幂等键为 hospital_code + visit_id（请保证同一次就诊两者完全一致）；重复推送复用已有接诊，若携带新的 doctor_code 会自动改派医生。体征与档案字段仅在该 visit_id 首次推送时生效，后续补推不再更新（避免覆盖医生已确认的内容），请在首次推送时尽量带齐。</w:t>
       </w:r>
     </w:p>
     <w:p>
@@ -7424,7 +7582,7 @@
                 <w:rFonts w:ascii="Microsoft YaHei" w:hAnsi="Microsoft YaHei" w:eastAsia="Microsoft YaHei" w:cs="Microsoft YaHei"/>
                 <w:highlight w:val="yellow"/>
               </w:rPr>
-              <w:t>▲ 写入状态。我方**恒发 draft**，即使该病历在 MediScribe 侧已由医生签发；贵方收到后落草稿/待确认态，医生可在 HIS 端继续编辑，点确认/保存后才真实落库。final 为后续预留，本期不会下发</w:t>
+              <w:t>▲ 写入状态。我方恒发 draft，即使该病历在 MediScribe 侧已由医生签发；贵方收到后落草稿/待确认态，医生可在 HIS 端继续编辑，点确认/保存后才真实落库。final 为后续预留，本期不会下发</w:t>
             </w:r>
           </w:p>
         </w:tc>
@@ -10827,8 +10985,9 @@
           <w:i w:val="0"/>
           <w:color w:val="C00000"/>
           <w:sz w:val="19"/>
+          <w:highlight w:val="yellow"/>
         </w:rPr>
-        <w:t>诊断说明：MediScribe 当前阶段以诊断名称（name）为准，编码（code）字段可选、可能为空；请 HIS 优先按 name 匹配本院诊断库，编码缺失时以名称落库，编码能力后续迭代补充。（请贵方提供本院诊断字典，见附录 B）</w:t>
+        <w:t>▲ 诊断说明：MediScribe 当前阶段以诊断名称（name）为准，编码（code）字段可选、可能为空；请 HIS 优先按 name 匹配本院诊断库，编码缺失时以名称落库，编码能力后续迭代补充。（诊断字典无需贵方提供，见第 4 章与附录 B）</w:t>
       </w:r>
     </w:p>
     <w:p>
@@ -11300,7 +11459,7 @@
                 <w:rFonts w:ascii="Microsoft YaHei" w:hAnsi="Microsoft YaHei" w:eastAsia="Microsoft YaHei" w:cs="Microsoft YaHei"/>
                 <w:highlight w:val="yellow"/>
               </w:rPr>
-              <w:t>▲ 刷新目标，取值与本次写入的 record_type **完全一致**（如 outpatient / course_record），无 _record 后缀</w:t>
+              <w:t>▲ 刷新目标：把本次写入的 record_type 原样透传，不要做任何加/减后缀的加工。例如 record_type=outpatient 时 target 就填 outpatient；record_type=course_record 时就填 course_record</w:t>
             </w:r>
           </w:p>
         </w:tc>
@@ -11640,14 +11799,13 @@
             <w:tcW w:type="dxa" w:w="6236"/>
           </w:tcPr>
           <w:p>
-            <w:r/>
-            <w:r>
-              <w:rPr>
-                <w:rFonts w:ascii="Microsoft YaHei" w:hAnsi="Microsoft YaHei" w:eastAsia="Microsoft YaHei"/>
-                <w:b w:val="0"/>
-                <w:sz w:val="18"/>
-              </w:rPr>
-              <w:t>MediScribe 在诊室部署「极薄 Agent」，在内网就近调用贵方回写接口</w:t>
+            <w:r>
+              <w:rPr>
+                <w:sz w:val="18"/>
+                <w:rFonts w:ascii="Microsoft YaHei" w:hAnsi="Microsoft YaHei" w:eastAsia="Microsoft YaHei" w:cs="Microsoft YaHei"/>
+                <w:highlight w:val="yellow"/>
+              </w:rPr>
+              <w:t>▲ （本方案已取消，见本节下方说明）</w:t>
             </w:r>
           </w:p>
         </w:tc>
@@ -11683,8 +11841,9 @@
           <w:rFonts w:ascii="Microsoft YaHei" w:hAnsi="Microsoft YaHei" w:eastAsia="Microsoft YaHei"/>
           <w:b w:val="0"/>
           <w:sz w:val="21"/>
+          <w:highlight w:val="yellow"/>
         </w:rPr>
-        <w:t>若采用 WebSocket 通道，5.1 与 5.2 的网络要求整体简化：仅需贵方 HIS 侧程序能主动出网访问 wss://mediscribe.cn（443 端口出向连接），贵方无需对外开放任何接口、无需提供公网回写地址；我方亦无需在内网中转回写（极薄 Agent 仅保留「拉起嵌入工作台」职责，不再承担内网转发）。</w:t>
+        <w:t>▲ 若采用 WebSocket 通道，5.1 与 5.2 的网络要求整体简化：仅需贵方 HIS 侧程序能主动出网访问 wss://mediscribe.cn（443 端口出向连接），贵方无需对外开放任何接口、无需提供公网回写地址；我方亦无需在内网中转回写，院内不部署我方任何程序。</w:t>
       </w:r>
     </w:p>
     <w:p>
@@ -11722,7 +11881,7 @@
           <w:sz w:val="21"/>
           <w:highlight w:val="yellow"/>
         </w:rPr>
-        <w:t>▲ 2. 医生名单交换：贵方提供参与联调的临床医生名单（姓名 + **全部工号**，含本人门诊/住院/助理等多个工号），我方完成开户并绑定后方可推送；未注册的工号推送将返回 code=40007。</w:t>
+        <w:t>▲ 2. 医生名单交换：贵方提供参与联调的临床医生名单（姓名 + 全部工号，含本人门诊/住院/助理等多个工号），我方完成开户并绑定后方可推送；未注册的工号推送将返回 code=40007。</w:t>
       </w:r>
     </w:p>
     <w:p>
@@ -11773,8 +11932,9 @@
           <w:i w:val="0"/>
           <w:color w:val="595959"/>
           <w:sz w:val="19"/>
+          <w:highlight w:val="yellow"/>
         </w:rPr>
-        <w:t>请贵方提供：测试环境 HIS + 测试凭证，先在测试环境跑通再上生产。</w:t>
+        <w:t>▲ 请贵方提供：测试环境的 HIS 客户端与测试用就诊数据；测试凭证由我方分配（方案 B 为单向一套，贵方无需为我方分配）。先在测试环境跑通再上生产。</w:t>
       </w:r>
     </w:p>
     <w:p>
@@ -11843,7 +12003,22 @@
           <w:rFonts w:ascii="Microsoft YaHei" w:hAnsi="Microsoft YaHei" w:eastAsia="Microsoft YaHei" w:cs="Microsoft YaHei"/>
           <w:highlight w:val="yellow"/>
         </w:rPr>
-        <w:t>▲ 回写路由补充：常态下回写/刷新路由回接诊来源诊室；若该连接已断开或失效，我方会改投任意一条在线连接（msg_id 不变）。因此贵方**任一客户端收到 record_writeback 都请无条件写库**（写的是全院共享库，与诊室无关），不要按「是不是本机接诊的」过滤，否则该份病历会丢失。</w:t>
+        <w:t>▲ 握手 nonce 为一次性，我方在时间窗内做去重：每次（重）连都必须重新生成 timestamp / nonce / sign，不得把算好的握手 URL 缓存下来原样复用，否则同样返回 HTTP 403，表现为「首次能连、断线后再也连不上」。（随附的两份参考实现在 connect() 内每次现算，可直接对照。）</w:t>
+      </w:r>
+    </w:p>
+    <w:p>
+      <w:pPr>
+        <w:spacing w:line="360" w:lineRule="auto"/>
+      </w:pPr>
+      <w:r>
+        <w:rPr>
+          <w:b/>
+          <w:color w:val="C00000"/>
+          <w:sz w:val="20"/>
+          <w:rFonts w:ascii="Microsoft YaHei" w:hAnsi="Microsoft YaHei" w:eastAsia="Microsoft YaHei" w:cs="Microsoft YaHei"/>
+          <w:highlight w:val="yellow"/>
+        </w:rPr>
+        <w:t>▲ 回写路由补充：常态下回写/刷新路由回接诊来源诊室；若该连接已断开或失效，我方会改投任意一条在线连接（msg_id 不变）。因此贵方任一客户端收到 record_writeback 都请无条件写库（写的是全院共享库，与诊室无关），不要按「是不是本机接诊的」过滤，否则该份病历会丢失。</w:t>
       </w:r>
     </w:p>
     <w:p>
@@ -12296,7 +12471,7 @@
           <w:sz w:val="21"/>
           <w:highlight w:val="yellow"/>
         </w:rPr>
-        <w:t>▲ 心跳：由**我方**每 30 秒下发 type=ping，贵方收到后立即回 type=pong 即可（贵方无需主动发起心跳；主动发我方也会回 pong）。任一方连续 90 秒未收到任何消息即判定连接失效。</w:t>
+        <w:t>▲ 心跳：由我方每 30 秒下发 type=ping，贵方收到后立即回 type=pong 即可（贵方无需主动发起心跳；主动发我方也会回 pong）。任一方连续 90 秒未收到任何消息即判定连接失效。</w:t>
       </w:r>
     </w:p>
     <w:p>
@@ -12323,7 +12498,7 @@
           <w:sz w:val="21"/>
           <w:highlight w:val="yellow"/>
         </w:rPr>
-        <w:t>▲ 补发与去重（分方向）：① 上行（贵方→我方）：超时重发请保持 msg_id 不变，我方按 msg_id 幂等去重。② 下行（我方→贵方）：同一条消息的超时重发与换线重投 msg_id 不变，但**连接断开后由我方对账任务发起的重投会使用新的 msg_id**，故贵方判重必须以 2.5 的业务幂等键（visit_id + record_type + record_no）为准，不能只靠 msg_id。</w:t>
+        <w:t>▲ 补发与去重（分方向）：① 上行（贵方→我方）：超时重发请保持 msg_id 不变，我方按 msg_id 幂等去重。② 下行（我方→贵方）：同一条消息的超时重发与换线重投 msg_id 不变，但连接断开后由我方对账任务发起的重投会使用新的 msg_id，故贵方判重必须以 2.5 的业务幂等键（visit_id + record_type + record_no）为准，不能只靠 msg_id。</w:t>
       </w:r>
     </w:p>
     <w:p>
@@ -12692,17 +12867,19 @@
         <w:br/>
         <w:t xml:space="preserve">  "visit_id": "20260514001401",</w:t>
         <w:br/>
-        <w:t xml:space="preserve">  "hospital_code": "H32050701121",</w:t>
+        <w:t xml:space="preserve">  "hospital_code": "H33052300001",</w:t>
+        <w:br/>
+        <w:t xml:space="preserve">  "patient_no": "BA20260514001",</w:t>
         <w:br/>
         <w:t xml:space="preserve">  "patient_name": "测试111", "gender": "male", "birth_date": "2000-01-01",</w:t>
+        <w:br/>
+        <w:t xml:space="preserve">  "id_card": "330523200001010038", "phone": "13800138000",</w:t>
         <w:br/>
         <w:t xml:space="preserve">  "dept_code": "1230024", "dept_name": "全科",</w:t>
         <w:br/>
         <w:t xml:space="preserve">  "doctor_code": "001", "doctor_name": "张医生",</w:t>
         <w:br/>
         <w:t xml:space="preserve">  "visit_type": "outpatient", "is_first_visit": true,</w:t>
-        <w:br/>
-        <w:t xml:space="preserve">  "agent_device_ip": "172.16.2.58",</w:t>
         <w:br/>
         <w:t xml:space="preserve">  "vitals": { "height": "158", "weight": "62", "bp_systolic": "162", "bp_diastolic": "96" },</w:t>
         <w:br/>
@@ -12831,51 +13008,19 @@
           <w:rFonts w:ascii="Consolas" w:hAnsi="Consolas" w:eastAsia="Consolas"/>
           <w:b w:val="0"/>
           <w:sz w:val="18"/>
+          <w:highlight w:val="yellow"/>
         </w:rPr>
-        <w:t>{ "type": "encounter_admit", "msg_id": "his-20260514-0001",</w:t>
+        <w:t>▲ { "type": "encounter_admit", "msg_id": "his-20260514-0001",</w:t>
         <w:br/>
-      </w:r>
-      <w:r>
-        <w:rPr>
-          <w:rFonts w:ascii="Consolas" w:hAnsi="Consolas" w:eastAsia="Consolas"/>
-          <w:b w:val="0"/>
-          <w:sz w:val="18"/>
-        </w:rPr>
         <w:t xml:space="preserve">  "app_id": "his_wanda", "timestamp": "1770000000000", "nonce": "a1b2c3", "sign": "…",</w:t>
         <w:br/>
-      </w:r>
-      <w:r>
-        <w:rPr>
-          <w:rFonts w:ascii="Consolas" w:hAnsi="Consolas" w:eastAsia="Consolas"/>
-          <w:b w:val="0"/>
-          <w:sz w:val="18"/>
-        </w:rPr>
         <w:t xml:space="preserve">  "payload": { …同 A.1 请求体… } }</w:t>
         <w:br/>
-      </w:r>
-      <w:r>
-        <w:rPr>
-          <w:rFonts w:ascii="Consolas" w:hAnsi="Consolas" w:eastAsia="Consolas"/>
-          <w:b w:val="0"/>
-          <w:sz w:val="18"/>
-        </w:rPr>
         <w:br/>
-      </w:r>
-      <w:r>
-        <w:rPr>
-          <w:rFonts w:ascii="Consolas" w:hAnsi="Consolas" w:eastAsia="Consolas"/>
-          <w:b w:val="0"/>
-          <w:sz w:val="18"/>
-        </w:rPr>
         <w:t>{ "type": "ack", "msg_id": "ms-ack-0001",</w:t>
         <w:br/>
-      </w:r>
-      <w:r>
-        <w:rPr>
-          <w:rFonts w:ascii="Consolas" w:hAnsi="Consolas" w:eastAsia="Consolas"/>
-          <w:b w:val="0"/>
-          <w:sz w:val="18"/>
-        </w:rPr>
+        <w:t xml:space="preserve">  "app_id": "mediscribe", "timestamp": "1770000000100", "nonce": "b2c3d4", "sign": "…",</w:t>
+        <w:br/>
         <w:t xml:space="preserve">  "payload": { "code": 0, "message": "success", "trace_id": "…", "ack_msg_id": "his-20260514-0001" } }</w:t>
       </w:r>
     </w:p>
@@ -12898,51 +13043,19 @@
           <w:rFonts w:ascii="Consolas" w:hAnsi="Consolas" w:eastAsia="Consolas"/>
           <w:b w:val="0"/>
           <w:sz w:val="18"/>
+          <w:highlight w:val="yellow"/>
         </w:rPr>
-        <w:t>{ "type": "record_writeback", "msg_id": "ms-20260514-0007",</w:t>
+        <w:t>▲ { "type": "record_writeback", "msg_id": "ms-20260514-0007",</w:t>
         <w:br/>
-      </w:r>
-      <w:r>
-        <w:rPr>
-          <w:rFonts w:ascii="Consolas" w:hAnsi="Consolas" w:eastAsia="Consolas"/>
-          <w:b w:val="0"/>
-          <w:sz w:val="18"/>
-        </w:rPr>
         <w:t xml:space="preserve">  "app_id": "mediscribe", "timestamp": "1770000001000", "nonce": "d4e5f6", "sign": "…",</w:t>
         <w:br/>
-      </w:r>
-      <w:r>
-        <w:rPr>
-          <w:rFonts w:ascii="Consolas" w:hAnsi="Consolas" w:eastAsia="Consolas"/>
-          <w:b w:val="0"/>
-          <w:sz w:val="18"/>
-        </w:rPr>
         <w:t xml:space="preserve">  "payload": { …同 A.2 请求体… } }</w:t>
         <w:br/>
-      </w:r>
-      <w:r>
-        <w:rPr>
-          <w:rFonts w:ascii="Consolas" w:hAnsi="Consolas" w:eastAsia="Consolas"/>
-          <w:b w:val="0"/>
-          <w:sz w:val="18"/>
-        </w:rPr>
         <w:br/>
-      </w:r>
-      <w:r>
-        <w:rPr>
-          <w:rFonts w:ascii="Consolas" w:hAnsi="Consolas" w:eastAsia="Consolas"/>
-          <w:b w:val="0"/>
-          <w:sz w:val="18"/>
-        </w:rPr>
         <w:t>{ "type": "ack", "msg_id": "his-ack-0007",</w:t>
         <w:br/>
-      </w:r>
-      <w:r>
-        <w:rPr>
-          <w:rFonts w:ascii="Consolas" w:hAnsi="Consolas" w:eastAsia="Consolas"/>
-          <w:b w:val="0"/>
-          <w:sz w:val="18"/>
-        </w:rPr>
+        <w:t xml:space="preserve">  "app_id": "his_wanda", "timestamp": "1770000001100", "nonce": "e5f6a7", "sign": "…",</w:t>
+        <w:br/>
         <w:t xml:space="preserve">  "payload": { "code": 0, "message": "success", "trace_id": "…", "ack_msg_id": "ms-20260514-0007" } }</w:t>
       </w:r>
     </w:p>
@@ -12981,6 +13094,22 @@
           <w:sz w:val="21"/>
         </w:rPr>
         <w:t>【已确认】连接拓扑：WS 代码加在贵方全科客户端内，每台诊室电脑各建一条连接；病历回写由我方自动路由回该就诊接诊推送的来源诊室。</w:t>
+      </w:r>
+    </w:p>
+    <w:p>
+      <w:pPr>
+        <w:pStyle w:val="ListBullet"/>
+        <w:spacing w:line="360" w:lineRule="auto"/>
+      </w:pPr>
+      <w:r>
+        <w:rPr>
+          <w:b/>
+          <w:color w:val="C00000"/>
+          <w:sz w:val="20"/>
+          <w:rFonts w:ascii="Microsoft YaHei" w:hAnsi="Microsoft YaHei" w:eastAsia="Microsoft YaHei" w:cs="Microsoft YaHei"/>
+          <w:highlight w:val="yellow"/>
+        </w:rPr>
+        <w:t>▲ 补充：来源诊室连接失效时，我方会改投任意一条在线连接，故贵方任一客户端收到 record_writeback 均须无条件写库，不要按「是不是本机接诊的」过滤（详见 7.2）。</w:t>
       </w:r>
     </w:p>
     <w:p>
@@ -13056,9 +13185,8 @@
           <w:i/>
           <w:color w:val="595959"/>
           <w:sz w:val="18"/>
-          <w:highlight w:val="yellow"/>
         </w:rPr>
-        <w:t>▲ — 本文档 v1.3，供双方评审。范围：接诊数据推送 + 病历回写（已定 WebSocket 长连接，方案 B）。 —</w:t>
+        <w:t>— 本文档 v1.3，供双方评审。范围：接诊数据推送 + 病历回写（已定 WebSocket 长连接，方案 B）。 —</w:t>
       </w:r>
     </w:p>
     <w:sectPr>

--- a/docs/MediScribe_HIS接口规范_v1.3.docx
+++ b/docs/MediScribe_HIS接口规范_v1.3.docx
@@ -3443,7 +3443,7 @@
                 <w:rFonts w:ascii="Microsoft YaHei" w:hAnsi="Microsoft YaHei" w:eastAsia="Microsoft YaHei" w:cs="Microsoft YaHei"/>
                 <w:highlight w:val="yellow"/>
               </w:rPr>
-              <w:t>请求级幂等键。同一份文书的所有重发（含超时重试与我方对账补投）该值恒定，建议贵方据此做一层请求去重；不参与签名计算</w:t>
+              <w:t>请求级幂等键，仅用于方案 A 的病历回写方向（我方→贵方）。同一份文书的所有重发（含超时重试与我方对账补投）该值恒定，可据此做一层请求去重；不参与签名计算。本期方案 B 的 WebSocket 信封无此字段，贵方无需实现——请以 msg_id 与 2.5 业务幂等键判重</w:t>
             </w:r>
           </w:p>
         </w:tc>
@@ -4201,11 +4201,11 @@
           <w:p>
             <w:r>
               <w:rPr>
-                <w:rFonts w:ascii="Microsoft YaHei" w:hAnsi="Microsoft YaHei" w:eastAsia="Microsoft YaHei"/>
-                <w:b w:val="0"/>
-                <w:sz w:val="21"/>
-              </w:rPr>
-              <w:t>nonce 重复（疑似重放；重发未重新生成 nonce 也会触发）</w:t>
+                <w:sz w:val="18"/>
+                <w:rFonts w:ascii="Microsoft YaHei" w:hAnsi="Microsoft YaHei" w:eastAsia="Microsoft YaHei" w:cs="Microsoft YaHei"/>
+                <w:highlight w:val="yellow"/>
+              </w:rPr>
+              <w:t>▲ nonce 重复（疑似重放）。仅适用于方案 A 与 WebSocket 握手阶段；方案 B 的业务消息不做 nonce 去重，故不会出现在 WS 的 ack 中</w:t>
             </w:r>
           </w:p>
         </w:tc>
@@ -4277,8 +4277,9 @@
           <w:rFonts w:ascii="Microsoft YaHei" w:hAnsi="Microsoft YaHei" w:eastAsia="Microsoft YaHei"/>
           <w:b w:val="0"/>
           <w:sz w:val="21"/>
+          <w:highlight w:val="yellow"/>
         </w:rPr>
-        <w:t>幂等与建/更新：回写以（visit_id + record_type + record_no）为幂等键 —— 该键对应的文书在 HIS 尚无则新建，已有则覆盖更新（create-or-update）。门诊/急诊为单份病历（record_no 可空，visit_id+record_type 即唯一）；住院一次就诊有多份文书（入院记录/多次病程/出院记录等），靠 record_no 区分，避免互相覆盖或重复。</w:t>
+        <w:t>▲ 幂等与建/更新：回写以（visit_id + record_type + record_no）为幂等键 —— 该键对应的文书在 HIS 尚无则新建，已有则覆盖更新（create-or-update）。我方本期恒下发 record_no（门诊/急诊恒为 "1"），请一律按三段键定位，不必为门诊做两段键的特例分支；住院一次就诊有多份文书（入院记录/多次病程/出院记录等），靠 record_no 区分，避免互相覆盖或重复。</w:t>
       </w:r>
     </w:p>
     <w:p>
@@ -11559,14 +11560,13 @@
             <w:tcW w:type="dxa" w:w="6803"/>
           </w:tcPr>
           <w:p>
-            <w:r/>
-            <w:r>
-              <w:rPr>
-                <w:rFonts w:ascii="Microsoft YaHei" w:hAnsi="Microsoft YaHei" w:eastAsia="Microsoft YaHei"/>
-                <w:b w:val="0"/>
-                <w:sz w:val="18"/>
-              </w:rPr>
-              <w:t>西医 ICD-10（code_type=ICD10）；中医 国标95（code_type=GB95）</w:t>
+            <w:r>
+              <w:rPr>
+                <w:sz w:val="18"/>
+                <w:rFonts w:ascii="Microsoft YaHei" w:hAnsi="Microsoft YaHei" w:eastAsia="Microsoft YaHei" w:cs="Microsoft YaHei"/>
+                <w:highlight w:val="yellow"/>
+              </w:rPr>
+              <w:t>▲ 我方以诊断名称（name）为准，不下发 code / code_type；请贵方按名称匹配本院诊断库（编码能力后续迭代补充）</w:t>
             </w:r>
           </w:p>
         </w:tc>
@@ -11593,14 +11593,13 @@
             <w:tcW w:type="dxa" w:w="6803"/>
           </w:tcPr>
           <w:p>
-            <w:r/>
-            <w:r>
-              <w:rPr>
-                <w:rFonts w:ascii="Microsoft YaHei" w:hAnsi="Microsoft YaHei" w:eastAsia="Microsoft YaHei"/>
-                <w:b w:val="0"/>
-                <w:sz w:val="18"/>
-              </w:rPr>
-              <w:t>沿用贵方 HIS 科室字典</w:t>
+            <w:r>
+              <w:rPr>
+                <w:sz w:val="18"/>
+                <w:rFonts w:ascii="Microsoft YaHei" w:hAnsi="Microsoft YaHei" w:eastAsia="Microsoft YaHei" w:cs="Microsoft YaHei"/>
+                <w:highlight w:val="yellow"/>
+              </w:rPr>
+              <w:t>▲ 随接诊推送以 dept_code + dept_name 成对下发，无需预先交换字典</w:t>
             </w:r>
           </w:p>
         </w:tc>
@@ -12456,8 +12455,9 @@
           <w:rFonts w:ascii="Microsoft YaHei" w:hAnsi="Microsoft YaHei" w:eastAsia="Microsoft YaHei"/>
           <w:b w:val="0"/>
           <w:sz w:val="21"/>
+          <w:highlight w:val="yellow"/>
         </w:rPr>
-        <w:t>应答（ack）：每条业务消息，接收方必须回一条 type=ack 的消息，payload 为 2.3 统一响应结构，并额外携带 ack_msg_id 指向被应答消息的 msg_id。</w:t>
+        <w:t>▲ 应答（ack）：每条业务消息，接收方必须回一条 type=ack 的消息，payload 为 2.3 统一响应结构，并额外携带 ack_msg_id 指向被应答消息的 msg_id。ack 与业务消息一样要按 7.3 签名（待签串末段为 ack 自己的 payload 原文）；我方对未通过验签的 ack 会直接丢弃且不回任何消息，表现为该条回写反复重发后断连——请对照附录 A.4 的示例。</w:t>
       </w:r>
     </w:p>
     <w:p>

--- a/docs/MediScribe_HIS接口规范_v1.3.docx
+++ b/docs/MediScribe_HIS接口规范_v1.3.docx
@@ -31,7 +31,7 @@
           <w:sz w:val="21"/>
           <w:rFonts w:ascii="Microsoft YaHei" w:hAnsi="Microsoft YaHei" w:eastAsia="Microsoft YaHei" w:cs="Microsoft YaHei"/>
         </w:rPr>
-        <w:t>老师好。联调开始前，我方把系统代码与本规范做了一次逐条比对，发现若干处「规范里写的」与「系统实际行为」不一致——大多是我方在开发过程中调整了实现、而规范没有同步更新造成的。为免分多次打扰您，这次一并改齐，共 26 处。</w:t>
+        <w:t>老师好。联调开始前，我方把系统代码与本规范做了一次逐条比对，发现若干处「规范里写的」与「系统实际行为」不一致——大多是我方在开发过程中调整了实现、而规范没有同步更新造成的。为免分多次打扰您，这次一并改齐，共 30 处。</w:t>
       </w:r>
     </w:p>
     <w:p>
@@ -47,7 +47,7 @@
           <w:sz w:val="21"/>
           <w:rFonts w:ascii="Microsoft YaHei" w:hAnsi="Microsoft YaHei" w:eastAsia="Microsoft YaHei" w:cs="Microsoft YaHei"/>
         </w:rPr>
-        <w:t>下表逐条列明：改了什么、为什么这样改、以及为何此前没有写清楚。其中 A 类 6 项建议优先过目——这几处若两边理解不一致，联调时会表现为「消息发出去了但对方没反应」这类不易定位的问题。</w:t>
+        <w:t>下表逐条列明：改了什么、为什么这样改、以及为何此前没有写清楚。其中 A 类 7 项建议优先过目——这几处若两边理解不一致，联调时会表现为「消息发出去了但对方没反应」这类不易定位的问题。</w:t>
       </w:r>
     </w:p>
     <w:p>
@@ -63,7 +63,7 @@
           <w:sz w:val="24"/>
           <w:rFonts w:ascii="Microsoft YaHei" w:hAnsi="Microsoft YaHei" w:eastAsia="Microsoft YaHei" w:cs="Microsoft YaHei"/>
         </w:rPr>
-        <w:t>A 类｜请在贵方开发完成前对齐（6 项）</w:t>
+        <w:t>A 类｜请在贵方开发完成前对齐（7 项）</w:t>
       </w:r>
     </w:p>
     <w:tbl>
@@ -620,6 +620,84 @@
                 <w:rFonts w:ascii="Microsoft YaHei" w:hAnsi="Microsoft YaHei" w:eastAsia="Microsoft YaHei" w:cs="Microsoft YaHei"/>
               </w:rPr>
               <w:t>v1.2 只写了握手要带 app_id/timestamp/nonce/sign 四个参数，没写明 nonce 的一次性语义。把握手 URL 存成配置或成员变量是很自然的写法，规范没写清是我方的疏漏。</w:t>
+            </w:r>
+          </w:p>
+        </w:tc>
+      </w:tr>
+      <w:tr>
+        <w:tc>
+          <w:tcPr>
+            <w:tcW w:type="dxa" w:w="2160"/>
+          </w:tcPr>
+          <w:p>
+            <w:pPr>
+              <w:spacing w:after="40"/>
+            </w:pPr>
+            <w:r>
+              <w:rPr>
+                <w:b/>
+                <w:color w:val="333333"/>
+                <w:sz w:val="18"/>
+                <w:rFonts w:ascii="Microsoft YaHei" w:hAnsi="Microsoft YaHei" w:eastAsia="Microsoft YaHei" w:cs="Microsoft YaHei"/>
+              </w:rPr>
+              <w:t>7.3 信封 sign 字段</w:t>
+            </w:r>
+          </w:p>
+        </w:tc>
+        <w:tc>
+          <w:tcPr>
+            <w:tcW w:type="dxa" w:w="2160"/>
+          </w:tcPr>
+          <w:p>
+            <w:pPr>
+              <w:spacing w:after="40"/>
+            </w:pPr>
+            <w:r>
+              <w:rPr>
+                <w:b w:val="0"/>
+                <w:color w:val="333333"/>
+                <w:sz w:val="18"/>
+                <w:rFonts w:ascii="Microsoft YaHei" w:hAnsi="Microsoft YaHei" w:eastAsia="Microsoft YaHei" w:cs="Microsoft YaHei"/>
+              </w:rPr>
+              <w:t>写明签名的字节口径：payload 只序列化一次——用于计算签名的那串字符，与消息里 payload 位置上的那串字符，必须逐字节相同；我方按贵方实际发出的报文原文验签，不会重新序列化</w:t>
+            </w:r>
+          </w:p>
+        </w:tc>
+        <w:tc>
+          <w:tcPr>
+            <w:tcW w:type="dxa" w:w="2160"/>
+          </w:tcPr>
+          <w:p>
+            <w:pPr>
+              <w:spacing w:after="40"/>
+            </w:pPr>
+            <w:r>
+              <w:rPr>
+                <w:b w:val="0"/>
+                <w:color w:val="333333"/>
+                <w:sz w:val="18"/>
+                <w:rFonts w:ascii="Microsoft YaHei" w:hAnsi="Microsoft YaHei" w:eastAsia="Microsoft YaHei" w:cs="Microsoft YaHei"/>
+              </w:rPr>
+              <w:t>签名结果取决于字节而不是 JSON 语义。中文是否转义成 \uXXXX、键的先后顺序、有没有缩进空格——任一处两边不一致，签名就对不上，我方回 code=40001，而贵方按公式反复核对却查不出错，这是联调最费时间的一种卡点。一个现成的例子：随附的 Python 版与 Node.js 版参考实现对同一份示例数据签出的结果并不相同（Python 的标准序列化在冒号、逗号后带空格，JavaScript 不带），但两份都能通过我方验签——因为各自「算的」和「发的」是同一串字节。</w:t>
+            </w:r>
+          </w:p>
+        </w:tc>
+        <w:tc>
+          <w:tcPr>
+            <w:tcW w:type="dxa" w:w="2160"/>
+          </w:tcPr>
+          <w:p>
+            <w:pPr>
+              <w:spacing w:after="40"/>
+            </w:pPr>
+            <w:r>
+              <w:rPr>
+                <w:b w:val="0"/>
+                <w:color w:val="666666"/>
+                <w:sz w:val="18"/>
+                <w:rFonts w:ascii="Microsoft YaHei" w:hAnsi="Microsoft YaHei" w:eastAsia="Microsoft YaHei" w:cs="Microsoft YaHei"/>
+              </w:rPr>
+              <w:t>原文只写了「待签串末段 = payload 的 JSON 序列化原文」，「原文」指的就是报文里那一串，但没有点破。方案 A 的 HTTP 请求体天然只有一份字节、不存在歧义；改用 WebSocket 后 payload 是嵌在信封里的对象，才多出「算签名时序列化一次、组装消息时又序列化一次」这条岔路。属我方未把隐含前提写出来。</w:t>
             </w:r>
           </w:p>
         </w:tc>
@@ -1087,7 +1165,7 @@
           <w:sz w:val="24"/>
           <w:rFonts w:ascii="Microsoft YaHei" w:hAnsi="Microsoft YaHei" w:eastAsia="Microsoft YaHei" w:cs="Microsoft YaHei"/>
         </w:rPr>
-        <w:t>C 类｜口径补充，避免联调时产生分歧（16 项）</w:t>
+        <w:t>C 类｜口径补充，避免联调时产生分歧（19 项）</w:t>
       </w:r>
     </w:p>
     <w:tbl>
@@ -2424,6 +2502,240 @@
                 <w:rFonts w:ascii="Microsoft YaHei" w:hAnsi="Microsoft YaHei" w:eastAsia="Microsoft YaHei" w:cs="Microsoft YaHei"/>
               </w:rPr>
               <w:t>起草时默认双方同处北京时间，未显式写明。</w:t>
+            </w:r>
+          </w:p>
+        </w:tc>
+      </w:tr>
+      <w:tr>
+        <w:tc>
+          <w:tcPr>
+            <w:tcW w:type="dxa" w:w="2160"/>
+          </w:tcPr>
+          <w:p>
+            <w:pPr>
+              <w:spacing w:after="40"/>
+            </w:pPr>
+            <w:r>
+              <w:rPr>
+                <w:b/>
+                <w:color w:val="333333"/>
+                <w:sz w:val="18"/>
+                <w:rFonts w:ascii="Microsoft YaHei" w:hAnsi="Microsoft YaHei" w:eastAsia="Microsoft YaHei" w:cs="Microsoft YaHei"/>
+              </w:rPr>
+              <w:t>7.3 信封 msg_id / 7.4 应答</w:t>
+            </w:r>
+          </w:p>
+        </w:tc>
+        <w:tc>
+          <w:tcPr>
+            <w:tcW w:type="dxa" w:w="2160"/>
+          </w:tcPr>
+          <w:p>
+            <w:pPr>
+              <w:spacing w:after="40"/>
+            </w:pPr>
+            <w:r>
+              <w:rPr>
+                <w:b w:val="0"/>
+                <w:color w:val="333333"/>
+                <w:sz w:val="18"/>
+                <w:rFonts w:ascii="Microsoft YaHei" w:hAnsi="Microsoft YaHei" w:eastAsia="Microsoft YaHei" w:cs="Microsoft YaHei"/>
+              </w:rPr>
+              <w:t>补齐 msg_id 的三条口径：① 业务消息必须带 msg_id，缺失我方回 code=40004（并说明原因），不再静默丢弃；② 每条新消息都要取一个新号，只有同一条消息的超时重发才沿用原号；③ ack 自身的 msg_id 我方不使用，漏填也不影响应答对应（对应只看 payload.ack_msg_id）</w:t>
+            </w:r>
+          </w:p>
+        </w:tc>
+        <w:tc>
+          <w:tcPr>
+            <w:tcW w:type="dxa" w:w="2160"/>
+          </w:tcPr>
+          <w:p>
+            <w:pPr>
+              <w:spacing w:after="40"/>
+            </w:pPr>
+            <w:r>
+              <w:rPr>
+                <w:b w:val="0"/>
+                <w:color w:val="333333"/>
+                <w:sz w:val="18"/>
+                <w:rFonts w:ascii="Microsoft YaHei" w:hAnsi="Microsoft YaHei" w:eastAsia="Microsoft YaHei" w:cs="Microsoft YaHei"/>
+              </w:rPr>
+              <w:t>ack 自己的 msg_id 与 ack_msg_id 是两回事，只写后者是很自然的写法；原先这会让整条 ack 在解析阶段被丢掉，表现为「贵方回了 ack、我方却当作没收到」——与第九轮那条 ack 漏签名完全同一形态。我方已放宽实现并写明。另：若把 msg_id 按 visit 生成或整条连接写死，多位患者的推送会长得像同一条消息的重发；我方判重已同时比对消息内容，内容不同的不会被吞掉，但取号规则仍以本条为准。</w:t>
+            </w:r>
+          </w:p>
+        </w:tc>
+        <w:tc>
+          <w:tcPr>
+            <w:tcW w:type="dxa" w:w="2160"/>
+          </w:tcPr>
+          <w:p>
+            <w:pPr>
+              <w:spacing w:after="40"/>
+            </w:pPr>
+            <w:r>
+              <w:rPr>
+                <w:b w:val="0"/>
+                <w:color w:val="666666"/>
+                <w:sz w:val="18"/>
+                <w:rFonts w:ascii="Microsoft YaHei" w:hAnsi="Microsoft YaHei" w:eastAsia="Microsoft YaHei" w:cs="Microsoft YaHei"/>
+              </w:rPr>
+              <w:t>7.3 只列了信封字段，既没写必填性，也没写字段不合法时我方的动作；取号规则此前只写了「重发保持不变」的一面，没写反面。</w:t>
+            </w:r>
+          </w:p>
+        </w:tc>
+      </w:tr>
+      <w:tr>
+        <w:tc>
+          <w:tcPr>
+            <w:tcW w:type="dxa" w:w="2160"/>
+          </w:tcPr>
+          <w:p>
+            <w:pPr>
+              <w:spacing w:after="40"/>
+            </w:pPr>
+            <w:r>
+              <w:rPr>
+                <w:b/>
+                <w:color w:val="333333"/>
+                <w:sz w:val="18"/>
+                <w:rFonts w:ascii="Microsoft YaHei" w:hAnsi="Microsoft YaHei" w:eastAsia="Microsoft YaHei" w:cs="Microsoft YaHei"/>
+              </w:rPr>
+              <w:t>7.2 握手失败的 403</w:t>
+            </w:r>
+          </w:p>
+        </w:tc>
+        <w:tc>
+          <w:tcPr>
+            <w:tcW w:type="dxa" w:w="2160"/>
+          </w:tcPr>
+          <w:p>
+            <w:pPr>
+              <w:spacing w:after="40"/>
+            </w:pPr>
+            <w:r>
+              <w:rPr>
+                <w:b w:val="0"/>
+                <w:color w:val="333333"/>
+                <w:sz w:val="18"/>
+                <w:rFonts w:ascii="Microsoft YaHei" w:hAnsi="Microsoft YaHei" w:eastAsia="Microsoft YaHei" w:cs="Microsoft YaHei"/>
+              </w:rPr>
+              <w:t>列明 403 的四种成因：appId 不匹配 / 时间戳超出 ±5 分钟 / 签名不符 / 握手 nonce 重复；并提示先核对诊室电脑的系统时钟</w:t>
+            </w:r>
+          </w:p>
+        </w:tc>
+        <w:tc>
+          <w:tcPr>
+            <w:tcW w:type="dxa" w:w="2160"/>
+          </w:tcPr>
+          <w:p>
+            <w:pPr>
+              <w:spacing w:after="40"/>
+            </w:pPr>
+            <w:r>
+              <w:rPr>
+                <w:b w:val="0"/>
+                <w:color w:val="333333"/>
+                <w:sz w:val="18"/>
+                <w:rFonts w:ascii="Microsoft YaHei" w:hAnsi="Microsoft YaHei" w:eastAsia="Microsoft YaHei" w:cs="Microsoft YaHei"/>
+              </w:rPr>
+              <w:t>这四种情况我方返回的东西完全一样（HTTP 403、无响应体、无 WS close code），现场无从区分。其中「机器时间不对」最容易被忽略——诊室电脑长期不校时并不罕见，漂移超过 5 分钟就会连不上，而贵方多半会先去查签名和密钥。</w:t>
+            </w:r>
+          </w:p>
+        </w:tc>
+        <w:tc>
+          <w:tcPr>
+            <w:tcW w:type="dxa" w:w="2160"/>
+          </w:tcPr>
+          <w:p>
+            <w:pPr>
+              <w:spacing w:after="40"/>
+            </w:pPr>
+            <w:r>
+              <w:rPr>
+                <w:b w:val="0"/>
+                <w:color w:val="666666"/>
+                <w:sz w:val="18"/>
+                <w:rFonts w:ascii="Microsoft YaHei" w:hAnsi="Microsoft YaHei" w:eastAsia="Microsoft YaHei" w:cs="Microsoft YaHei"/>
+              </w:rPr>
+              <w:t>v1.3 已补了 nonce 重复这一条，但没有把四种成因并列出来，仍可能出现「照着规范查了一圈签名，其实是机器时间不对」。</w:t>
+            </w:r>
+          </w:p>
+        </w:tc>
+      </w:tr>
+      <w:tr>
+        <w:tc>
+          <w:tcPr>
+            <w:tcW w:type="dxa" w:w="2160"/>
+          </w:tcPr>
+          <w:p>
+            <w:pPr>
+              <w:spacing w:after="40"/>
+            </w:pPr>
+            <w:r>
+              <w:rPr>
+                <w:b/>
+                <w:color w:val="333333"/>
+                <w:sz w:val="18"/>
+                <w:rFonts w:ascii="Microsoft YaHei" w:hAnsi="Microsoft YaHei" w:eastAsia="Microsoft YaHei" w:cs="Microsoft YaHei"/>
+              </w:rPr>
+              <w:t>3.1 幂等与补推</w:t>
+            </w:r>
+          </w:p>
+        </w:tc>
+        <w:tc>
+          <w:tcPr>
+            <w:tcW w:type="dxa" w:w="2160"/>
+          </w:tcPr>
+          <w:p>
+            <w:pPr>
+              <w:spacing w:after="40"/>
+            </w:pPr>
+            <w:r>
+              <w:rPr>
+                <w:b w:val="0"/>
+                <w:color w:val="333333"/>
+                <w:sz w:val="18"/>
+                <w:rFonts w:ascii="Microsoft YaHei" w:hAnsi="Microsoft YaHei" w:eastAsia="Microsoft YaHei" w:cs="Microsoft YaHei"/>
+              </w:rPr>
+              <w:t>补充改派医生的边界：接诊已签发/结束后再推同一 visit_id，我方不再改派</w:t>
+            </w:r>
+          </w:p>
+        </w:tc>
+        <w:tc>
+          <w:tcPr>
+            <w:tcW w:type="dxa" w:w="2160"/>
+          </w:tcPr>
+          <w:p>
+            <w:pPr>
+              <w:spacing w:after="40"/>
+            </w:pPr>
+            <w:r>
+              <w:rPr>
+                <w:b w:val="0"/>
+                <w:color w:val="333333"/>
+                <w:sz w:val="18"/>
+                <w:rFonts w:ascii="Microsoft YaHei" w:hAnsi="Microsoft YaHei" w:eastAsia="Microsoft YaHei" w:cs="Microsoft YaHei"/>
+              </w:rPr>
+              <w:t>那次就诊的病历已用原医生的名义签发并回写贵方，此时改派会让病历署名与接诊医生对不上、责任归属错乱。</w:t>
+            </w:r>
+          </w:p>
+        </w:tc>
+        <w:tc>
+          <w:tcPr>
+            <w:tcW w:type="dxa" w:w="2160"/>
+          </w:tcPr>
+          <w:p>
+            <w:pPr>
+              <w:spacing w:after="40"/>
+            </w:pPr>
+            <w:r>
+              <w:rPr>
+                <w:b w:val="0"/>
+                <w:color w:val="666666"/>
+                <w:sz w:val="18"/>
+                <w:rFonts w:ascii="Microsoft YaHei" w:hAnsi="Microsoft YaHei" w:eastAsia="Microsoft YaHei" w:cs="Microsoft YaHei"/>
+              </w:rPr>
+              <w:t>该段写的是无条件「会自动改派医生」，未区分接诊是否已经结束；我方实现一直是只在接诊进行中才改派，属规范未写明。</w:t>
             </w:r>
           </w:p>
         </w:tc>
@@ -2528,7 +2840,7 @@
           <w:sz w:val="19"/>
           <w:highlight w:val="yellow"/>
         </w:rPr>
-        <w:t>▲ v1.3 修订：共 26 处，逐条见文首《本次修订说明》。（v1.2 修订：通道定稿——已确认采用方案 B（WebSocket），连接建在全科客户端、每台诊室各一条（7.2）；下行消息贵方验签改为可选（7.3）；3.1 补科室字段语义（本次接诊科室）与选填体征字段；附录 B 改为「已确认 / 待确认」两组。（v1.1 曾新增：第 7 章双通道、签名统一 HMAC-SHA256、URL 对齐现网实现；dept_code 已确认取科室表「本地ID」列）</w:t>
+        <w:t>▲ v1.3 修订：共 30 处，逐条见文首《本次修订说明》。（v1.2 修订：通道定稿——已确认采用方案 B（WebSocket），连接建在全科客户端、每台诊室各一条（7.2）；下行消息贵方验签改为可选（7.3）；3.1 补科室字段语义（本次接诊科室）与选填体征字段；附录 B 改为「已确认 / 待确认」两组。（v1.1 曾新增：第 7 章双通道、签名统一 HMAC-SHA256、URL 对齐现网实现；dept_code 已确认取科室表「本地ID」列）</w:t>
       </w:r>
     </w:p>
     <w:p>
@@ -6832,7 +7144,7 @@
           <w:rFonts w:ascii="Microsoft YaHei" w:hAnsi="Microsoft YaHei" w:eastAsia="Microsoft YaHei" w:cs="Microsoft YaHei"/>
           <w:highlight w:val="yellow"/>
         </w:rPr>
-        <w:t>▲ 幂等与补推说明：幂等键为 hospital_code + visit_id（请保证同一次就诊两者完全一致）；重复推送复用已有接诊，若携带新的 doctor_code 会自动改派医生。体征与档案字段仅在该 visit_id 首次推送时生效，后续补推不再更新（避免覆盖医生已确认的内容），请在首次推送时尽量带齐。</w:t>
+        <w:t>▲ 幂等与补推说明：幂等键为 hospital_code + visit_id（请保证同一次就诊两者完全一致）；重复推送复用已有接诊，若携带新的 doctor_code 会自动改派医生（该次接诊已签发/结束的除外——病历已用原医生的名义签发并回写贵方，此时改派会让病历署名与接诊医生对不上）。体征与档案字段仅在该 visit_id 首次推送时生效，后续补推不再更新（避免覆盖医生已确认的内容），请在首次推送时尽量带齐。</w:t>
       </w:r>
     </w:p>
     <w:p>
@@ -12017,6 +12329,21 @@
           <w:rFonts w:ascii="Microsoft YaHei" w:hAnsi="Microsoft YaHei" w:eastAsia="Microsoft YaHei" w:cs="Microsoft YaHei"/>
           <w:highlight w:val="yellow"/>
         </w:rPr>
+        <w:t>▲ 握手返回 HTTP 403 共四种成因，返回内容完全一样、无从区分，请按此顺序自查：① appId 与我方分配的不一致；② 时间戳超出 ±5 分钟窗口（先看这台诊室电脑的系统时钟，长期不校时是最常见的一种）；③ 签名不符（见 7.3 的字节口径）；④ 握手 nonce 在窗口内重复（缓存了握手 URL）。</w:t>
+      </w:r>
+    </w:p>
+    <w:p>
+      <w:pPr>
+        <w:spacing w:line="360" w:lineRule="auto"/>
+      </w:pPr>
+      <w:r>
+        <w:rPr>
+          <w:b/>
+          <w:color w:val="C00000"/>
+          <w:sz w:val="20"/>
+          <w:rFonts w:ascii="Microsoft YaHei" w:hAnsi="Microsoft YaHei" w:eastAsia="Microsoft YaHei" w:cs="Microsoft YaHei"/>
+          <w:highlight w:val="yellow"/>
+        </w:rPr>
         <w:t>▲ 回写路由补充：常态下回写/刷新路由回接诊来源诊室；若该连接已断开或失效，我方会改投任意一条在线连接（msg_id 不变）。因此贵方任一客户端收到 record_writeback 都请无条件写库（写的是全院共享库，与诊室无关），不要按「是不是本机接诊的」过滤，否则该份病历会丢失。</w:t>
       </w:r>
     </w:p>
@@ -12190,11 +12517,11 @@
           <w:p>
             <w:r>
               <w:rPr>
-                <w:rFonts w:ascii="Microsoft YaHei" w:hAnsi="Microsoft YaHei" w:eastAsia="Microsoft YaHei"/>
-                <w:b w:val="0"/>
-                <w:sz w:val="21"/>
-              </w:rPr>
-              <w:t>消息唯一 ID（发送方生成），用于 ack 对应与重发去重</w:t>
+                <w:sz w:val="18"/>
+                <w:rFonts w:ascii="Microsoft YaHei" w:hAnsi="Microsoft YaHei" w:eastAsia="Microsoft YaHei" w:cs="Microsoft YaHei"/>
+                <w:highlight w:val="yellow"/>
+              </w:rPr>
+              <w:t>▲ 消息唯一 ID（发送方生成），用于 ack 对应与重发去重。业务消息必填，缺失我方回 code=40004 并说明原因；每条新消息都要取一个新号，只有同一条消息的超时重发才沿用原号（我方判重同时比对消息内容，内容不同的不会被当成重发）。ack 自身的 msg_id 我方不使用，漏填也不影响应答对应——对应只看 payload 里的 ack_msg_id。</w:t>
             </w:r>
           </w:p>
         </w:tc>
@@ -12378,11 +12705,11 @@
           <w:p>
             <w:r>
               <w:rPr>
-                <w:rFonts w:ascii="Microsoft YaHei" w:hAnsi="Microsoft YaHei" w:eastAsia="Microsoft YaHei"/>
-                <w:b w:val="0"/>
-                <w:sz w:val="21"/>
-              </w:rPr>
-              <w:t>签名，算法同 2.2，其中「请求body原文」= payload 的 JSON 序列化原文</w:t>
+                <w:sz w:val="18"/>
+                <w:rFonts w:ascii="Microsoft YaHei" w:hAnsi="Microsoft YaHei" w:eastAsia="Microsoft YaHei" w:cs="Microsoft YaHei"/>
+                <w:highlight w:val="yellow"/>
+              </w:rPr>
+              <w:t>▲ 签名，算法同 2.2，其中「请求body原文」= payload 的 JSON 序列化原文。关键：payload 只序列化一次——用于计算签名的那串字符，与本消息里 payload 位置上的那串字符，必须逐字节相同（中文是否转义成 \uXXXX、键的先后顺序、有无缩进空格，任一处不同签名即对不上，我方回 code=40001）。我方按贵方实际发出的报文原文验签，不会重新序列化。</w:t>
             </w:r>
           </w:p>
         </w:tc>
@@ -12457,7 +12784,7 @@
           <w:sz w:val="21"/>
           <w:highlight w:val="yellow"/>
         </w:rPr>
-        <w:t>▲ 应答（ack）：每条业务消息，接收方必须回一条 type=ack 的消息，payload 为 2.3 统一响应结构，并额外携带 ack_msg_id 指向被应答消息的 msg_id。ack 与业务消息一样要按 7.3 签名（待签串末段为 ack 自己的 payload 原文）；我方对未通过验签的 ack 会直接丢弃且不回任何消息，表现为该条回写反复重发后断连——请对照附录 A.4 的示例。</w:t>
+        <w:t>▲ 应答（ack）：每条业务消息，接收方必须回一条 type=ack 的消息，payload 为 2.3 统一响应结构，并额外携带 ack_msg_id 指向被应答消息的 msg_id。ack 与业务消息一样要按 7.3 签名（待签串末段为 ack 自己的 payload 原文）；我方对未通过验签的 ack 会直接丢弃且不回任何消息，表现为该条回写反复重发后断连——请对照附录 A.4 的示例。同理，信封本身不合法（如不是合法 JSON）的 ack 我方也直接丢弃、不回消息；但 ack 漏填自身的 msg_id 不影响对应（见 7.3）。</w:t>
       </w:r>
     </w:p>
     <w:p>

--- a/docs/MediScribe_HIS接口规范_v1.3.docx
+++ b/docs/MediScribe_HIS接口规范_v1.3.docx
@@ -2619,7 +2619,7 @@
                 <w:sz w:val="18"/>
                 <w:rFonts w:ascii="Microsoft YaHei" w:hAnsi="Microsoft YaHei" w:eastAsia="Microsoft YaHei" w:cs="Microsoft YaHei"/>
               </w:rPr>
-              <w:t>列明 403 的四种成因：appId 不匹配 / 时间戳超出 ±5 分钟 / 签名不符 / 握手 nonce 重复；并提示先核对诊室电脑的系统时钟</w:t>
+              <w:t>列明 403 的各种成因：appId 不匹配 / 时间戳超出 ±5 分钟 / 签名不符 / 握手 nonce 重复 / 启用了 IP 白名单时来源不在名单内（该项默认不启用）；并提示先核对诊室电脑的系统时钟</w:t>
             </w:r>
           </w:p>
         </w:tc>
@@ -2638,7 +2638,7 @@
                 <w:sz w:val="18"/>
                 <w:rFonts w:ascii="Microsoft YaHei" w:hAnsi="Microsoft YaHei" w:eastAsia="Microsoft YaHei" w:cs="Microsoft YaHei"/>
               </w:rPr>
-              <w:t>这四种情况我方返回的东西完全一样（HTTP 403、无响应体、无 WS close code），现场无从区分。其中「机器时间不对」最容易被忽略——诊室电脑长期不校时并不罕见，漂移超过 5 分钟就会连不上，而贵方多半会先去查签名和密钥。</w:t>
+              <w:t>这几种情况我方返回的东西完全一样（HTTP 403、无响应体、无 WS close code），现场无从区分。其中「机器时间不对」最容易被忽略——诊室电脑长期不校时并不罕见，漂移超过 5 分钟就会连不上，而贵方多半会先去查签名和密钥。</w:t>
             </w:r>
           </w:p>
         </w:tc>
@@ -2657,7 +2657,7 @@
                 <w:sz w:val="18"/>
                 <w:rFonts w:ascii="Microsoft YaHei" w:hAnsi="Microsoft YaHei" w:eastAsia="Microsoft YaHei" w:cs="Microsoft YaHei"/>
               </w:rPr>
-              <w:t>v1.3 已补了 nonce 重复这一条，但没有把四种成因并列出来，仍可能出现「照着规范查了一圈签名，其实是机器时间不对」。</w:t>
+              <w:t>v1.3 已补了 nonce 重复这一条，但没有把各种成因并列出来，仍可能出现「照着规范查了一圈签名，其实是机器时间不对」。</w:t>
             </w:r>
           </w:p>
         </w:tc>
@@ -12329,7 +12329,7 @@
           <w:rFonts w:ascii="Microsoft YaHei" w:hAnsi="Microsoft YaHei" w:eastAsia="Microsoft YaHei" w:cs="Microsoft YaHei"/>
           <w:highlight w:val="yellow"/>
         </w:rPr>
-        <w:t>▲ 握手返回 HTTP 403 共四种成因，返回内容完全一样、无从区分，请按此顺序自查：① appId 与我方分配的不一致；② 时间戳超出 ±5 分钟窗口（先看这台诊室电脑的系统时钟，长期不校时是最常见的一种）；③ 签名不符（见 7.3 的字节口径）；④ 握手 nonce 在窗口内重复（缓存了握手 URL）。</w:t>
+        <w:t>▲ 握手返回 HTTP 403 有以下几种成因，返回内容完全一样、无从区分，请按此顺序自查：① appId 与我方分配的不一致；② 时间戳超出 ±5 分钟窗口（先看这台诊室电脑的系统时钟，长期不校时是最常见的一种）；③ 签名不符（见 7.3 的字节口径）；④ 握手 nonce 在窗口内重复（缓存了握手 URL）；⑤ 仅当双方约定启用了来源 IP 白名单时——出网 IP 不在名单内（2.2 提到的可选加强项，默认不启用；如需启用我方会先向贵方索取医院出口 IP）。</w:t>
       </w:r>
     </w:p>
     <w:p>

--- a/docs/MediScribe_HIS接口规范_v1.3.docx
+++ b/docs/MediScribe_HIS接口规范_v1.3.docx
@@ -31,7 +31,7 @@
           <w:sz w:val="21"/>
           <w:rFonts w:ascii="Microsoft YaHei" w:hAnsi="Microsoft YaHei" w:eastAsia="Microsoft YaHei" w:cs="Microsoft YaHei"/>
         </w:rPr>
-        <w:t>老师好。联调开始前，我方把系统代码与本规范做了一次逐条比对，发现若干处「规范里写的」与「系统实际行为」不一致——大多是我方在开发过程中调整了实现、而规范没有同步更新造成的。为免分多次打扰您，这次一并改齐，共 30 处。</w:t>
+        <w:t>老师好。在贵方动手开发之前，我方先把系统代码与本规范做了一轮逐条核对，把所有会影响贵方实现的地方一次性梳理清楚，共 30 处，全部列在下表。这样做只为一件事：把该定的都定在贵方写第一行代码之前，免得开发到一半再来回改。</w:t>
       </w:r>
     </w:p>
     <w:p>
@@ -47,7 +47,7 @@
           <w:sz w:val="21"/>
           <w:rFonts w:ascii="Microsoft YaHei" w:hAnsi="Microsoft YaHei" w:eastAsia="Microsoft YaHei" w:cs="Microsoft YaHei"/>
         </w:rPr>
-        <w:t>下表逐条列明：改了什么、为什么这样改、以及为何此前没有写清楚。其中 A 类 7 项建议优先过目——这几处若两边理解不一致，联调时会表现为「消息发出去了但对方没反应」这类不易定位的问题。</w:t>
+        <w:t>下表逐条列明：改了什么、为什么这样改、以及相关背景。其中 A 类 7 项建议优先过目——这几处若两边理解不一致，联调时会表现为「消息发出去了但对方没反应」这类不易定位的问题。其余各项多为口径写明与要求取消，不涉及额外开发量。</w:t>
       </w:r>
     </w:p>
     <w:p>
@@ -151,7 +151,7 @@
                 <w:sz w:val="18"/>
                 <w:rFonts w:ascii="Microsoft YaHei" w:hAnsi="Microsoft YaHei" w:eastAsia="Microsoft YaHei" w:cs="Microsoft YaHei"/>
               </w:rPr>
-              <w:t>为何此前未写明</w:t>
+              <w:t>背景说明</w:t>
             </w:r>
           </w:p>
         </w:tc>
@@ -307,7 +307,7 @@
                 <w:sz w:val="18"/>
                 <w:rFonts w:ascii="Microsoft YaHei" w:hAnsi="Microsoft YaHei" w:eastAsia="Microsoft YaHei" w:cs="Microsoft YaHei"/>
               </w:rPr>
-              <w:t>v1.2 定连接拓扑时写明了「路由回来源诊室」，但未写明来源连接失效时的兜底行为，属我方遗漏。</w:t>
+              <w:t>v1.2 定连接拓扑时写明了「路由回来源诊室」，但未写明来源连接失效时的兜底行为，本次补上。</w:t>
             </w:r>
           </w:p>
         </w:tc>
@@ -463,7 +463,7 @@
                 <w:sz w:val="18"/>
                 <w:rFonts w:ascii="Microsoft YaHei" w:hAnsi="Microsoft YaHei" w:eastAsia="Microsoft YaHei" w:cs="Microsoft YaHei"/>
               </w:rPr>
-              <w:t>本规范起草时把 visit_id（就诊流水号）作为唯一关联主键——它用于病历回写定位就诊是够的，但患者档案层面缺一个稳定标识，当时未意识到。我方数据结构里其实预留了这个位置，只是规范没写、贵方自然也不会推。这一条是我方设计上的疏漏。我方已同步补齐接收与查重逻辑，贵方推来即刻生效。</w:t>
+              <w:t>本规范起草时把 visit_id（就诊流水号）作为唯一关联主键——它用于病历回写定位就诊是够的，但患者档案层面缺一个稳定标识，当时未纳入考虑。我方数据结构里其实预留了这个位置，只是规范没写、贵方自然也不会推。我方已同步补齐接收与查重逻辑，贵方推来即刻生效。</w:t>
             </w:r>
           </w:p>
         </w:tc>
@@ -541,7 +541,7 @@
                 <w:sz w:val="18"/>
                 <w:rFonts w:ascii="Microsoft YaHei" w:hAnsi="Microsoft YaHei" w:eastAsia="Microsoft YaHei" w:cs="Microsoft YaHei"/>
               </w:rPr>
-              <w:t>7.3 正文写了「所有消息统一携带 sign」，但附录 A.4 的两条 ack 示例漏写了这四个字段。示例与正文打架时开发者通常照示例做，这是我方文档的疏漏。（随附的两份参考实现里 ack 是正确签名的，可对照。）</w:t>
+              <w:t>7.3 正文写了「所有消息统一携带 sign」，但附录 A.4 的两条 ack 示例漏写了这四个字段。示例与正文打架时开发者通常照示例做，故本次以示例为准补齐。（随附的两份参考实现里 ack 是正确签名的，可对照。）</w:t>
             </w:r>
           </w:p>
         </w:tc>
@@ -619,7 +619,7 @@
                 <w:sz w:val="18"/>
                 <w:rFonts w:ascii="Microsoft YaHei" w:hAnsi="Microsoft YaHei" w:eastAsia="Microsoft YaHei" w:cs="Microsoft YaHei"/>
               </w:rPr>
-              <w:t>v1.2 只写了握手要带 app_id/timestamp/nonce/sign 四个参数，没写明 nonce 的一次性语义。把握手 URL 存成配置或成员变量是很自然的写法，规范没写清是我方的疏漏。</w:t>
+              <w:t>v1.2 只写了握手要带 app_id/timestamp/nonce/sign 四个参数，没写明 nonce 的一次性语义。把握手 URL 存成配置或成员变量是很自然的写法，故本次明确写出其一次性语义。</w:t>
             </w:r>
           </w:p>
         </w:tc>
@@ -697,7 +697,7 @@
                 <w:sz w:val="18"/>
                 <w:rFonts w:ascii="Microsoft YaHei" w:hAnsi="Microsoft YaHei" w:eastAsia="Microsoft YaHei" w:cs="Microsoft YaHei"/>
               </w:rPr>
-              <w:t>原文只写了「待签串末段 = payload 的 JSON 序列化原文」，「原文」指的就是报文里那一串，但没有点破。方案 A 的 HTTP 请求体天然只有一份字节、不存在歧义；改用 WebSocket 后 payload 是嵌在信封里的对象，才多出「算签名时序列化一次、组装消息时又序列化一次」这条岔路。属我方未把隐含前提写出来。</w:t>
+              <w:t>原文只写了「待签串末段 = payload 的 JSON 序列化原文」，「原文」指的就是报文里那一串，但没有点破。方案 A 的 HTTP 请求体天然只有一份字节、不存在歧义；改用 WebSocket 后 payload 是嵌在信封里的对象，才多出「算签名时序列化一次、组装消息时又序列化一次」这条岔路，本次把这个隐含前提明确写出。</w:t>
             </w:r>
           </w:p>
         </w:tc>
@@ -819,7 +819,7 @@
                 <w:sz w:val="18"/>
                 <w:rFonts w:ascii="Microsoft YaHei" w:hAnsi="Microsoft YaHei" w:eastAsia="Microsoft YaHei" w:cs="Microsoft YaHei"/>
               </w:rPr>
-              <w:t>为何此前未写明</w:t>
+              <w:t>背景说明</w:t>
             </w:r>
           </w:p>
         </w:tc>
@@ -897,7 +897,7 @@
                 <w:sz w:val="18"/>
                 <w:rFonts w:ascii="Microsoft YaHei" w:hAnsi="Microsoft YaHei" w:eastAsia="Microsoft YaHei" w:cs="Microsoft YaHei"/>
               </w:rPr>
-              <w:t>第 4 章沿用了初版草案（当时设想按编码对齐）。v1.2 的附录 B 已确认无需字典，但第 4 章未同步删除，造成同一份文档内部口径不一致，是我方的疏漏。</w:t>
+              <w:t>第 4 章沿用了初版草案（当时设想按编码对齐）。v1.2 的附录 B 已确认无需字典，但第 4 章未同步删除，造成同一份文档内部口径不一致，本次一并清掉。</w:t>
             </w:r>
           </w:p>
         </w:tc>
@@ -1253,7 +1253,7 @@
                 <w:sz w:val="18"/>
                 <w:rFonts w:ascii="Microsoft YaHei" w:hAnsi="Microsoft YaHei" w:eastAsia="Microsoft YaHei" w:cs="Microsoft YaHei"/>
               </w:rPr>
-              <w:t>为何此前未写明</w:t>
+              <w:t>背景说明</w:t>
             </w:r>
           </w:p>
         </w:tc>

--- a/docs/MediScribe_HIS接口规范_v1.3.docx
+++ b/docs/MediScribe_HIS接口规范_v1.3.docx
@@ -31,7 +31,7 @@
           <w:sz w:val="21"/>
           <w:rFonts w:ascii="Microsoft YaHei" w:hAnsi="Microsoft YaHei" w:eastAsia="Microsoft YaHei" w:cs="Microsoft YaHei"/>
         </w:rPr>
-        <w:t>老师好。在贵方动手开发之前，我方先把系统代码与本规范做了一轮逐条核对，把所有会影响贵方实现的地方一次性梳理清楚，共 30 处，全部列在下表。这样做只为一件事：把该定的都定在贵方写第一行代码之前，免得开发到一半再来回改。</w:t>
+        <w:t>老师好。在贵方动手开发之前，我方先把系统代码与本规范做了一轮逐条核对，把所有会影响贵方实现的地方一次性梳理清楚，免得开发到一半再来回改。需要请您过目的共 11 处，列在下面两张表里：一张是请您对齐的，一张是原要求已取消、贵方可以少做的。</w:t>
       </w:r>
     </w:p>
     <w:p>
@@ -47,7 +47,7 @@
           <w:sz w:val="21"/>
           <w:rFonts w:ascii="Microsoft YaHei" w:hAnsi="Microsoft YaHei" w:eastAsia="Microsoft YaHei" w:cs="Microsoft YaHei"/>
         </w:rPr>
-        <w:t>下表逐条列明：改了什么、为什么这样改、以及相关背景。其中 A 类 7 项建议优先过目——这几处若两边理解不一致，联调时会表现为「消息发出去了但对方没反应」这类不易定位的问题。其余各项多为口径写明与要求取消，不涉及额外开发量。</w:t>
+        <w:t>其中 A 类 7 项建议优先看——这几处若两边理解不一致，联调时会表现为「消息发出去了但对方没反应」这类不易定位的问题。另有 19 处属口径写明（把原本没写清的地方说清楚，不改变接口本身，也不增加贵方工作量），不再单独罗列，已在正文对应位置以「▲」标出，通读时留意即可。</w:t>
       </w:r>
     </w:p>
     <w:p>
@@ -1154,1610 +1154,6 @@
     </w:p>
     <w:p>
       <w:pPr>
-        <w:spacing w:after="120"/>
-        <w:jc w:val="center"/>
-      </w:pPr>
-      <w:r/>
-      <w:r>
-        <w:rPr>
-          <w:b/>
-          <w:color w:val="446070"/>
-          <w:sz w:val="24"/>
-          <w:rFonts w:ascii="Microsoft YaHei" w:hAnsi="Microsoft YaHei" w:eastAsia="Microsoft YaHei" w:cs="Microsoft YaHei"/>
-        </w:rPr>
-        <w:t>C 类｜口径补充，避免联调时产生分歧（19 项）</w:t>
-      </w:r>
-    </w:p>
-    <w:tbl>
-      <w:tblPr>
-        <w:tblStyle w:val="TableGrid"/>
-        <w:tblW w:type="auto" w:w="0"/>
-        <w:tblLook w:firstColumn="1" w:firstRow="1" w:lastColumn="0" w:lastRow="0" w:noHBand="0" w:noVBand="1" w:val="04A0"/>
-      </w:tblPr>
-      <w:tblGrid>
-        <w:gridCol w:w="2160"/>
-        <w:gridCol w:w="2160"/>
-        <w:gridCol w:w="2160"/>
-        <w:gridCol w:w="2160"/>
-      </w:tblGrid>
-      <w:tr>
-        <w:tc>
-          <w:tcPr>
-            <w:tcW w:type="dxa" w:w="2160"/>
-          </w:tcPr>
-          <w:p>
-            <w:pPr>
-              <w:spacing w:after="40"/>
-            </w:pPr>
-            <w:r>
-              <w:rPr>
-                <w:b/>
-                <w:color w:val="333333"/>
-                <w:sz w:val="18"/>
-                <w:rFonts w:ascii="Microsoft YaHei" w:hAnsi="Microsoft YaHei" w:eastAsia="Microsoft YaHei" w:cs="Microsoft YaHei"/>
-              </w:rPr>
-              <w:t>位置</w:t>
-            </w:r>
-          </w:p>
-        </w:tc>
-        <w:tc>
-          <w:tcPr>
-            <w:tcW w:type="dxa" w:w="2160"/>
-          </w:tcPr>
-          <w:p>
-            <w:pPr>
-              <w:spacing w:after="40"/>
-            </w:pPr>
-            <w:r>
-              <w:rPr>
-                <w:b/>
-                <w:color w:val="333333"/>
-                <w:sz w:val="18"/>
-                <w:rFonts w:ascii="Microsoft YaHei" w:hAnsi="Microsoft YaHei" w:eastAsia="Microsoft YaHei" w:cs="Microsoft YaHei"/>
-              </w:rPr>
-              <w:t>改了什么</w:t>
-            </w:r>
-          </w:p>
-        </w:tc>
-        <w:tc>
-          <w:tcPr>
-            <w:tcW w:type="dxa" w:w="2160"/>
-          </w:tcPr>
-          <w:p>
-            <w:pPr>
-              <w:spacing w:after="40"/>
-            </w:pPr>
-            <w:r>
-              <w:rPr>
-                <w:b/>
-                <w:color w:val="333333"/>
-                <w:sz w:val="18"/>
-                <w:rFonts w:ascii="Microsoft YaHei" w:hAnsi="Microsoft YaHei" w:eastAsia="Microsoft YaHei" w:cs="Microsoft YaHei"/>
-              </w:rPr>
-              <w:t>为什么这样改</w:t>
-            </w:r>
-          </w:p>
-        </w:tc>
-        <w:tc>
-          <w:tcPr>
-            <w:tcW w:type="dxa" w:w="2160"/>
-          </w:tcPr>
-          <w:p>
-            <w:pPr>
-              <w:spacing w:after="40"/>
-            </w:pPr>
-            <w:r>
-              <w:rPr>
-                <w:b/>
-                <w:color w:val="333333"/>
-                <w:sz w:val="18"/>
-                <w:rFonts w:ascii="Microsoft YaHei" w:hAnsi="Microsoft YaHei" w:eastAsia="Microsoft YaHei" w:cs="Microsoft YaHei"/>
-              </w:rPr>
-              <w:t>背景说明</w:t>
-            </w:r>
-          </w:p>
-        </w:tc>
-      </w:tr>
-      <w:tr>
-        <w:tc>
-          <w:tcPr>
-            <w:tcW w:type="dxa" w:w="2160"/>
-          </w:tcPr>
-          <w:p>
-            <w:pPr>
-              <w:spacing w:after="40"/>
-            </w:pPr>
-            <w:r>
-              <w:rPr>
-                <w:b/>
-                <w:color w:val="333333"/>
-                <w:sz w:val="18"/>
-                <w:rFonts w:ascii="Microsoft YaHei" w:hAnsi="Microsoft YaHei" w:eastAsia="Microsoft YaHei" w:cs="Microsoft YaHei"/>
-              </w:rPr>
-              <w:t>3.2 record_type 枚举</w:t>
-            </w:r>
-          </w:p>
-        </w:tc>
-        <w:tc>
-          <w:tcPr>
-            <w:tcW w:type="dxa" w:w="2160"/>
-          </w:tcPr>
-          <w:p>
-            <w:pPr>
-              <w:spacing w:after="40"/>
-            </w:pPr>
-            <w:r>
-              <w:rPr>
-                <w:b w:val="0"/>
-                <w:color w:val="333333"/>
-                <w:sz w:val="18"/>
-                <w:rFonts w:ascii="Microsoft YaHei" w:hAnsi="Microsoft YaHei" w:eastAsia="Microsoft YaHei" w:cs="Microsoft YaHei"/>
-              </w:rPr>
-              <w:t>枚举由 7 个补齐为 10 个，新增 senior_round（上级查房）、pre_op_summary（术前小结）、post_op_record（术后病程）。三者均为住院文书，本期门诊/急诊联调不会出现，贵方无需为此开发；按 2.5 的约定忽略无法识别的枚举值即可</w:t>
-            </w:r>
-          </w:p>
-        </w:tc>
-        <w:tc>
-          <w:tcPr>
-            <w:tcW w:type="dxa" w:w="2160"/>
-          </w:tcPr>
-          <w:p>
-            <w:pPr>
-              <w:spacing w:after="40"/>
-            </w:pPr>
-            <w:r>
-              <w:rPr>
-                <w:b w:val="0"/>
-                <w:color w:val="333333"/>
-                <w:sz w:val="18"/>
-                <w:rFonts w:ascii="Microsoft YaHei" w:hAnsi="Microsoft YaHei" w:eastAsia="Microsoft YaHei" w:cs="Microsoft YaHei"/>
-              </w:rPr>
-              <w:t>先把枚举补全，等将来上住院模块时不必再改一次规范。本期不涉及，列在此处仅供备查。</w:t>
-            </w:r>
-          </w:p>
-        </w:tc>
-        <w:tc>
-          <w:tcPr>
-            <w:tcW w:type="dxa" w:w="2160"/>
-          </w:tcPr>
-          <w:p>
-            <w:pPr>
-              <w:spacing w:after="40"/>
-            </w:pPr>
-            <w:r>
-              <w:rPr>
-                <w:b w:val="0"/>
-                <w:color w:val="666666"/>
-                <w:sz w:val="18"/>
-                <w:rFonts w:ascii="Microsoft YaHei" w:hAnsi="Microsoft YaHei" w:eastAsia="Microsoft YaHei" w:cs="Microsoft YaHei"/>
-              </w:rPr>
-              <w:t>我方住院文书类型最初只规划了入院记录/病程/出院记录/手术记录四类，后按《病历书写基本规范》补齐了查房与围手术期文书，本规范的枚举当时未同步更新。</w:t>
-            </w:r>
-          </w:p>
-        </w:tc>
-      </w:tr>
-      <w:tr>
-        <w:tc>
-          <w:tcPr>
-            <w:tcW w:type="dxa" w:w="2160"/>
-          </w:tcPr>
-          <w:p>
-            <w:pPr>
-              <w:spacing w:after="40"/>
-            </w:pPr>
-            <w:r>
-              <w:rPr>
-                <w:b/>
-                <w:color w:val="333333"/>
-                <w:sz w:val="18"/>
-                <w:rFonts w:ascii="Microsoft YaHei" w:hAnsi="Microsoft YaHei" w:eastAsia="Microsoft YaHei" w:cs="Microsoft YaHei"/>
-              </w:rPr>
-              <w:t>2.2 公共请求头</w:t>
-            </w:r>
-          </w:p>
-        </w:tc>
-        <w:tc>
-          <w:tcPr>
-            <w:tcW w:type="dxa" w:w="2160"/>
-          </w:tcPr>
-          <w:p>
-            <w:pPr>
-              <w:spacing w:after="40"/>
-            </w:pPr>
-            <w:r>
-              <w:rPr>
-                <w:b w:val="0"/>
-                <w:color w:val="333333"/>
-                <w:sz w:val="18"/>
-                <w:rFonts w:ascii="Microsoft YaHei" w:hAnsi="Microsoft YaHei" w:eastAsia="Microsoft YaHei" w:cs="Microsoft YaHei"/>
-              </w:rPr>
-              <w:t>新增请求头 X-Request-Id（仅方案 A 的回写方向使用）：同一份文书的所有重发该值恒定，可作请求级去重。本期通道为方案 B，WebSocket 信封中没有这个字段，贵方无需实现；仅当将来回落 HTTP 时才涉及</w:t>
-            </w:r>
-          </w:p>
-        </w:tc>
-        <w:tc>
-          <w:tcPr>
-            <w:tcW w:type="dxa" w:w="2160"/>
-          </w:tcPr>
-          <w:p>
-            <w:pPr>
-              <w:spacing w:after="40"/>
-            </w:pPr>
-            <w:r>
-              <w:rPr>
-                <w:b w:val="0"/>
-                <w:color w:val="333333"/>
-                <w:sz w:val="18"/>
-                <w:rFonts w:ascii="Microsoft YaHei" w:hAnsi="Microsoft YaHei" w:eastAsia="Microsoft YaHei" w:cs="Microsoft YaHei"/>
-              </w:rPr>
-              <w:t>网络超时时可能出现「贵方已写库、我方未收到响应」的情形，此时我方会重发。多这一个头，贵方可据此直接返回上次结果。</w:t>
-            </w:r>
-          </w:p>
-        </w:tc>
-        <w:tc>
-          <w:tcPr>
-            <w:tcW w:type="dxa" w:w="2160"/>
-          </w:tcPr>
-          <w:p>
-            <w:pPr>
-              <w:spacing w:after="40"/>
-            </w:pPr>
-            <w:r>
-              <w:rPr>
-                <w:b w:val="0"/>
-                <w:color w:val="666666"/>
-                <w:sz w:val="18"/>
-                <w:rFonts w:ascii="Microsoft YaHei" w:hAnsi="Microsoft YaHei" w:eastAsia="Microsoft YaHei" w:cs="Microsoft YaHei"/>
-              </w:rPr>
-              <w:t>这是我方新增的一层保护，属能力增强而非贵方遗漏。初稿把它列进了「开发前必须对齐」，但它只存在于方案 A 的 HTTP 头里，对本期方案 B 是空的——列错优先级会让贵方白做一遍，本次已降级并注明适用范围。</w:t>
-            </w:r>
-          </w:p>
-        </w:tc>
-      </w:tr>
-      <w:tr>
-        <w:tc>
-          <w:tcPr>
-            <w:tcW w:type="dxa" w:w="2160"/>
-          </w:tcPr>
-          <w:p>
-            <w:pPr>
-              <w:spacing w:after="40"/>
-            </w:pPr>
-            <w:r>
-              <w:rPr>
-                <w:b/>
-                <w:color w:val="333333"/>
-                <w:sz w:val="18"/>
-                <w:rFonts w:ascii="Microsoft YaHei" w:hAnsi="Microsoft YaHei" w:eastAsia="Microsoft YaHei" w:cs="Microsoft YaHei"/>
-              </w:rPr>
-              <w:t>7.2 握手鉴权失败的响应</w:t>
-            </w:r>
-          </w:p>
-        </w:tc>
-        <w:tc>
-          <w:tcPr>
-            <w:tcW w:type="dxa" w:w="2160"/>
-          </w:tcPr>
-          <w:p>
-            <w:pPr>
-              <w:spacing w:after="40"/>
-            </w:pPr>
-            <w:r>
-              <w:rPr>
-                <w:b w:val="0"/>
-                <w:color w:val="333333"/>
-                <w:sz w:val="18"/>
-                <w:rFonts w:ascii="Microsoft YaHei" w:hAnsi="Microsoft YaHei" w:eastAsia="Microsoft YaHei" w:cs="Microsoft YaHei"/>
-              </w:rPr>
-              <w:t>由「HTTP 401」更正为「HTTP 403」（无 WebSocket close code）。属事实更正，贵方无需为此改动代码——实际收到的就是 403</w:t>
-            </w:r>
-          </w:p>
-        </w:tc>
-        <w:tc>
-          <w:tcPr>
-            <w:tcW w:type="dxa" w:w="2160"/>
-          </w:tcPr>
-          <w:p>
-            <w:pPr>
-              <w:spacing w:after="40"/>
-            </w:pPr>
-            <w:r>
-              <w:rPr>
-                <w:b w:val="0"/>
-                <w:color w:val="333333"/>
-                <w:sz w:val="18"/>
-                <w:rFonts w:ascii="Microsoft YaHei" w:hAnsi="Microsoft YaHei" w:eastAsia="Microsoft YaHei" w:cs="Microsoft YaHei"/>
-              </w:rPr>
-              <w:t>我方在 WebSocket 升级完成之前就拒绝，服务器固定返回 403。这是握手期最主要的排障信号，写错会让贵方按 401 找错方向。</w:t>
-            </w:r>
-          </w:p>
-        </w:tc>
-        <w:tc>
-          <w:tcPr>
-            <w:tcW w:type="dxa" w:w="2160"/>
-          </w:tcPr>
-          <w:p>
-            <w:pPr>
-              <w:spacing w:after="40"/>
-            </w:pPr>
-            <w:r>
-              <w:rPr>
-                <w:b w:val="0"/>
-                <w:color w:val="666666"/>
-                <w:sz w:val="18"/>
-                <w:rFonts w:ascii="Microsoft YaHei" w:hAnsi="Microsoft YaHei" w:eastAsia="Microsoft YaHei" w:cs="Microsoft YaHei"/>
-              </w:rPr>
-              <w:t>起草时按 HTTP 语义写成 401，未实测 WebSocket 握手阶段被拒时服务器的真实返回码。本次实测后更正。</w:t>
-            </w:r>
-          </w:p>
-        </w:tc>
-      </w:tr>
-      <w:tr>
-        <w:tc>
-          <w:tcPr>
-            <w:tcW w:type="dxa" w:w="2160"/>
-          </w:tcPr>
-          <w:p>
-            <w:pPr>
-              <w:spacing w:after="40"/>
-            </w:pPr>
-            <w:r>
-              <w:rPr>
-                <w:b/>
-                <w:color w:val="333333"/>
-                <w:sz w:val="18"/>
-                <w:rFonts w:ascii="Microsoft YaHei" w:hAnsi="Microsoft YaHei" w:eastAsia="Microsoft YaHei" w:cs="Microsoft YaHei"/>
-              </w:rPr>
-              <w:t>附录 A.2 回写示例</w:t>
-            </w:r>
-          </w:p>
-        </w:tc>
-        <w:tc>
-          <w:tcPr>
-            <w:tcW w:type="dxa" w:w="2160"/>
-          </w:tcPr>
-          <w:p>
-            <w:pPr>
-              <w:spacing w:after="40"/>
-            </w:pPr>
-            <w:r>
-              <w:rPr>
-                <w:b w:val="0"/>
-                <w:color w:val="333333"/>
-                <w:sz w:val="18"/>
-                <w:rFonts w:ascii="Microsoft YaHei" w:hAnsi="Microsoft YaHei" w:eastAsia="Microsoft YaHei" w:cs="Microsoft YaHei"/>
-              </w:rPr>
-              <w:t>补上 record_no 与 full_text 两个顶层字段</w:t>
-            </w:r>
-          </w:p>
-        </w:tc>
-        <w:tc>
-          <w:tcPr>
-            <w:tcW w:type="dxa" w:w="2160"/>
-          </w:tcPr>
-          <w:p>
-            <w:pPr>
-              <w:spacing w:after="40"/>
-            </w:pPr>
-            <w:r>
-              <w:rPr>
-                <w:b w:val="0"/>
-                <w:color w:val="333333"/>
-                <w:sz w:val="18"/>
-                <w:rFonts w:ascii="Microsoft YaHei" w:hAnsi="Microsoft YaHei" w:eastAsia="Microsoft YaHei" w:cs="Microsoft YaHei"/>
-              </w:rPr>
-              <w:t>这两个字段 3.2 字段表中本就有、我方每次都会下发；其中 record_no 是 2.5 幂等键的第三段，住院多份文书靠它区分。</w:t>
-            </w:r>
-          </w:p>
-        </w:tc>
-        <w:tc>
-          <w:tcPr>
-            <w:tcW w:type="dxa" w:w="2160"/>
-          </w:tcPr>
-          <w:p>
-            <w:pPr>
-              <w:spacing w:after="40"/>
-            </w:pPr>
-            <w:r>
-              <w:rPr>
-                <w:b w:val="0"/>
-                <w:color w:val="666666"/>
-                <w:sz w:val="18"/>
-                <w:rFonts w:ascii="Microsoft YaHei" w:hAnsi="Microsoft YaHei" w:eastAsia="Microsoft YaHei" w:cs="Microsoft YaHei"/>
-              </w:rPr>
-              <w:t>示例报文是初版手写的门诊样例，后续字段表新增这两项时示例未同步更新。</w:t>
-            </w:r>
-          </w:p>
-        </w:tc>
-      </w:tr>
-      <w:tr>
-        <w:tc>
-          <w:tcPr>
-            <w:tcW w:type="dxa" w:w="2160"/>
-          </w:tcPr>
-          <w:p>
-            <w:pPr>
-              <w:spacing w:after="40"/>
-            </w:pPr>
-            <w:r>
-              <w:rPr>
-                <w:b/>
-                <w:color w:val="333333"/>
-                <w:sz w:val="18"/>
-                <w:rFonts w:ascii="Microsoft YaHei" w:hAnsi="Microsoft YaHei" w:eastAsia="Microsoft YaHei" w:cs="Microsoft YaHei"/>
-              </w:rPr>
-              <w:t>3.2 status</w:t>
-            </w:r>
-          </w:p>
-        </w:tc>
-        <w:tc>
-          <w:tcPr>
-            <w:tcW w:type="dxa" w:w="2160"/>
-          </w:tcPr>
-          <w:p>
-            <w:pPr>
-              <w:spacing w:after="40"/>
-            </w:pPr>
-            <w:r>
-              <w:rPr>
-                <w:b w:val="0"/>
-                <w:color w:val="333333"/>
-                <w:sz w:val="18"/>
-                <w:rFonts w:ascii="Microsoft YaHei" w:hAnsi="Microsoft YaHei" w:eastAsia="Microsoft YaHei" w:cs="Microsoft YaHei"/>
-              </w:rPr>
-              <w:t>写明我方恒发 draft：病历落贵方草稿/待确认态，医生可在 HIS 端继续编辑，点确认/保存后才真实落库；final 为后续预留</w:t>
-            </w:r>
-          </w:p>
-        </w:tc>
-        <w:tc>
-          <w:tcPr>
-            <w:tcW w:type="dxa" w:w="2160"/>
-          </w:tcPr>
-          <w:p>
-            <w:pPr>
-              <w:spacing w:after="40"/>
-            </w:pPr>
-            <w:r>
-              <w:rPr>
-                <w:b w:val="0"/>
-                <w:color w:val="333333"/>
-                <w:sz w:val="18"/>
-                <w:rFonts w:ascii="Microsoft YaHei" w:hAnsi="Microsoft YaHei" w:eastAsia="Microsoft YaHei" w:cs="Microsoft YaHei"/>
-              </w:rPr>
-              <w:t>明确本期实际行为，避免为 final 分支做无谓准备。</w:t>
-            </w:r>
-          </w:p>
-        </w:tc>
-        <w:tc>
-          <w:tcPr>
-            <w:tcW w:type="dxa" w:w="2160"/>
-          </w:tcPr>
-          <w:p>
-            <w:pPr>
-              <w:spacing w:after="40"/>
-            </w:pPr>
-            <w:r>
-              <w:rPr>
-                <w:b w:val="0"/>
-                <w:color w:val="666666"/>
-                <w:sz w:val="18"/>
-                <w:rFonts w:ascii="Microsoft YaHei" w:hAnsi="Microsoft YaHei" w:eastAsia="Microsoft YaHei" w:cs="Microsoft YaHei"/>
-              </w:rPr>
-              <w:t>规范给出 draft/final 两个取值是为留扩展余地，但未写明本期我方实际只发 draft，属口径未写明。</w:t>
-            </w:r>
-          </w:p>
-        </w:tc>
-      </w:tr>
-      <w:tr>
-        <w:tc>
-          <w:tcPr>
-            <w:tcW w:type="dxa" w:w="2160"/>
-          </w:tcPr>
-          <w:p>
-            <w:pPr>
-              <w:spacing w:after="40"/>
-            </w:pPr>
-            <w:r>
-              <w:rPr>
-                <w:b/>
-                <w:color w:val="333333"/>
-                <w:sz w:val="18"/>
-                <w:rFonts w:ascii="Microsoft YaHei" w:hAnsi="Microsoft YaHei" w:eastAsia="Microsoft YaHei" w:cs="Microsoft YaHei"/>
-              </w:rPr>
-              <w:t>3.1 dept_code / dept_name</w:t>
-            </w:r>
-          </w:p>
-        </w:tc>
-        <w:tc>
-          <w:tcPr>
-            <w:tcW w:type="dxa" w:w="2160"/>
-          </w:tcPr>
-          <w:p>
-            <w:pPr>
-              <w:spacing w:after="40"/>
-            </w:pPr>
-            <w:r>
-              <w:rPr>
-                <w:b w:val="0"/>
-                <w:color w:val="333333"/>
-                <w:sz w:val="18"/>
-                <w:rFonts w:ascii="Microsoft YaHei" w:hAnsi="Microsoft YaHei" w:eastAsia="Microsoft YaHei" w:cs="Microsoft YaHei"/>
-              </w:rPr>
-              <w:t>补充说明：我方按 dept_code 自动登记并以此作为本次接诊的科室（不是医生编制科室），请确保同一科室取值稳定</w:t>
-            </w:r>
-          </w:p>
-        </w:tc>
-        <w:tc>
-          <w:tcPr>
-            <w:tcW w:type="dxa" w:w="2160"/>
-          </w:tcPr>
-          <w:p>
-            <w:pPr>
-              <w:spacing w:after="40"/>
-            </w:pPr>
-            <w:r>
-              <w:rPr>
-                <w:b w:val="0"/>
-                <w:color w:val="333333"/>
-                <w:sz w:val="18"/>
-                <w:rFonts w:ascii="Microsoft YaHei" w:hAnsi="Microsoft YaHei" w:eastAsia="Microsoft YaHei" w:cs="Microsoft YaHei"/>
-              </w:rPr>
-              <w:t>医生跨科室坐班时，病历上的科室须为本次挂号的科室。写明用途后，贵方能判断取值稳定性的重要程度。</w:t>
-            </w:r>
-          </w:p>
-        </w:tc>
-        <w:tc>
-          <w:tcPr>
-            <w:tcW w:type="dxa" w:w="2160"/>
-          </w:tcPr>
-          <w:p>
-            <w:pPr>
-              <w:spacing w:after="40"/>
-            </w:pPr>
-            <w:r>
-              <w:rPr>
-                <w:b w:val="0"/>
-                <w:color w:val="666666"/>
-                <w:sz w:val="18"/>
-                <w:rFonts w:ascii="Microsoft YaHei" w:hAnsi="Microsoft YaHei" w:eastAsia="Microsoft YaHei" w:cs="Microsoft YaHei"/>
-              </w:rPr>
-              <w:t>v1.2 已确认取科室表「本地ID」列，但未写明我方拿它做什么，贵方无从判断其重要性。</w:t>
-            </w:r>
-          </w:p>
-        </w:tc>
-      </w:tr>
-      <w:tr>
-        <w:tc>
-          <w:tcPr>
-            <w:tcW w:type="dxa" w:w="2160"/>
-          </w:tcPr>
-          <w:p>
-            <w:pPr>
-              <w:spacing w:after="40"/>
-            </w:pPr>
-            <w:r>
-              <w:rPr>
-                <w:b/>
-                <w:color w:val="333333"/>
-                <w:sz w:val="18"/>
-                <w:rFonts w:ascii="Microsoft YaHei" w:hAnsi="Microsoft YaHei" w:eastAsia="Microsoft YaHei" w:cs="Microsoft YaHei"/>
-              </w:rPr>
-              <w:t>3.1 id_card</w:t>
-            </w:r>
-          </w:p>
-        </w:tc>
-        <w:tc>
-          <w:tcPr>
-            <w:tcW w:type="dxa" w:w="2160"/>
-          </w:tcPr>
-          <w:p>
-            <w:pPr>
-              <w:spacing w:after="40"/>
-            </w:pPr>
-            <w:r>
-              <w:rPr>
-                <w:b w:val="0"/>
-                <w:color w:val="333333"/>
-                <w:sz w:val="18"/>
-                <w:rFonts w:ascii="Microsoft YaHei" w:hAnsi="Microsoft YaHei" w:eastAsia="Microsoft YaHei" w:cs="Microsoft YaHei"/>
-              </w:rPr>
-              <w:t>维持选填，补充「强烈建议推送」及原因</w:t>
-            </w:r>
-          </w:p>
-        </w:tc>
-        <w:tc>
-          <w:tcPr>
-            <w:tcW w:type="dxa" w:w="2160"/>
-          </w:tcPr>
-          <w:p>
-            <w:pPr>
-              <w:spacing w:after="40"/>
-            </w:pPr>
-            <w:r>
-              <w:rPr>
-                <w:b w:val="0"/>
-                <w:color w:val="333333"/>
-                <w:sz w:val="18"/>
-                <w:rFonts w:ascii="Microsoft YaHei" w:hAnsi="Microsoft YaHei" w:eastAsia="Microsoft YaHei" w:cs="Microsoft YaHei"/>
-              </w:rPr>
-              <w:t>我方跨就诊关联同一患者依赖身份证或「手机号+姓名」。两者都缺时，同一位患者每次就诊都会新建档案，医生将看不到其既往病历与过敏史。</w:t>
-            </w:r>
-          </w:p>
-        </w:tc>
-        <w:tc>
-          <w:tcPr>
-            <w:tcW w:type="dxa" w:w="2160"/>
-          </w:tcPr>
-          <w:p>
-            <w:pPr>
-              <w:spacing w:after="40"/>
-            </w:pPr>
-            <w:r>
-              <w:rPr>
-                <w:b w:val="0"/>
-                <w:color w:val="666666"/>
-                <w:sz w:val="18"/>
-                <w:rFonts w:ascii="Microsoft YaHei" w:hAnsi="Microsoft YaHei" w:eastAsia="Microsoft YaHei" w:cs="Microsoft YaHei"/>
-              </w:rPr>
-              <w:t>起草时按普通选填字段标注，未评估该字段缺失对患者档案关联的实际影响。</w:t>
-            </w:r>
-          </w:p>
-        </w:tc>
-      </w:tr>
-      <w:tr>
-        <w:tc>
-          <w:tcPr>
-            <w:tcW w:type="dxa" w:w="2160"/>
-          </w:tcPr>
-          <w:p>
-            <w:pPr>
-              <w:spacing w:after="40"/>
-            </w:pPr>
-            <w:r>
-              <w:rPr>
-                <w:b/>
-                <w:color w:val="333333"/>
-                <w:sz w:val="18"/>
-                <w:rFonts w:ascii="Microsoft YaHei" w:hAnsi="Microsoft YaHei" w:eastAsia="Microsoft YaHei" w:cs="Microsoft YaHei"/>
-              </w:rPr>
-              <w:t>3.1 幂等与补推</w:t>
-            </w:r>
-          </w:p>
-        </w:tc>
-        <w:tc>
-          <w:tcPr>
-            <w:tcW w:type="dxa" w:w="2160"/>
-          </w:tcPr>
-          <w:p>
-            <w:pPr>
-              <w:spacing w:after="40"/>
-            </w:pPr>
-            <w:r>
-              <w:rPr>
-                <w:b w:val="0"/>
-                <w:color w:val="333333"/>
-                <w:sz w:val="18"/>
-                <w:rFonts w:ascii="Microsoft YaHei" w:hAnsi="Microsoft YaHei" w:eastAsia="Microsoft YaHei" w:cs="Microsoft YaHei"/>
-              </w:rPr>
-              <w:t>幂等键写明为 hospital_code + visit_id；补充「重复推送若带新 doctor_code 会自动改派医生」「体征与档案字段仅首次推送生效」</w:t>
-            </w:r>
-          </w:p>
-        </w:tc>
-        <w:tc>
-          <w:tcPr>
-            <w:tcW w:type="dxa" w:w="2160"/>
-          </w:tcPr>
-          <w:p>
-            <w:pPr>
-              <w:spacing w:after="40"/>
-            </w:pPr>
-            <w:r>
-              <w:rPr>
-                <w:b w:val="0"/>
-                <w:color w:val="333333"/>
-                <w:sz w:val="18"/>
-                <w:rFonts w:ascii="Microsoft YaHei" w:hAnsi="Microsoft YaHei" w:eastAsia="Microsoft YaHei" w:cs="Microsoft YaHei"/>
-              </w:rPr>
-              <w:t>便于贵方安排推送时机——若护士补测体征后再推，该部分数据不会更新，建议首次推送时尽量带齐。</w:t>
-            </w:r>
-          </w:p>
-        </w:tc>
-        <w:tc>
-          <w:tcPr>
-            <w:tcW w:type="dxa" w:w="2160"/>
-          </w:tcPr>
-          <w:p>
-            <w:pPr>
-              <w:spacing w:after="40"/>
-            </w:pPr>
-            <w:r>
-              <w:rPr>
-                <w:b w:val="0"/>
-                <w:color w:val="666666"/>
-                <w:sz w:val="18"/>
-                <w:rFonts w:ascii="Microsoft YaHei" w:hAnsi="Microsoft YaHei" w:eastAsia="Microsoft YaHei" w:cs="Microsoft YaHei"/>
-              </w:rPr>
-              <w:t>幂等键起草时按单院场景只写了 visit_id，实际实现为支持多院隔离加了 hospital_code；补推行为则是业务联动上线后才形成的规则，均未回写规范。</w:t>
-            </w:r>
-          </w:p>
-        </w:tc>
-      </w:tr>
-      <w:tr>
-        <w:tc>
-          <w:tcPr>
-            <w:tcW w:type="dxa" w:w="2160"/>
-          </w:tcPr>
-          <w:p>
-            <w:pPr>
-              <w:spacing w:after="40"/>
-            </w:pPr>
-            <w:r>
-              <w:rPr>
-                <w:b/>
-                <w:color w:val="333333"/>
-                <w:sz w:val="18"/>
-                <w:rFonts w:ascii="Microsoft YaHei" w:hAnsi="Microsoft YaHei" w:eastAsia="Microsoft YaHei" w:cs="Microsoft YaHei"/>
-              </w:rPr>
-              <w:t>3.1 选填字段取值容错</w:t>
-            </w:r>
-          </w:p>
-        </w:tc>
-        <w:tc>
-          <w:tcPr>
-            <w:tcW w:type="dxa" w:w="2160"/>
-          </w:tcPr>
-          <w:p>
-            <w:pPr>
-              <w:spacing w:after="40"/>
-            </w:pPr>
-            <w:r>
-              <w:rPr>
-                <w:b w:val="0"/>
-                <w:color w:val="333333"/>
-                <w:sz w:val="18"/>
-                <w:rFonts w:ascii="Microsoft YaHei" w:hAnsi="Microsoft YaHei" w:eastAsia="Microsoft YaHei" w:cs="Microsoft YaHei"/>
-              </w:rPr>
-              <w:t>补充：性别接受 male/female/unknown 与国标代码 1/2/9 与中文；初诊标志接受 bool 与代码 1/2；体征、身份证、手机号接受 JSON 数字</w:t>
-            </w:r>
-          </w:p>
-        </w:tc>
-        <w:tc>
-          <w:tcPr>
-            <w:tcW w:type="dxa" w:w="2160"/>
-          </w:tcPr>
-          <w:p>
-            <w:pPr>
-              <w:spacing w:after="40"/>
-            </w:pPr>
-            <w:r>
-              <w:rPr>
-                <w:b w:val="0"/>
-                <w:color w:val="333333"/>
-                <w:sz w:val="18"/>
-                <w:rFonts w:ascii="Microsoft YaHei" w:hAnsi="Microsoft YaHei" w:eastAsia="Microsoft YaHei" w:cs="Microsoft YaHei"/>
-              </w:rPr>
-              <w:t>贵方按 HIS 原生类型推送即可，不必为迁就我方做额外的类型转换。</w:t>
-            </w:r>
-          </w:p>
-        </w:tc>
-        <w:tc>
-          <w:tcPr>
-            <w:tcW w:type="dxa" w:w="2160"/>
-          </w:tcPr>
-          <w:p>
-            <w:pPr>
-              <w:spacing w:after="40"/>
-            </w:pPr>
-            <w:r>
-              <w:rPr>
-                <w:b w:val="0"/>
-                <w:color w:val="666666"/>
-                <w:sz w:val="18"/>
-                <w:rFonts w:ascii="Microsoft YaHei" w:hAnsi="Microsoft YaHei" w:eastAsia="Microsoft YaHei" w:cs="Microsoft YaHei"/>
-              </w:rPr>
-              <w:t>这是我方本次新增的容错能力（此前对类型要求较严），属能力增强，为降低贵方对接成本。</w:t>
-            </w:r>
-          </w:p>
-        </w:tc>
-      </w:tr>
-      <w:tr>
-        <w:tc>
-          <w:tcPr>
-            <w:tcW w:type="dxa" w:w="2160"/>
-          </w:tcPr>
-          <w:p>
-            <w:pPr>
-              <w:spacing w:after="40"/>
-            </w:pPr>
-            <w:r>
-              <w:rPr>
-                <w:b/>
-                <w:color w:val="333333"/>
-                <w:sz w:val="18"/>
-                <w:rFonts w:ascii="Microsoft YaHei" w:hAnsi="Microsoft YaHei" w:eastAsia="Microsoft YaHei" w:cs="Microsoft YaHei"/>
-              </w:rPr>
-              <w:t>2.2 / 2.4 重试规则与错误码</w:t>
-            </w:r>
-          </w:p>
-        </w:tc>
-        <w:tc>
-          <w:tcPr>
-            <w:tcW w:type="dxa" w:w="2160"/>
-          </w:tcPr>
-          <w:p>
-            <w:pPr>
-              <w:spacing w:after="40"/>
-            </w:pPr>
-            <w:r>
-              <w:rPr>
-                <w:b w:val="0"/>
-                <w:color w:val="333333"/>
-                <w:sz w:val="18"/>
-                <w:rFonts w:ascii="Microsoft YaHei" w:hAnsi="Microsoft YaHei" w:eastAsia="Microsoft YaHei" w:cs="Microsoft YaHei"/>
-              </w:rPr>
-              <w:t>标注 40006（nonce 重复）仅适用于方案 A 与握手；方案 B 的业务消息不做 nonce 去重，重发时 msg_id 保持不变</w:t>
-            </w:r>
-          </w:p>
-        </w:tc>
-        <w:tc>
-          <w:tcPr>
-            <w:tcW w:type="dxa" w:w="2160"/>
-          </w:tcPr>
-          <w:p>
-            <w:pPr>
-              <w:spacing w:after="40"/>
-            </w:pPr>
-            <w:r>
-              <w:rPr>
-                <w:b w:val="0"/>
-                <w:color w:val="333333"/>
-                <w:sz w:val="18"/>
-                <w:rFonts w:ascii="Microsoft YaHei" w:hAnsi="Microsoft YaHei" w:eastAsia="Microsoft YaHei" w:cs="Microsoft YaHei"/>
-              </w:rPr>
-              <w:t>消除 2.2「重发须重新生成 nonce」与 7.4「重发 msg_id 不变」读起来互相矛盾的问题。</w:t>
-            </w:r>
-          </w:p>
-        </w:tc>
-        <w:tc>
-          <w:tcPr>
-            <w:tcW w:type="dxa" w:w="2160"/>
-          </w:tcPr>
-          <w:p>
-            <w:pPr>
-              <w:spacing w:after="40"/>
-            </w:pPr>
-            <w:r>
-              <w:rPr>
-                <w:b w:val="0"/>
-                <w:color w:val="666666"/>
-                <w:sz w:val="18"/>
-                <w:rFonts w:ascii="Microsoft YaHei" w:hAnsi="Microsoft YaHei" w:eastAsia="Microsoft YaHei" w:cs="Microsoft YaHei"/>
-              </w:rPr>
-              <w:t>2.2 是按方案 A（HTTP）起草的。通道定为方案 B 后，未区分两个通道在防重放机制上的差异。</w:t>
-            </w:r>
-          </w:p>
-        </w:tc>
-      </w:tr>
-      <w:tr>
-        <w:tc>
-          <w:tcPr>
-            <w:tcW w:type="dxa" w:w="2160"/>
-          </w:tcPr>
-          <w:p>
-            <w:pPr>
-              <w:spacing w:after="40"/>
-            </w:pPr>
-            <w:r>
-              <w:rPr>
-                <w:b/>
-                <w:color w:val="333333"/>
-                <w:sz w:val="18"/>
-                <w:rFonts w:ascii="Microsoft YaHei" w:hAnsi="Microsoft YaHei" w:eastAsia="Microsoft YaHei" w:cs="Microsoft YaHei"/>
-              </w:rPr>
-              <w:t>7.4 心跳</w:t>
-            </w:r>
-          </w:p>
-        </w:tc>
-        <w:tc>
-          <w:tcPr>
-            <w:tcW w:type="dxa" w:w="2160"/>
-          </w:tcPr>
-          <w:p>
-            <w:pPr>
-              <w:spacing w:after="40"/>
-            </w:pPr>
-            <w:r>
-              <w:rPr>
-                <w:b w:val="0"/>
-                <w:color w:val="333333"/>
-                <w:sz w:val="18"/>
-                <w:rFonts w:ascii="Microsoft YaHei" w:hAnsi="Microsoft YaHei" w:eastAsia="Microsoft YaHei" w:cs="Microsoft YaHei"/>
-              </w:rPr>
-              <w:t>明确由我方每 30 秒下发 ping，贵方收到回 pong 即可（无需主动发起）</w:t>
-            </w:r>
-          </w:p>
-        </w:tc>
-        <w:tc>
-          <w:tcPr>
-            <w:tcW w:type="dxa" w:w="2160"/>
-          </w:tcPr>
-          <w:p>
-            <w:pPr>
-              <w:spacing w:after="40"/>
-            </w:pPr>
-            <w:r>
-              <w:rPr>
-                <w:b w:val="0"/>
-                <w:color w:val="333333"/>
-                <w:sz w:val="18"/>
-                <w:rFonts w:ascii="Microsoft YaHei" w:hAnsi="Microsoft YaHei" w:eastAsia="Microsoft YaHei" w:cs="Microsoft YaHei"/>
-              </w:rPr>
-              <w:t>贵方不必实现心跳发起与空闲计时逻辑。</w:t>
-            </w:r>
-          </w:p>
-        </w:tc>
-        <w:tc>
-          <w:tcPr>
-            <w:tcW w:type="dxa" w:w="2160"/>
-          </w:tcPr>
-          <w:p>
-            <w:pPr>
-              <w:spacing w:after="40"/>
-            </w:pPr>
-            <w:r>
-              <w:rPr>
-                <w:b w:val="0"/>
-                <w:color w:val="666666"/>
-                <w:sz w:val="18"/>
-                <w:rFonts w:ascii="Microsoft YaHei" w:hAnsi="Microsoft YaHei" w:eastAsia="Microsoft YaHei" w:cs="Microsoft YaHei"/>
-              </w:rPr>
-              <w:t>起草时写「任一方」以示对称，实际实现为我方单向发起。</w:t>
-            </w:r>
-          </w:p>
-        </w:tc>
-      </w:tr>
-      <w:tr>
-        <w:tc>
-          <w:tcPr>
-            <w:tcW w:type="dxa" w:w="2160"/>
-          </w:tcPr>
-          <w:p>
-            <w:pPr>
-              <w:spacing w:after="40"/>
-            </w:pPr>
-            <w:r>
-              <w:rPr>
-                <w:b/>
-                <w:color w:val="333333"/>
-                <w:sz w:val="18"/>
-                <w:rFonts w:ascii="Microsoft YaHei" w:hAnsi="Microsoft YaHei" w:eastAsia="Microsoft YaHei" w:cs="Microsoft YaHei"/>
-              </w:rPr>
-              <w:t>第 6 章 联调与验收</w:t>
-            </w:r>
-          </w:p>
-        </w:tc>
-        <w:tc>
-          <w:tcPr>
-            <w:tcW w:type="dxa" w:w="2160"/>
-          </w:tcPr>
-          <w:p>
-            <w:pPr>
-              <w:spacing w:after="40"/>
-            </w:pPr>
-            <w:r>
-              <w:rPr>
-                <w:b w:val="0"/>
-                <w:color w:val="333333"/>
-                <w:sz w:val="18"/>
-                <w:rFonts w:ascii="Microsoft YaHei" w:hAnsi="Microsoft YaHei" w:eastAsia="Microsoft YaHei" w:cs="Microsoft YaHei"/>
-              </w:rPr>
-              <w:t>按方案 B 重写验收步骤；并在最前面增加一步「医生名单交换」</w:t>
-            </w:r>
-          </w:p>
-        </w:tc>
-        <w:tc>
-          <w:tcPr>
-            <w:tcW w:type="dxa" w:w="2160"/>
-          </w:tcPr>
-          <w:p>
-            <w:pPr>
-              <w:spacing w:after="40"/>
-            </w:pPr>
-            <w:r>
-              <w:rPr>
-                <w:b w:val="0"/>
-                <w:color w:val="333333"/>
-                <w:sz w:val="18"/>
-                <w:rFonts w:ascii="Microsoft YaHei" w:hAnsi="Microsoft YaHei" w:eastAsia="Microsoft YaHei" w:cs="Microsoft YaHei"/>
-              </w:rPr>
-              <w:t>原步骤中「我方 POST 到贵方接口」与 5.3「贵方无需对外开放接口」冲突。另：参与联调的医生工号需先在我方开户（一位医生的多个工号请一并提供），否则首条接诊推送会返回 40007。</w:t>
-            </w:r>
-          </w:p>
-        </w:tc>
-        <w:tc>
-          <w:tcPr>
-            <w:tcW w:type="dxa" w:w="2160"/>
-          </w:tcPr>
-          <w:p>
-            <w:pPr>
-              <w:spacing w:after="40"/>
-            </w:pPr>
-            <w:r>
-              <w:rPr>
-                <w:b w:val="0"/>
-                <w:color w:val="666666"/>
-                <w:sz w:val="18"/>
-                <w:rFonts w:ascii="Microsoft YaHei" w:hAnsi="Microsoft YaHei" w:eastAsia="Microsoft YaHei" w:cs="Microsoft YaHei"/>
-              </w:rPr>
-              <w:t>第 6 章沿用方案 A 的流程未重写；医生开户这一前置条件是我方业务联动上线后才产生的要求。</w:t>
-            </w:r>
-          </w:p>
-        </w:tc>
-      </w:tr>
-      <w:tr>
-        <w:tc>
-          <w:tcPr>
-            <w:tcW w:type="dxa" w:w="2160"/>
-          </w:tcPr>
-          <w:p>
-            <w:pPr>
-              <w:spacing w:after="40"/>
-            </w:pPr>
-            <w:r>
-              <w:rPr>
-                <w:b/>
-                <w:color w:val="333333"/>
-                <w:sz w:val="18"/>
-                <w:rFonts w:ascii="Microsoft YaHei" w:hAnsi="Microsoft YaHei" w:eastAsia="Microsoft YaHei" w:cs="Microsoft YaHei"/>
-              </w:rPr>
-              <w:t>附录 A.1 接诊示例</w:t>
-            </w:r>
-          </w:p>
-        </w:tc>
-        <w:tc>
-          <w:tcPr>
-            <w:tcW w:type="dxa" w:w="2160"/>
-          </w:tcPr>
-          <w:p>
-            <w:pPr>
-              <w:spacing w:after="40"/>
-            </w:pPr>
-            <w:r>
-              <w:rPr>
-                <w:b w:val="0"/>
-                <w:color w:val="333333"/>
-                <w:sz w:val="18"/>
-                <w:rFonts w:ascii="Microsoft YaHei" w:hAnsi="Microsoft YaHei" w:eastAsia="Microsoft YaHei" w:cs="Microsoft YaHei"/>
-              </w:rPr>
-              <w:t>dept_code 示例由 0101 改为 1230024，dept_name 改为「全科」</w:t>
-            </w:r>
-          </w:p>
-        </w:tc>
-        <w:tc>
-          <w:tcPr>
-            <w:tcW w:type="dxa" w:w="2160"/>
-          </w:tcPr>
-          <w:p>
-            <w:pPr>
-              <w:spacing w:after="40"/>
-            </w:pPr>
-            <w:r>
-              <w:rPr>
-                <w:b w:val="0"/>
-                <w:color w:val="333333"/>
-                <w:sz w:val="18"/>
-                <w:rFonts w:ascii="Microsoft YaHei" w:hAnsi="Microsoft YaHei" w:eastAsia="Microsoft YaHei" w:cs="Microsoft YaHei"/>
-              </w:rPr>
-              <w:t>与附录 B 已确认的取值口径、以及已交付的参考实现保持一致。</w:t>
-            </w:r>
-          </w:p>
-        </w:tc>
-        <w:tc>
-          <w:tcPr>
-            <w:tcW w:type="dxa" w:w="2160"/>
-          </w:tcPr>
-          <w:p>
-            <w:pPr>
-              <w:spacing w:after="40"/>
-            </w:pPr>
-            <w:r>
-              <w:rPr>
-                <w:b w:val="0"/>
-                <w:color w:val="666666"/>
-                <w:sz w:val="18"/>
-                <w:rFonts w:ascii="Microsoft YaHei" w:hAnsi="Microsoft YaHei" w:eastAsia="Microsoft YaHei" w:cs="Microsoft YaHei"/>
-              </w:rPr>
-              <w:t>示例用的是取值定稿前的占位值，定稿后未同步。</w:t>
-            </w:r>
-          </w:p>
-        </w:tc>
-      </w:tr>
-      <w:tr>
-        <w:tc>
-          <w:tcPr>
-            <w:tcW w:type="dxa" w:w="2160"/>
-          </w:tcPr>
-          <w:p>
-            <w:pPr>
-              <w:spacing w:after="40"/>
-            </w:pPr>
-            <w:r>
-              <w:rPr>
-                <w:b/>
-                <w:color w:val="333333"/>
-                <w:sz w:val="18"/>
-                <w:rFonts w:ascii="Microsoft YaHei" w:hAnsi="Microsoft YaHei" w:eastAsia="Microsoft YaHei" w:cs="Microsoft YaHei"/>
-              </w:rPr>
-              <w:t>2.5 字段语义</w:t>
-            </w:r>
-          </w:p>
-        </w:tc>
-        <w:tc>
-          <w:tcPr>
-            <w:tcW w:type="dxa" w:w="2160"/>
-          </w:tcPr>
-          <w:p>
-            <w:pPr>
-              <w:spacing w:after="40"/>
-            </w:pPr>
-            <w:r>
-              <w:rPr>
-                <w:b w:val="0"/>
-                <w:color w:val="333333"/>
-                <w:sz w:val="18"/>
-                <w:rFonts w:ascii="Microsoft YaHei" w:hAnsi="Microsoft YaHei" w:eastAsia="Microsoft YaHei" w:cs="Microsoft YaHei"/>
-              </w:rPr>
-              <w:t>补充对象/数组型字段的空值语义：record / vitals / meta / diagnoses 整体缺省或为空（{} / []）均表示不更新该组；并写明我方本期不使用空串语义，字段为空即不下发</w:t>
-            </w:r>
-          </w:p>
-        </w:tc>
-        <w:tc>
-          <w:tcPr>
-            <w:tcW w:type="dxa" w:w="2160"/>
-          </w:tcPr>
-          <w:p>
-            <w:pPr>
-              <w:spacing w:after="40"/>
-            </w:pPr>
-            <w:r>
-              <w:rPr>
-                <w:b w:val="0"/>
-                <w:color w:val="333333"/>
-                <w:sz w:val="18"/>
-                <w:rFonts w:ascii="Microsoft YaHei" w:hAnsi="Microsoft YaHei" w:eastAsia="Microsoft YaHei" w:cs="Microsoft YaHei"/>
-              </w:rPr>
-              <w:t>避免 diagnoses 为空数组时被理解成「清空诊断」，把贵方已有的诊断抹掉。</w:t>
-            </w:r>
-          </w:p>
-        </w:tc>
-        <w:tc>
-          <w:tcPr>
-            <w:tcW w:type="dxa" w:w="2160"/>
-          </w:tcPr>
-          <w:p>
-            <w:pPr>
-              <w:spacing w:after="40"/>
-            </w:pPr>
-            <w:r>
-              <w:rPr>
-                <w:b w:val="0"/>
-                <w:color w:val="666666"/>
-                <w:sz w:val="18"/>
-                <w:rFonts w:ascii="Microsoft YaHei" w:hAnsi="Microsoft YaHei" w:eastAsia="Microsoft YaHei" w:cs="Microsoft YaHei"/>
-              </w:rPr>
-              <w:t>2.5 起草时只定义了标量字段的缺省/空串两态，未覆盖对象与数组；我方实际也未使用空串语义，一并写明。</w:t>
-            </w:r>
-          </w:p>
-        </w:tc>
-      </w:tr>
-      <w:tr>
-        <w:tc>
-          <w:tcPr>
-            <w:tcW w:type="dxa" w:w="2160"/>
-          </w:tcPr>
-          <w:p>
-            <w:pPr>
-              <w:spacing w:after="40"/>
-            </w:pPr>
-            <w:r>
-              <w:rPr>
-                <w:b/>
-                <w:color w:val="333333"/>
-                <w:sz w:val="18"/>
-                <w:rFonts w:ascii="Microsoft YaHei" w:hAnsi="Microsoft YaHei" w:eastAsia="Microsoft YaHei" w:cs="Microsoft YaHei"/>
-              </w:rPr>
-              <w:t>3.2 meta.generated_at / meta.doctor_code</w:t>
-            </w:r>
-          </w:p>
-        </w:tc>
-        <w:tc>
-          <w:tcPr>
-            <w:tcW w:type="dxa" w:w="2160"/>
-          </w:tcPr>
-          <w:p>
-            <w:pPr>
-              <w:spacing w:after="40"/>
-            </w:pPr>
-            <w:r>
-              <w:rPr>
-                <w:b w:val="0"/>
-                <w:color w:val="333333"/>
-                <w:sz w:val="18"/>
-                <w:rFonts w:ascii="Microsoft YaHei" w:hAnsi="Microsoft YaHei" w:eastAsia="Microsoft YaHei" w:cs="Microsoft YaHei"/>
-              </w:rPr>
-              <w:t>generated_at 说明为「本次回写报文的生成时间（重发时会刷新）」；doctor_code 说明为「该就诊的接诊医生工号（取自 3.1 推送）」</w:t>
-            </w:r>
-          </w:p>
-        </w:tc>
-        <w:tc>
-          <w:tcPr>
-            <w:tcW w:type="dxa" w:w="2160"/>
-          </w:tcPr>
-          <w:p>
-            <w:pPr>
-              <w:spacing w:after="40"/>
-            </w:pPr>
-            <w:r>
-              <w:rPr>
-                <w:b w:val="0"/>
-                <w:color w:val="333333"/>
-                <w:sz w:val="18"/>
-                <w:rFonts w:ascii="Microsoft YaHei" w:hAnsi="Microsoft YaHei" w:eastAsia="Microsoft YaHei" w:cs="Microsoft YaHei"/>
-              </w:rPr>
-              <w:t>写明取值来源，避免被当作其它口径入库统计。</w:t>
-            </w:r>
-          </w:p>
-        </w:tc>
-        <w:tc>
-          <w:tcPr>
-            <w:tcW w:type="dxa" w:w="2160"/>
-          </w:tcPr>
-          <w:p>
-            <w:pPr>
-              <w:spacing w:after="40"/>
-            </w:pPr>
-            <w:r>
-              <w:rPr>
-                <w:b w:val="0"/>
-                <w:color w:val="666666"/>
-                <w:sz w:val="18"/>
-                <w:rFonts w:ascii="Microsoft YaHei" w:hAnsi="Microsoft YaHei" w:eastAsia="Microsoft YaHei" w:cs="Microsoft YaHei"/>
-              </w:rPr>
-              <w:t>字段名沿用直觉命名，未写明取值来源，属说明不够precise。</w:t>
-            </w:r>
-          </w:p>
-        </w:tc>
-      </w:tr>
-      <w:tr>
-        <w:tc>
-          <w:tcPr>
-            <w:tcW w:type="dxa" w:w="2160"/>
-          </w:tcPr>
-          <w:p>
-            <w:pPr>
-              <w:spacing w:after="40"/>
-            </w:pPr>
-            <w:r>
-              <w:rPr>
-                <w:b/>
-                <w:color w:val="333333"/>
-                <w:sz w:val="18"/>
-                <w:rFonts w:ascii="Microsoft YaHei" w:hAnsi="Microsoft YaHei" w:eastAsia="Microsoft YaHei" w:cs="Microsoft YaHei"/>
-              </w:rPr>
-              <w:t>2.1 时间格式</w:t>
-            </w:r>
-          </w:p>
-        </w:tc>
-        <w:tc>
-          <w:tcPr>
-            <w:tcW w:type="dxa" w:w="2160"/>
-          </w:tcPr>
-          <w:p>
-            <w:pPr>
-              <w:spacing w:after="40"/>
-            </w:pPr>
-            <w:r>
-              <w:rPr>
-                <w:b w:val="0"/>
-                <w:color w:val="333333"/>
-                <w:sz w:val="18"/>
-                <w:rFonts w:ascii="Microsoft YaHei" w:hAnsi="Microsoft YaHei" w:eastAsia="Microsoft YaHei" w:cs="Microsoft YaHei"/>
-              </w:rPr>
-              <w:t>补充「所有时间均为北京时间（UTC+8），不带时区后缀」</w:t>
-            </w:r>
-          </w:p>
-        </w:tc>
-        <w:tc>
-          <w:tcPr>
-            <w:tcW w:type="dxa" w:w="2160"/>
-          </w:tcPr>
-          <w:p>
-            <w:pPr>
-              <w:spacing w:after="40"/>
-            </w:pPr>
-            <w:r>
-              <w:rPr>
-                <w:b w:val="0"/>
-                <w:color w:val="333333"/>
-                <w:sz w:val="18"/>
-                <w:rFonts w:ascii="Microsoft YaHei" w:hAnsi="Microsoft YaHei" w:eastAsia="Microsoft YaHei" w:cs="Microsoft YaHei"/>
-              </w:rPr>
-              <w:t>避免双方对时间基准产生分歧。</w:t>
-            </w:r>
-          </w:p>
-        </w:tc>
-        <w:tc>
-          <w:tcPr>
-            <w:tcW w:type="dxa" w:w="2160"/>
-          </w:tcPr>
-          <w:p>
-            <w:pPr>
-              <w:spacing w:after="40"/>
-            </w:pPr>
-            <w:r>
-              <w:rPr>
-                <w:b w:val="0"/>
-                <w:color w:val="666666"/>
-                <w:sz w:val="18"/>
-                <w:rFonts w:ascii="Microsoft YaHei" w:hAnsi="Microsoft YaHei" w:eastAsia="Microsoft YaHei" w:cs="Microsoft YaHei"/>
-              </w:rPr>
-              <w:t>起草时默认双方同处北京时间，未显式写明。</w:t>
-            </w:r>
-          </w:p>
-        </w:tc>
-      </w:tr>
-      <w:tr>
-        <w:tc>
-          <w:tcPr>
-            <w:tcW w:type="dxa" w:w="2160"/>
-          </w:tcPr>
-          <w:p>
-            <w:pPr>
-              <w:spacing w:after="40"/>
-            </w:pPr>
-            <w:r>
-              <w:rPr>
-                <w:b/>
-                <w:color w:val="333333"/>
-                <w:sz w:val="18"/>
-                <w:rFonts w:ascii="Microsoft YaHei" w:hAnsi="Microsoft YaHei" w:eastAsia="Microsoft YaHei" w:cs="Microsoft YaHei"/>
-              </w:rPr>
-              <w:t>7.3 信封 msg_id / 7.4 应答</w:t>
-            </w:r>
-          </w:p>
-        </w:tc>
-        <w:tc>
-          <w:tcPr>
-            <w:tcW w:type="dxa" w:w="2160"/>
-          </w:tcPr>
-          <w:p>
-            <w:pPr>
-              <w:spacing w:after="40"/>
-            </w:pPr>
-            <w:r>
-              <w:rPr>
-                <w:b w:val="0"/>
-                <w:color w:val="333333"/>
-                <w:sz w:val="18"/>
-                <w:rFonts w:ascii="Microsoft YaHei" w:hAnsi="Microsoft YaHei" w:eastAsia="Microsoft YaHei" w:cs="Microsoft YaHei"/>
-              </w:rPr>
-              <w:t>补齐 msg_id 的三条口径：① 业务消息必须带 msg_id，缺失我方回 code=40004（并说明原因），不再静默丢弃；② 每条新消息都要取一个新号，只有同一条消息的超时重发才沿用原号；③ ack 自身的 msg_id 我方不使用，漏填也不影响应答对应（对应只看 payload.ack_msg_id）</w:t>
-            </w:r>
-          </w:p>
-        </w:tc>
-        <w:tc>
-          <w:tcPr>
-            <w:tcW w:type="dxa" w:w="2160"/>
-          </w:tcPr>
-          <w:p>
-            <w:pPr>
-              <w:spacing w:after="40"/>
-            </w:pPr>
-            <w:r>
-              <w:rPr>
-                <w:b w:val="0"/>
-                <w:color w:val="333333"/>
-                <w:sz w:val="18"/>
-                <w:rFonts w:ascii="Microsoft YaHei" w:hAnsi="Microsoft YaHei" w:eastAsia="Microsoft YaHei" w:cs="Microsoft YaHei"/>
-              </w:rPr>
-              <w:t>ack 自己的 msg_id 与 ack_msg_id 是两回事，只写后者是很自然的写法；原先这会让整条 ack 在解析阶段被丢掉，表现为「贵方回了 ack、我方却当作没收到」——与第九轮那条 ack 漏签名完全同一形态。我方已放宽实现并写明。另：若把 msg_id 按 visit 生成或整条连接写死，多位患者的推送会长得像同一条消息的重发；我方判重已同时比对消息内容，内容不同的不会被吞掉，但取号规则仍以本条为准。</w:t>
-            </w:r>
-          </w:p>
-        </w:tc>
-        <w:tc>
-          <w:tcPr>
-            <w:tcW w:type="dxa" w:w="2160"/>
-          </w:tcPr>
-          <w:p>
-            <w:pPr>
-              <w:spacing w:after="40"/>
-            </w:pPr>
-            <w:r>
-              <w:rPr>
-                <w:b w:val="0"/>
-                <w:color w:val="666666"/>
-                <w:sz w:val="18"/>
-                <w:rFonts w:ascii="Microsoft YaHei" w:hAnsi="Microsoft YaHei" w:eastAsia="Microsoft YaHei" w:cs="Microsoft YaHei"/>
-              </w:rPr>
-              <w:t>7.3 只列了信封字段，既没写必填性，也没写字段不合法时我方的动作；取号规则此前只写了「重发保持不变」的一面，没写反面。</w:t>
-            </w:r>
-          </w:p>
-        </w:tc>
-      </w:tr>
-      <w:tr>
-        <w:tc>
-          <w:tcPr>
-            <w:tcW w:type="dxa" w:w="2160"/>
-          </w:tcPr>
-          <w:p>
-            <w:pPr>
-              <w:spacing w:after="40"/>
-            </w:pPr>
-            <w:r>
-              <w:rPr>
-                <w:b/>
-                <w:color w:val="333333"/>
-                <w:sz w:val="18"/>
-                <w:rFonts w:ascii="Microsoft YaHei" w:hAnsi="Microsoft YaHei" w:eastAsia="Microsoft YaHei" w:cs="Microsoft YaHei"/>
-              </w:rPr>
-              <w:t>7.2 握手失败的 403</w:t>
-            </w:r>
-          </w:p>
-        </w:tc>
-        <w:tc>
-          <w:tcPr>
-            <w:tcW w:type="dxa" w:w="2160"/>
-          </w:tcPr>
-          <w:p>
-            <w:pPr>
-              <w:spacing w:after="40"/>
-            </w:pPr>
-            <w:r>
-              <w:rPr>
-                <w:b w:val="0"/>
-                <w:color w:val="333333"/>
-                <w:sz w:val="18"/>
-                <w:rFonts w:ascii="Microsoft YaHei" w:hAnsi="Microsoft YaHei" w:eastAsia="Microsoft YaHei" w:cs="Microsoft YaHei"/>
-              </w:rPr>
-              <w:t>列明 403 的各种成因：appId 不匹配 / 时间戳超出 ±5 分钟 / 签名不符 / 握手 nonce 重复 / 启用了 IP 白名单时来源不在名单内（该项默认不启用）；并提示先核对诊室电脑的系统时钟</w:t>
-            </w:r>
-          </w:p>
-        </w:tc>
-        <w:tc>
-          <w:tcPr>
-            <w:tcW w:type="dxa" w:w="2160"/>
-          </w:tcPr>
-          <w:p>
-            <w:pPr>
-              <w:spacing w:after="40"/>
-            </w:pPr>
-            <w:r>
-              <w:rPr>
-                <w:b w:val="0"/>
-                <w:color w:val="333333"/>
-                <w:sz w:val="18"/>
-                <w:rFonts w:ascii="Microsoft YaHei" w:hAnsi="Microsoft YaHei" w:eastAsia="Microsoft YaHei" w:cs="Microsoft YaHei"/>
-              </w:rPr>
-              <w:t>这几种情况我方返回的东西完全一样（HTTP 403、无响应体、无 WS close code），现场无从区分。其中「机器时间不对」最容易被忽略——诊室电脑长期不校时并不罕见，漂移超过 5 分钟就会连不上，而贵方多半会先去查签名和密钥。</w:t>
-            </w:r>
-          </w:p>
-        </w:tc>
-        <w:tc>
-          <w:tcPr>
-            <w:tcW w:type="dxa" w:w="2160"/>
-          </w:tcPr>
-          <w:p>
-            <w:pPr>
-              <w:spacing w:after="40"/>
-            </w:pPr>
-            <w:r>
-              <w:rPr>
-                <w:b w:val="0"/>
-                <w:color w:val="666666"/>
-                <w:sz w:val="18"/>
-                <w:rFonts w:ascii="Microsoft YaHei" w:hAnsi="Microsoft YaHei" w:eastAsia="Microsoft YaHei" w:cs="Microsoft YaHei"/>
-              </w:rPr>
-              <w:t>v1.3 已补了 nonce 重复这一条，但没有把各种成因并列出来，仍可能出现「照着规范查了一圈签名，其实是机器时间不对」。</w:t>
-            </w:r>
-          </w:p>
-        </w:tc>
-      </w:tr>
-      <w:tr>
-        <w:tc>
-          <w:tcPr>
-            <w:tcW w:type="dxa" w:w="2160"/>
-          </w:tcPr>
-          <w:p>
-            <w:pPr>
-              <w:spacing w:after="40"/>
-            </w:pPr>
-            <w:r>
-              <w:rPr>
-                <w:b/>
-                <w:color w:val="333333"/>
-                <w:sz w:val="18"/>
-                <w:rFonts w:ascii="Microsoft YaHei" w:hAnsi="Microsoft YaHei" w:eastAsia="Microsoft YaHei" w:cs="Microsoft YaHei"/>
-              </w:rPr>
-              <w:t>3.1 幂等与补推</w:t>
-            </w:r>
-          </w:p>
-        </w:tc>
-        <w:tc>
-          <w:tcPr>
-            <w:tcW w:type="dxa" w:w="2160"/>
-          </w:tcPr>
-          <w:p>
-            <w:pPr>
-              <w:spacing w:after="40"/>
-            </w:pPr>
-            <w:r>
-              <w:rPr>
-                <w:b w:val="0"/>
-                <w:color w:val="333333"/>
-                <w:sz w:val="18"/>
-                <w:rFonts w:ascii="Microsoft YaHei" w:hAnsi="Microsoft YaHei" w:eastAsia="Microsoft YaHei" w:cs="Microsoft YaHei"/>
-              </w:rPr>
-              <w:t>补充改派医生的边界：接诊已签发/结束后再推同一 visit_id，我方不再改派</w:t>
-            </w:r>
-          </w:p>
-        </w:tc>
-        <w:tc>
-          <w:tcPr>
-            <w:tcW w:type="dxa" w:w="2160"/>
-          </w:tcPr>
-          <w:p>
-            <w:pPr>
-              <w:spacing w:after="40"/>
-            </w:pPr>
-            <w:r>
-              <w:rPr>
-                <w:b w:val="0"/>
-                <w:color w:val="333333"/>
-                <w:sz w:val="18"/>
-                <w:rFonts w:ascii="Microsoft YaHei" w:hAnsi="Microsoft YaHei" w:eastAsia="Microsoft YaHei" w:cs="Microsoft YaHei"/>
-              </w:rPr>
-              <w:t>那次就诊的病历已用原医生的名义签发并回写贵方，此时改派会让病历署名与接诊医生对不上、责任归属错乱。</w:t>
-            </w:r>
-          </w:p>
-        </w:tc>
-        <w:tc>
-          <w:tcPr>
-            <w:tcW w:type="dxa" w:w="2160"/>
-          </w:tcPr>
-          <w:p>
-            <w:pPr>
-              <w:spacing w:after="40"/>
-            </w:pPr>
-            <w:r>
-              <w:rPr>
-                <w:b w:val="0"/>
-                <w:color w:val="666666"/>
-                <w:sz w:val="18"/>
-                <w:rFonts w:ascii="Microsoft YaHei" w:hAnsi="Microsoft YaHei" w:eastAsia="Microsoft YaHei" w:cs="Microsoft YaHei"/>
-              </w:rPr>
-              <w:t>该段写的是无条件「会自动改派医生」，未区分接诊是否已经结束；我方实现一直是只在接诊进行中才改派，属规范未写明。</w:t>
-            </w:r>
-          </w:p>
-        </w:tc>
-      </w:tr>
-    </w:tbl>
-    <w:p>
-      <w:pPr>
-        <w:spacing w:after="160"/>
-        <w:jc w:val="center"/>
-      </w:pPr>
-      <w:r/>
-      <w:r>
-        <w:rPr>
-          <w:b w:val="0"/>
-          <w:color w:val="333333"/>
-          <w:sz w:val="12"/>
-          <w:rFonts w:ascii="Microsoft YaHei" w:hAnsi="Microsoft YaHei" w:eastAsia="Microsoft YaHei" w:cs="Microsoft YaHei"/>
-        </w:rPr>
-      </w:r>
-    </w:p>
-    <w:p>
-      <w:pPr>
         <w:spacing w:after="40"/>
         <w:jc w:val="center"/>
       </w:pPr>
@@ -2769,7 +1165,7 @@
           <w:sz w:val="20"/>
           <w:rFonts w:ascii="Microsoft YaHei" w:hAnsi="Microsoft YaHei" w:eastAsia="Microsoft YaHei" w:cs="Microsoft YaHei"/>
         </w:rPr>
-        <w:t>以下为规范正文（v1.3）。正文中对应上述条目的位置已同步修订，均以黄色高亮 + 句首「▲」标出，便于对照。</w:t>
+        <w:t>以下为规范正文（v1.3）。本次修订过的位置——包括上表两类、以及未单独罗列的口径写明——均已在正文就地改好，并以淡底色 + 句首「▲」标出，便于对照。</w:t>
       </w:r>
     </w:p>
     <w:p>
@@ -2838,9 +1234,9 @@
           <w:b w:val="0"/>
           <w:color w:val="808080"/>
           <w:sz w:val="19"/>
-          <w:highlight w:val="yellow"/>
+          <w:shd w:val="clear" w:color="auto" w:fill="FDF3D8"/>
         </w:rPr>
-        <w:t>▲ v1.3 修订：共 30 处，逐条见文首《本次修订说明》。（v1.2 修订：通道定稿——已确认采用方案 B（WebSocket），连接建在全科客户端、每台诊室各一条（7.2）；下行消息贵方验签改为可选（7.3）；3.1 补科室字段语义（本次接诊科室）与选填体征字段；附录 B 改为「已确认 / 待确认」两组。（v1.1 曾新增：第 7 章双通道、签名统一 HMAC-SHA256、URL 对齐现网实现；dept_code 已确认取科室表「本地ID」列）</w:t>
+        <w:t>▲ v1.3 修订：共 30 处，需贵方过目的已列在文首《本次修订说明》，其余为口径写明、正文就地标出。（v1.2 修订：通道定稿——已确认采用方案 B（WebSocket），连接建在全科客户端、每台诊室各一条（7.2）；下行消息贵方验签改为可选（7.3）；3.1 补科室字段语义（本次接诊科室）与选填体征字段；附录 B 改为「已确认 / 待确认」两组。（v1.1 曾新增：第 7 章双通道、签名统一 HMAC-SHA256、URL 对齐现网实现；dept_code 已确认取科室表「本地ID」列）</w:t>
       </w:r>
     </w:p>
     <w:p>
@@ -3126,7 +1522,7 @@
           <w:i w:val="0"/>
           <w:color w:val="595959"/>
           <w:sz w:val="19"/>
-          <w:highlight w:val="yellow"/>
+          <w:shd w:val="clear" w:color="auto" w:fill="FDF3D8"/>
         </w:rPr>
         <w:t>▲ 本回写接口为统一入口：门诊、急诊、住院病历均复用本接口，通过 record_type 区分病历类型、record_no 标识多份文书。本期门诊与急诊字段完整；住院各类文书（见 3.2 record_type 枚举）沿用同一接口，专属字段后续按向后兼容扩展，无需 HIS 改造。</w:t>
       </w:r>
@@ -3165,7 +1561,7 @@
           <w:b w:val="0"/>
           <w:color w:val="1A1A1A"/>
           <w:sz w:val="18"/>
-          <w:highlight w:val="yellow"/>
+          <w:shd w:val="clear" w:color="auto" w:fill="FDF3D8"/>
         </w:rPr>
         <w:t>▲ ①医生在 HIS 接诊病人</w:t>
         <w:br/>
@@ -3210,7 +1606,7 @@
           <w:color w:val="C00000"/>
           <w:sz w:val="20"/>
           <w:rFonts w:ascii="Microsoft YaHei" w:hAnsi="Microsoft YaHei" w:eastAsia="Microsoft YaHei" w:cs="Microsoft YaHei"/>
-          <w:highlight w:val="yellow"/>
+          <w:shd w:val="clear" w:color="auto" w:fill="FDF3D8"/>
         </w:rPr>
         <w:t>▲ 接入方式更正：原「诊室极薄 Agent 拉起嵌入工作台」的接入范式已下线。现为：我方收到推送后自动建档并按 doctor_code 派入对应医生的工作台；医生在已登录的浏览器工作台收到叫号提示后点击进入该患者。双方均无需安装任何客户端程序。</w:t>
       </w:r>
@@ -3458,7 +1854,7 @@
               <w:rPr>
                 <w:sz w:val="18"/>
                 <w:rFonts w:ascii="Microsoft YaHei" w:hAnsi="Microsoft YaHei" w:eastAsia="Microsoft YaHei" w:cs="Microsoft YaHei"/>
-                <w:highlight w:val="yellow"/>
+                <w:shd w:val="clear" w:color="auto" w:fill="FDF3D8"/>
               </w:rPr>
               <w:t>▲ YYYY-MM-DD HH:mm:ss；所有时间均为北京时间（UTC+8），不带时区后缀</w:t>
             </w:r>
@@ -3738,7 +2134,7 @@
               <w:rPr>
                 <w:sz w:val="18"/>
                 <w:rFonts w:ascii="Microsoft YaHei" w:hAnsi="Microsoft YaHei" w:eastAsia="Microsoft YaHei" w:cs="Microsoft YaHei"/>
-                <w:highlight w:val="yellow"/>
+                <w:shd w:val="clear" w:color="auto" w:fill="FDF3D8"/>
               </w:rPr>
               <w:t>▲ X-Request-Id</w:t>
             </w:r>
@@ -3753,7 +2149,7 @@
               <w:rPr>
                 <w:sz w:val="18"/>
                 <w:rFonts w:ascii="Microsoft YaHei" w:hAnsi="Microsoft YaHei" w:eastAsia="Microsoft YaHei" w:cs="Microsoft YaHei"/>
-                <w:highlight w:val="yellow"/>
+                <w:shd w:val="clear" w:color="auto" w:fill="FDF3D8"/>
               </w:rPr>
               <w:t>请求级幂等键，仅用于方案 A 的病历回写方向（我方→贵方）。同一份文书的所有重发（含超时重试与我方对账补投）该值恒定，可据此做一层请求去重；不参与签名计算。本期方案 B 的 WebSocket 信封无此字段，贵方无需实现——请以 msg_id 与 2.5 业务幂等键判重</w:t>
             </w:r>
@@ -3817,7 +2213,7 @@
           <w:rFonts w:ascii="Microsoft YaHei" w:hAnsi="Microsoft YaHei" w:eastAsia="Microsoft YaHei"/>
           <w:b w:val="0"/>
           <w:sz w:val="21"/>
-          <w:highlight w:val="yellow"/>
+          <w:shd w:val="clear" w:color="auto" w:fill="FDF3D8"/>
         </w:rPr>
         <w:t>▲ 重试规则（本条适用于方案 A）：nonce 为一次性（接收方留存去重），任何重发（含超时重试）必须重新生成 timestamp、nonce 并重新签名，不得原样重发，否则接收方返回 40006。业务不受重复影响由 2.5 幂等约定保证。另请双方保证服务器 NTP 校时，避免时间戳超出 ±5 分钟窗口。</w:t>
       </w:r>
@@ -3832,7 +2228,7 @@
           <w:color w:val="C00000"/>
           <w:sz w:val="20"/>
           <w:rFonts w:ascii="Microsoft YaHei" w:hAnsi="Microsoft YaHei" w:eastAsia="Microsoft YaHei" w:cs="Microsoft YaHei"/>
-          <w:highlight w:val="yellow"/>
+          <w:shd w:val="clear" w:color="auto" w:fill="FDF3D8"/>
         </w:rPr>
         <w:t>▲ 方案 B 补充：WebSocket 通道的业务消息不做 nonce 去重，防重放依赖握手鉴权 + ±5 分钟时间戳窗口 + msg_id 幂等；重发时 timestamp/nonce/sign 重新生成而 msg_id 保持不变（见 7.4）。故 40006 不会出现在 WS 的 ack 中。</w:t>
       </w:r>
@@ -4515,7 +2911,7 @@
               <w:rPr>
                 <w:sz w:val="18"/>
                 <w:rFonts w:ascii="Microsoft YaHei" w:hAnsi="Microsoft YaHei" w:eastAsia="Microsoft YaHei" w:cs="Microsoft YaHei"/>
-                <w:highlight w:val="yellow"/>
+                <w:shd w:val="clear" w:color="auto" w:fill="FDF3D8"/>
               </w:rPr>
               <w:t>▲ nonce 重复（疑似重放）。仅适用于方案 A 与 WebSocket 握手阶段；方案 B 的业务消息不做 nonce 去重，故不会出现在 WS 的 ack 中</w:t>
             </w:r>
@@ -4589,7 +2985,7 @@
           <w:rFonts w:ascii="Microsoft YaHei" w:hAnsi="Microsoft YaHei" w:eastAsia="Microsoft YaHei"/>
           <w:b w:val="0"/>
           <w:sz w:val="21"/>
-          <w:highlight w:val="yellow"/>
+          <w:shd w:val="clear" w:color="auto" w:fill="FDF3D8"/>
         </w:rPr>
         <w:t>▲ 幂等与建/更新：回写以（visit_id + record_type + record_no）为幂等键 —— 该键对应的文书在 HIS 尚无则新建，已有则覆盖更新（create-or-update）。我方本期恒下发 record_no（门诊/急诊恒为 "1"），请一律按三段键定位，不必为门诊做两段键的特例分支；住院一次就诊有多份文书（入院记录/多次病程/出院记录等），靠 record_no 区分，避免互相覆盖或重复。</w:t>
       </w:r>
@@ -4616,7 +3012,7 @@
           <w:rFonts w:ascii="Microsoft YaHei" w:hAnsi="Microsoft YaHei" w:eastAsia="Microsoft YaHei"/>
           <w:b w:val="0"/>
           <w:sz w:val="21"/>
-          <w:highlight w:val="yellow"/>
+          <w:shd w:val="clear" w:color="auto" w:fill="FDF3D8"/>
         </w:rPr>
         <w:t>▲ 字段语义：字段缺省（不传）= 不更新该项；传空串（""）= 清空该项。对象型字段（record / vitals / meta）与数组型字段（diagnoses）：整体缺省或为空（{} / []）均表示不更新该组，不做清空。另：MediScribe 本期不使用空串语义——字段为空即不下发；如需清空 HIS 中某项，请在 HIS 侧人工编辑。</w:t>
       </w:r>
@@ -5189,7 +3585,7 @@
               <w:rPr>
                 <w:sz w:val="18"/>
                 <w:rFonts w:ascii="Microsoft YaHei" w:hAnsi="Microsoft YaHei" w:eastAsia="Microsoft YaHei" w:cs="Microsoft YaHei"/>
-                <w:highlight w:val="yellow"/>
+                <w:shd w:val="clear" w:color="auto" w:fill="FDF3D8"/>
               </w:rPr>
               <w:t>▲ patient_no</w:t>
             </w:r>
@@ -5204,7 +3600,7 @@
               <w:rPr>
                 <w:sz w:val="18"/>
                 <w:rFonts w:ascii="Microsoft YaHei" w:hAnsi="Microsoft YaHei" w:eastAsia="Microsoft YaHei" w:cs="Microsoft YaHei"/>
-                <w:highlight w:val="yellow"/>
+                <w:shd w:val="clear" w:color="auto" w:fill="FDF3D8"/>
               </w:rPr>
               <w:t>string</w:t>
             </w:r>
@@ -5219,7 +3615,7 @@
               <w:rPr>
                 <w:sz w:val="18"/>
                 <w:rFonts w:ascii="Microsoft YaHei" w:hAnsi="Microsoft YaHei" w:eastAsia="Microsoft YaHei" w:cs="Microsoft YaHei"/>
-                <w:highlight w:val="yellow"/>
+                <w:shd w:val="clear" w:color="auto" w:fill="FDF3D8"/>
               </w:rPr>
               <w:t>否（强烈建议）</w:t>
             </w:r>
@@ -5234,7 +3630,7 @@
               <w:rPr>
                 <w:sz w:val="18"/>
                 <w:rFonts w:ascii="Microsoft YaHei" w:hAnsi="Microsoft YaHei" w:eastAsia="Microsoft YaHei" w:cs="Microsoft YaHei"/>
-                <w:highlight w:val="yellow"/>
+                <w:shd w:val="clear" w:color="auto" w:fill="FDF3D8"/>
               </w:rPr>
               <w:t>患者编号 / 病案号，同一患者跨就诊保持稳定。我方据此把同一个人的历次就诊归到同一份档案下——不传不会被拒收，但身份证也缺时该患者每次就诊都会新建档案，医生看不到其既往病历与过敏史。贵方取病案号 / 患者主索引号 / 居民健康档案号均可，告知取的是哪个即可。我方仅用于档案查重，不回写</w:t>
             </w:r>
@@ -5249,7 +3645,7 @@
               <w:rPr>
                 <w:sz w:val="18"/>
                 <w:rFonts w:ascii="Microsoft YaHei" w:hAnsi="Microsoft YaHei" w:eastAsia="Microsoft YaHei" w:cs="Microsoft YaHei"/>
-                <w:highlight w:val="yellow"/>
+                <w:shd w:val="clear" w:color="auto" w:fill="FDF3D8"/>
               </w:rPr>
               <w:t>BRID / 病案号对应项（贵方定，告知即可）</w:t>
             </w:r>
@@ -5560,7 +3956,7 @@
               <w:rPr>
                 <w:sz w:val="18"/>
                 <w:rFonts w:ascii="Microsoft YaHei" w:hAnsi="Microsoft YaHei" w:eastAsia="Microsoft YaHei" w:cs="Microsoft YaHei"/>
-                <w:highlight w:val="yellow"/>
+                <w:shd w:val="clear" w:color="auto" w:fill="FDF3D8"/>
               </w:rPr>
               <w:t>▲ 身份证号。选填，但强烈建议推送：我方按「身份证 → patient_no → 手机号+姓名」的顺序跨就诊认人，身份证优先级最高。三者全缺时同一位患者每次就诊都会新建档案，医生将看不到其既往病历与过敏史</w:t>
             </w:r>
@@ -5723,7 +4119,7 @@
               <w:rPr>
                 <w:sz w:val="18"/>
                 <w:rFonts w:ascii="Microsoft YaHei" w:hAnsi="Microsoft YaHei" w:eastAsia="Microsoft YaHei" w:cs="Microsoft YaHei"/>
-                <w:highlight w:val="yellow"/>
+                <w:shd w:val="clear" w:color="auto" w:fill="FDF3D8"/>
               </w:rPr>
               <w:t>▲ 本次接诊/挂号的科室编码，取贵方科室表「本地ID」列（如 1230024）。我方按此编码自动登记并作为本次接诊的科室（不是医生编制科室，医生跨科室坐班时以此为准），请确保同一科室取值稳定</w:t>
             </w:r>
@@ -6220,7 +4616,7 @@
               <w:rPr>
                 <w:sz w:val="18"/>
                 <w:rFonts w:ascii="Microsoft YaHei" w:hAnsi="Microsoft YaHei" w:eastAsia="Microsoft YaHei" w:cs="Microsoft YaHei"/>
-                <w:highlight w:val="yellow"/>
+                <w:shd w:val="clear" w:color="auto" w:fill="FDF3D8"/>
               </w:rPr>
               <w:t>▲ 选填，仅作排障留痕。方案 B 下回写按 WebSocket 连接自动路由回来源诊室，不依赖本字段，可不填</w:t>
             </w:r>
@@ -6301,7 +4697,7 @@
               <w:rPr>
                 <w:sz w:val="18"/>
                 <w:rFonts w:ascii="Microsoft YaHei" w:hAnsi="Microsoft YaHei" w:eastAsia="Microsoft YaHei" w:cs="Microsoft YaHei"/>
-                <w:highlight w:val="yellow"/>
+                <w:shd w:val="clear" w:color="auto" w:fill="FDF3D8"/>
               </w:rPr>
               <w:t>▲ 保留字段，当前不使用，可不填</w:t>
             </w:r>
@@ -7115,7 +5511,7 @@
           <w:color w:val="C00000"/>
           <w:sz w:val="20"/>
           <w:rFonts w:ascii="Microsoft YaHei" w:hAnsi="Microsoft YaHei" w:eastAsia="Microsoft YaHei" w:cs="Microsoft YaHei"/>
-          <w:highlight w:val="yellow"/>
+          <w:shd w:val="clear" w:color="auto" w:fill="FDF3D8"/>
         </w:rPr>
         <w:t>▲ 取值容错：我方已对以下字段做宽容解析，贵方按 HIS 原生类型推送即可，不会因类型/编码差异导致整条推送被拒——性别接受 male/female/unknown、国标代码 1/2/9 与中文；初诊标志接受 bool 与 CZBZDM 代码 1/2；体征、身份证、手机号等接受 JSON 数字。无法识别的性别按 unknown 处理。</w:t>
       </w:r>
@@ -7142,7 +5538,7 @@
           <w:color w:val="C00000"/>
           <w:sz w:val="20"/>
           <w:rFonts w:ascii="Microsoft YaHei" w:hAnsi="Microsoft YaHei" w:eastAsia="Microsoft YaHei" w:cs="Microsoft YaHei"/>
-          <w:highlight w:val="yellow"/>
+          <w:shd w:val="clear" w:color="auto" w:fill="FDF3D8"/>
         </w:rPr>
         <w:t>▲ 幂等与补推说明：幂等键为 hospital_code + visit_id（请保证同一次就诊两者完全一致）；重复推送复用已有接诊，若携带新的 doctor_code 会自动改派医生（该次接诊已签发/结束的除外——病历已用原医生的名义签发并回写贵方，此时改派会让病历署名与接诊医生对不上）。体征与档案字段仅在该 visit_id 首次推送时生效，后续补推不再更新（避免覆盖医生已确认的内容），请在首次推送时尽量带齐。</w:t>
       </w:r>
@@ -7893,7 +6289,7 @@
               <w:rPr>
                 <w:sz w:val="18"/>
                 <w:rFonts w:ascii="Microsoft YaHei" w:hAnsi="Microsoft YaHei" w:eastAsia="Microsoft YaHei" w:cs="Microsoft YaHei"/>
-                <w:highlight w:val="yellow"/>
+                <w:shd w:val="clear" w:color="auto" w:fill="FDF3D8"/>
               </w:rPr>
               <w:t>▲ 写入状态。我方恒发 draft，即使该病历在 MediScribe 侧已由医生签发；贵方收到后落草稿/待确认态，医生可在 HIS 端继续编辑，点确认/保存后才真实落库。final 为后续预留，本期不会下发</w:t>
             </w:r>
@@ -11090,7 +9486,7 @@
               <w:rPr>
                 <w:sz w:val="18"/>
                 <w:rFonts w:ascii="Microsoft YaHei" w:hAnsi="Microsoft YaHei" w:eastAsia="Microsoft YaHei" w:cs="Microsoft YaHei"/>
-                <w:highlight w:val="yellow"/>
+                <w:shd w:val="clear" w:color="auto" w:fill="FDF3D8"/>
               </w:rPr>
               <w:t>▲ 本次回写报文的生成时间（北京时间；重发/补投时会刷新）</w:t>
             </w:r>
@@ -11171,7 +9567,7 @@
               <w:rPr>
                 <w:sz w:val="18"/>
                 <w:rFonts w:ascii="Microsoft YaHei" w:hAnsi="Microsoft YaHei" w:eastAsia="Microsoft YaHei" w:cs="Microsoft YaHei"/>
-                <w:highlight w:val="yellow"/>
+                <w:shd w:val="clear" w:color="auto" w:fill="FDF3D8"/>
               </w:rPr>
               <w:t>▲ 该就诊的接诊医生工号（取自 3.1 接诊推送的 doctor_code）</w:t>
             </w:r>
@@ -11285,7 +9681,7 @@
           <w:i w:val="0"/>
           <w:color w:val="595959"/>
           <w:sz w:val="19"/>
-          <w:highlight w:val="yellow"/>
+          <w:shd w:val="clear" w:color="auto" w:fill="FDF3D8"/>
         </w:rPr>
         <w:t>▲ record_type 枚举：outpatient 门诊 / emergency 急诊 / admission_note 入院记录 / first_course_record 首次病程 / course_record 病程记录 / discharge_record 出院记录 / senior_round 上级查房 / pre_op_summary 术前小结 / op_record 手术记录 / post_op_record 术后病程。本期门诊、急诊字段完整；其余为住院文书，结构已预留、专属字段后续按向后兼容补充。</w:t>
       </w:r>
@@ -11298,7 +9694,7 @@
           <w:i w:val="0"/>
           <w:color w:val="C00000"/>
           <w:sz w:val="19"/>
-          <w:highlight w:val="yellow"/>
+          <w:shd w:val="clear" w:color="auto" w:fill="FDF3D8"/>
         </w:rPr>
         <w:t>▲ 诊断说明：MediScribe 当前阶段以诊断名称（name）为准，编码（code）字段可选、可能为空；请 HIS 优先按 name 匹配本院诊断库，编码缺失时以名称落库，编码能力后续迭代补充。（诊断字典无需贵方提供，见第 4 章与附录 B）</w:t>
       </w:r>
@@ -11770,7 +10166,7 @@
               <w:rPr>
                 <w:sz w:val="18"/>
                 <w:rFonts w:ascii="Microsoft YaHei" w:hAnsi="Microsoft YaHei" w:eastAsia="Microsoft YaHei" w:cs="Microsoft YaHei"/>
-                <w:highlight w:val="yellow"/>
+                <w:shd w:val="clear" w:color="auto" w:fill="FDF3D8"/>
               </w:rPr>
               <w:t>▲ 刷新目标：把本次写入的 record_type 原样透传，不要做任何加/减后缀的加工。例如 record_type=outpatient 时 target 就填 outpatient；record_type=course_record 时就填 course_record</w:t>
             </w:r>
@@ -11876,7 +10272,7 @@
               <w:rPr>
                 <w:sz w:val="18"/>
                 <w:rFonts w:ascii="Microsoft YaHei" w:hAnsi="Microsoft YaHei" w:eastAsia="Microsoft YaHei" w:cs="Microsoft YaHei"/>
-                <w:highlight w:val="yellow"/>
+                <w:shd w:val="clear" w:color="auto" w:fill="FDF3D8"/>
               </w:rPr>
               <w:t>▲ 我方以诊断名称（name）为准，不下发 code / code_type；请贵方按名称匹配本院诊断库（编码能力后续迭代补充）</w:t>
             </w:r>
@@ -11909,7 +10305,7 @@
               <w:rPr>
                 <w:sz w:val="18"/>
                 <w:rFonts w:ascii="Microsoft YaHei" w:hAnsi="Microsoft YaHei" w:eastAsia="Microsoft YaHei" w:cs="Microsoft YaHei"/>
-                <w:highlight w:val="yellow"/>
+                <w:shd w:val="clear" w:color="auto" w:fill="FDF3D8"/>
               </w:rPr>
               <w:t>▲ 随接诊推送以 dept_code + dept_name 成对下发，无需预先交换字典</w:t>
             </w:r>
@@ -11942,7 +10338,7 @@
               <w:rPr>
                 <w:sz w:val="18"/>
                 <w:rFonts w:ascii="Microsoft YaHei" w:hAnsi="Microsoft YaHei" w:eastAsia="Microsoft YaHei" w:cs="Microsoft YaHei"/>
-                <w:highlight w:val="yellow"/>
+                <w:shd w:val="clear" w:color="auto" w:fill="FDF3D8"/>
               </w:rPr>
               <w:t>▲ 无需提供任何字典（与附录 B 已确认一致）。诊断以名称为准落库；科室以接诊推送随行的 dept_code + dept_name 成对下发为准。</w:t>
             </w:r>
@@ -12114,7 +10510,7 @@
               <w:rPr>
                 <w:sz w:val="18"/>
                 <w:rFonts w:ascii="Microsoft YaHei" w:hAnsi="Microsoft YaHei" w:eastAsia="Microsoft YaHei" w:cs="Microsoft YaHei"/>
-                <w:highlight w:val="yellow"/>
+                <w:shd w:val="clear" w:color="auto" w:fill="FDF3D8"/>
               </w:rPr>
               <w:t>▲ （本方案已取消，见本节下方说明）</w:t>
             </w:r>
@@ -12130,7 +10526,7 @@
           <w:i w:val="0"/>
           <w:color w:val="595959"/>
           <w:sz w:val="19"/>
-          <w:highlight w:val="yellow"/>
+          <w:shd w:val="clear" w:color="auto" w:fill="FDF3D8"/>
         </w:rPr>
         <w:t>▲ （本节原「诊室部署极薄 Agent 做内网中转」方案已取消）方案 B 下我方不调用贵方任何接口、不在院内部署任何程序，贵方无需预留内网部署位；仅当回落方案 A 时才需贵方提供公网可达的回写地址。</w:t>
       </w:r>
@@ -12152,7 +10548,7 @@
           <w:rFonts w:ascii="Microsoft YaHei" w:hAnsi="Microsoft YaHei" w:eastAsia="Microsoft YaHei"/>
           <w:b w:val="0"/>
           <w:sz w:val="21"/>
-          <w:highlight w:val="yellow"/>
+          <w:shd w:val="clear" w:color="auto" w:fill="FDF3D8"/>
         </w:rPr>
         <w:t>▲ 若采用 WebSocket 通道，5.1 与 5.2 的网络要求整体简化：仅需贵方 HIS 侧程序能主动出网访问 wss://mediscribe.cn（443 端口出向连接），贵方无需对外开放任何接口、无需提供公网回写地址；我方亦无需在内网中转回写，院内不部署我方任何程序。</w:t>
       </w:r>
@@ -12190,7 +10586,7 @@
           <w:rFonts w:ascii="Microsoft YaHei" w:hAnsi="Microsoft YaHei" w:eastAsia="Microsoft YaHei"/>
           <w:b w:val="0"/>
           <w:sz w:val="21"/>
-          <w:highlight w:val="yellow"/>
+          <w:shd w:val="clear" w:color="auto" w:fill="FDF3D8"/>
         </w:rPr>
         <w:t>▲ 2. 医生名单交换：贵方提供参与联调的临床医生名单（姓名 + 全部工号，含本人门诊/住院/助理等多个工号），我方完成开户并绑定后方可推送；未注册的工号推送将返回 code=40007。</w:t>
       </w:r>
@@ -12204,7 +10600,7 @@
           <w:rFonts w:ascii="Microsoft YaHei" w:hAnsi="Microsoft YaHei" w:eastAsia="Microsoft YaHei"/>
           <w:b w:val="0"/>
           <w:sz w:val="21"/>
-          <w:highlight w:val="yellow"/>
+          <w:shd w:val="clear" w:color="auto" w:fill="FDF3D8"/>
         </w:rPr>
         <w:t>▲ 3. 通道连通（方案 B）：贵方客户端 wss 握手鉴权通过；上行 encounter_admit 我方回 ack code=0 且患者出现在医生工作台队列；下行 record_writeback / record_refresh 贵方落库并回 ack；ping/pong 心跳与断线自动重连正常。</w:t>
       </w:r>
@@ -12243,7 +10639,7 @@
           <w:i w:val="0"/>
           <w:color w:val="595959"/>
           <w:sz w:val="19"/>
-          <w:highlight w:val="yellow"/>
+          <w:shd w:val="clear" w:color="auto" w:fill="FDF3D8"/>
         </w:rPr>
         <w:t>▲ 请贵方提供：测试环境的 HIS 客户端与测试用就诊数据；测试凭证由我方分配（方案 B 为单向一套，贵方无需为我方分配）。先在测试环境跑通再上生产。</w:t>
       </w:r>
@@ -12297,7 +10693,7 @@
           <w:rFonts w:ascii="Microsoft YaHei" w:hAnsi="Microsoft YaHei" w:eastAsia="Microsoft YaHei"/>
           <w:b w:val="0"/>
           <w:sz w:val="21"/>
-          <w:highlight w:val="yellow"/>
+          <w:shd w:val="clear" w:color="auto" w:fill="FDF3D8"/>
         </w:rPr>
         <w:t>▲ 连接地址：wss://mediscribe.cn/api/v1/his/ws。握手时在 URL query 携带 app_id、timestamp、nonce、sign 四个参数，签名算法同 2.2，待签串 = appId + timestamp + nonce + "handshake"。鉴权失败我方拒绝 WebSocket 升级，贵方将收到 HTTP 403（不是 401，也没有 WS close code）。连接由贵方发起并长期保持。已双方确认：WS 代码加在贵方门诊（全科）客户端内，每台诊室电脑各建一条连接、多条并存；回写与刷新消息由我方自动路由回该就诊接诊推送的来源连接（即医生所在的那台诊室）。凭证简化：方案 B 下仅需一套凭证——由我方分配 appId/appSecret 给贵方，握手与其后双向消息签名均使用这一套（连接本身已经该凭证鉴权），贵方无需再为我方分配凭证。</w:t>
       </w:r>
@@ -12312,7 +10708,7 @@
           <w:color w:val="C00000"/>
           <w:sz w:val="20"/>
           <w:rFonts w:ascii="Microsoft YaHei" w:hAnsi="Microsoft YaHei" w:eastAsia="Microsoft YaHei" w:cs="Microsoft YaHei"/>
-          <w:highlight w:val="yellow"/>
+          <w:shd w:val="clear" w:color="auto" w:fill="FDF3D8"/>
         </w:rPr>
         <w:t>▲ 握手 nonce 为一次性，我方在时间窗内做去重：每次（重）连都必须重新生成 timestamp / nonce / sign，不得把算好的握手 URL 缓存下来原样复用，否则同样返回 HTTP 403，表现为「首次能连、断线后再也连不上」。（随附的两份参考实现在 connect() 内每次现算，可直接对照。）</w:t>
       </w:r>
@@ -12327,7 +10723,7 @@
           <w:color w:val="C00000"/>
           <w:sz w:val="20"/>
           <w:rFonts w:ascii="Microsoft YaHei" w:hAnsi="Microsoft YaHei" w:eastAsia="Microsoft YaHei" w:cs="Microsoft YaHei"/>
-          <w:highlight w:val="yellow"/>
+          <w:shd w:val="clear" w:color="auto" w:fill="FDF3D8"/>
         </w:rPr>
         <w:t>▲ 握手返回 HTTP 403 有以下几种成因，返回内容完全一样、无从区分，请按此顺序自查：① appId 与我方分配的不一致；② 时间戳超出 ±5 分钟窗口（先看这台诊室电脑的系统时钟，长期不校时是最常见的一种）；③ 签名不符（见 7.3 的字节口径）；④ 握手 nonce 在窗口内重复（缓存了握手 URL）；⑤ 仅当双方约定启用了来源 IP 白名单时——出网 IP 不在名单内（2.2 提到的可选加强项，默认不启用；如需启用我方会先向贵方索取医院出口 IP）。</w:t>
       </w:r>
@@ -12342,7 +10738,7 @@
           <w:color w:val="C00000"/>
           <w:sz w:val="20"/>
           <w:rFonts w:ascii="Microsoft YaHei" w:hAnsi="Microsoft YaHei" w:eastAsia="Microsoft YaHei" w:cs="Microsoft YaHei"/>
-          <w:highlight w:val="yellow"/>
+          <w:shd w:val="clear" w:color="auto" w:fill="FDF3D8"/>
         </w:rPr>
         <w:t>▲ 回写路由补充：常态下回写/刷新路由回接诊来源诊室；若该连接已断开或失效，我方会改投任意一条在线连接（msg_id 不变）。因此贵方任一客户端收到 record_writeback 都请无条件写库（写的是全院共享库，与诊室无关），不要按「是不是本机接诊的」过滤，否则该份病历会丢失。</w:t>
       </w:r>
@@ -12519,7 +10915,7 @@
               <w:rPr>
                 <w:sz w:val="18"/>
                 <w:rFonts w:ascii="Microsoft YaHei" w:hAnsi="Microsoft YaHei" w:eastAsia="Microsoft YaHei" w:cs="Microsoft YaHei"/>
-                <w:highlight w:val="yellow"/>
+                <w:shd w:val="clear" w:color="auto" w:fill="FDF3D8"/>
               </w:rPr>
               <w:t>▲ 消息唯一 ID（发送方生成），用于 ack 对应与重发去重。业务消息必填，缺失我方回 code=40004 并说明原因；每条新消息都要取一个新号，只有同一条消息的超时重发才沿用原号（我方判重同时比对消息内容，内容不同的不会被当成重发）。ack 自身的 msg_id 我方不使用，漏填也不影响应答对应——对应只看 payload 里的 ack_msg_id。</w:t>
             </w:r>
@@ -12707,7 +11103,7 @@
               <w:rPr>
                 <w:sz w:val="18"/>
                 <w:rFonts w:ascii="Microsoft YaHei" w:hAnsi="Microsoft YaHei" w:eastAsia="Microsoft YaHei" w:cs="Microsoft YaHei"/>
-                <w:highlight w:val="yellow"/>
+                <w:shd w:val="clear" w:color="auto" w:fill="FDF3D8"/>
               </w:rPr>
               <w:t>▲ 签名，算法同 2.2，其中「请求body原文」= payload 的 JSON 序列化原文。关键：payload 只序列化一次——用于计算签名的那串字符，与本消息里 payload 位置上的那串字符，必须逐字节相同（中文是否转义成 \uXXXX、键的先后顺序、有无缩进空格，任一处不同签名即对不上，我方回 code=40001）。我方按贵方实际发出的报文原文验签，不会重新序列化。</w:t>
             </w:r>
@@ -12782,7 +11178,7 @@
           <w:rFonts w:ascii="Microsoft YaHei" w:hAnsi="Microsoft YaHei" w:eastAsia="Microsoft YaHei"/>
           <w:b w:val="0"/>
           <w:sz w:val="21"/>
-          <w:highlight w:val="yellow"/>
+          <w:shd w:val="clear" w:color="auto" w:fill="FDF3D8"/>
         </w:rPr>
         <w:t>▲ 应答（ack）：每条业务消息，接收方必须回一条 type=ack 的消息，payload 为 2.3 统一响应结构，并额外携带 ack_msg_id 指向被应答消息的 msg_id。ack 与业务消息一样要按 7.3 签名（待签串末段为 ack 自己的 payload 原文）；我方对未通过验签的 ack 会直接丢弃且不回任何消息，表现为该条回写反复重发后断连——请对照附录 A.4 的示例。同理，信封本身不合法（如不是合法 JSON）的 ack 我方也直接丢弃、不回消息；但 ack 漏填自身的 msg_id 不影响对应（见 7.3）。</w:t>
       </w:r>
@@ -12796,7 +11192,7 @@
           <w:rFonts w:ascii="Microsoft YaHei" w:hAnsi="Microsoft YaHei" w:eastAsia="Microsoft YaHei"/>
           <w:b w:val="0"/>
           <w:sz w:val="21"/>
-          <w:highlight w:val="yellow"/>
+          <w:shd w:val="clear" w:color="auto" w:fill="FDF3D8"/>
         </w:rPr>
         <w:t>▲ 心跳：由我方每 30 秒下发 type=ping，贵方收到后立即回 type=pong 即可（贵方无需主动发起心跳；主动发我方也会回 pong）。任一方连续 90 秒未收到任何消息即判定连接失效。</w:t>
       </w:r>
@@ -12823,7 +11219,7 @@
           <w:rFonts w:ascii="Microsoft YaHei" w:hAnsi="Microsoft YaHei" w:eastAsia="Microsoft YaHei"/>
           <w:b w:val="0"/>
           <w:sz w:val="21"/>
-          <w:highlight w:val="yellow"/>
+          <w:shd w:val="clear" w:color="auto" w:fill="FDF3D8"/>
         </w:rPr>
         <w:t>▲ 补发与去重（分方向）：① 上行（贵方→我方）：超时重发请保持 msg_id 不变，我方按 msg_id 幂等去重。② 下行（我方→贵方）：同一条消息的超时重发与换线重投 msg_id 不变，但连接断开后由我方对账任务发起的重投会使用新的 msg_id，故贵方判重必须以 2.5 的业务幂等键（visit_id + record_type + record_no）为准，不能只靠 msg_id。</w:t>
       </w:r>
@@ -13184,7 +11580,7 @@
           <w:rFonts w:ascii="Consolas" w:hAnsi="Consolas" w:eastAsia="Consolas"/>
           <w:b w:val="0"/>
           <w:sz w:val="18"/>
-          <w:highlight w:val="yellow"/>
+          <w:shd w:val="clear" w:color="auto" w:fill="FDF3D8"/>
         </w:rPr>
         <w:t>▲ POST https://mediscribe.cn/api/v1/his/encounter/admit</w:t>
         <w:br/>
@@ -13237,7 +11633,7 @@
           <w:b w:val="0"/>
           <w:color w:val="1A1A1A"/>
           <w:sz w:val="18"/>
-          <w:highlight w:val="yellow"/>
+          <w:shd w:val="clear" w:color="auto" w:fill="FDF3D8"/>
         </w:rPr>
         <w:t>▲ POST http://{his_host}:{port}/{writeback_path}</w:t>
         <w:br/>
@@ -13298,7 +11694,7 @@
           <w:b w:val="0"/>
           <w:color w:val="1A1A1A"/>
           <w:sz w:val="18"/>
-          <w:highlight w:val="yellow"/>
+          <w:shd w:val="clear" w:color="auto" w:fill="FDF3D8"/>
         </w:rPr>
         <w:t>▲ POST http://{his_host}:{port}/{refresh_path}</w:t>
         <w:br/>
@@ -13335,7 +11731,7 @@
           <w:rFonts w:ascii="Consolas" w:hAnsi="Consolas" w:eastAsia="Consolas"/>
           <w:b w:val="0"/>
           <w:sz w:val="18"/>
-          <w:highlight w:val="yellow"/>
+          <w:shd w:val="clear" w:color="auto" w:fill="FDF3D8"/>
         </w:rPr>
         <w:t>▲ { "type": "encounter_admit", "msg_id": "his-20260514-0001",</w:t>
         <w:br/>
@@ -13370,7 +11766,7 @@
           <w:rFonts w:ascii="Consolas" w:hAnsi="Consolas" w:eastAsia="Consolas"/>
           <w:b w:val="0"/>
           <w:sz w:val="18"/>
-          <w:highlight w:val="yellow"/>
+          <w:shd w:val="clear" w:color="auto" w:fill="FDF3D8"/>
         </w:rPr>
         <w:t>▲ { "type": "record_writeback", "msg_id": "ms-20260514-0007",</w:t>
         <w:br/>
@@ -13434,7 +11830,7 @@
           <w:color w:val="C00000"/>
           <w:sz w:val="20"/>
           <w:rFonts w:ascii="Microsoft YaHei" w:hAnsi="Microsoft YaHei" w:eastAsia="Microsoft YaHei" w:cs="Microsoft YaHei"/>
-          <w:highlight w:val="yellow"/>
+          <w:shd w:val="clear" w:color="auto" w:fill="FDF3D8"/>
         </w:rPr>
         <w:t>▲ 补充：来源诊室连接失效时，我方会改投任意一条在线连接，故贵方任一客户端收到 record_writeback 均须无条件写库，不要按「是不是本机接诊的」过滤（详见 7.2）。</w:t>
       </w:r>

--- a/docs/MediScribe_HIS接口规范_v1.3.docx
+++ b/docs/MediScribe_HIS接口规范_v1.3.docx
@@ -191,7 +191,7 @@
                 <w:sz w:val="18"/>
                 <w:rFonts w:ascii="Microsoft YaHei" w:hAnsi="Microsoft YaHei" w:eastAsia="Microsoft YaHei" w:cs="Microsoft YaHei"/>
               </w:rPr>
-              <w:t>target 改为「把 record_type 原样透传，不做任何加/减后缀的加工」，示例由 outpatient_record 更正为 outpatient</w:t>
+              <w:t>target 改为「把 record_type 原样透传，不做任何加/减后缀的加工」，示例由 outpatient_record 更正为 outpatient。本期门诊、急诊即适用，不是只影响住院</w:t>
             </w:r>
           </w:p>
         </w:tc>
@@ -210,7 +210,7 @@
                 <w:sz w:val="18"/>
                 <w:rFonts w:ascii="Microsoft YaHei" w:hAnsi="Microsoft YaHei" w:eastAsia="Microsoft YaHei" w:cs="Microsoft YaHei"/>
               </w:rPr>
-              <w:t>我方实际下发的就是 record_type 原值。取值对不上时，病历写入成功但刷新消息匹配不到，医生界面不会刷新。</w:t>
+              <w:t>本期门诊第一个病人就会遇到：门诊的 record_type 是 outpatient，我方刷新消息里的 target 下发的就是 outpatient，而不是旧版示例写的 outpatient_record（急诊同理，是 emergency）。若贵方按旧示例匹配 outpatient_record，表现为病历已成功写入、医生界面却始终不刷新——而两边日志都显示成功，这类问题最难查。</w:t>
             </w:r>
           </w:p>
         </w:tc>
@@ -229,7 +229,7 @@
                 <w:sz w:val="18"/>
                 <w:rFonts w:ascii="Microsoft YaHei" w:hAnsi="Microsoft YaHei" w:eastAsia="Microsoft YaHei" w:cs="Microsoft YaHei"/>
               </w:rPr>
-              <w:t>初版按「页面名」的思路设想 target，门诊场景下outpatient_record 恰好也说得通，因此未被发现；扩展到住院文书后才暴露该拼法不成立（会拼出 course_record_record），我方已统一为直接下发 record_type。</w:t>
+              <w:t>初版按「页面名」的思路设想 target，门诊下 outpatient_record 念着也通顺，所以一直没被发现；后来扩展到住院文书才暴露这个拼法根本不成立（会拼出 course_record_record），于是统一改为直接下发 record_type 原值。住院只是当初暴露问题的场景，门诊同样适用。</w:t>
             </w:r>
           </w:p>
         </w:tc>

--- a/docs/MediScribe_HIS接口规范_v1.3.docx
+++ b/docs/MediScribe_HIS接口规范_v1.3.docx
@@ -2,1188 +2,6 @@
 <file path=word/document.xml><?xml version="1.0" encoding="utf-8"?>
 <w:document xmlns:wpc="http://schemas.microsoft.com/office/word/2010/wordprocessingCanvas" xmlns:mo="http://schemas.microsoft.com/office/mac/office/2008/main" xmlns:mc="http://schemas.openxmlformats.org/markup-compatibility/2006" xmlns:mv="urn:schemas-microsoft-com:mac:vml" xmlns:o="urn:schemas-microsoft-com:office:office" xmlns:r="http://schemas.openxmlformats.org/officeDocument/2006/relationships" xmlns:m="http://schemas.openxmlformats.org/officeDocument/2006/math" xmlns:v="urn:schemas-microsoft-com:vml" xmlns:wp14="http://schemas.microsoft.com/office/word/2010/wordprocessingDrawing" xmlns:wp="http://schemas.openxmlformats.org/drawingml/2006/wordprocessingDrawing" xmlns:w10="urn:schemas-microsoft-com:office:word" xmlns:w="http://schemas.openxmlformats.org/wordprocessingml/2006/main" xmlns:w14="http://schemas.microsoft.com/office/word/2010/wordml" xmlns:wpg="http://schemas.microsoft.com/office/word/2010/wordprocessingGroup" xmlns:wpi="http://schemas.microsoft.com/office/word/2010/wordprocessingInk" xmlns:wne="http://schemas.microsoft.com/office/word/2006/wordml" xmlns:wps="http://schemas.microsoft.com/office/word/2010/wordprocessingShape" mc:Ignorable="w14 wp14">
   <w:body>
-    <w:p>
-      <w:pPr>
-        <w:spacing w:after="200"/>
-        <w:jc w:val="center"/>
-      </w:pPr>
-      <w:r/>
-      <w:r>
-        <w:rPr>
-          <w:b/>
-          <w:color w:val="C00000"/>
-          <w:sz w:val="30"/>
-          <w:rFonts w:ascii="Microsoft YaHei" w:hAnsi="Microsoft YaHei" w:eastAsia="Microsoft YaHei" w:cs="Microsoft YaHei"/>
-        </w:rPr>
-        <w:t>本次修订说明（v1.2 → v1.3）</w:t>
-      </w:r>
-    </w:p>
-    <w:p>
-      <w:pPr>
-        <w:spacing w:after="80" w:line="360" w:lineRule="auto"/>
-        <w:jc w:val="center"/>
-      </w:pPr>
-      <w:r/>
-      <w:r>
-        <w:rPr>
-          <w:b w:val="0"/>
-          <w:color w:val="333333"/>
-          <w:sz w:val="21"/>
-          <w:rFonts w:ascii="Microsoft YaHei" w:hAnsi="Microsoft YaHei" w:eastAsia="Microsoft YaHei" w:cs="Microsoft YaHei"/>
-        </w:rPr>
-        <w:t>老师好。在贵方动手开发之前，我方先把系统代码与本规范做了一轮逐条核对，把所有会影响贵方实现的地方一次性梳理清楚，免得开发到一半再来回改。需要请您过目的共 11 处，列在下面两张表里：一张是请您对齐的，一张是原要求已取消、贵方可以少做的。</w:t>
-      </w:r>
-    </w:p>
-    <w:p>
-      <w:pPr>
-        <w:spacing w:after="240" w:line="360" w:lineRule="auto"/>
-        <w:jc w:val="center"/>
-      </w:pPr>
-      <w:r/>
-      <w:r>
-        <w:rPr>
-          <w:b w:val="0"/>
-          <w:color w:val="333333"/>
-          <w:sz w:val="21"/>
-          <w:rFonts w:ascii="Microsoft YaHei" w:hAnsi="Microsoft YaHei" w:eastAsia="Microsoft YaHei" w:cs="Microsoft YaHei"/>
-        </w:rPr>
-        <w:t>其中 A 类 7 项建议优先看——这几处若两边理解不一致，联调时会表现为「消息发出去了但对方没反应」这类不易定位的问题。另有 19 处属口径写明（把原本没写清的地方说清楚，不改变接口本身，也不增加贵方工作量），不再单独罗列，已在正文对应位置以「▲」标出，通读时留意即可。</w:t>
-      </w:r>
-    </w:p>
-    <w:p>
-      <w:pPr>
-        <w:spacing w:after="120"/>
-        <w:jc w:val="center"/>
-      </w:pPr>
-      <w:r/>
-      <w:r>
-        <w:rPr>
-          <w:b/>
-          <w:color w:val="C00000"/>
-          <w:sz w:val="24"/>
-          <w:rFonts w:ascii="Microsoft YaHei" w:hAnsi="Microsoft YaHei" w:eastAsia="Microsoft YaHei" w:cs="Microsoft YaHei"/>
-        </w:rPr>
-        <w:t>A 类｜请在贵方开发完成前对齐（7 项）</w:t>
-      </w:r>
-    </w:p>
-    <w:tbl>
-      <w:tblPr>
-        <w:tblStyle w:val="TableGrid"/>
-        <w:tblW w:type="auto" w:w="0"/>
-        <w:tblLook w:firstColumn="1" w:firstRow="1" w:lastColumn="0" w:lastRow="0" w:noHBand="0" w:noVBand="1" w:val="04A0"/>
-      </w:tblPr>
-      <w:tblGrid>
-        <w:gridCol w:w="2160"/>
-        <w:gridCol w:w="2160"/>
-        <w:gridCol w:w="2160"/>
-        <w:gridCol w:w="2160"/>
-      </w:tblGrid>
-      <w:tr>
-        <w:tc>
-          <w:tcPr>
-            <w:tcW w:type="dxa" w:w="2160"/>
-          </w:tcPr>
-          <w:p>
-            <w:pPr>
-              <w:spacing w:after="40"/>
-            </w:pPr>
-            <w:r>
-              <w:rPr>
-                <w:b/>
-                <w:color w:val="333333"/>
-                <w:sz w:val="18"/>
-                <w:rFonts w:ascii="Microsoft YaHei" w:hAnsi="Microsoft YaHei" w:eastAsia="Microsoft YaHei" w:cs="Microsoft YaHei"/>
-              </w:rPr>
-              <w:t>位置</w:t>
-            </w:r>
-          </w:p>
-        </w:tc>
-        <w:tc>
-          <w:tcPr>
-            <w:tcW w:type="dxa" w:w="2160"/>
-          </w:tcPr>
-          <w:p>
-            <w:pPr>
-              <w:spacing w:after="40"/>
-            </w:pPr>
-            <w:r>
-              <w:rPr>
-                <w:b/>
-                <w:color w:val="333333"/>
-                <w:sz w:val="18"/>
-                <w:rFonts w:ascii="Microsoft YaHei" w:hAnsi="Microsoft YaHei" w:eastAsia="Microsoft YaHei" w:cs="Microsoft YaHei"/>
-              </w:rPr>
-              <w:t>改了什么</w:t>
-            </w:r>
-          </w:p>
-        </w:tc>
-        <w:tc>
-          <w:tcPr>
-            <w:tcW w:type="dxa" w:w="2160"/>
-          </w:tcPr>
-          <w:p>
-            <w:pPr>
-              <w:spacing w:after="40"/>
-            </w:pPr>
-            <w:r>
-              <w:rPr>
-                <w:b/>
-                <w:color w:val="333333"/>
-                <w:sz w:val="18"/>
-                <w:rFonts w:ascii="Microsoft YaHei" w:hAnsi="Microsoft YaHei" w:eastAsia="Microsoft YaHei" w:cs="Microsoft YaHei"/>
-              </w:rPr>
-              <w:t>为什么这样改</w:t>
-            </w:r>
-          </w:p>
-        </w:tc>
-        <w:tc>
-          <w:tcPr>
-            <w:tcW w:type="dxa" w:w="2160"/>
-          </w:tcPr>
-          <w:p>
-            <w:pPr>
-              <w:spacing w:after="40"/>
-            </w:pPr>
-            <w:r>
-              <w:rPr>
-                <w:b/>
-                <w:color w:val="333333"/>
-                <w:sz w:val="18"/>
-                <w:rFonts w:ascii="Microsoft YaHei" w:hAnsi="Microsoft YaHei" w:eastAsia="Microsoft YaHei" w:cs="Microsoft YaHei"/>
-              </w:rPr>
-              <w:t>背景说明</w:t>
-            </w:r>
-          </w:p>
-        </w:tc>
-      </w:tr>
-      <w:tr>
-        <w:tc>
-          <w:tcPr>
-            <w:tcW w:type="dxa" w:w="2160"/>
-          </w:tcPr>
-          <w:p>
-            <w:pPr>
-              <w:spacing w:after="40"/>
-            </w:pPr>
-            <w:r>
-              <w:rPr>
-                <w:b/>
-                <w:color w:val="333333"/>
-                <w:sz w:val="18"/>
-                <w:rFonts w:ascii="Microsoft YaHei" w:hAnsi="Microsoft YaHei" w:eastAsia="Microsoft YaHei" w:cs="Microsoft YaHei"/>
-              </w:rPr>
-              <w:t>3.3 刷新接口 target（含附录 A.3 示例）</w:t>
-            </w:r>
-          </w:p>
-        </w:tc>
-        <w:tc>
-          <w:tcPr>
-            <w:tcW w:type="dxa" w:w="2160"/>
-          </w:tcPr>
-          <w:p>
-            <w:pPr>
-              <w:spacing w:after="40"/>
-            </w:pPr>
-            <w:r>
-              <w:rPr>
-                <w:b w:val="0"/>
-                <w:color w:val="333333"/>
-                <w:sz w:val="18"/>
-                <w:rFonts w:ascii="Microsoft YaHei" w:hAnsi="Microsoft YaHei" w:eastAsia="Microsoft YaHei" w:cs="Microsoft YaHei"/>
-              </w:rPr>
-              <w:t>target 改为「把 record_type 原样透传，不做任何加/减后缀的加工」，示例由 outpatient_record 更正为 outpatient。本期门诊、急诊即适用，不是只影响住院</w:t>
-            </w:r>
-          </w:p>
-        </w:tc>
-        <w:tc>
-          <w:tcPr>
-            <w:tcW w:type="dxa" w:w="2160"/>
-          </w:tcPr>
-          <w:p>
-            <w:pPr>
-              <w:spacing w:after="40"/>
-            </w:pPr>
-            <w:r>
-              <w:rPr>
-                <w:b w:val="0"/>
-                <w:color w:val="333333"/>
-                <w:sz w:val="18"/>
-                <w:rFonts w:ascii="Microsoft YaHei" w:hAnsi="Microsoft YaHei" w:eastAsia="Microsoft YaHei" w:cs="Microsoft YaHei"/>
-              </w:rPr>
-              <w:t>本期门诊第一个病人就会遇到：门诊的 record_type 是 outpatient，我方刷新消息里的 target 下发的就是 outpatient，而不是旧版示例写的 outpatient_record（急诊同理，是 emergency）。若贵方按旧示例匹配 outpatient_record，表现为病历已成功写入、医生界面却始终不刷新——而两边日志都显示成功，这类问题最难查。</w:t>
-            </w:r>
-          </w:p>
-        </w:tc>
-        <w:tc>
-          <w:tcPr>
-            <w:tcW w:type="dxa" w:w="2160"/>
-          </w:tcPr>
-          <w:p>
-            <w:pPr>
-              <w:spacing w:after="40"/>
-            </w:pPr>
-            <w:r>
-              <w:rPr>
-                <w:b w:val="0"/>
-                <w:color w:val="666666"/>
-                <w:sz w:val="18"/>
-                <w:rFonts w:ascii="Microsoft YaHei" w:hAnsi="Microsoft YaHei" w:eastAsia="Microsoft YaHei" w:cs="Microsoft YaHei"/>
-              </w:rPr>
-              <w:t>初版按「页面名」的思路设想 target，门诊下 outpatient_record 念着也通顺，所以一直没被发现；后来扩展到住院文书才暴露这个拼法根本不成立（会拼出 course_record_record），于是统一改为直接下发 record_type 原值。住院只是当初暴露问题的场景，门诊同样适用。</w:t>
-            </w:r>
-          </w:p>
-        </w:tc>
-      </w:tr>
-      <w:tr>
-        <w:tc>
-          <w:tcPr>
-            <w:tcW w:type="dxa" w:w="2160"/>
-          </w:tcPr>
-          <w:p>
-            <w:pPr>
-              <w:spacing w:after="40"/>
-            </w:pPr>
-            <w:r>
-              <w:rPr>
-                <w:b/>
-                <w:color w:val="333333"/>
-                <w:sz w:val="18"/>
-                <w:rFonts w:ascii="Microsoft YaHei" w:hAnsi="Microsoft YaHei" w:eastAsia="Microsoft YaHei" w:cs="Microsoft YaHei"/>
-              </w:rPr>
-              <w:t>7.2 回写路由</w:t>
-            </w:r>
-          </w:p>
-        </w:tc>
-        <w:tc>
-          <w:tcPr>
-            <w:tcW w:type="dxa" w:w="2160"/>
-          </w:tcPr>
-          <w:p>
-            <w:pPr>
-              <w:spacing w:after="40"/>
-            </w:pPr>
-            <w:r>
-              <w:rPr>
-                <w:b w:val="0"/>
-                <w:color w:val="333333"/>
-                <w:sz w:val="18"/>
-                <w:rFonts w:ascii="Microsoft YaHei" w:hAnsi="Microsoft YaHei" w:eastAsia="Microsoft YaHei" w:cs="Microsoft YaHei"/>
-              </w:rPr>
-              <w:t>补充：来源诊室连接失效时，我方会改投任意一条在线连接（msg_id 不变）；贵方任一客户端收到 record_writeback 请无条件写库</w:t>
-            </w:r>
-          </w:p>
-        </w:tc>
-        <w:tc>
-          <w:tcPr>
-            <w:tcW w:type="dxa" w:w="2160"/>
-          </w:tcPr>
-          <w:p>
-            <w:pPr>
-              <w:spacing w:after="40"/>
-            </w:pPr>
-            <w:r>
-              <w:rPr>
-                <w:b w:val="0"/>
-                <w:color w:val="333333"/>
-                <w:sz w:val="18"/>
-                <w:rFonts w:ascii="Microsoft YaHei" w:hAnsi="Microsoft YaHei" w:eastAsia="Microsoft YaHei" w:cs="Microsoft YaHei"/>
-              </w:rPr>
-              <w:t>病历写的是全院共享库，与哪台诊室收到无关。若按「是不是本机接诊的」过滤，来源诊室掉线时这份病历会丢失。</w:t>
-            </w:r>
-          </w:p>
-        </w:tc>
-        <w:tc>
-          <w:tcPr>
-            <w:tcW w:type="dxa" w:w="2160"/>
-          </w:tcPr>
-          <w:p>
-            <w:pPr>
-              <w:spacing w:after="40"/>
-            </w:pPr>
-            <w:r>
-              <w:rPr>
-                <w:b w:val="0"/>
-                <w:color w:val="666666"/>
-                <w:sz w:val="18"/>
-                <w:rFonts w:ascii="Microsoft YaHei" w:hAnsi="Microsoft YaHei" w:eastAsia="Microsoft YaHei" w:cs="Microsoft YaHei"/>
-              </w:rPr>
-              <w:t>v1.2 定连接拓扑时写明了「路由回来源诊室」，但未写明来源连接失效时的兜底行为，本次补上。</w:t>
-            </w:r>
-          </w:p>
-        </w:tc>
-      </w:tr>
-      <w:tr>
-        <w:tc>
-          <w:tcPr>
-            <w:tcW w:type="dxa" w:w="2160"/>
-          </w:tcPr>
-          <w:p>
-            <w:pPr>
-              <w:spacing w:after="40"/>
-            </w:pPr>
-            <w:r>
-              <w:rPr>
-                <w:b/>
-                <w:color w:val="333333"/>
-                <w:sz w:val="18"/>
-                <w:rFonts w:ascii="Microsoft YaHei" w:hAnsi="Microsoft YaHei" w:eastAsia="Microsoft YaHei" w:cs="Microsoft YaHei"/>
-              </w:rPr>
-              <w:t>7.4 补发与去重</w:t>
-            </w:r>
-          </w:p>
-        </w:tc>
-        <w:tc>
-          <w:tcPr>
-            <w:tcW w:type="dxa" w:w="2160"/>
-          </w:tcPr>
-          <w:p>
-            <w:pPr>
-              <w:spacing w:after="40"/>
-            </w:pPr>
-            <w:r>
-              <w:rPr>
-                <w:b w:val="0"/>
-                <w:color w:val="333333"/>
-                <w:sz w:val="18"/>
-                <w:rFonts w:ascii="Microsoft YaHei" w:hAnsi="Microsoft YaHei" w:eastAsia="Microsoft YaHei" w:cs="Microsoft YaHei"/>
-              </w:rPr>
-              <w:t>按方向拆开说明：上行仍按 msg_id 去重；下行由我方补投任务发起的重投会使用新的 msg_id，请以 2.5 的业务幂等键为准判重</w:t>
-            </w:r>
-          </w:p>
-        </w:tc>
-        <w:tc>
-          <w:tcPr>
-            <w:tcW w:type="dxa" w:w="2160"/>
-          </w:tcPr>
-          <w:p>
-            <w:pPr>
-              <w:spacing w:after="40"/>
-            </w:pPr>
-            <w:r>
-              <w:rPr>
-                <w:b w:val="0"/>
-                <w:color w:val="333333"/>
-                <w:sz w:val="18"/>
-                <w:rFonts w:ascii="Microsoft YaHei" w:hAnsi="Microsoft YaHei" w:eastAsia="Microsoft YaHei" w:cs="Microsoft YaHei"/>
-              </w:rPr>
-              <w:t>只按 msg_id 判重会在补投场景下产生重复病历。</w:t>
-            </w:r>
-          </w:p>
-        </w:tc>
-        <w:tc>
-          <w:tcPr>
-            <w:tcW w:type="dxa" w:w="2160"/>
-          </w:tcPr>
-          <w:p>
-            <w:pPr>
-              <w:spacing w:after="40"/>
-            </w:pPr>
-            <w:r>
-              <w:rPr>
-                <w:b w:val="0"/>
-                <w:color w:val="666666"/>
-                <w:sz w:val="18"/>
-                <w:rFonts w:ascii="Microsoft YaHei" w:hAnsi="Microsoft YaHei" w:eastAsia="Microsoft YaHei" w:cs="Microsoft YaHei"/>
-              </w:rPr>
-              <w:t>原文按「同一条连接内的重发」描述，未覆盖「连接断开后由补投任务重新发起」这一跨会话场景。</w:t>
-            </w:r>
-          </w:p>
-        </w:tc>
-      </w:tr>
-      <w:tr>
-        <w:tc>
-          <w:tcPr>
-            <w:tcW w:type="dxa" w:w="2160"/>
-          </w:tcPr>
-          <w:p>
-            <w:pPr>
-              <w:spacing w:after="40"/>
-            </w:pPr>
-            <w:r>
-              <w:rPr>
-                <w:b/>
-                <w:color w:val="333333"/>
-                <w:sz w:val="18"/>
-                <w:rFonts w:ascii="Microsoft YaHei" w:hAnsi="Microsoft YaHei" w:eastAsia="Microsoft YaHei" w:cs="Microsoft YaHei"/>
-              </w:rPr>
-              <w:t>3.1 接诊推送字段表（新增字段）</w:t>
-            </w:r>
-          </w:p>
-        </w:tc>
-        <w:tc>
-          <w:tcPr>
-            <w:tcW w:type="dxa" w:w="2160"/>
-          </w:tcPr>
-          <w:p>
-            <w:pPr>
-              <w:spacing w:after="40"/>
-            </w:pPr>
-            <w:r>
-              <w:rPr>
-                <w:b w:val="0"/>
-                <w:color w:val="333333"/>
-                <w:sz w:val="18"/>
-                <w:rFonts w:ascii="Microsoft YaHei" w:hAnsi="Microsoft YaHei" w:eastAsia="Microsoft YaHei" w:cs="Microsoft YaHei"/>
-              </w:rPr>
-              <w:t>新增 patient_no（患者编号/病案号，跨就诊稳定）一项，选填但强烈建议推送——不传不会被拒收，但同一患者的档案会散开</w:t>
-            </w:r>
-          </w:p>
-        </w:tc>
-        <w:tc>
-          <w:tcPr>
-            <w:tcW w:type="dxa" w:w="2160"/>
-          </w:tcPr>
-          <w:p>
-            <w:pPr>
-              <w:spacing w:after="40"/>
-            </w:pPr>
-            <w:r>
-              <w:rPr>
-                <w:b w:val="0"/>
-                <w:color w:val="333333"/>
-                <w:sz w:val="18"/>
-                <w:rFonts w:ascii="Microsoft YaHei" w:hAnsi="Microsoft YaHei" w:eastAsia="Microsoft YaHei" w:cs="Microsoft YaHei"/>
-              </w:rPr>
-              <w:t>我方需要一个跨就诊稳定的患者标识，把同一个人的历次就诊归到同一份档案下。目前只能靠选填的 id_card / phone 判断，两者都缺时，同一位患者每来一次门诊就会新建一份档案——医生打开工作台看不到他的既往病历与过敏史，这在临床上是有风险的。只要该编号在贵方 HIS 里对同一个人稳定不变即可（病案号、患者主索引号、居民健康档案号都可以，用哪个由贵方定，告知我方取的是哪个即可）。我方仅用于档案查重，不做其它用途，也不会回写给贵方。</w:t>
-            </w:r>
-          </w:p>
-        </w:tc>
-        <w:tc>
-          <w:tcPr>
-            <w:tcW w:type="dxa" w:w="2160"/>
-          </w:tcPr>
-          <w:p>
-            <w:pPr>
-              <w:spacing w:after="40"/>
-            </w:pPr>
-            <w:r>
-              <w:rPr>
-                <w:b w:val="0"/>
-                <w:color w:val="666666"/>
-                <w:sz w:val="18"/>
-                <w:rFonts w:ascii="Microsoft YaHei" w:hAnsi="Microsoft YaHei" w:eastAsia="Microsoft YaHei" w:cs="Microsoft YaHei"/>
-              </w:rPr>
-              <w:t>本规范起草时把 visit_id（就诊流水号）作为唯一关联主键——它用于病历回写定位就诊是够的，但患者档案层面缺一个稳定标识，当时未纳入考虑。我方数据结构里其实预留了这个位置，只是规范没写、贵方自然也不会推。我方已同步补齐接收与查重逻辑，贵方推来即刻生效。</w:t>
-            </w:r>
-          </w:p>
-        </w:tc>
-      </w:tr>
-      <w:tr>
-        <w:tc>
-          <w:tcPr>
-            <w:tcW w:type="dxa" w:w="2160"/>
-          </w:tcPr>
-          <w:p>
-            <w:pPr>
-              <w:spacing w:after="40"/>
-            </w:pPr>
-            <w:r>
-              <w:rPr>
-                <w:b/>
-                <w:color w:val="333333"/>
-                <w:sz w:val="18"/>
-                <w:rFonts w:ascii="Microsoft YaHei" w:hAnsi="Microsoft YaHei" w:eastAsia="Microsoft YaHei" w:cs="Microsoft YaHei"/>
-              </w:rPr>
-              <w:t>附录 A.4 ack 示例 / 7.4 应答</w:t>
-            </w:r>
-          </w:p>
-        </w:tc>
-        <w:tc>
-          <w:tcPr>
-            <w:tcW w:type="dxa" w:w="2160"/>
-          </w:tcPr>
-          <w:p>
-            <w:pPr>
-              <w:spacing w:after="40"/>
-            </w:pPr>
-            <w:r>
-              <w:rPr>
-                <w:b w:val="0"/>
-                <w:color w:val="333333"/>
-                <w:sz w:val="18"/>
-                <w:rFonts w:ascii="Microsoft YaHei" w:hAnsi="Microsoft YaHei" w:eastAsia="Microsoft YaHei" w:cs="Microsoft YaHei"/>
-              </w:rPr>
-              <w:t>两条 ack 示例补齐 app_id、timestamp、nonce、sign 四个字段——ack 与业务消息一样要签名（待签串末段为 ack 自己的 payload 原文）。并补充说明：未通过验签的 ack 我方会直接丢弃且不回任何消息</w:t>
-            </w:r>
-          </w:p>
-        </w:tc>
-        <w:tc>
-          <w:tcPr>
-            <w:tcW w:type="dxa" w:w="2160"/>
-          </w:tcPr>
-          <w:p>
-            <w:pPr>
-              <w:spacing w:after="40"/>
-            </w:pPr>
-            <w:r>
-              <w:rPr>
-                <w:b w:val="0"/>
-                <w:color w:val="333333"/>
-                <w:sz w:val="18"/>
-                <w:rFonts w:ascii="Microsoft YaHei" w:hAnsi="Microsoft YaHei" w:eastAsia="Microsoft YaHei" w:cs="Microsoft YaHei"/>
-              </w:rPr>
-              <w:t>我方对上行 ack 是强制验签的。若 ack 未签名，表现为：贵方已正常写库并回了 ack，我方却收不到有效应答 → 10 秒一次共重发 3 次 → 判该连接失效并主动断开 → 换一条连接再来一轮，最终整份病历回写失败，而贵方日志里只看到「我明明回了 ack」，两边都难定位。</w:t>
-            </w:r>
-          </w:p>
-        </w:tc>
-        <w:tc>
-          <w:tcPr>
-            <w:tcW w:type="dxa" w:w="2160"/>
-          </w:tcPr>
-          <w:p>
-            <w:pPr>
-              <w:spacing w:after="40"/>
-            </w:pPr>
-            <w:r>
-              <w:rPr>
-                <w:b w:val="0"/>
-                <w:color w:val="666666"/>
-                <w:sz w:val="18"/>
-                <w:rFonts w:ascii="Microsoft YaHei" w:hAnsi="Microsoft YaHei" w:eastAsia="Microsoft YaHei" w:cs="Microsoft YaHei"/>
-              </w:rPr>
-              <w:t>7.3 正文写了「所有消息统一携带 sign」，但附录 A.4 的两条 ack 示例漏写了这四个字段。示例与正文打架时开发者通常照示例做，故本次以示例为准补齐。（随附的两份参考实现里 ack 是正确签名的，可对照。）</w:t>
-            </w:r>
-          </w:p>
-        </w:tc>
-      </w:tr>
-      <w:tr>
-        <w:tc>
-          <w:tcPr>
-            <w:tcW w:type="dxa" w:w="2160"/>
-          </w:tcPr>
-          <w:p>
-            <w:pPr>
-              <w:spacing w:after="40"/>
-            </w:pPr>
-            <w:r>
-              <w:rPr>
-                <w:b/>
-                <w:color w:val="333333"/>
-                <w:sz w:val="18"/>
-                <w:rFonts w:ascii="Microsoft YaHei" w:hAnsi="Microsoft YaHei" w:eastAsia="Microsoft YaHei" w:cs="Microsoft YaHei"/>
-              </w:rPr>
-              <w:t>7.2 握手参数</w:t>
-            </w:r>
-          </w:p>
-        </w:tc>
-        <w:tc>
-          <w:tcPr>
-            <w:tcW w:type="dxa" w:w="2160"/>
-          </w:tcPr>
-          <w:p>
-            <w:pPr>
-              <w:spacing w:after="40"/>
-            </w:pPr>
-            <w:r>
-              <w:rPr>
-                <w:b w:val="0"/>
-                <w:color w:val="333333"/>
-                <w:sz w:val="18"/>
-                <w:rFonts w:ascii="Microsoft YaHei" w:hAnsi="Microsoft YaHei" w:eastAsia="Microsoft YaHei" w:cs="Microsoft YaHei"/>
-              </w:rPr>
-              <w:t>补充：握手 nonce 为一次性，我方在时间窗内做去重。每次（重）连必须重新生成 timestamp / nonce / sign，不得把算好的握手 URL 缓存下来原样复用</w:t>
-            </w:r>
-          </w:p>
-        </w:tc>
-        <w:tc>
-          <w:tcPr>
-            <w:tcW w:type="dxa" w:w="2160"/>
-          </w:tcPr>
-          <w:p>
-            <w:pPr>
-              <w:spacing w:after="40"/>
-            </w:pPr>
-            <w:r>
-              <w:rPr>
-                <w:b w:val="0"/>
-                <w:color w:val="333333"/>
-                <w:sz w:val="18"/>
-                <w:rFonts w:ascii="Microsoft YaHei" w:hAnsi="Microsoft YaHei" w:eastAsia="Microsoft YaHei" w:cs="Microsoft YaHei"/>
-              </w:rPr>
-              <w:t>缓存握手 URL 重连会被判为重放，固定返回 403——而 403 与 appId 错、签名错的表现完全一样，现场无从区分，会表现为「第一次连得上，断线后再也连不上」。</w:t>
-            </w:r>
-          </w:p>
-        </w:tc>
-        <w:tc>
-          <w:tcPr>
-            <w:tcW w:type="dxa" w:w="2160"/>
-          </w:tcPr>
-          <w:p>
-            <w:pPr>
-              <w:spacing w:after="40"/>
-            </w:pPr>
-            <w:r>
-              <w:rPr>
-                <w:b w:val="0"/>
-                <w:color w:val="666666"/>
-                <w:sz w:val="18"/>
-                <w:rFonts w:ascii="Microsoft YaHei" w:hAnsi="Microsoft YaHei" w:eastAsia="Microsoft YaHei" w:cs="Microsoft YaHei"/>
-              </w:rPr>
-              <w:t>v1.2 只写了握手要带 app_id/timestamp/nonce/sign 四个参数，没写明 nonce 的一次性语义。把握手 URL 存成配置或成员变量是很自然的写法，故本次明确写出其一次性语义。</w:t>
-            </w:r>
-          </w:p>
-        </w:tc>
-      </w:tr>
-      <w:tr>
-        <w:tc>
-          <w:tcPr>
-            <w:tcW w:type="dxa" w:w="2160"/>
-          </w:tcPr>
-          <w:p>
-            <w:pPr>
-              <w:spacing w:after="40"/>
-            </w:pPr>
-            <w:r>
-              <w:rPr>
-                <w:b/>
-                <w:color w:val="333333"/>
-                <w:sz w:val="18"/>
-                <w:rFonts w:ascii="Microsoft YaHei" w:hAnsi="Microsoft YaHei" w:eastAsia="Microsoft YaHei" w:cs="Microsoft YaHei"/>
-              </w:rPr>
-              <w:t>7.3 信封 sign 字段</w:t>
-            </w:r>
-          </w:p>
-        </w:tc>
-        <w:tc>
-          <w:tcPr>
-            <w:tcW w:type="dxa" w:w="2160"/>
-          </w:tcPr>
-          <w:p>
-            <w:pPr>
-              <w:spacing w:after="40"/>
-            </w:pPr>
-            <w:r>
-              <w:rPr>
-                <w:b w:val="0"/>
-                <w:color w:val="333333"/>
-                <w:sz w:val="18"/>
-                <w:rFonts w:ascii="Microsoft YaHei" w:hAnsi="Microsoft YaHei" w:eastAsia="Microsoft YaHei" w:cs="Microsoft YaHei"/>
-              </w:rPr>
-              <w:t>写明签名的字节口径：payload 只序列化一次——用于计算签名的那串字符，与消息里 payload 位置上的那串字符，必须逐字节相同；我方按贵方实际发出的报文原文验签，不会重新序列化</w:t>
-            </w:r>
-          </w:p>
-        </w:tc>
-        <w:tc>
-          <w:tcPr>
-            <w:tcW w:type="dxa" w:w="2160"/>
-          </w:tcPr>
-          <w:p>
-            <w:pPr>
-              <w:spacing w:after="40"/>
-            </w:pPr>
-            <w:r>
-              <w:rPr>
-                <w:b w:val="0"/>
-                <w:color w:val="333333"/>
-                <w:sz w:val="18"/>
-                <w:rFonts w:ascii="Microsoft YaHei" w:hAnsi="Microsoft YaHei" w:eastAsia="Microsoft YaHei" w:cs="Microsoft YaHei"/>
-              </w:rPr>
-              <w:t>签名结果取决于字节而不是 JSON 语义。中文是否转义成 \uXXXX、键的先后顺序、有没有缩进空格——任一处两边不一致，签名就对不上，我方回 code=40001，而贵方按公式反复核对却查不出错，这是联调最费时间的一种卡点。一个现成的例子：随附的 Python 版与 Node.js 版参考实现对同一份示例数据签出的结果并不相同（Python 的标准序列化在冒号、逗号后带空格，JavaScript 不带），但两份都能通过我方验签——因为各自「算的」和「发的」是同一串字节。</w:t>
-            </w:r>
-          </w:p>
-        </w:tc>
-        <w:tc>
-          <w:tcPr>
-            <w:tcW w:type="dxa" w:w="2160"/>
-          </w:tcPr>
-          <w:p>
-            <w:pPr>
-              <w:spacing w:after="40"/>
-            </w:pPr>
-            <w:r>
-              <w:rPr>
-                <w:b w:val="0"/>
-                <w:color w:val="666666"/>
-                <w:sz w:val="18"/>
-                <w:rFonts w:ascii="Microsoft YaHei" w:hAnsi="Microsoft YaHei" w:eastAsia="Microsoft YaHei" w:cs="Microsoft YaHei"/>
-              </w:rPr>
-              <w:t>原文只写了「待签串末段 = payload 的 JSON 序列化原文」，「原文」指的就是报文里那一串，但没有点破。方案 A 的 HTTP 请求体天然只有一份字节、不存在歧义；改用 WebSocket 后 payload 是嵌在信封里的对象，才多出「算签名时序列化一次、组装消息时又序列化一次」这条岔路，本次把这个隐含前提明确写出。</w:t>
-            </w:r>
-          </w:p>
-        </w:tc>
-      </w:tr>
-    </w:tbl>
-    <w:p>
-      <w:pPr>
-        <w:spacing w:after="160"/>
-        <w:jc w:val="center"/>
-      </w:pPr>
-      <w:r/>
-      <w:r>
-        <w:rPr>
-          <w:b w:val="0"/>
-          <w:color w:val="333333"/>
-          <w:sz w:val="12"/>
-          <w:rFonts w:ascii="Microsoft YaHei" w:hAnsi="Microsoft YaHei" w:eastAsia="Microsoft YaHei" w:cs="Microsoft YaHei"/>
-        </w:rPr>
-      </w:r>
-    </w:p>
-    <w:p>
-      <w:pPr>
-        <w:spacing w:after="120"/>
-        <w:jc w:val="center"/>
-      </w:pPr>
-      <w:r/>
-      <w:r>
-        <w:rPr>
-          <w:b/>
-          <w:color w:val="0070C0"/>
-          <w:sz w:val="24"/>
-          <w:rFonts w:ascii="Microsoft YaHei" w:hAnsi="Microsoft YaHei" w:eastAsia="Microsoft YaHei" w:cs="Microsoft YaHei"/>
-        </w:rPr>
-        <w:t>B 类｜原要求已取消，贵方可少做（4 项）</w:t>
-      </w:r>
-    </w:p>
-    <w:tbl>
-      <w:tblPr>
-        <w:tblStyle w:val="TableGrid"/>
-        <w:tblW w:type="auto" w:w="0"/>
-        <w:tblLook w:firstColumn="1" w:firstRow="1" w:lastColumn="0" w:lastRow="0" w:noHBand="0" w:noVBand="1" w:val="04A0"/>
-      </w:tblPr>
-      <w:tblGrid>
-        <w:gridCol w:w="2160"/>
-        <w:gridCol w:w="2160"/>
-        <w:gridCol w:w="2160"/>
-        <w:gridCol w:w="2160"/>
-      </w:tblGrid>
-      <w:tr>
-        <w:tc>
-          <w:tcPr>
-            <w:tcW w:type="dxa" w:w="2160"/>
-          </w:tcPr>
-          <w:p>
-            <w:pPr>
-              <w:spacing w:after="40"/>
-            </w:pPr>
-            <w:r>
-              <w:rPr>
-                <w:b/>
-                <w:color w:val="333333"/>
-                <w:sz w:val="18"/>
-                <w:rFonts w:ascii="Microsoft YaHei" w:hAnsi="Microsoft YaHei" w:eastAsia="Microsoft YaHei" w:cs="Microsoft YaHei"/>
-              </w:rPr>
-              <w:t>位置</w:t>
-            </w:r>
-          </w:p>
-        </w:tc>
-        <w:tc>
-          <w:tcPr>
-            <w:tcW w:type="dxa" w:w="2160"/>
-          </w:tcPr>
-          <w:p>
-            <w:pPr>
-              <w:spacing w:after="40"/>
-            </w:pPr>
-            <w:r>
-              <w:rPr>
-                <w:b/>
-                <w:color w:val="333333"/>
-                <w:sz w:val="18"/>
-                <w:rFonts w:ascii="Microsoft YaHei" w:hAnsi="Microsoft YaHei" w:eastAsia="Microsoft YaHei" w:cs="Microsoft YaHei"/>
-              </w:rPr>
-              <w:t>改了什么</w:t>
-            </w:r>
-          </w:p>
-        </w:tc>
-        <w:tc>
-          <w:tcPr>
-            <w:tcW w:type="dxa" w:w="2160"/>
-          </w:tcPr>
-          <w:p>
-            <w:pPr>
-              <w:spacing w:after="40"/>
-            </w:pPr>
-            <w:r>
-              <w:rPr>
-                <w:b/>
-                <w:color w:val="333333"/>
-                <w:sz w:val="18"/>
-                <w:rFonts w:ascii="Microsoft YaHei" w:hAnsi="Microsoft YaHei" w:eastAsia="Microsoft YaHei" w:cs="Microsoft YaHei"/>
-              </w:rPr>
-              <w:t>为什么这样改</w:t>
-            </w:r>
-          </w:p>
-        </w:tc>
-        <w:tc>
-          <w:tcPr>
-            <w:tcW w:type="dxa" w:w="2160"/>
-          </w:tcPr>
-          <w:p>
-            <w:pPr>
-              <w:spacing w:after="40"/>
-            </w:pPr>
-            <w:r>
-              <w:rPr>
-                <w:b/>
-                <w:color w:val="333333"/>
-                <w:sz w:val="18"/>
-                <w:rFonts w:ascii="Microsoft YaHei" w:hAnsi="Microsoft YaHei" w:eastAsia="Microsoft YaHei" w:cs="Microsoft YaHei"/>
-              </w:rPr>
-              <w:t>背景说明</w:t>
-            </w:r>
-          </w:p>
-        </w:tc>
-      </w:tr>
-      <w:tr>
-        <w:tc>
-          <w:tcPr>
-            <w:tcW w:type="dxa" w:w="2160"/>
-          </w:tcPr>
-          <w:p>
-            <w:pPr>
-              <w:spacing w:after="40"/>
-            </w:pPr>
-            <w:r>
-              <w:rPr>
-                <w:b/>
-                <w:color w:val="333333"/>
-                <w:sz w:val="18"/>
-                <w:rFonts w:ascii="Microsoft YaHei" w:hAnsi="Microsoft YaHei" w:eastAsia="Microsoft YaHei" w:cs="Microsoft YaHei"/>
-              </w:rPr>
-              <w:t>第 4 章 需贵方提供项</w:t>
-            </w:r>
-          </w:p>
-        </w:tc>
-        <w:tc>
-          <w:tcPr>
-            <w:tcW w:type="dxa" w:w="2160"/>
-          </w:tcPr>
-          <w:p>
-            <w:pPr>
-              <w:spacing w:after="40"/>
-            </w:pPr>
-            <w:r>
-              <w:rPr>
-                <w:b w:val="0"/>
-                <w:color w:val="333333"/>
-                <w:sz w:val="18"/>
-                <w:rFonts w:ascii="Microsoft YaHei" w:hAnsi="Microsoft YaHei" w:eastAsia="Microsoft YaHei" w:cs="Microsoft YaHei"/>
-              </w:rPr>
-              <w:t>删除「① 诊断编码字典 ② 科室编码字典」——两份字典均无需提供</w:t>
-            </w:r>
-          </w:p>
-        </w:tc>
-        <w:tc>
-          <w:tcPr>
-            <w:tcW w:type="dxa" w:w="2160"/>
-          </w:tcPr>
-          <w:p>
-            <w:pPr>
-              <w:spacing w:after="40"/>
-            </w:pPr>
-            <w:r>
-              <w:rPr>
-                <w:b w:val="0"/>
-                <w:color w:val="333333"/>
-                <w:sz w:val="18"/>
-                <w:rFonts w:ascii="Microsoft YaHei" w:hAnsi="Microsoft YaHei" w:eastAsia="Microsoft YaHei" w:cs="Microsoft YaHei"/>
-              </w:rPr>
-              <w:t>我方诊断以名称为准落库；科室以接诊推送随行的 dept_code + dept_name 成对下发为准，不需要预先交换字典。</w:t>
-            </w:r>
-          </w:p>
-        </w:tc>
-        <w:tc>
-          <w:tcPr>
-            <w:tcW w:type="dxa" w:w="2160"/>
-          </w:tcPr>
-          <w:p>
-            <w:pPr>
-              <w:spacing w:after="40"/>
-            </w:pPr>
-            <w:r>
-              <w:rPr>
-                <w:b w:val="0"/>
-                <w:color w:val="666666"/>
-                <w:sz w:val="18"/>
-                <w:rFonts w:ascii="Microsoft YaHei" w:hAnsi="Microsoft YaHei" w:eastAsia="Microsoft YaHei" w:cs="Microsoft YaHei"/>
-              </w:rPr>
-              <w:t>第 4 章沿用了初版草案（当时设想按编码对齐）。v1.2 的附录 B 已确认无需字典，但第 4 章未同步删除，造成同一份文档内部口径不一致，本次一并清掉。</w:t>
-            </w:r>
-          </w:p>
-        </w:tc>
-      </w:tr>
-      <w:tr>
-        <w:tc>
-          <w:tcPr>
-            <w:tcW w:type="dxa" w:w="2160"/>
-          </w:tcPr>
-          <w:p>
-            <w:pPr>
-              <w:spacing w:after="40"/>
-            </w:pPr>
-            <w:r>
-              <w:rPr>
-                <w:b/>
-                <w:color w:val="333333"/>
-                <w:sz w:val="18"/>
-                <w:rFonts w:ascii="Microsoft YaHei" w:hAnsi="Microsoft YaHei" w:eastAsia="Microsoft YaHei" w:cs="Microsoft YaHei"/>
-              </w:rPr>
-              <w:t>3.1 agent_device_ip / agent_device_mac</w:t>
-            </w:r>
-          </w:p>
-        </w:tc>
-        <w:tc>
-          <w:tcPr>
-            <w:tcW w:type="dxa" w:w="2160"/>
-          </w:tcPr>
-          <w:p>
-            <w:pPr>
-              <w:spacing w:after="40"/>
-            </w:pPr>
-            <w:r>
-              <w:rPr>
-                <w:b w:val="0"/>
-                <w:color w:val="333333"/>
-                <w:sz w:val="18"/>
-                <w:rFonts w:ascii="Microsoft YaHei" w:hAnsi="Microsoft YaHei" w:eastAsia="Microsoft YaHei" w:cs="Microsoft YaHei"/>
-              </w:rPr>
-              <w:t>改为「选填，仅作排障留痕」；agent_device_mac 标注为保留字段、当前不使用</w:t>
-            </w:r>
-          </w:p>
-        </w:tc>
-        <w:tc>
-          <w:tcPr>
-            <w:tcW w:type="dxa" w:w="2160"/>
-          </w:tcPr>
-          <w:p>
-            <w:pPr>
-              <w:spacing w:after="40"/>
-            </w:pPr>
-            <w:r>
-              <w:rPr>
-                <w:b w:val="0"/>
-                <w:color w:val="333333"/>
-                <w:sz w:val="18"/>
-                <w:rFonts w:ascii="Microsoft YaHei" w:hAnsi="Microsoft YaHei" w:eastAsia="Microsoft YaHei" w:cs="Microsoft YaHei"/>
-              </w:rPr>
-              <w:t>方案 B 下回写按 WebSocket 连接自动路由回来源诊室，不依赖这两个值。</w:t>
-            </w:r>
-          </w:p>
-        </w:tc>
-        <w:tc>
-          <w:tcPr>
-            <w:tcW w:type="dxa" w:w="2160"/>
-          </w:tcPr>
-          <w:p>
-            <w:pPr>
-              <w:spacing w:after="40"/>
-            </w:pPr>
-            <w:r>
-              <w:rPr>
-                <w:b w:val="0"/>
-                <w:color w:val="666666"/>
-                <w:sz w:val="18"/>
-                <w:rFonts w:ascii="Microsoft YaHei" w:hAnsi="Microsoft YaHei" w:eastAsia="Microsoft YaHei" w:cs="Microsoft YaHei"/>
-              </w:rPr>
-              <w:t>这两个字段是方案 A（诊室 Agent 中转）时代的设计。通道定为方案 B 后它们已失去用途，字段说明未同步。</w:t>
-            </w:r>
-          </w:p>
-        </w:tc>
-      </w:tr>
-      <w:tr>
-        <w:tc>
-          <w:tcPr>
-            <w:tcW w:type="dxa" w:w="2160"/>
-          </w:tcPr>
-          <w:p>
-            <w:pPr>
-              <w:spacing w:after="40"/>
-            </w:pPr>
-            <w:r>
-              <w:rPr>
-                <w:b/>
-                <w:color w:val="333333"/>
-                <w:sz w:val="18"/>
-                <w:rFonts w:ascii="Microsoft YaHei" w:hAnsi="Microsoft YaHei" w:eastAsia="Microsoft YaHei" w:cs="Microsoft YaHei"/>
-              </w:rPr>
-              <w:t>5.2 / 5.3 部署与网络</w:t>
-            </w:r>
-          </w:p>
-        </w:tc>
-        <w:tc>
-          <w:tcPr>
-            <w:tcW w:type="dxa" w:w="2160"/>
-          </w:tcPr>
-          <w:p>
-            <w:pPr>
-              <w:spacing w:after="40"/>
-            </w:pPr>
-            <w:r>
-              <w:rPr>
-                <w:b w:val="0"/>
-                <w:color w:val="333333"/>
-                <w:sz w:val="18"/>
-                <w:rFonts w:ascii="Microsoft YaHei" w:hAnsi="Microsoft YaHei" w:eastAsia="Microsoft YaHei" w:cs="Microsoft YaHei"/>
-              </w:rPr>
-              <w:t>删除「诊室部署极薄 Agent 做内网中转」整段</w:t>
-            </w:r>
-          </w:p>
-        </w:tc>
-        <w:tc>
-          <w:tcPr>
-            <w:tcW w:type="dxa" w:w="2160"/>
-          </w:tcPr>
-          <w:p>
-            <w:pPr>
-              <w:spacing w:after="40"/>
-            </w:pPr>
-            <w:r>
-              <w:rPr>
-                <w:b w:val="0"/>
-                <w:color w:val="333333"/>
-                <w:sz w:val="18"/>
-                <w:rFonts w:ascii="Microsoft YaHei" w:hAnsi="Microsoft YaHei" w:eastAsia="Microsoft YaHei" w:cs="Microsoft YaHei"/>
-              </w:rPr>
-              <w:t>方案 B 下我方不调用贵方任何接口、不在院内部署任何程序，贵方无需预留内网部署位。</w:t>
-            </w:r>
-          </w:p>
-        </w:tc>
-        <w:tc>
-          <w:tcPr>
-            <w:tcW w:type="dxa" w:w="2160"/>
-          </w:tcPr>
-          <w:p>
-            <w:pPr>
-              <w:spacing w:after="40"/>
-            </w:pPr>
-            <w:r>
-              <w:rPr>
-                <w:b w:val="0"/>
-                <w:color w:val="666666"/>
-                <w:sz w:val="18"/>
-                <w:rFonts w:ascii="Microsoft YaHei" w:hAnsi="Microsoft YaHei" w:eastAsia="Microsoft YaHei" w:cs="Microsoft YaHei"/>
-              </w:rPr>
-              <w:t>同上，方案 A 时代的方案。通道定稿后本节未整体重写。</w:t>
-            </w:r>
-          </w:p>
-        </w:tc>
-      </w:tr>
-      <w:tr>
-        <w:tc>
-          <w:tcPr>
-            <w:tcW w:type="dxa" w:w="2160"/>
-          </w:tcPr>
-          <w:p>
-            <w:pPr>
-              <w:spacing w:after="40"/>
-            </w:pPr>
-            <w:r>
-              <w:rPr>
-                <w:b/>
-                <w:color w:val="333333"/>
-                <w:sz w:val="18"/>
-                <w:rFonts w:ascii="Microsoft YaHei" w:hAnsi="Microsoft YaHei" w:eastAsia="Microsoft YaHei" w:cs="Microsoft YaHei"/>
-              </w:rPr>
-              <w:t>1.3 总体流程图</w:t>
-            </w:r>
-          </w:p>
-        </w:tc>
-        <w:tc>
-          <w:tcPr>
-            <w:tcW w:type="dxa" w:w="2160"/>
-          </w:tcPr>
-          <w:p>
-            <w:pPr>
-              <w:spacing w:after="40"/>
-            </w:pPr>
-            <w:r>
-              <w:rPr>
-                <w:b w:val="0"/>
-                <w:color w:val="333333"/>
-                <w:sz w:val="18"/>
-                <w:rFonts w:ascii="Microsoft YaHei" w:hAnsi="Microsoft YaHei" w:eastAsia="Microsoft YaHei" w:cs="Microsoft YaHei"/>
-              </w:rPr>
-              <w:t>第 ② 步改为「我方自动建档并按 doctor_code 派入对应医生的工作台，医生在已登录的浏览器工作台点击进入」；要素由「设备IP」改为「医生工号」</w:t>
-            </w:r>
-          </w:p>
-        </w:tc>
-        <w:tc>
-          <w:tcPr>
-            <w:tcW w:type="dxa" w:w="2160"/>
-          </w:tcPr>
-          <w:p>
-            <w:pPr>
-              <w:spacing w:after="40"/>
-            </w:pPr>
-            <w:r>
-              <w:rPr>
-                <w:b w:val="0"/>
-                <w:color w:val="333333"/>
-                <w:sz w:val="18"/>
-                <w:rFonts w:ascii="Microsoft YaHei" w:hAnsi="Microsoft YaHei" w:eastAsia="Microsoft YaHei" w:cs="Microsoft YaHei"/>
-              </w:rPr>
-              <w:t>双方均无需安装任何客户端程序，医生用的就是浏览器。</w:t>
-            </w:r>
-          </w:p>
-        </w:tc>
-        <w:tc>
-          <w:tcPr>
-            <w:tcW w:type="dxa" w:w="2160"/>
-          </w:tcPr>
-          <w:p>
-            <w:pPr>
-              <w:spacing w:after="40"/>
-            </w:pPr>
-            <w:r>
-              <w:rPr>
-                <w:b w:val="0"/>
-                <w:color w:val="666666"/>
-                <w:sz w:val="18"/>
-                <w:rFonts w:ascii="Microsoft YaHei" w:hAnsi="Microsoft YaHei" w:eastAsia="Microsoft YaHei" w:cs="Microsoft YaHei"/>
-              </w:rPr>
-              <w:t>流程图绘于方案 A 时期（含诊室 Agent 拉起嵌入工作台）。我方接入方式后续调整为纯浏览器，流程图未同步。</w:t>
-            </w:r>
-          </w:p>
-        </w:tc>
-      </w:tr>
-    </w:tbl>
-    <w:p>
-      <w:pPr>
-        <w:spacing w:after="160"/>
-        <w:jc w:val="center"/>
-      </w:pPr>
-      <w:r/>
-      <w:r>
-        <w:rPr>
-          <w:b w:val="0"/>
-          <w:color w:val="333333"/>
-          <w:sz w:val="12"/>
-          <w:rFonts w:ascii="Microsoft YaHei" w:hAnsi="Microsoft YaHei" w:eastAsia="Microsoft YaHei" w:cs="Microsoft YaHei"/>
-        </w:rPr>
-      </w:r>
-    </w:p>
-    <w:p>
-      <w:pPr>
-        <w:spacing w:after="40"/>
-        <w:jc w:val="center"/>
-      </w:pPr>
-      <w:r/>
-      <w:r>
-        <w:rPr>
-          <w:b w:val="0"/>
-          <w:color w:val="666666"/>
-          <w:sz w:val="20"/>
-          <w:rFonts w:ascii="Microsoft YaHei" w:hAnsi="Microsoft YaHei" w:eastAsia="Microsoft YaHei" w:cs="Microsoft YaHei"/>
-        </w:rPr>
-        <w:t>以下为规范正文（v1.3）。本次修订过的位置——包括上表两类、以及未单独罗列的口径写明——均已在正文就地改好，并以淡底色 + 句首「▲」标出，便于对照。</w:t>
-      </w:r>
-    </w:p>
-    <w:p>
-      <w:pPr>
-        <w:spacing w:after="240"/>
-        <w:jc w:val="center"/>
-      </w:pPr>
-      <w:r/>
-      <w:r>
-        <w:rPr>
-          <w:b w:val="0"/>
-          <w:color w:val="666666"/>
-          <w:sz w:val="18"/>
-          <w:rFonts w:ascii="Microsoft YaHei" w:hAnsi="Microsoft YaHei" w:eastAsia="Microsoft YaHei" w:cs="Microsoft YaHei"/>
-        </w:rPr>
-        <w:t>────────────────────────────────────────────────────</w:t>
-      </w:r>
-    </w:p>
     <w:p>
       <w:pPr>
         <w:jc w:val="center"/>
@@ -1236,7 +54,7 @@
           <w:sz w:val="19"/>
           <w:shd w:val="clear" w:color="auto" w:fill="FDF3D8"/>
         </w:rPr>
-        <w:t>▲ v1.3 修订：共 30 处，需贵方过目的已列在文首《本次修订说明》，其余为口径写明、正文就地标出。（v1.2 修订：通道定稿——已确认采用方案 B（WebSocket），连接建在全科客户端、每台诊室各一条（7.2）；下行消息贵方验签改为可选（7.3）；3.1 补科室字段语义（本次接诊科室）与选填体征字段；附录 B 改为「已确认 / 待确认」两组。（v1.1 曾新增：第 7 章双通道、签名统一 HMAC-SHA256、URL 对齐现网实现；dept_code 已确认取科室表「本地ID」列）</w:t>
+        <w:t>▲ v1.3 修订：共 30 处。其中需请您过目的 11 处已整理成表，见文末《附录 C：本次修订说明》——A 类 7 项建议在开发前先看；其余为口径写明，不改变接口本身、也不增加贵方工作量。正文中修订过的位置均以句首「▲」+ 淡底色标出。（v1.2 修订：通道定稿——已确认采用方案 B（WebSocket），连接建在全科客户端、每台诊室各一条（7.2）；下行消息贵方验签改为可选（7.3）；3.1 补科室字段语义（本次接诊科室）与选填体征字段；附录 B 改为「已确认 / 待确认」两组。（v1.1 曾新增：第 7 章双通道、签名统一 HMAC-SHA256、URL 对齐现网实现；dept_code 已确认取科室表「本地ID」列）</w:t>
       </w:r>
     </w:p>
     <w:p>
@@ -11898,6 +10716,1165 @@
           <w:sz w:val="21"/>
         </w:rPr>
         <w:t>【待确认】测试环境与联调排期：贵方客户端开发完成后约时间，我方随时可联调。</w:t>
+      </w:r>
+    </w:p>
+    <w:p>
+      <w:pPr>
+        <w:spacing w:after="200"/>
+        <w:jc w:val="center"/>
+      </w:pPr>
+      <w:r/>
+      <w:r>
+        <w:rPr>
+          <w:b/>
+          <w:color w:val="C00000"/>
+          <w:sz w:val="28"/>
+          <w:rFonts w:ascii="Microsoft YaHei" w:hAnsi="Microsoft YaHei" w:eastAsia="Microsoft YaHei" w:cs="Microsoft YaHei"/>
+        </w:rPr>
+        <w:t>附录 C：本次修订说明（v1.2 → v1.3）</w:t>
+      </w:r>
+    </w:p>
+    <w:p>
+      <w:pPr>
+        <w:spacing w:after="80" w:line="360" w:lineRule="auto"/>
+      </w:pPr>
+      <w:r/>
+      <w:r>
+        <w:rPr>
+          <w:b w:val="0"/>
+          <w:color w:val="333333"/>
+          <w:sz w:val="21"/>
+          <w:rFonts w:ascii="Microsoft YaHei" w:hAnsi="Microsoft YaHei" w:eastAsia="Microsoft YaHei" w:cs="Microsoft YaHei"/>
+        </w:rPr>
+        <w:t>老师好。在贵方动手开发之前，我方先把系统代码与本规范做了一轮逐条核对，把所有会影响贵方实现的地方一次性梳理清楚，免得开发到一半再来回改。需要请您过目的共 11 处，列在下面两张表里：一张是请您对齐的，一张是原要求已取消、贵方可以少做的。正文相应位置均已改好，本附录只是把改动之处集中列出来便于核对，不必与正文对照着读。</w:t>
+      </w:r>
+    </w:p>
+    <w:p>
+      <w:pPr>
+        <w:spacing w:after="240" w:line="360" w:lineRule="auto"/>
+      </w:pPr>
+      <w:r/>
+      <w:r>
+        <w:rPr>
+          <w:b w:val="0"/>
+          <w:color w:val="333333"/>
+          <w:sz w:val="21"/>
+          <w:rFonts w:ascii="Microsoft YaHei" w:hAnsi="Microsoft YaHei" w:eastAsia="Microsoft YaHei" w:cs="Microsoft YaHei"/>
+        </w:rPr>
+        <w:t>其中 A 类 7 项建议优先看——这几处若两边理解不一致，联调时会表现为「消息发出去了但对方没反应」这类不易定位的问题。另有 19 处属口径写明（把原本没写清的地方说清楚，不改变接口本身，也不增加贵方工作量），不再单独罗列，已在正文对应位置以「▲」标出，通读时留意即可。</w:t>
+      </w:r>
+    </w:p>
+    <w:p>
+      <w:pPr>
+        <w:spacing w:after="120"/>
+      </w:pPr>
+      <w:r/>
+      <w:r>
+        <w:rPr>
+          <w:b/>
+          <w:color w:val="C00000"/>
+          <w:sz w:val="24"/>
+          <w:rFonts w:ascii="Microsoft YaHei" w:hAnsi="Microsoft YaHei" w:eastAsia="Microsoft YaHei" w:cs="Microsoft YaHei"/>
+        </w:rPr>
+        <w:t>A 类｜请在贵方开发完成前对齐（7 项）</w:t>
+      </w:r>
+    </w:p>
+    <w:tbl>
+      <w:tblPr>
+        <w:tblStyle w:val="TableGrid"/>
+        <w:tblW w:type="auto" w:w="0"/>
+        <w:tblLook w:firstColumn="1" w:firstRow="1" w:lastColumn="0" w:lastRow="0" w:noHBand="0" w:noVBand="1" w:val="04A0"/>
+      </w:tblPr>
+      <w:tblGrid>
+        <w:gridCol w:w="2160"/>
+        <w:gridCol w:w="2160"/>
+        <w:gridCol w:w="2160"/>
+        <w:gridCol w:w="2160"/>
+      </w:tblGrid>
+      <w:tr>
+        <w:tc>
+          <w:tcPr>
+            <w:tcW w:type="dxa" w:w="2160"/>
+          </w:tcPr>
+          <w:p>
+            <w:pPr>
+              <w:spacing w:after="40"/>
+            </w:pPr>
+            <w:r>
+              <w:rPr>
+                <w:b/>
+                <w:color w:val="333333"/>
+                <w:sz w:val="18"/>
+                <w:rFonts w:ascii="Microsoft YaHei" w:hAnsi="Microsoft YaHei" w:eastAsia="Microsoft YaHei" w:cs="Microsoft YaHei"/>
+              </w:rPr>
+              <w:t>位置</w:t>
+            </w:r>
+          </w:p>
+        </w:tc>
+        <w:tc>
+          <w:tcPr>
+            <w:tcW w:type="dxa" w:w="2160"/>
+          </w:tcPr>
+          <w:p>
+            <w:pPr>
+              <w:spacing w:after="40"/>
+            </w:pPr>
+            <w:r>
+              <w:rPr>
+                <w:b/>
+                <w:color w:val="333333"/>
+                <w:sz w:val="18"/>
+                <w:rFonts w:ascii="Microsoft YaHei" w:hAnsi="Microsoft YaHei" w:eastAsia="Microsoft YaHei" w:cs="Microsoft YaHei"/>
+              </w:rPr>
+              <w:t>改了什么</w:t>
+            </w:r>
+          </w:p>
+        </w:tc>
+        <w:tc>
+          <w:tcPr>
+            <w:tcW w:type="dxa" w:w="2160"/>
+          </w:tcPr>
+          <w:p>
+            <w:pPr>
+              <w:spacing w:after="40"/>
+            </w:pPr>
+            <w:r>
+              <w:rPr>
+                <w:b/>
+                <w:color w:val="333333"/>
+                <w:sz w:val="18"/>
+                <w:rFonts w:ascii="Microsoft YaHei" w:hAnsi="Microsoft YaHei" w:eastAsia="Microsoft YaHei" w:cs="Microsoft YaHei"/>
+              </w:rPr>
+              <w:t>为什么这样改</w:t>
+            </w:r>
+          </w:p>
+        </w:tc>
+        <w:tc>
+          <w:tcPr>
+            <w:tcW w:type="dxa" w:w="2160"/>
+          </w:tcPr>
+          <w:p>
+            <w:pPr>
+              <w:spacing w:after="40"/>
+            </w:pPr>
+            <w:r>
+              <w:rPr>
+                <w:b/>
+                <w:color w:val="333333"/>
+                <w:sz w:val="18"/>
+                <w:rFonts w:ascii="Microsoft YaHei" w:hAnsi="Microsoft YaHei" w:eastAsia="Microsoft YaHei" w:cs="Microsoft YaHei"/>
+              </w:rPr>
+              <w:t>背景说明</w:t>
+            </w:r>
+          </w:p>
+        </w:tc>
+      </w:tr>
+      <w:tr>
+        <w:tc>
+          <w:tcPr>
+            <w:tcW w:type="dxa" w:w="2160"/>
+          </w:tcPr>
+          <w:p>
+            <w:pPr>
+              <w:spacing w:after="40"/>
+            </w:pPr>
+            <w:r>
+              <w:rPr>
+                <w:b/>
+                <w:color w:val="333333"/>
+                <w:sz w:val="18"/>
+                <w:rFonts w:ascii="Microsoft YaHei" w:hAnsi="Microsoft YaHei" w:eastAsia="Microsoft YaHei" w:cs="Microsoft YaHei"/>
+              </w:rPr>
+              <w:t>3.3 刷新接口 target（含附录 A.3 示例）</w:t>
+            </w:r>
+          </w:p>
+        </w:tc>
+        <w:tc>
+          <w:tcPr>
+            <w:tcW w:type="dxa" w:w="2160"/>
+          </w:tcPr>
+          <w:p>
+            <w:pPr>
+              <w:spacing w:after="40"/>
+            </w:pPr>
+            <w:r>
+              <w:rPr>
+                <w:b w:val="0"/>
+                <w:color w:val="333333"/>
+                <w:sz w:val="18"/>
+                <w:rFonts w:ascii="Microsoft YaHei" w:hAnsi="Microsoft YaHei" w:eastAsia="Microsoft YaHei" w:cs="Microsoft YaHei"/>
+              </w:rPr>
+              <w:t>target 改为「把 record_type 原样透传，不做任何加/减后缀的加工」，示例由 outpatient_record 更正为 outpatient。本期门诊、急诊即适用，不是只影响住院</w:t>
+            </w:r>
+          </w:p>
+        </w:tc>
+        <w:tc>
+          <w:tcPr>
+            <w:tcW w:type="dxa" w:w="2160"/>
+          </w:tcPr>
+          <w:p>
+            <w:pPr>
+              <w:spacing w:after="40"/>
+            </w:pPr>
+            <w:r>
+              <w:rPr>
+                <w:b w:val="0"/>
+                <w:color w:val="333333"/>
+                <w:sz w:val="18"/>
+                <w:rFonts w:ascii="Microsoft YaHei" w:hAnsi="Microsoft YaHei" w:eastAsia="Microsoft YaHei" w:cs="Microsoft YaHei"/>
+              </w:rPr>
+              <w:t>本期门诊第一个病人就会遇到：门诊的 record_type 是 outpatient，我方刷新消息里的 target 下发的就是 outpatient，而不是旧版示例写的 outpatient_record（急诊同理，是 emergency）。若贵方按旧示例匹配 outpatient_record，表现为病历已成功写入、医生界面却始终不刷新——而两边日志都显示成功，这类问题最难查。</w:t>
+            </w:r>
+          </w:p>
+        </w:tc>
+        <w:tc>
+          <w:tcPr>
+            <w:tcW w:type="dxa" w:w="2160"/>
+          </w:tcPr>
+          <w:p>
+            <w:pPr>
+              <w:spacing w:after="40"/>
+            </w:pPr>
+            <w:r>
+              <w:rPr>
+                <w:b w:val="0"/>
+                <w:color w:val="666666"/>
+                <w:sz w:val="18"/>
+                <w:rFonts w:ascii="Microsoft YaHei" w:hAnsi="Microsoft YaHei" w:eastAsia="Microsoft YaHei" w:cs="Microsoft YaHei"/>
+              </w:rPr>
+              <w:t>初版按「页面名」的思路设想 target，门诊下 outpatient_record 念着也通顺，所以一直没被发现；后来扩展到住院文书才暴露这个拼法根本不成立（会拼出 course_record_record），于是统一改为直接下发 record_type 原值。住院只是当初暴露问题的场景，门诊同样适用。</w:t>
+            </w:r>
+          </w:p>
+        </w:tc>
+      </w:tr>
+      <w:tr>
+        <w:tc>
+          <w:tcPr>
+            <w:tcW w:type="dxa" w:w="2160"/>
+          </w:tcPr>
+          <w:p>
+            <w:pPr>
+              <w:spacing w:after="40"/>
+            </w:pPr>
+            <w:r>
+              <w:rPr>
+                <w:b/>
+                <w:color w:val="333333"/>
+                <w:sz w:val="18"/>
+                <w:rFonts w:ascii="Microsoft YaHei" w:hAnsi="Microsoft YaHei" w:eastAsia="Microsoft YaHei" w:cs="Microsoft YaHei"/>
+              </w:rPr>
+              <w:t>7.2 回写路由</w:t>
+            </w:r>
+          </w:p>
+        </w:tc>
+        <w:tc>
+          <w:tcPr>
+            <w:tcW w:type="dxa" w:w="2160"/>
+          </w:tcPr>
+          <w:p>
+            <w:pPr>
+              <w:spacing w:after="40"/>
+            </w:pPr>
+            <w:r>
+              <w:rPr>
+                <w:b w:val="0"/>
+                <w:color w:val="333333"/>
+                <w:sz w:val="18"/>
+                <w:rFonts w:ascii="Microsoft YaHei" w:hAnsi="Microsoft YaHei" w:eastAsia="Microsoft YaHei" w:cs="Microsoft YaHei"/>
+              </w:rPr>
+              <w:t>补充：来源诊室连接失效时，我方会改投任意一条在线连接（msg_id 不变）；贵方任一客户端收到 record_writeback 请无条件写库</w:t>
+            </w:r>
+          </w:p>
+        </w:tc>
+        <w:tc>
+          <w:tcPr>
+            <w:tcW w:type="dxa" w:w="2160"/>
+          </w:tcPr>
+          <w:p>
+            <w:pPr>
+              <w:spacing w:after="40"/>
+            </w:pPr>
+            <w:r>
+              <w:rPr>
+                <w:b w:val="0"/>
+                <w:color w:val="333333"/>
+                <w:sz w:val="18"/>
+                <w:rFonts w:ascii="Microsoft YaHei" w:hAnsi="Microsoft YaHei" w:eastAsia="Microsoft YaHei" w:cs="Microsoft YaHei"/>
+              </w:rPr>
+              <w:t>病历写的是全院共享库，与哪台诊室收到无关。若按「是不是本机接诊的」过滤，来源诊室掉线时这份病历会丢失。</w:t>
+            </w:r>
+          </w:p>
+        </w:tc>
+        <w:tc>
+          <w:tcPr>
+            <w:tcW w:type="dxa" w:w="2160"/>
+          </w:tcPr>
+          <w:p>
+            <w:pPr>
+              <w:spacing w:after="40"/>
+            </w:pPr>
+            <w:r>
+              <w:rPr>
+                <w:b w:val="0"/>
+                <w:color w:val="666666"/>
+                <w:sz w:val="18"/>
+                <w:rFonts w:ascii="Microsoft YaHei" w:hAnsi="Microsoft YaHei" w:eastAsia="Microsoft YaHei" w:cs="Microsoft YaHei"/>
+              </w:rPr>
+              <w:t>v1.2 定连接拓扑时写明了「路由回来源诊室」，但未写明来源连接失效时的兜底行为，本次补上。</w:t>
+            </w:r>
+          </w:p>
+        </w:tc>
+      </w:tr>
+      <w:tr>
+        <w:tc>
+          <w:tcPr>
+            <w:tcW w:type="dxa" w:w="2160"/>
+          </w:tcPr>
+          <w:p>
+            <w:pPr>
+              <w:spacing w:after="40"/>
+            </w:pPr>
+            <w:r>
+              <w:rPr>
+                <w:b/>
+                <w:color w:val="333333"/>
+                <w:sz w:val="18"/>
+                <w:rFonts w:ascii="Microsoft YaHei" w:hAnsi="Microsoft YaHei" w:eastAsia="Microsoft YaHei" w:cs="Microsoft YaHei"/>
+              </w:rPr>
+              <w:t>7.4 补发与去重</w:t>
+            </w:r>
+          </w:p>
+        </w:tc>
+        <w:tc>
+          <w:tcPr>
+            <w:tcW w:type="dxa" w:w="2160"/>
+          </w:tcPr>
+          <w:p>
+            <w:pPr>
+              <w:spacing w:after="40"/>
+            </w:pPr>
+            <w:r>
+              <w:rPr>
+                <w:b w:val="0"/>
+                <w:color w:val="333333"/>
+                <w:sz w:val="18"/>
+                <w:rFonts w:ascii="Microsoft YaHei" w:hAnsi="Microsoft YaHei" w:eastAsia="Microsoft YaHei" w:cs="Microsoft YaHei"/>
+              </w:rPr>
+              <w:t>按方向拆开说明：上行仍按 msg_id 去重；下行由我方补投任务发起的重投会使用新的 msg_id，请以 2.5 的业务幂等键为准判重</w:t>
+            </w:r>
+          </w:p>
+        </w:tc>
+        <w:tc>
+          <w:tcPr>
+            <w:tcW w:type="dxa" w:w="2160"/>
+          </w:tcPr>
+          <w:p>
+            <w:pPr>
+              <w:spacing w:after="40"/>
+            </w:pPr>
+            <w:r>
+              <w:rPr>
+                <w:b w:val="0"/>
+                <w:color w:val="333333"/>
+                <w:sz w:val="18"/>
+                <w:rFonts w:ascii="Microsoft YaHei" w:hAnsi="Microsoft YaHei" w:eastAsia="Microsoft YaHei" w:cs="Microsoft YaHei"/>
+              </w:rPr>
+              <w:t>只按 msg_id 判重会在补投场景下产生重复病历。</w:t>
+            </w:r>
+          </w:p>
+        </w:tc>
+        <w:tc>
+          <w:tcPr>
+            <w:tcW w:type="dxa" w:w="2160"/>
+          </w:tcPr>
+          <w:p>
+            <w:pPr>
+              <w:spacing w:after="40"/>
+            </w:pPr>
+            <w:r>
+              <w:rPr>
+                <w:b w:val="0"/>
+                <w:color w:val="666666"/>
+                <w:sz w:val="18"/>
+                <w:rFonts w:ascii="Microsoft YaHei" w:hAnsi="Microsoft YaHei" w:eastAsia="Microsoft YaHei" w:cs="Microsoft YaHei"/>
+              </w:rPr>
+              <w:t>原文按「同一条连接内的重发」描述，未覆盖「连接断开后由补投任务重新发起」这一跨会话场景。</w:t>
+            </w:r>
+          </w:p>
+        </w:tc>
+      </w:tr>
+      <w:tr>
+        <w:tc>
+          <w:tcPr>
+            <w:tcW w:type="dxa" w:w="2160"/>
+          </w:tcPr>
+          <w:p>
+            <w:pPr>
+              <w:spacing w:after="40"/>
+            </w:pPr>
+            <w:r>
+              <w:rPr>
+                <w:b/>
+                <w:color w:val="333333"/>
+                <w:sz w:val="18"/>
+                <w:rFonts w:ascii="Microsoft YaHei" w:hAnsi="Microsoft YaHei" w:eastAsia="Microsoft YaHei" w:cs="Microsoft YaHei"/>
+              </w:rPr>
+              <w:t>3.1 接诊推送字段表（新增字段）</w:t>
+            </w:r>
+          </w:p>
+        </w:tc>
+        <w:tc>
+          <w:tcPr>
+            <w:tcW w:type="dxa" w:w="2160"/>
+          </w:tcPr>
+          <w:p>
+            <w:pPr>
+              <w:spacing w:after="40"/>
+            </w:pPr>
+            <w:r>
+              <w:rPr>
+                <w:b w:val="0"/>
+                <w:color w:val="333333"/>
+                <w:sz w:val="18"/>
+                <w:rFonts w:ascii="Microsoft YaHei" w:hAnsi="Microsoft YaHei" w:eastAsia="Microsoft YaHei" w:cs="Microsoft YaHei"/>
+              </w:rPr>
+              <w:t>新增 patient_no（患者编号/病案号，跨就诊稳定）一项，选填但强烈建议推送——不传不会被拒收，但同一患者的档案会散开</w:t>
+            </w:r>
+          </w:p>
+        </w:tc>
+        <w:tc>
+          <w:tcPr>
+            <w:tcW w:type="dxa" w:w="2160"/>
+          </w:tcPr>
+          <w:p>
+            <w:pPr>
+              <w:spacing w:after="40"/>
+            </w:pPr>
+            <w:r>
+              <w:rPr>
+                <w:b w:val="0"/>
+                <w:color w:val="333333"/>
+                <w:sz w:val="18"/>
+                <w:rFonts w:ascii="Microsoft YaHei" w:hAnsi="Microsoft YaHei" w:eastAsia="Microsoft YaHei" w:cs="Microsoft YaHei"/>
+              </w:rPr>
+              <w:t>我方需要一个跨就诊稳定的患者标识，把同一个人的历次就诊归到同一份档案下。目前只能靠选填的 id_card / phone 判断，两者都缺时，同一位患者每来一次门诊就会新建一份档案——医生打开工作台看不到他的既往病历与过敏史，这在临床上是有风险的。只要该编号在贵方 HIS 里对同一个人稳定不变即可（病案号、患者主索引号、居民健康档案号都可以，用哪个由贵方定，告知我方取的是哪个即可）。我方仅用于档案查重，不做其它用途，也不会回写给贵方。</w:t>
+            </w:r>
+          </w:p>
+        </w:tc>
+        <w:tc>
+          <w:tcPr>
+            <w:tcW w:type="dxa" w:w="2160"/>
+          </w:tcPr>
+          <w:p>
+            <w:pPr>
+              <w:spacing w:after="40"/>
+            </w:pPr>
+            <w:r>
+              <w:rPr>
+                <w:b w:val="0"/>
+                <w:color w:val="666666"/>
+                <w:sz w:val="18"/>
+                <w:rFonts w:ascii="Microsoft YaHei" w:hAnsi="Microsoft YaHei" w:eastAsia="Microsoft YaHei" w:cs="Microsoft YaHei"/>
+              </w:rPr>
+              <w:t>本规范起草时把 visit_id（就诊流水号）作为唯一关联主键——它用于病历回写定位就诊是够的，但患者档案层面缺一个稳定标识，当时未纳入考虑。我方数据结构里其实预留了这个位置，只是规范没写、贵方自然也不会推。我方已同步补齐接收与查重逻辑，贵方推来即刻生效。</w:t>
+            </w:r>
+          </w:p>
+        </w:tc>
+      </w:tr>
+      <w:tr>
+        <w:tc>
+          <w:tcPr>
+            <w:tcW w:type="dxa" w:w="2160"/>
+          </w:tcPr>
+          <w:p>
+            <w:pPr>
+              <w:spacing w:after="40"/>
+            </w:pPr>
+            <w:r>
+              <w:rPr>
+                <w:b/>
+                <w:color w:val="333333"/>
+                <w:sz w:val="18"/>
+                <w:rFonts w:ascii="Microsoft YaHei" w:hAnsi="Microsoft YaHei" w:eastAsia="Microsoft YaHei" w:cs="Microsoft YaHei"/>
+              </w:rPr>
+              <w:t>附录 A.4 ack 示例 / 7.4 应答</w:t>
+            </w:r>
+          </w:p>
+        </w:tc>
+        <w:tc>
+          <w:tcPr>
+            <w:tcW w:type="dxa" w:w="2160"/>
+          </w:tcPr>
+          <w:p>
+            <w:pPr>
+              <w:spacing w:after="40"/>
+            </w:pPr>
+            <w:r>
+              <w:rPr>
+                <w:b w:val="0"/>
+                <w:color w:val="333333"/>
+                <w:sz w:val="18"/>
+                <w:rFonts w:ascii="Microsoft YaHei" w:hAnsi="Microsoft YaHei" w:eastAsia="Microsoft YaHei" w:cs="Microsoft YaHei"/>
+              </w:rPr>
+              <w:t>两条 ack 示例补齐 app_id、timestamp、nonce、sign 四个字段——ack 与业务消息一样要签名（待签串末段为 ack 自己的 payload 原文）。并补充说明：未通过验签的 ack 我方会直接丢弃且不回任何消息</w:t>
+            </w:r>
+          </w:p>
+        </w:tc>
+        <w:tc>
+          <w:tcPr>
+            <w:tcW w:type="dxa" w:w="2160"/>
+          </w:tcPr>
+          <w:p>
+            <w:pPr>
+              <w:spacing w:after="40"/>
+            </w:pPr>
+            <w:r>
+              <w:rPr>
+                <w:b w:val="0"/>
+                <w:color w:val="333333"/>
+                <w:sz w:val="18"/>
+                <w:rFonts w:ascii="Microsoft YaHei" w:hAnsi="Microsoft YaHei" w:eastAsia="Microsoft YaHei" w:cs="Microsoft YaHei"/>
+              </w:rPr>
+              <w:t>我方对上行 ack 是强制验签的。若 ack 未签名，表现为：贵方已正常写库并回了 ack，我方却收不到有效应答 → 10 秒一次共重发 3 次 → 判该连接失效并主动断开 → 换一条连接再来一轮，最终整份病历回写失败，而贵方日志里只看到「我明明回了 ack」，两边都难定位。</w:t>
+            </w:r>
+          </w:p>
+        </w:tc>
+        <w:tc>
+          <w:tcPr>
+            <w:tcW w:type="dxa" w:w="2160"/>
+          </w:tcPr>
+          <w:p>
+            <w:pPr>
+              <w:spacing w:after="40"/>
+            </w:pPr>
+            <w:r>
+              <w:rPr>
+                <w:b w:val="0"/>
+                <w:color w:val="666666"/>
+                <w:sz w:val="18"/>
+                <w:rFonts w:ascii="Microsoft YaHei" w:hAnsi="Microsoft YaHei" w:eastAsia="Microsoft YaHei" w:cs="Microsoft YaHei"/>
+              </w:rPr>
+              <w:t>7.3 正文写了「所有消息统一携带 sign」，但附录 A.4 的两条 ack 示例漏写了这四个字段。示例与正文打架时开发者通常照示例做，故本次以示例为准补齐。（随附的两份参考实现里 ack 是正确签名的，可对照。）</w:t>
+            </w:r>
+          </w:p>
+        </w:tc>
+      </w:tr>
+      <w:tr>
+        <w:tc>
+          <w:tcPr>
+            <w:tcW w:type="dxa" w:w="2160"/>
+          </w:tcPr>
+          <w:p>
+            <w:pPr>
+              <w:spacing w:after="40"/>
+            </w:pPr>
+            <w:r>
+              <w:rPr>
+                <w:b/>
+                <w:color w:val="333333"/>
+                <w:sz w:val="18"/>
+                <w:rFonts w:ascii="Microsoft YaHei" w:hAnsi="Microsoft YaHei" w:eastAsia="Microsoft YaHei" w:cs="Microsoft YaHei"/>
+              </w:rPr>
+              <w:t>7.2 握手参数</w:t>
+            </w:r>
+          </w:p>
+        </w:tc>
+        <w:tc>
+          <w:tcPr>
+            <w:tcW w:type="dxa" w:w="2160"/>
+          </w:tcPr>
+          <w:p>
+            <w:pPr>
+              <w:spacing w:after="40"/>
+            </w:pPr>
+            <w:r>
+              <w:rPr>
+                <w:b w:val="0"/>
+                <w:color w:val="333333"/>
+                <w:sz w:val="18"/>
+                <w:rFonts w:ascii="Microsoft YaHei" w:hAnsi="Microsoft YaHei" w:eastAsia="Microsoft YaHei" w:cs="Microsoft YaHei"/>
+              </w:rPr>
+              <w:t>补充：握手 nonce 为一次性，我方在时间窗内做去重。每次（重）连必须重新生成 timestamp / nonce / sign，不得把算好的握手 URL 缓存下来原样复用</w:t>
+            </w:r>
+          </w:p>
+        </w:tc>
+        <w:tc>
+          <w:tcPr>
+            <w:tcW w:type="dxa" w:w="2160"/>
+          </w:tcPr>
+          <w:p>
+            <w:pPr>
+              <w:spacing w:after="40"/>
+            </w:pPr>
+            <w:r>
+              <w:rPr>
+                <w:b w:val="0"/>
+                <w:color w:val="333333"/>
+                <w:sz w:val="18"/>
+                <w:rFonts w:ascii="Microsoft YaHei" w:hAnsi="Microsoft YaHei" w:eastAsia="Microsoft YaHei" w:cs="Microsoft YaHei"/>
+              </w:rPr>
+              <w:t>缓存握手 URL 重连会被判为重放，固定返回 403——而 403 与 appId 错、签名错的表现完全一样，现场无从区分，会表现为「第一次连得上，断线后再也连不上」。</w:t>
+            </w:r>
+          </w:p>
+        </w:tc>
+        <w:tc>
+          <w:tcPr>
+            <w:tcW w:type="dxa" w:w="2160"/>
+          </w:tcPr>
+          <w:p>
+            <w:pPr>
+              <w:spacing w:after="40"/>
+            </w:pPr>
+            <w:r>
+              <w:rPr>
+                <w:b w:val="0"/>
+                <w:color w:val="666666"/>
+                <w:sz w:val="18"/>
+                <w:rFonts w:ascii="Microsoft YaHei" w:hAnsi="Microsoft YaHei" w:eastAsia="Microsoft YaHei" w:cs="Microsoft YaHei"/>
+              </w:rPr>
+              <w:t>v1.2 只写了握手要带 app_id/timestamp/nonce/sign 四个参数，没写明 nonce 的一次性语义。把握手 URL 存成配置或成员变量是很自然的写法，故本次明确写出其一次性语义。</w:t>
+            </w:r>
+          </w:p>
+        </w:tc>
+      </w:tr>
+      <w:tr>
+        <w:tc>
+          <w:tcPr>
+            <w:tcW w:type="dxa" w:w="2160"/>
+          </w:tcPr>
+          <w:p>
+            <w:pPr>
+              <w:spacing w:after="40"/>
+            </w:pPr>
+            <w:r>
+              <w:rPr>
+                <w:b/>
+                <w:color w:val="333333"/>
+                <w:sz w:val="18"/>
+                <w:rFonts w:ascii="Microsoft YaHei" w:hAnsi="Microsoft YaHei" w:eastAsia="Microsoft YaHei" w:cs="Microsoft YaHei"/>
+              </w:rPr>
+              <w:t>7.3 信封 sign 字段</w:t>
+            </w:r>
+          </w:p>
+        </w:tc>
+        <w:tc>
+          <w:tcPr>
+            <w:tcW w:type="dxa" w:w="2160"/>
+          </w:tcPr>
+          <w:p>
+            <w:pPr>
+              <w:spacing w:after="40"/>
+            </w:pPr>
+            <w:r>
+              <w:rPr>
+                <w:b w:val="0"/>
+                <w:color w:val="333333"/>
+                <w:sz w:val="18"/>
+                <w:rFonts w:ascii="Microsoft YaHei" w:hAnsi="Microsoft YaHei" w:eastAsia="Microsoft YaHei" w:cs="Microsoft YaHei"/>
+              </w:rPr>
+              <w:t>写明签名的字节口径：payload 只序列化一次——用于计算签名的那串字符，与消息里 payload 位置上的那串字符，必须逐字节相同；我方按贵方实际发出的报文原文验签，不会重新序列化</w:t>
+            </w:r>
+          </w:p>
+        </w:tc>
+        <w:tc>
+          <w:tcPr>
+            <w:tcW w:type="dxa" w:w="2160"/>
+          </w:tcPr>
+          <w:p>
+            <w:pPr>
+              <w:spacing w:after="40"/>
+            </w:pPr>
+            <w:r>
+              <w:rPr>
+                <w:b w:val="0"/>
+                <w:color w:val="333333"/>
+                <w:sz w:val="18"/>
+                <w:rFonts w:ascii="Microsoft YaHei" w:hAnsi="Microsoft YaHei" w:eastAsia="Microsoft YaHei" w:cs="Microsoft YaHei"/>
+              </w:rPr>
+              <w:t>签名结果取决于字节而不是 JSON 语义。中文是否转义成 \uXXXX、键的先后顺序、有没有缩进空格——任一处两边不一致，签名就对不上，我方回 code=40001，而贵方按公式反复核对却查不出错，这是联调最费时间的一种卡点。一个现成的例子：随附的 Python 版与 Node.js 版参考实现对同一份示例数据签出的结果并不相同（Python 的标准序列化在冒号、逗号后带空格，JavaScript 不带），但两份都能通过我方验签——因为各自「算的」和「发的」是同一串字节。</w:t>
+            </w:r>
+          </w:p>
+        </w:tc>
+        <w:tc>
+          <w:tcPr>
+            <w:tcW w:type="dxa" w:w="2160"/>
+          </w:tcPr>
+          <w:p>
+            <w:pPr>
+              <w:spacing w:after="40"/>
+            </w:pPr>
+            <w:r>
+              <w:rPr>
+                <w:b w:val="0"/>
+                <w:color w:val="666666"/>
+                <w:sz w:val="18"/>
+                <w:rFonts w:ascii="Microsoft YaHei" w:hAnsi="Microsoft YaHei" w:eastAsia="Microsoft YaHei" w:cs="Microsoft YaHei"/>
+              </w:rPr>
+              <w:t>原文只写了「待签串末段 = payload 的 JSON 序列化原文」，「原文」指的就是报文里那一串，但没有点破。方案 A 的 HTTP 请求体天然只有一份字节、不存在歧义；改用 WebSocket 后 payload 是嵌在信封里的对象，才多出「算签名时序列化一次、组装消息时又序列化一次」这条岔路，本次把这个隐含前提明确写出。</w:t>
+            </w:r>
+          </w:p>
+        </w:tc>
+      </w:tr>
+    </w:tbl>
+    <w:p>
+      <w:pPr>
+        <w:spacing w:after="160"/>
+      </w:pPr>
+      <w:r/>
+      <w:r>
+        <w:rPr>
+          <w:b w:val="0"/>
+          <w:color w:val="333333"/>
+          <w:sz w:val="12"/>
+          <w:rFonts w:ascii="Microsoft YaHei" w:hAnsi="Microsoft YaHei" w:eastAsia="Microsoft YaHei" w:cs="Microsoft YaHei"/>
+        </w:rPr>
+      </w:r>
+    </w:p>
+    <w:p>
+      <w:pPr>
+        <w:spacing w:after="120"/>
+      </w:pPr>
+      <w:r/>
+      <w:r>
+        <w:rPr>
+          <w:b/>
+          <w:color w:val="0070C0"/>
+          <w:sz w:val="24"/>
+          <w:rFonts w:ascii="Microsoft YaHei" w:hAnsi="Microsoft YaHei" w:eastAsia="Microsoft YaHei" w:cs="Microsoft YaHei"/>
+        </w:rPr>
+        <w:t>B 类｜原要求已取消，贵方可少做（4 项）</w:t>
+      </w:r>
+    </w:p>
+    <w:tbl>
+      <w:tblPr>
+        <w:tblStyle w:val="TableGrid"/>
+        <w:tblW w:type="auto" w:w="0"/>
+        <w:tblLook w:firstColumn="1" w:firstRow="1" w:lastColumn="0" w:lastRow="0" w:noHBand="0" w:noVBand="1" w:val="04A0"/>
+      </w:tblPr>
+      <w:tblGrid>
+        <w:gridCol w:w="2160"/>
+        <w:gridCol w:w="2160"/>
+        <w:gridCol w:w="2160"/>
+        <w:gridCol w:w="2160"/>
+      </w:tblGrid>
+      <w:tr>
+        <w:tc>
+          <w:tcPr>
+            <w:tcW w:type="dxa" w:w="2160"/>
+          </w:tcPr>
+          <w:p>
+            <w:pPr>
+              <w:spacing w:after="40"/>
+            </w:pPr>
+            <w:r>
+              <w:rPr>
+                <w:b/>
+                <w:color w:val="333333"/>
+                <w:sz w:val="18"/>
+                <w:rFonts w:ascii="Microsoft YaHei" w:hAnsi="Microsoft YaHei" w:eastAsia="Microsoft YaHei" w:cs="Microsoft YaHei"/>
+              </w:rPr>
+              <w:t>位置</w:t>
+            </w:r>
+          </w:p>
+        </w:tc>
+        <w:tc>
+          <w:tcPr>
+            <w:tcW w:type="dxa" w:w="2160"/>
+          </w:tcPr>
+          <w:p>
+            <w:pPr>
+              <w:spacing w:after="40"/>
+            </w:pPr>
+            <w:r>
+              <w:rPr>
+                <w:b/>
+                <w:color w:val="333333"/>
+                <w:sz w:val="18"/>
+                <w:rFonts w:ascii="Microsoft YaHei" w:hAnsi="Microsoft YaHei" w:eastAsia="Microsoft YaHei" w:cs="Microsoft YaHei"/>
+              </w:rPr>
+              <w:t>改了什么</w:t>
+            </w:r>
+          </w:p>
+        </w:tc>
+        <w:tc>
+          <w:tcPr>
+            <w:tcW w:type="dxa" w:w="2160"/>
+          </w:tcPr>
+          <w:p>
+            <w:pPr>
+              <w:spacing w:after="40"/>
+            </w:pPr>
+            <w:r>
+              <w:rPr>
+                <w:b/>
+                <w:color w:val="333333"/>
+                <w:sz w:val="18"/>
+                <w:rFonts w:ascii="Microsoft YaHei" w:hAnsi="Microsoft YaHei" w:eastAsia="Microsoft YaHei" w:cs="Microsoft YaHei"/>
+              </w:rPr>
+              <w:t>为什么这样改</w:t>
+            </w:r>
+          </w:p>
+        </w:tc>
+        <w:tc>
+          <w:tcPr>
+            <w:tcW w:type="dxa" w:w="2160"/>
+          </w:tcPr>
+          <w:p>
+            <w:pPr>
+              <w:spacing w:after="40"/>
+            </w:pPr>
+            <w:r>
+              <w:rPr>
+                <w:b/>
+                <w:color w:val="333333"/>
+                <w:sz w:val="18"/>
+                <w:rFonts w:ascii="Microsoft YaHei" w:hAnsi="Microsoft YaHei" w:eastAsia="Microsoft YaHei" w:cs="Microsoft YaHei"/>
+              </w:rPr>
+              <w:t>背景说明</w:t>
+            </w:r>
+          </w:p>
+        </w:tc>
+      </w:tr>
+      <w:tr>
+        <w:tc>
+          <w:tcPr>
+            <w:tcW w:type="dxa" w:w="2160"/>
+          </w:tcPr>
+          <w:p>
+            <w:pPr>
+              <w:spacing w:after="40"/>
+            </w:pPr>
+            <w:r>
+              <w:rPr>
+                <w:b/>
+                <w:color w:val="333333"/>
+                <w:sz w:val="18"/>
+                <w:rFonts w:ascii="Microsoft YaHei" w:hAnsi="Microsoft YaHei" w:eastAsia="Microsoft YaHei" w:cs="Microsoft YaHei"/>
+              </w:rPr>
+              <w:t>第 4 章 需贵方提供项</w:t>
+            </w:r>
+          </w:p>
+        </w:tc>
+        <w:tc>
+          <w:tcPr>
+            <w:tcW w:type="dxa" w:w="2160"/>
+          </w:tcPr>
+          <w:p>
+            <w:pPr>
+              <w:spacing w:after="40"/>
+            </w:pPr>
+            <w:r>
+              <w:rPr>
+                <w:b w:val="0"/>
+                <w:color w:val="333333"/>
+                <w:sz w:val="18"/>
+                <w:rFonts w:ascii="Microsoft YaHei" w:hAnsi="Microsoft YaHei" w:eastAsia="Microsoft YaHei" w:cs="Microsoft YaHei"/>
+              </w:rPr>
+              <w:t>删除「① 诊断编码字典 ② 科室编码字典」——两份字典均无需提供</w:t>
+            </w:r>
+          </w:p>
+        </w:tc>
+        <w:tc>
+          <w:tcPr>
+            <w:tcW w:type="dxa" w:w="2160"/>
+          </w:tcPr>
+          <w:p>
+            <w:pPr>
+              <w:spacing w:after="40"/>
+            </w:pPr>
+            <w:r>
+              <w:rPr>
+                <w:b w:val="0"/>
+                <w:color w:val="333333"/>
+                <w:sz w:val="18"/>
+                <w:rFonts w:ascii="Microsoft YaHei" w:hAnsi="Microsoft YaHei" w:eastAsia="Microsoft YaHei" w:cs="Microsoft YaHei"/>
+              </w:rPr>
+              <w:t>我方诊断以名称为准落库；科室以接诊推送随行的 dept_code + dept_name 成对下发为准，不需要预先交换字典。</w:t>
+            </w:r>
+          </w:p>
+        </w:tc>
+        <w:tc>
+          <w:tcPr>
+            <w:tcW w:type="dxa" w:w="2160"/>
+          </w:tcPr>
+          <w:p>
+            <w:pPr>
+              <w:spacing w:after="40"/>
+            </w:pPr>
+            <w:r>
+              <w:rPr>
+                <w:b w:val="0"/>
+                <w:color w:val="666666"/>
+                <w:sz w:val="18"/>
+                <w:rFonts w:ascii="Microsoft YaHei" w:hAnsi="Microsoft YaHei" w:eastAsia="Microsoft YaHei" w:cs="Microsoft YaHei"/>
+              </w:rPr>
+              <w:t>第 4 章沿用了初版草案（当时设想按编码对齐）。v1.2 的附录 B 已确认无需字典，但第 4 章未同步删除，造成同一份文档内部口径不一致，本次一并清掉。</w:t>
+            </w:r>
+          </w:p>
+        </w:tc>
+      </w:tr>
+      <w:tr>
+        <w:tc>
+          <w:tcPr>
+            <w:tcW w:type="dxa" w:w="2160"/>
+          </w:tcPr>
+          <w:p>
+            <w:pPr>
+              <w:spacing w:after="40"/>
+            </w:pPr>
+            <w:r>
+              <w:rPr>
+                <w:b/>
+                <w:color w:val="333333"/>
+                <w:sz w:val="18"/>
+                <w:rFonts w:ascii="Microsoft YaHei" w:hAnsi="Microsoft YaHei" w:eastAsia="Microsoft YaHei" w:cs="Microsoft YaHei"/>
+              </w:rPr>
+              <w:t>3.1 agent_device_ip / agent_device_mac</w:t>
+            </w:r>
+          </w:p>
+        </w:tc>
+        <w:tc>
+          <w:tcPr>
+            <w:tcW w:type="dxa" w:w="2160"/>
+          </w:tcPr>
+          <w:p>
+            <w:pPr>
+              <w:spacing w:after="40"/>
+            </w:pPr>
+            <w:r>
+              <w:rPr>
+                <w:b w:val="0"/>
+                <w:color w:val="333333"/>
+                <w:sz w:val="18"/>
+                <w:rFonts w:ascii="Microsoft YaHei" w:hAnsi="Microsoft YaHei" w:eastAsia="Microsoft YaHei" w:cs="Microsoft YaHei"/>
+              </w:rPr>
+              <w:t>改为「选填，仅作排障留痕」；agent_device_mac 标注为保留字段、当前不使用</w:t>
+            </w:r>
+          </w:p>
+        </w:tc>
+        <w:tc>
+          <w:tcPr>
+            <w:tcW w:type="dxa" w:w="2160"/>
+          </w:tcPr>
+          <w:p>
+            <w:pPr>
+              <w:spacing w:after="40"/>
+            </w:pPr>
+            <w:r>
+              <w:rPr>
+                <w:b w:val="0"/>
+                <w:color w:val="333333"/>
+                <w:sz w:val="18"/>
+                <w:rFonts w:ascii="Microsoft YaHei" w:hAnsi="Microsoft YaHei" w:eastAsia="Microsoft YaHei" w:cs="Microsoft YaHei"/>
+              </w:rPr>
+              <w:t>方案 B 下回写按 WebSocket 连接自动路由回来源诊室，不依赖这两个值。</w:t>
+            </w:r>
+          </w:p>
+        </w:tc>
+        <w:tc>
+          <w:tcPr>
+            <w:tcW w:type="dxa" w:w="2160"/>
+          </w:tcPr>
+          <w:p>
+            <w:pPr>
+              <w:spacing w:after="40"/>
+            </w:pPr>
+            <w:r>
+              <w:rPr>
+                <w:b w:val="0"/>
+                <w:color w:val="666666"/>
+                <w:sz w:val="18"/>
+                <w:rFonts w:ascii="Microsoft YaHei" w:hAnsi="Microsoft YaHei" w:eastAsia="Microsoft YaHei" w:cs="Microsoft YaHei"/>
+              </w:rPr>
+              <w:t>这两个字段是方案 A（诊室 Agent 中转）时代的设计。通道定为方案 B 后它们已失去用途，字段说明未同步。</w:t>
+            </w:r>
+          </w:p>
+        </w:tc>
+      </w:tr>
+      <w:tr>
+        <w:tc>
+          <w:tcPr>
+            <w:tcW w:type="dxa" w:w="2160"/>
+          </w:tcPr>
+          <w:p>
+            <w:pPr>
+              <w:spacing w:after="40"/>
+            </w:pPr>
+            <w:r>
+              <w:rPr>
+                <w:b/>
+                <w:color w:val="333333"/>
+                <w:sz w:val="18"/>
+                <w:rFonts w:ascii="Microsoft YaHei" w:hAnsi="Microsoft YaHei" w:eastAsia="Microsoft YaHei" w:cs="Microsoft YaHei"/>
+              </w:rPr>
+              <w:t>5.2 / 5.3 部署与网络</w:t>
+            </w:r>
+          </w:p>
+        </w:tc>
+        <w:tc>
+          <w:tcPr>
+            <w:tcW w:type="dxa" w:w="2160"/>
+          </w:tcPr>
+          <w:p>
+            <w:pPr>
+              <w:spacing w:after="40"/>
+            </w:pPr>
+            <w:r>
+              <w:rPr>
+                <w:b w:val="0"/>
+                <w:color w:val="333333"/>
+                <w:sz w:val="18"/>
+                <w:rFonts w:ascii="Microsoft YaHei" w:hAnsi="Microsoft YaHei" w:eastAsia="Microsoft YaHei" w:cs="Microsoft YaHei"/>
+              </w:rPr>
+              <w:t>删除「诊室部署极薄 Agent 做内网中转」整段</w:t>
+            </w:r>
+          </w:p>
+        </w:tc>
+        <w:tc>
+          <w:tcPr>
+            <w:tcW w:type="dxa" w:w="2160"/>
+          </w:tcPr>
+          <w:p>
+            <w:pPr>
+              <w:spacing w:after="40"/>
+            </w:pPr>
+            <w:r>
+              <w:rPr>
+                <w:b w:val="0"/>
+                <w:color w:val="333333"/>
+                <w:sz w:val="18"/>
+                <w:rFonts w:ascii="Microsoft YaHei" w:hAnsi="Microsoft YaHei" w:eastAsia="Microsoft YaHei" w:cs="Microsoft YaHei"/>
+              </w:rPr>
+              <w:t>方案 B 下我方不调用贵方任何接口、不在院内部署任何程序，贵方无需预留内网部署位。</w:t>
+            </w:r>
+          </w:p>
+        </w:tc>
+        <w:tc>
+          <w:tcPr>
+            <w:tcW w:type="dxa" w:w="2160"/>
+          </w:tcPr>
+          <w:p>
+            <w:pPr>
+              <w:spacing w:after="40"/>
+            </w:pPr>
+            <w:r>
+              <w:rPr>
+                <w:b w:val="0"/>
+                <w:color w:val="666666"/>
+                <w:sz w:val="18"/>
+                <w:rFonts w:ascii="Microsoft YaHei" w:hAnsi="Microsoft YaHei" w:eastAsia="Microsoft YaHei" w:cs="Microsoft YaHei"/>
+              </w:rPr>
+              <w:t>同上，方案 A 时代的方案。通道定稿后本节未整体重写。</w:t>
+            </w:r>
+          </w:p>
+        </w:tc>
+      </w:tr>
+      <w:tr>
+        <w:tc>
+          <w:tcPr>
+            <w:tcW w:type="dxa" w:w="2160"/>
+          </w:tcPr>
+          <w:p>
+            <w:pPr>
+              <w:spacing w:after="40"/>
+            </w:pPr>
+            <w:r>
+              <w:rPr>
+                <w:b/>
+                <w:color w:val="333333"/>
+                <w:sz w:val="18"/>
+                <w:rFonts w:ascii="Microsoft YaHei" w:hAnsi="Microsoft YaHei" w:eastAsia="Microsoft YaHei" w:cs="Microsoft YaHei"/>
+              </w:rPr>
+              <w:t>1.3 总体流程图</w:t>
+            </w:r>
+          </w:p>
+        </w:tc>
+        <w:tc>
+          <w:tcPr>
+            <w:tcW w:type="dxa" w:w="2160"/>
+          </w:tcPr>
+          <w:p>
+            <w:pPr>
+              <w:spacing w:after="40"/>
+            </w:pPr>
+            <w:r>
+              <w:rPr>
+                <w:b w:val="0"/>
+                <w:color w:val="333333"/>
+                <w:sz w:val="18"/>
+                <w:rFonts w:ascii="Microsoft YaHei" w:hAnsi="Microsoft YaHei" w:eastAsia="Microsoft YaHei" w:cs="Microsoft YaHei"/>
+              </w:rPr>
+              <w:t>第 ② 步改为「我方自动建档并按 doctor_code 派入对应医生的工作台，医生在已登录的浏览器工作台点击进入」；要素由「设备IP」改为「医生工号」</w:t>
+            </w:r>
+          </w:p>
+        </w:tc>
+        <w:tc>
+          <w:tcPr>
+            <w:tcW w:type="dxa" w:w="2160"/>
+          </w:tcPr>
+          <w:p>
+            <w:pPr>
+              <w:spacing w:after="40"/>
+            </w:pPr>
+            <w:r>
+              <w:rPr>
+                <w:b w:val="0"/>
+                <w:color w:val="333333"/>
+                <w:sz w:val="18"/>
+                <w:rFonts w:ascii="Microsoft YaHei" w:hAnsi="Microsoft YaHei" w:eastAsia="Microsoft YaHei" w:cs="Microsoft YaHei"/>
+              </w:rPr>
+              <w:t>双方均无需安装任何客户端程序，医生用的就是浏览器。</w:t>
+            </w:r>
+          </w:p>
+        </w:tc>
+        <w:tc>
+          <w:tcPr>
+            <w:tcW w:type="dxa" w:w="2160"/>
+          </w:tcPr>
+          <w:p>
+            <w:pPr>
+              <w:spacing w:after="40"/>
+            </w:pPr>
+            <w:r>
+              <w:rPr>
+                <w:b w:val="0"/>
+                <w:color w:val="666666"/>
+                <w:sz w:val="18"/>
+                <w:rFonts w:ascii="Microsoft YaHei" w:hAnsi="Microsoft YaHei" w:eastAsia="Microsoft YaHei" w:cs="Microsoft YaHei"/>
+              </w:rPr>
+              <w:t>流程图绘于方案 A 时期（含诊室 Agent 拉起嵌入工作台）。我方接入方式后续调整为纯浏览器，流程图未同步。</w:t>
+            </w:r>
+          </w:p>
+        </w:tc>
+      </w:tr>
+    </w:tbl>
+    <w:p>
+      <w:pPr>
+        <w:spacing w:after="160"/>
+      </w:pPr>
+      <w:r/>
+      <w:r>
+        <w:rPr>
+          <w:b w:val="0"/>
+          <w:color w:val="333333"/>
+          <w:sz w:val="12"/>
+          <w:rFonts w:ascii="Microsoft YaHei" w:hAnsi="Microsoft YaHei" w:eastAsia="Microsoft YaHei" w:cs="Microsoft YaHei"/>
+        </w:rPr>
+      </w:r>
+    </w:p>
+    <w:p>
+      <w:pPr>
+        <w:spacing w:after="200"/>
+      </w:pPr>
+      <w:r/>
+      <w:r>
+        <w:rPr>
+          <w:b w:val="0"/>
+          <w:color w:val="666666"/>
+          <w:sz w:val="20"/>
+          <w:rFonts w:ascii="Microsoft YaHei" w:hAnsi="Microsoft YaHei" w:eastAsia="Microsoft YaHei" w:cs="Microsoft YaHei"/>
+        </w:rPr>
+        <w:t>以上两类以及未单独罗列的口径写明，均已在正文对应位置就地改好，并以淡底色 + 句首「▲」标出，便于对照。</w:t>
       </w:r>
     </w:p>
     <w:p>

--- a/docs/MediScribe_HIS接口规范_v1.3.docx
+++ b/docs/MediScribe_HIS接口规范_v1.3.docx
@@ -54,7 +54,7 @@
           <w:sz w:val="19"/>
           <w:shd w:val="clear" w:color="auto" w:fill="FDF3D8"/>
         </w:rPr>
-        <w:t>▲ v1.3 修订：共 30 处。其中需请您过目的 11 处已整理成表，见文末《附录 C：本次修订说明》——A 类 7 项建议在开发前先看；其余为口径写明，不改变接口本身、也不增加贵方工作量。正文中修订过的位置均以句首「▲」+ 淡底色标出。（v1.2 修订：通道定稿——已确认采用方案 B（WebSocket），连接建在全科客户端、每台诊室各一条（7.2）；下行消息贵方验签改为可选（7.3）；3.1 补科室字段语义（本次接诊科室）与选填体征字段；附录 B 改为「已确认 / 待确认」两组。（v1.1 曾新增：第 7 章双通道、签名统一 HMAC-SHA256、URL 对齐现网实现；dept_code 已确认取科室表「本地ID」列）</w:t>
+        <w:t>▲ v1.3 修订：共 29 处。其中需请您过目的 11 处已整理成表，见文末《附录 C：本次修订说明》——A 类 7 项建议在开发前先看；其余为口径写明，不改变接口本身、也不增加贵方工作量。正文中修订过的位置均以句首「▲」+ 淡底色标出。（v1.2 修订：通道定稿——已确认采用方案 B（WebSocket），连接建在全科客户端、每台诊室各一条（7.2）；下行消息贵方验签改为可选（7.3）；3.1 补科室字段语义（本次接诊科室）与选填体征字段；附录 B 改为「已确认 / 待确认」两组。（v1.1 曾新增：第 7 章双通道、签名统一 HMAC-SHA256、URL 对齐现网实现；dept_code 已确认取科室表「本地ID」列）</w:t>
       </w:r>
     </w:p>
     <w:p>
@@ -938,38 +938,6 @@
                 <w:sz w:val="18"/>
               </w:rPr>
               <w:t>签名值（见下）</w:t>
-            </w:r>
-          </w:p>
-        </w:tc>
-      </w:tr>
-      <w:tr>
-        <w:tc>
-          <w:tcPr>
-            <w:tcW w:type="dxa" w:w="4320"/>
-          </w:tcPr>
-          <w:p>
-            <w:r>
-              <w:rPr>
-                <w:sz w:val="18"/>
-                <w:rFonts w:ascii="Microsoft YaHei" w:hAnsi="Microsoft YaHei" w:eastAsia="Microsoft YaHei" w:cs="Microsoft YaHei"/>
-                <w:shd w:val="clear" w:color="auto" w:fill="FDF3D8"/>
-              </w:rPr>
-              <w:t>▲ X-Request-Id</w:t>
-            </w:r>
-          </w:p>
-        </w:tc>
-        <w:tc>
-          <w:tcPr>
-            <w:tcW w:type="dxa" w:w="4320"/>
-          </w:tcPr>
-          <w:p>
-            <w:r>
-              <w:rPr>
-                <w:sz w:val="18"/>
-                <w:rFonts w:ascii="Microsoft YaHei" w:hAnsi="Microsoft YaHei" w:eastAsia="Microsoft YaHei" w:cs="Microsoft YaHei"/>
-                <w:shd w:val="clear" w:color="auto" w:fill="FDF3D8"/>
-              </w:rPr>
-              <w:t>请求级幂等键，仅用于方案 A 的病历回写方向（我方→贵方）。同一份文书的所有重发（含超时重试与我方对账补投）该值恒定，可据此做一层请求去重；不参与签名计算。本期方案 B 的 WebSocket 信封无此字段，贵方无需实现——请以 msg_id 与 2.5 业务幂等键判重</w:t>
             </w:r>
           </w:p>
         </w:tc>
@@ -10761,7 +10729,7 @@
           <w:sz w:val="21"/>
           <w:rFonts w:ascii="Microsoft YaHei" w:hAnsi="Microsoft YaHei" w:eastAsia="Microsoft YaHei" w:cs="Microsoft YaHei"/>
         </w:rPr>
-        <w:t>其中 A 类 7 项建议优先看——这几处若两边理解不一致，联调时会表现为「消息发出去了但对方没反应」这类不易定位的问题。另有 19 处属口径写明（把原本没写清的地方说清楚，不改变接口本身，也不增加贵方工作量），不再单独罗列，已在正文对应位置以「▲」标出，通读时留意即可。</w:t>
+        <w:t>其中 A 类 7 项建议优先看——这几处若两边理解不一致，联调时会表现为「消息发出去了但对方没反应」这类不易定位的问题。另有 18 处属口径写明（把原本没写清的地方说清楚，不改变接口本身，也不增加贵方工作量），不再单独罗列，已在正文对应位置以「▲」标出，通读时留意即可。</w:t>
       </w:r>
     </w:p>
     <w:p>

--- a/docs/MediScribe_HIS接口规范_v1.3.docx
+++ b/docs/MediScribe_HIS接口规范_v1.3.docx
@@ -54,7 +54,7 @@
           <w:sz w:val="19"/>
           <w:shd w:val="clear" w:color="auto" w:fill="FDF3D8"/>
         </w:rPr>
-        <w:t>▲ v1.3 修订：共 29 处。其中需请您过目的 11 处已整理成表，见文末《附录 C：本次修订说明》——A 类 7 项建议在开发前先看；其余为口径写明，不改变接口本身、也不增加贵方工作量。正文中修订过的位置均以句首「▲」+ 淡底色标出。（v1.2 修订：通道定稿——已确认采用方案 B（WebSocket），连接建在全科客户端、每台诊室各一条（7.2）；下行消息贵方验签改为可选（7.3）；3.1 补科室字段语义（本次接诊科室）与选填体征字段；附录 B 改为「已确认 / 待确认」两组。（v1.1 曾新增：第 7 章双通道、签名统一 HMAC-SHA256、URL 对齐现网实现；dept_code 已确认取科室表「本地ID」列）</w:t>
+        <w:t>▲ v1.3 修订：共 32 处。其中需请您过目的 11 处已整理成表，见文末《附录 C：本次修订说明》——A 类 7 项建议在开发前先看；其余为口径写明，不改变接口本身、也不增加贵方工作量。正文中修订过的位置均以句首「▲」+ 淡底色标出。（v1.2 修订：通道定稿——已确认采用方案 B（WebSocket），连接建在全科客户端、每台诊室各一条（7.2）；下行消息贵方验签改为可选（7.3）；3.1 补科室字段语义（本次接诊科室）与选填体征字段；附录 B 改为「已确认 / 待确认」两组。（v1.1 曾新增：第 7 章双通道、签名统一 HMAC-SHA256、URL 对齐现网实现；dept_code 已确认取科室表「本地ID」列）</w:t>
       </w:r>
     </w:p>
     <w:p>
@@ -9413,8 +9413,9 @@
           <w:rFonts w:ascii="Microsoft YaHei" w:hAnsi="Microsoft YaHei" w:eastAsia="Microsoft YaHei"/>
           <w:b w:val="0"/>
           <w:sz w:val="21"/>
+          <w:shd w:val="clear" w:color="auto" w:fill="FDF3D8"/>
         </w:rPr>
-        <w:t>5. 验收：病历回写在医生界面正确渲染（待确认样式）、可确认保存。</w:t>
+        <w:t>▲ 5. 验收：病历回写后在 HIS 病历界面以草稿/待确认态正常显示，医生核对无误后可在 HIS 端确认保存，保存后即为正式病历。</w:t>
       </w:r>
     </w:p>
     <w:p>
@@ -9427,7 +9428,7 @@
           <w:sz w:val="19"/>
           <w:shd w:val="clear" w:color="auto" w:fill="FDF3D8"/>
         </w:rPr>
-        <w:t>▲ 请贵方提供：测试环境的 HIS 客户端与测试用就诊数据；测试凭证由我方分配（方案 B 为单向一套，贵方无需为我方分配）。先在测试环境跑通再上生产。</w:t>
+        <w:t>▲ 请贵方提供：测试环境的 HIS 客户端与测试用就诊数据；凭证由我方分配（方案 B 为单向一套，贵方无需为我方分配）。我方为单环境部署（即 wss://mediscribe.cn），联调与正式使用同一地址、同一套凭证，无需另配测试地址与测试凭证。因此请贵方联调时务必使用「虚构的测试患者」（姓名/身份证/手机号均可自拟），不要推送真实患者信息——已签发的病历按病历安全规则不可作废删除，会长期留在库中。联调期间产生的测试病历，由我方在医院正式启用前统一清理。</w:t>
       </w:r>
     </w:p>
     <w:p>
@@ -10688,6 +10689,22 @@
     </w:p>
     <w:p>
       <w:pPr>
+        <w:pStyle w:val="ListBullet"/>
+        <w:spacing w:line="360" w:lineRule="auto"/>
+      </w:pPr>
+      <w:r>
+        <w:rPr>
+          <w:b/>
+          <w:color w:val="C00000"/>
+          <w:sz w:val="20"/>
+          <w:rFonts w:ascii="Microsoft YaHei" w:hAnsi="Microsoft YaHei" w:eastAsia="Microsoft YaHei" w:cs="Microsoft YaHei"/>
+          <w:shd w:val="clear" w:color="auto" w:fill="FDF3D8"/>
+        </w:rPr>
+        <w:t>▲ 【待确认】贵方客户端的开发语言：我方随附 Python 与 Node.js 两版参考实现，若贵方用的是 C# / Java / Delphi 等，告知后我方可补该语言的对接注意事项（签名拼串与帧类型这两处最容易踩）。</w:t>
+      </w:r>
+    </w:p>
+    <w:p>
+      <w:pPr>
         <w:spacing w:after="200"/>
         <w:jc w:val="center"/>
       </w:pPr>
@@ -10729,7 +10746,7 @@
           <w:sz w:val="21"/>
           <w:rFonts w:ascii="Microsoft YaHei" w:hAnsi="Microsoft YaHei" w:eastAsia="Microsoft YaHei" w:cs="Microsoft YaHei"/>
         </w:rPr>
-        <w:t>其中 A 类 7 项建议优先看——这几处若两边理解不一致，联调时会表现为「消息发出去了但对方没反应」这类不易定位的问题。另有 18 处属口径写明（把原本没写清的地方说清楚，不改变接口本身，也不增加贵方工作量），不再单独罗列，已在正文对应位置以「▲」标出，通读时留意即可。</w:t>
+        <w:t>其中 A 类 7 项建议优先看——这几处若两边理解不一致，联调时会表现为「消息发出去了但对方没反应」这类不易定位的问题。另有 21 处属口径写明（把原本没写清的地方说清楚，不改变接口本身，也不增加贵方工作量），不再单独罗列，已在正文对应位置以「▲」标出，通读时留意即可。</w:t>
       </w:r>
     </w:p>
     <w:p>
